--- a/BGIL_DBT/validation/travel/DM-T/DM-T1_OPUS.docx
+++ b/BGIL_DBT/validation/travel/DM-T/DM-T1_OPUS.docx
@@ -4010,6 +4010,9 @@
       <w:r>
         <w:t xml:space="preserve">1. OPUS — Summary: every OPUS hub, link and satellite in one query</w:t>
       </w:r>
+      <w:r>
+        <w:t xml:space="preserve">  [M1]</w:t>
+      </w:r>
     </w:p>
     <w:tbl>
       <w:tblPr>
@@ -6182,6 +6185,9 @@
       <w:r>
         <w:t xml:space="preserve">2. OPUS — HUB  HUB_AGREEMENT</w:t>
       </w:r>
+      <w:r>
+        <w:t xml:space="preserve">  [M1]</w:t>
+      </w:r>
     </w:p>
     <w:tbl>
       <w:tblPr>
@@ -6492,6 +6498,9 @@
       <w:r>
         <w:t xml:space="preserve">3. OPUS — HUB  HUB_ASSESSMENT</w:t>
       </w:r>
+      <w:r>
+        <w:t xml:space="preserve">  [M1]</w:t>
+      </w:r>
     </w:p>
     <w:tbl>
       <w:tblPr>
@@ -6802,6 +6811,9 @@
       <w:r>
         <w:t xml:space="preserve">4. OPUS — HUB  HUB_COVERAGE</w:t>
       </w:r>
+      <w:r>
+        <w:t xml:space="preserve">  [M1]</w:t>
+      </w:r>
     </w:p>
     <w:tbl>
       <w:tblPr>
@@ -7112,6 +7124,9 @@
       <w:r>
         <w:t xml:space="preserve">5. OPUS — HUB  HUB_DISTRIBUTION_CHANNEL</w:t>
       </w:r>
+      <w:r>
+        <w:t xml:space="preserve">  [M1]</w:t>
+      </w:r>
     </w:p>
     <w:tbl>
       <w:tblPr>
@@ -7422,6 +7437,9 @@
       <w:r>
         <w:t xml:space="preserve">6. OPUS — HUB  HUB_FINANCIAL_ACCOUNT</w:t>
       </w:r>
+      <w:r>
+        <w:t xml:space="preserve">  [M1]</w:t>
+      </w:r>
     </w:p>
     <w:tbl>
       <w:tblPr>
@@ -7732,6 +7750,9 @@
       <w:r>
         <w:t xml:space="preserve">7. OPUS — HUB  HUB_FINANCIAL_TRANSACTION</w:t>
       </w:r>
+      <w:r>
+        <w:t xml:space="preserve">  [M1]</w:t>
+      </w:r>
     </w:p>
     <w:tbl>
       <w:tblPr>
@@ -8042,6 +8063,9 @@
       <w:r>
         <w:t xml:space="preserve">8. OPUS — HUB  HUB_LOCATION</w:t>
       </w:r>
+      <w:r>
+        <w:t xml:space="preserve">  [M1]</w:t>
+      </w:r>
     </w:p>
     <w:tbl>
       <w:tblPr>
@@ -8352,6 +8376,9 @@
       <w:r>
         <w:t xml:space="preserve">9. OPUS — HUB  HUB_ORG_UNIT</w:t>
       </w:r>
+      <w:r>
+        <w:t xml:space="preserve">  [M1]</w:t>
+      </w:r>
     </w:p>
     <w:tbl>
       <w:tblPr>
@@ -8662,6 +8689,9 @@
       <w:r>
         <w:t xml:space="preserve">10. OPUS — HUB  HUB_PARTY</w:t>
       </w:r>
+      <w:r>
+        <w:t xml:space="preserve">  [M1]</w:t>
+      </w:r>
     </w:p>
     <w:tbl>
       <w:tblPr>
@@ -8972,6 +9002,9 @@
       <w:r>
         <w:t xml:space="preserve">11. OPUS — HUB  HUB_POLICY</w:t>
       </w:r>
+      <w:r>
+        <w:t xml:space="preserve">  [M1]</w:t>
+      </w:r>
     </w:p>
     <w:tbl>
       <w:tblPr>
@@ -9282,6 +9315,9 @@
       <w:r>
         <w:t xml:space="preserve">12. OPUS — HUB  HUB_PRODUCT</w:t>
       </w:r>
+      <w:r>
+        <w:t xml:space="preserve">  [M1]</w:t>
+      </w:r>
     </w:p>
     <w:tbl>
       <w:tblPr>
@@ -9592,6 +9628,9 @@
       <w:r>
         <w:t xml:space="preserve">13. OPUS — HUB  HUB_PROPOSAL</w:t>
       </w:r>
+      <w:r>
+        <w:t xml:space="preserve">  [M1]</w:t>
+      </w:r>
     </w:p>
     <w:tbl>
       <w:tblPr>
@@ -9902,6 +9941,9 @@
       <w:r>
         <w:t xml:space="preserve">14. OPUS — HUB  HUB_QUOTE</w:t>
       </w:r>
+      <w:r>
+        <w:t xml:space="preserve">  [M1]</w:t>
+      </w:r>
     </w:p>
     <w:tbl>
       <w:tblPr>
@@ -10212,6 +10254,9 @@
       <w:r>
         <w:t xml:space="preserve">15. OPUS — HUB  HUB_RISK_OBJECT</w:t>
       </w:r>
+      <w:r>
+        <w:t xml:space="preserve">  [M1]</w:t>
+      </w:r>
     </w:p>
     <w:tbl>
       <w:tblPr>
@@ -10522,6 +10567,9 @@
       <w:r>
         <w:t xml:space="preserve">16. OPUS — SATELLITE  SAT_AUG_COMMON_COMMUNICATION_PREFERENCE</w:t>
       </w:r>
+      <w:r>
+        <w:t xml:space="preserve">  [M1]</w:t>
+      </w:r>
     </w:p>
     <w:tbl>
       <w:tblPr>
@@ -10832,6 +10880,9 @@
       <w:r>
         <w:t xml:space="preserve">17. OPUS — SATELLITE  SAT_AUG_COVERAGE_DEFINITION</w:t>
       </w:r>
+      <w:r>
+        <w:t xml:space="preserve">  [M1]</w:t>
+      </w:r>
     </w:p>
     <w:tbl>
       <w:tblPr>
@@ -11142,6 +11193,9 @@
       <w:r>
         <w:t xml:space="preserve">18. OPUS — SATELLITE  SAT_AUG_COVERAGE_LIMITS</w:t>
       </w:r>
+      <w:r>
+        <w:t xml:space="preserve">  [M1]</w:t>
+      </w:r>
     </w:p>
     <w:tbl>
       <w:tblPr>
@@ -11452,6 +11506,9 @@
       <w:r>
         <w:t xml:space="preserve">19. OPUS — SATELLITE  SAT_AUG_COVERAGE_RATING</w:t>
       </w:r>
+      <w:r>
+        <w:t xml:space="preserve">  [M1]</w:t>
+      </w:r>
     </w:p>
     <w:tbl>
       <w:tblPr>
@@ -11762,6 +11819,9 @@
       <w:r>
         <w:t xml:space="preserve">20. OPUS — SATELLITE  SAT_AUG_FINTXN_PREMIUM</w:t>
       </w:r>
+      <w:r>
+        <w:t xml:space="preserve">  [M1]</w:t>
+      </w:r>
     </w:p>
     <w:tbl>
       <w:tblPr>
@@ -12072,6 +12132,9 @@
       <w:r>
         <w:t xml:space="preserve">21. OPUS — SATELLITE  SAT_AUG_LNK_PARTY_ROLE_CORE</w:t>
       </w:r>
+      <w:r>
+        <w:t xml:space="preserve">  [M2]</w:t>
+      </w:r>
     </w:p>
     <w:tbl>
       <w:tblPr>
@@ -12382,6 +12445,9 @@
       <w:r>
         <w:t xml:space="preserve">22. OPUS — SATELLITE  SAT_AUG_LNK_ROLE_CUSTOMER</w:t>
       </w:r>
+      <w:r>
+        <w:t xml:space="preserve">  [M2]</w:t>
+      </w:r>
     </w:p>
     <w:tbl>
       <w:tblPr>
@@ -12692,6 +12758,9 @@
       <w:r>
         <w:t xml:space="preserve">23. OPUS — SATELLITE  SAT_AUG_PARTY_BANKING</w:t>
       </w:r>
+      <w:r>
+        <w:t xml:space="preserve">  [M2]</w:t>
+      </w:r>
     </w:p>
     <w:tbl>
       <w:tblPr>
@@ -13002,6 +13071,9 @@
       <w:r>
         <w:t xml:space="preserve">24. OPUS — SATELLITE  SAT_AUG_PARTY_EMPLOYMENT</w:t>
       </w:r>
+      <w:r>
+        <w:t xml:space="preserve">  [M2]</w:t>
+      </w:r>
     </w:p>
     <w:tbl>
       <w:tblPr>
@@ -13312,6 +13384,9 @@
       <w:r>
         <w:t xml:space="preserve">25. OPUS — SATELLITE  SAT_AUG_PRODUCT_TERMS</w:t>
       </w:r>
+      <w:r>
+        <w:t xml:space="preserve">  [M2]</w:t>
+      </w:r>
     </w:p>
     <w:tbl>
       <w:tblPr>
@@ -13622,6 +13697,9 @@
       <w:r>
         <w:t xml:space="preserve">26. OPUS — SATELLITE  SAT_AUG_RISK_PERSON_INSURED</w:t>
       </w:r>
+      <w:r>
+        <w:t xml:space="preserve">  [M2]</w:t>
+      </w:r>
     </w:p>
     <w:tbl>
       <w:tblPr>
@@ -13932,6 +14010,9 @@
       <w:r>
         <w:t xml:space="preserve">27. OPUS — SATELLITE  SAT_AUG_RISK_PERSON_TRAVEL</w:t>
       </w:r>
+      <w:r>
+        <w:t xml:space="preserve">  [M2]</w:t>
+      </w:r>
     </w:p>
     <w:tbl>
       <w:tblPr>
@@ -14242,6 +14323,9 @@
       <w:r>
         <w:t xml:space="preserve">28. OPUS — SATELLITE  SAT_COMMON_ADDRESS</w:t>
       </w:r>
+      <w:r>
+        <w:t xml:space="preserve">  [M2]</w:t>
+      </w:r>
     </w:p>
     <w:tbl>
       <w:tblPr>
@@ -14552,6 +14636,9 @@
       <w:r>
         <w:t xml:space="preserve">29. OPUS — SATELLITE  SAT_COMMON_CLASSIFICATION</w:t>
       </w:r>
+      <w:r>
+        <w:t xml:space="preserve">  [M2]</w:t>
+      </w:r>
     </w:p>
     <w:tbl>
       <w:tblPr>
@@ -14862,6 +14949,9 @@
       <w:r>
         <w:t xml:space="preserve">30. OPUS — SATELLITE  SAT_COMMON_CONTACT</w:t>
       </w:r>
+      <w:r>
+        <w:t xml:space="preserve">  [M2]</w:t>
+      </w:r>
     </w:p>
     <w:tbl>
       <w:tblPr>
@@ -15172,6 +15262,9 @@
       <w:r>
         <w:t xml:space="preserve">31. OPUS — SATELLITE  SAT_COVERAGE_CONDITIONS</w:t>
       </w:r>
+      <w:r>
+        <w:t xml:space="preserve">  [M2]</w:t>
+      </w:r>
     </w:p>
     <w:tbl>
       <w:tblPr>
@@ -15482,6 +15575,9 @@
       <w:r>
         <w:t xml:space="preserve">32. OPUS — SATELLITE  SAT_COVERAGE_DEFINITION</w:t>
       </w:r>
+      <w:r>
+        <w:t xml:space="preserve">  [M2]</w:t>
+      </w:r>
     </w:p>
     <w:tbl>
       <w:tblPr>
@@ -15792,6 +15888,9 @@
       <w:r>
         <w:t xml:space="preserve">33. OPUS — SATELLITE  SAT_COVERAGE_LIMITS</w:t>
       </w:r>
+      <w:r>
+        <w:t xml:space="preserve">  [M2]</w:t>
+      </w:r>
     </w:p>
     <w:tbl>
       <w:tblPr>
@@ -16102,6 +16201,9 @@
       <w:r>
         <w:t xml:space="preserve">34. OPUS — SATELLITE  SAT_FINTXN_COMMISSION</w:t>
       </w:r>
+      <w:r>
+        <w:t xml:space="preserve">  [M2]</w:t>
+      </w:r>
     </w:p>
     <w:tbl>
       <w:tblPr>
@@ -16412,6 +16514,9 @@
       <w:r>
         <w:t xml:space="preserve">35. OPUS — SATELLITE  SAT_FINTXN_HEADER</w:t>
       </w:r>
+      <w:r>
+        <w:t xml:space="preserve">  [M2]</w:t>
+      </w:r>
     </w:p>
     <w:tbl>
       <w:tblPr>
@@ -16722,6 +16827,9 @@
       <w:r>
         <w:t xml:space="preserve">36. OPUS — SATELLITE  SAT_FINTXN_PREMIUM</w:t>
       </w:r>
+      <w:r>
+        <w:t xml:space="preserve">  [M2]</w:t>
+      </w:r>
     </w:p>
     <w:tbl>
       <w:tblPr>
@@ -17032,6 +17140,9 @@
       <w:r>
         <w:t xml:space="preserve">37. OPUS — SATELLITE  SAT_FINTXN_TAX</w:t>
       </w:r>
+      <w:r>
+        <w:t xml:space="preserve">  [M2]</w:t>
+      </w:r>
     </w:p>
     <w:tbl>
       <w:tblPr>
@@ -17342,6 +17453,9 @@
       <w:r>
         <w:t xml:space="preserve">38. OPUS — SATELLITE  SAT_FIN_CHARGE_RATE</w:t>
       </w:r>
+      <w:r>
+        <w:t xml:space="preserve">  [M2]</w:t>
+      </w:r>
     </w:p>
     <w:tbl>
       <w:tblPr>
@@ -17652,6 +17766,9 @@
       <w:r>
         <w:t xml:space="preserve">39. OPUS — SATELLITE  SAT_FIN_RECEIPT</w:t>
       </w:r>
+      <w:r>
+        <w:t xml:space="preserve">  [M2]</w:t>
+      </w:r>
     </w:p>
     <w:tbl>
       <w:tblPr>
@@ -17962,6 +18079,9 @@
       <w:r>
         <w:t xml:space="preserve">40. OPUS — SATELLITE  SAT_LNK_ROLE_NOMINEE_BENEFICIARY</w:t>
       </w:r>
+      <w:r>
+        <w:t xml:space="preserve">  [M2]</w:t>
+      </w:r>
     </w:p>
     <w:tbl>
       <w:tblPr>
@@ -18272,6 +18392,9 @@
       <w:r>
         <w:t xml:space="preserve">41. OPUS — SATELLITE  SAT_ORG_UNIT_DEFINITION</w:t>
       </w:r>
+      <w:r>
+        <w:t xml:space="preserve">  [M3]</w:t>
+      </w:r>
     </w:p>
     <w:tbl>
       <w:tblPr>
@@ -18582,6 +18705,9 @@
       <w:r>
         <w:t xml:space="preserve">42. OPUS — SATELLITE  SAT_PARTY_EMPLOYMENT</w:t>
       </w:r>
+      <w:r>
+        <w:t xml:space="preserve">  [M3]</w:t>
+      </w:r>
     </w:p>
     <w:tbl>
       <w:tblPr>
@@ -18892,6 +19018,9 @@
       <w:r>
         <w:t xml:space="preserve">43. OPUS — SATELLITE  SAT_PARTY_HEALTH_PROFILE</w:t>
       </w:r>
+      <w:r>
+        <w:t xml:space="preserve">  [M3]</w:t>
+      </w:r>
     </w:p>
     <w:tbl>
       <w:tblPr>
@@ -19202,6 +19331,9 @@
       <w:r>
         <w:t xml:space="preserve">44. OPUS — SATELLITE  SAT_PARTY_IDENTIFICATION</w:t>
       </w:r>
+      <w:r>
+        <w:t xml:space="preserve">  [M3]</w:t>
+      </w:r>
     </w:p>
     <w:tbl>
       <w:tblPr>
@@ -19512,6 +19644,9 @@
       <w:r>
         <w:t xml:space="preserve">45. OPUS — SATELLITE  SAT_PARTY_IDENTITY</w:t>
       </w:r>
+      <w:r>
+        <w:t xml:space="preserve">  [M3]</w:t>
+      </w:r>
     </w:p>
     <w:tbl>
       <w:tblPr>
@@ -19822,6 +19957,9 @@
       <w:r>
         <w:t xml:space="preserve">46. OPUS — SATELLITE  SAT_PARTY_INDIVIDUAL_DEMOGRAPHICS</w:t>
       </w:r>
+      <w:r>
+        <w:t xml:space="preserve">  [M3]</w:t>
+      </w:r>
     </w:p>
     <w:tbl>
       <w:tblPr>
@@ -20132,6 +20270,9 @@
       <w:r>
         <w:t xml:space="preserve">47. OPUS — SATELLITE  SAT_POLICY_CLASSIFICATION</w:t>
       </w:r>
+      <w:r>
+        <w:t xml:space="preserve">  [M3]</w:t>
+      </w:r>
     </w:p>
     <w:tbl>
       <w:tblPr>
@@ -20442,6 +20583,9 @@
       <w:r>
         <w:t xml:space="preserve">48. OPUS — SATELLITE  SAT_POLICY_HEADER</w:t>
       </w:r>
+      <w:r>
+        <w:t xml:space="preserve">  [M3]</w:t>
+      </w:r>
     </w:p>
     <w:tbl>
       <w:tblPr>
@@ -20752,6 +20896,9 @@
       <w:r>
         <w:t xml:space="preserve">49. OPUS — SATELLITE  SAT_POLICY_TERMS</w:t>
       </w:r>
+      <w:r>
+        <w:t xml:space="preserve">  [M3]</w:t>
+      </w:r>
     </w:p>
     <w:tbl>
       <w:tblPr>
@@ -21062,6 +21209,9 @@
       <w:r>
         <w:t xml:space="preserve">50. OPUS — SATELLITE  SAT_PRODUCT_DEFINITION</w:t>
       </w:r>
+      <w:r>
+        <w:t xml:space="preserve">  [M3]</w:t>
+      </w:r>
     </w:p>
     <w:tbl>
       <w:tblPr>
@@ -21372,6 +21522,9 @@
       <w:r>
         <w:t xml:space="preserve">51. OPUS — SATELLITE  SAT_PRODUCT_RATING_FACTOR</w:t>
       </w:r>
+      <w:r>
+        <w:t xml:space="preserve">  [M3]</w:t>
+      </w:r>
     </w:p>
     <w:tbl>
       <w:tblPr>
@@ -21682,6 +21835,9 @@
       <w:r>
         <w:t xml:space="preserve">52. OPUS — SATELLITE  SAT_PRODUCT_RATING_STRUCTURE</w:t>
       </w:r>
+      <w:r>
+        <w:t xml:space="preserve">  [M3]</w:t>
+      </w:r>
     </w:p>
     <w:tbl>
       <w:tblPr>
@@ -21992,6 +22148,9 @@
       <w:r>
         <w:t xml:space="preserve">53. OPUS — SATELLITE  SAT_PRODUCT_TERMS</w:t>
       </w:r>
+      <w:r>
+        <w:t xml:space="preserve">  [M3]</w:t>
+      </w:r>
     </w:p>
     <w:tbl>
       <w:tblPr>
@@ -22302,6 +22461,9 @@
       <w:r>
         <w:t xml:space="preserve">54. OPUS — SATELLITE  SAT_PROPOSAL_UNDERWRITING</w:t>
       </w:r>
+      <w:r>
+        <w:t xml:space="preserve">  [M3]</w:t>
+      </w:r>
     </w:p>
     <w:tbl>
       <w:tblPr>
@@ -22612,6 +22774,9 @@
       <w:r>
         <w:t xml:space="preserve">55. OPUS — SATELLITE  SAT_QUOTE_HEADER</w:t>
       </w:r>
+      <w:r>
+        <w:t xml:space="preserve">  [M3]</w:t>
+      </w:r>
     </w:p>
     <w:tbl>
       <w:tblPr>
@@ -22922,6 +23087,9 @@
       <w:r>
         <w:t xml:space="preserve">56. OPUS — SATELLITE  SAT_RISK_MOTOR_DRIVER</w:t>
       </w:r>
+      <w:r>
+        <w:t xml:space="preserve">  [M3]</w:t>
+      </w:r>
     </w:p>
     <w:tbl>
       <w:tblPr>
@@ -23232,6 +23400,9 @@
       <w:r>
         <w:t xml:space="preserve">57. OPUS — SATELLITE  SAT_RISK_MOTOR_VEHICLE</w:t>
       </w:r>
+      <w:r>
+        <w:t xml:space="preserve">  [M3]</w:t>
+      </w:r>
     </w:p>
     <w:tbl>
       <w:tblPr>
@@ -23542,6 +23713,9 @@
       <w:r>
         <w:t xml:space="preserve">58. OPUS — SATELLITE  SAT_RISK_OBJECT_CORE</w:t>
       </w:r>
+      <w:r>
+        <w:t xml:space="preserve">  [M3]</w:t>
+      </w:r>
     </w:p>
     <w:tbl>
       <w:tblPr>
@@ -23852,6 +24026,9 @@
       <w:r>
         <w:t xml:space="preserve">59. OPUS — SATELLITE  SAT_RISK_PERSON_INSURED</w:t>
       </w:r>
+      <w:r>
+        <w:t xml:space="preserve">  [M3]</w:t>
+      </w:r>
     </w:p>
     <w:tbl>
       <w:tblPr>
@@ -24161,6 +24338,9 @@
       </w:pPr>
       <w:r>
         <w:t xml:space="preserve">60. OPUS — SATELLITE  SAT_RISK_PERSON_TRAVEL</w:t>
+      </w:r>
+      <w:r>
+        <w:t xml:space="preserve">  [M3]</w:t>
       </w:r>
     </w:p>
     <w:tbl>

--- a/BGIL_DBT/validation/travel/DM-T/DM-T1_OPUS.docx
+++ b/BGIL_DBT/validation/travel/DM-T/DM-T1_OPUS.docx
@@ -221,17 +221,17 @@
               <w:rPr>
                 <w:b/>
               </w:rPr>
-              <w:t xml:space="preserve">Maximus Travel V2 RAW</w:t>
-            </w:r>
-          </w:p>
-        </w:tc>
-        <w:tc>
-          <w:tcPr>
-            <w:tcW w:type="dxa" w:w="5640"/>
-          </w:tcPr>
-          <w:p>
-            <w:r>
-              <w:t xml:space="preserve">RAW.MAXIMUS_TRAVEL_V2</w:t>
+              <w:t xml:space="preserve">Maximus Travel RAW</w:t>
+            </w:r>
+          </w:p>
+        </w:tc>
+        <w:tc>
+          <w:tcPr>
+            <w:tcW w:type="dxa" w:w="5640"/>
+          </w:tcPr>
+          <w:p>
+            <w:r>
+              <w:t xml:space="preserve">RAW.MAXIMUS_TRAVEL</w:t>
             </w:r>
           </w:p>
         </w:tc>
@@ -4010,9 +4010,6 @@
       <w:r>
         <w:t xml:space="preserve">1. OPUS — Summary: every OPUS hub, link and satellite in one query</w:t>
       </w:r>
-      <w:r>
-        <w:t xml:space="preserve">  [M1]</w:t>
-      </w:r>
     </w:p>
     <w:tbl>
       <w:tblPr>
@@ -6185,9 +6182,6 @@
       <w:r>
         <w:t xml:space="preserve">2. OPUS — HUB  HUB_AGREEMENT</w:t>
       </w:r>
-      <w:r>
-        <w:t xml:space="preserve">  [M1]</w:t>
-      </w:r>
     </w:p>
     <w:tbl>
       <w:tblPr>
@@ -6498,9 +6492,6 @@
       <w:r>
         <w:t xml:space="preserve">3. OPUS — HUB  HUB_ASSESSMENT</w:t>
       </w:r>
-      <w:r>
-        <w:t xml:space="preserve">  [M1]</w:t>
-      </w:r>
     </w:p>
     <w:tbl>
       <w:tblPr>
@@ -6811,9 +6802,6 @@
       <w:r>
         <w:t xml:space="preserve">4. OPUS — HUB  HUB_COVERAGE</w:t>
       </w:r>
-      <w:r>
-        <w:t xml:space="preserve">  [M1]</w:t>
-      </w:r>
     </w:p>
     <w:tbl>
       <w:tblPr>
@@ -7124,9 +7112,6 @@
       <w:r>
         <w:t xml:space="preserve">5. OPUS — HUB  HUB_DISTRIBUTION_CHANNEL</w:t>
       </w:r>
-      <w:r>
-        <w:t xml:space="preserve">  [M1]</w:t>
-      </w:r>
     </w:p>
     <w:tbl>
       <w:tblPr>
@@ -7437,9 +7422,6 @@
       <w:r>
         <w:t xml:space="preserve">6. OPUS — HUB  HUB_FINANCIAL_ACCOUNT</w:t>
       </w:r>
-      <w:r>
-        <w:t xml:space="preserve">  [M1]</w:t>
-      </w:r>
     </w:p>
     <w:tbl>
       <w:tblPr>
@@ -7750,9 +7732,6 @@
       <w:r>
         <w:t xml:space="preserve">7. OPUS — HUB  HUB_FINANCIAL_TRANSACTION</w:t>
       </w:r>
-      <w:r>
-        <w:t xml:space="preserve">  [M1]</w:t>
-      </w:r>
     </w:p>
     <w:tbl>
       <w:tblPr>
@@ -8063,9 +8042,6 @@
       <w:r>
         <w:t xml:space="preserve">8. OPUS — HUB  HUB_LOCATION</w:t>
       </w:r>
-      <w:r>
-        <w:t xml:space="preserve">  [M1]</w:t>
-      </w:r>
     </w:p>
     <w:tbl>
       <w:tblPr>
@@ -8376,9 +8352,6 @@
       <w:r>
         <w:t xml:space="preserve">9. OPUS — HUB  HUB_ORG_UNIT</w:t>
       </w:r>
-      <w:r>
-        <w:t xml:space="preserve">  [M1]</w:t>
-      </w:r>
     </w:p>
     <w:tbl>
       <w:tblPr>
@@ -8689,9 +8662,6 @@
       <w:r>
         <w:t xml:space="preserve">10. OPUS — HUB  HUB_PARTY</w:t>
       </w:r>
-      <w:r>
-        <w:t xml:space="preserve">  [M1]</w:t>
-      </w:r>
     </w:p>
     <w:tbl>
       <w:tblPr>
@@ -9002,9 +8972,6 @@
       <w:r>
         <w:t xml:space="preserve">11. OPUS — HUB  HUB_POLICY</w:t>
       </w:r>
-      <w:r>
-        <w:t xml:space="preserve">  [M1]</w:t>
-      </w:r>
     </w:p>
     <w:tbl>
       <w:tblPr>
@@ -9315,9 +9282,6 @@
       <w:r>
         <w:t xml:space="preserve">12. OPUS — HUB  HUB_PRODUCT</w:t>
       </w:r>
-      <w:r>
-        <w:t xml:space="preserve">  [M1]</w:t>
-      </w:r>
     </w:p>
     <w:tbl>
       <w:tblPr>
@@ -9628,9 +9592,6 @@
       <w:r>
         <w:t xml:space="preserve">13. OPUS — HUB  HUB_PROPOSAL</w:t>
       </w:r>
-      <w:r>
-        <w:t xml:space="preserve">  [M1]</w:t>
-      </w:r>
     </w:p>
     <w:tbl>
       <w:tblPr>
@@ -9941,9 +9902,6 @@
       <w:r>
         <w:t xml:space="preserve">14. OPUS — HUB  HUB_QUOTE</w:t>
       </w:r>
-      <w:r>
-        <w:t xml:space="preserve">  [M1]</w:t>
-      </w:r>
     </w:p>
     <w:tbl>
       <w:tblPr>
@@ -10254,9 +10212,6 @@
       <w:r>
         <w:t xml:space="preserve">15. OPUS — HUB  HUB_RISK_OBJECT</w:t>
       </w:r>
-      <w:r>
-        <w:t xml:space="preserve">  [M1]</w:t>
-      </w:r>
     </w:p>
     <w:tbl>
       <w:tblPr>
@@ -10567,9 +10522,6 @@
       <w:r>
         <w:t xml:space="preserve">16. OPUS — SATELLITE  SAT_AUG_COMMON_COMMUNICATION_PREFERENCE</w:t>
       </w:r>
-      <w:r>
-        <w:t xml:space="preserve">  [M1]</w:t>
-      </w:r>
     </w:p>
     <w:tbl>
       <w:tblPr>
@@ -10880,9 +10832,6 @@
       <w:r>
         <w:t xml:space="preserve">17. OPUS — SATELLITE  SAT_AUG_COVERAGE_DEFINITION</w:t>
       </w:r>
-      <w:r>
-        <w:t xml:space="preserve">  [M1]</w:t>
-      </w:r>
     </w:p>
     <w:tbl>
       <w:tblPr>
@@ -11193,9 +11142,6 @@
       <w:r>
         <w:t xml:space="preserve">18. OPUS — SATELLITE  SAT_AUG_COVERAGE_LIMITS</w:t>
       </w:r>
-      <w:r>
-        <w:t xml:space="preserve">  [M1]</w:t>
-      </w:r>
     </w:p>
     <w:tbl>
       <w:tblPr>
@@ -11506,9 +11452,6 @@
       <w:r>
         <w:t xml:space="preserve">19. OPUS — SATELLITE  SAT_AUG_COVERAGE_RATING</w:t>
       </w:r>
-      <w:r>
-        <w:t xml:space="preserve">  [M1]</w:t>
-      </w:r>
     </w:p>
     <w:tbl>
       <w:tblPr>
@@ -11819,9 +11762,6 @@
       <w:r>
         <w:t xml:space="preserve">20. OPUS — SATELLITE  SAT_AUG_FINTXN_PREMIUM</w:t>
       </w:r>
-      <w:r>
-        <w:t xml:space="preserve">  [M1]</w:t>
-      </w:r>
     </w:p>
     <w:tbl>
       <w:tblPr>
@@ -12132,9 +12072,6 @@
       <w:r>
         <w:t xml:space="preserve">21. OPUS — SATELLITE  SAT_AUG_LNK_PARTY_ROLE_CORE</w:t>
       </w:r>
-      <w:r>
-        <w:t xml:space="preserve">  [M2]</w:t>
-      </w:r>
     </w:p>
     <w:tbl>
       <w:tblPr>
@@ -12445,9 +12382,6 @@
       <w:r>
         <w:t xml:space="preserve">22. OPUS — SATELLITE  SAT_AUG_LNK_ROLE_CUSTOMER</w:t>
       </w:r>
-      <w:r>
-        <w:t xml:space="preserve">  [M2]</w:t>
-      </w:r>
     </w:p>
     <w:tbl>
       <w:tblPr>
@@ -12758,9 +12692,6 @@
       <w:r>
         <w:t xml:space="preserve">23. OPUS — SATELLITE  SAT_AUG_PARTY_BANKING</w:t>
       </w:r>
-      <w:r>
-        <w:t xml:space="preserve">  [M2]</w:t>
-      </w:r>
     </w:p>
     <w:tbl>
       <w:tblPr>
@@ -13071,9 +13002,6 @@
       <w:r>
         <w:t xml:space="preserve">24. OPUS — SATELLITE  SAT_AUG_PARTY_EMPLOYMENT</w:t>
       </w:r>
-      <w:r>
-        <w:t xml:space="preserve">  [M2]</w:t>
-      </w:r>
     </w:p>
     <w:tbl>
       <w:tblPr>
@@ -13384,9 +13312,6 @@
       <w:r>
         <w:t xml:space="preserve">25. OPUS — SATELLITE  SAT_AUG_PRODUCT_TERMS</w:t>
       </w:r>
-      <w:r>
-        <w:t xml:space="preserve">  [M2]</w:t>
-      </w:r>
     </w:p>
     <w:tbl>
       <w:tblPr>
@@ -13697,9 +13622,6 @@
       <w:r>
         <w:t xml:space="preserve">26. OPUS — SATELLITE  SAT_AUG_RISK_PERSON_INSURED</w:t>
       </w:r>
-      <w:r>
-        <w:t xml:space="preserve">  [M2]</w:t>
-      </w:r>
     </w:p>
     <w:tbl>
       <w:tblPr>
@@ -14010,9 +13932,6 @@
       <w:r>
         <w:t xml:space="preserve">27. OPUS — SATELLITE  SAT_AUG_RISK_PERSON_TRAVEL</w:t>
       </w:r>
-      <w:r>
-        <w:t xml:space="preserve">  [M2]</w:t>
-      </w:r>
     </w:p>
     <w:tbl>
       <w:tblPr>
@@ -14323,9 +14242,6 @@
       <w:r>
         <w:t xml:space="preserve">28. OPUS — SATELLITE  SAT_COMMON_ADDRESS</w:t>
       </w:r>
-      <w:r>
-        <w:t xml:space="preserve">  [M2]</w:t>
-      </w:r>
     </w:p>
     <w:tbl>
       <w:tblPr>
@@ -14636,9 +14552,6 @@
       <w:r>
         <w:t xml:space="preserve">29. OPUS — SATELLITE  SAT_COMMON_CLASSIFICATION</w:t>
       </w:r>
-      <w:r>
-        <w:t xml:space="preserve">  [M2]</w:t>
-      </w:r>
     </w:p>
     <w:tbl>
       <w:tblPr>
@@ -14949,9 +14862,6 @@
       <w:r>
         <w:t xml:space="preserve">30. OPUS — SATELLITE  SAT_COMMON_CONTACT</w:t>
       </w:r>
-      <w:r>
-        <w:t xml:space="preserve">  [M2]</w:t>
-      </w:r>
     </w:p>
     <w:tbl>
       <w:tblPr>
@@ -15262,9 +15172,6 @@
       <w:r>
         <w:t xml:space="preserve">31. OPUS — SATELLITE  SAT_COVERAGE_CONDITIONS</w:t>
       </w:r>
-      <w:r>
-        <w:t xml:space="preserve">  [M2]</w:t>
-      </w:r>
     </w:p>
     <w:tbl>
       <w:tblPr>
@@ -15575,9 +15482,6 @@
       <w:r>
         <w:t xml:space="preserve">32. OPUS — SATELLITE  SAT_COVERAGE_DEFINITION</w:t>
       </w:r>
-      <w:r>
-        <w:t xml:space="preserve">  [M2]</w:t>
-      </w:r>
     </w:p>
     <w:tbl>
       <w:tblPr>
@@ -15888,9 +15792,6 @@
       <w:r>
         <w:t xml:space="preserve">33. OPUS — SATELLITE  SAT_COVERAGE_LIMITS</w:t>
       </w:r>
-      <w:r>
-        <w:t xml:space="preserve">  [M2]</w:t>
-      </w:r>
     </w:p>
     <w:tbl>
       <w:tblPr>
@@ -16201,9 +16102,6 @@
       <w:r>
         <w:t xml:space="preserve">34. OPUS — SATELLITE  SAT_FINTXN_COMMISSION</w:t>
       </w:r>
-      <w:r>
-        <w:t xml:space="preserve">  [M2]</w:t>
-      </w:r>
     </w:p>
     <w:tbl>
       <w:tblPr>
@@ -16514,9 +16412,6 @@
       <w:r>
         <w:t xml:space="preserve">35. OPUS — SATELLITE  SAT_FINTXN_HEADER</w:t>
       </w:r>
-      <w:r>
-        <w:t xml:space="preserve">  [M2]</w:t>
-      </w:r>
     </w:p>
     <w:tbl>
       <w:tblPr>
@@ -16827,9 +16722,6 @@
       <w:r>
         <w:t xml:space="preserve">36. OPUS — SATELLITE  SAT_FINTXN_PREMIUM</w:t>
       </w:r>
-      <w:r>
-        <w:t xml:space="preserve">  [M2]</w:t>
-      </w:r>
     </w:p>
     <w:tbl>
       <w:tblPr>
@@ -17140,9 +17032,6 @@
       <w:r>
         <w:t xml:space="preserve">37. OPUS — SATELLITE  SAT_FINTXN_TAX</w:t>
       </w:r>
-      <w:r>
-        <w:t xml:space="preserve">  [M2]</w:t>
-      </w:r>
     </w:p>
     <w:tbl>
       <w:tblPr>
@@ -17453,9 +17342,6 @@
       <w:r>
         <w:t xml:space="preserve">38. OPUS — SATELLITE  SAT_FIN_CHARGE_RATE</w:t>
       </w:r>
-      <w:r>
-        <w:t xml:space="preserve">  [M2]</w:t>
-      </w:r>
     </w:p>
     <w:tbl>
       <w:tblPr>
@@ -17766,9 +17652,6 @@
       <w:r>
         <w:t xml:space="preserve">39. OPUS — SATELLITE  SAT_FIN_RECEIPT</w:t>
       </w:r>
-      <w:r>
-        <w:t xml:space="preserve">  [M2]</w:t>
-      </w:r>
     </w:p>
     <w:tbl>
       <w:tblPr>
@@ -18079,9 +17962,6 @@
       <w:r>
         <w:t xml:space="preserve">40. OPUS — SATELLITE  SAT_LNK_ROLE_NOMINEE_BENEFICIARY</w:t>
       </w:r>
-      <w:r>
-        <w:t xml:space="preserve">  [M2]</w:t>
-      </w:r>
     </w:p>
     <w:tbl>
       <w:tblPr>
@@ -18392,9 +18272,6 @@
       <w:r>
         <w:t xml:space="preserve">41. OPUS — SATELLITE  SAT_ORG_UNIT_DEFINITION</w:t>
       </w:r>
-      <w:r>
-        <w:t xml:space="preserve">  [M3]</w:t>
-      </w:r>
     </w:p>
     <w:tbl>
       <w:tblPr>
@@ -18705,9 +18582,6 @@
       <w:r>
         <w:t xml:space="preserve">42. OPUS — SATELLITE  SAT_PARTY_EMPLOYMENT</w:t>
       </w:r>
-      <w:r>
-        <w:t xml:space="preserve">  [M3]</w:t>
-      </w:r>
     </w:p>
     <w:tbl>
       <w:tblPr>
@@ -19018,9 +18892,6 @@
       <w:r>
         <w:t xml:space="preserve">43. OPUS — SATELLITE  SAT_PARTY_HEALTH_PROFILE</w:t>
       </w:r>
-      <w:r>
-        <w:t xml:space="preserve">  [M3]</w:t>
-      </w:r>
     </w:p>
     <w:tbl>
       <w:tblPr>
@@ -19331,9 +19202,6 @@
       <w:r>
         <w:t xml:space="preserve">44. OPUS — SATELLITE  SAT_PARTY_IDENTIFICATION</w:t>
       </w:r>
-      <w:r>
-        <w:t xml:space="preserve">  [M3]</w:t>
-      </w:r>
     </w:p>
     <w:tbl>
       <w:tblPr>
@@ -19644,9 +19512,6 @@
       <w:r>
         <w:t xml:space="preserve">45. OPUS — SATELLITE  SAT_PARTY_IDENTITY</w:t>
       </w:r>
-      <w:r>
-        <w:t xml:space="preserve">  [M3]</w:t>
-      </w:r>
     </w:p>
     <w:tbl>
       <w:tblPr>
@@ -19957,9 +19822,6 @@
       <w:r>
         <w:t xml:space="preserve">46. OPUS — SATELLITE  SAT_PARTY_INDIVIDUAL_DEMOGRAPHICS</w:t>
       </w:r>
-      <w:r>
-        <w:t xml:space="preserve">  [M3]</w:t>
-      </w:r>
     </w:p>
     <w:tbl>
       <w:tblPr>
@@ -20270,9 +20132,6 @@
       <w:r>
         <w:t xml:space="preserve">47. OPUS — SATELLITE  SAT_POLICY_CLASSIFICATION</w:t>
       </w:r>
-      <w:r>
-        <w:t xml:space="preserve">  [M3]</w:t>
-      </w:r>
     </w:p>
     <w:tbl>
       <w:tblPr>
@@ -20583,9 +20442,6 @@
       <w:r>
         <w:t xml:space="preserve">48. OPUS — SATELLITE  SAT_POLICY_HEADER</w:t>
       </w:r>
-      <w:r>
-        <w:t xml:space="preserve">  [M3]</w:t>
-      </w:r>
     </w:p>
     <w:tbl>
       <w:tblPr>
@@ -20896,9 +20752,6 @@
       <w:r>
         <w:t xml:space="preserve">49. OPUS — SATELLITE  SAT_POLICY_TERMS</w:t>
       </w:r>
-      <w:r>
-        <w:t xml:space="preserve">  [M3]</w:t>
-      </w:r>
     </w:p>
     <w:tbl>
       <w:tblPr>
@@ -21209,9 +21062,6 @@
       <w:r>
         <w:t xml:space="preserve">50. OPUS — SATELLITE  SAT_PRODUCT_DEFINITION</w:t>
       </w:r>
-      <w:r>
-        <w:t xml:space="preserve">  [M3]</w:t>
-      </w:r>
     </w:p>
     <w:tbl>
       <w:tblPr>
@@ -21522,9 +21372,6 @@
       <w:r>
         <w:t xml:space="preserve">51. OPUS — SATELLITE  SAT_PRODUCT_RATING_FACTOR</w:t>
       </w:r>
-      <w:r>
-        <w:t xml:space="preserve">  [M3]</w:t>
-      </w:r>
     </w:p>
     <w:tbl>
       <w:tblPr>
@@ -21835,9 +21682,6 @@
       <w:r>
         <w:t xml:space="preserve">52. OPUS — SATELLITE  SAT_PRODUCT_RATING_STRUCTURE</w:t>
       </w:r>
-      <w:r>
-        <w:t xml:space="preserve">  [M3]</w:t>
-      </w:r>
     </w:p>
     <w:tbl>
       <w:tblPr>
@@ -22148,9 +21992,6 @@
       <w:r>
         <w:t xml:space="preserve">53. OPUS — SATELLITE  SAT_PRODUCT_TERMS</w:t>
       </w:r>
-      <w:r>
-        <w:t xml:space="preserve">  [M3]</w:t>
-      </w:r>
     </w:p>
     <w:tbl>
       <w:tblPr>
@@ -22461,9 +22302,6 @@
       <w:r>
         <w:t xml:space="preserve">54. OPUS — SATELLITE  SAT_PROPOSAL_UNDERWRITING</w:t>
       </w:r>
-      <w:r>
-        <w:t xml:space="preserve">  [M3]</w:t>
-      </w:r>
     </w:p>
     <w:tbl>
       <w:tblPr>
@@ -22774,9 +22612,6 @@
       <w:r>
         <w:t xml:space="preserve">55. OPUS — SATELLITE  SAT_QUOTE_HEADER</w:t>
       </w:r>
-      <w:r>
-        <w:t xml:space="preserve">  [M3]</w:t>
-      </w:r>
     </w:p>
     <w:tbl>
       <w:tblPr>
@@ -23087,9 +22922,6 @@
       <w:r>
         <w:t xml:space="preserve">56. OPUS — SATELLITE  SAT_RISK_MOTOR_DRIVER</w:t>
       </w:r>
-      <w:r>
-        <w:t xml:space="preserve">  [M3]</w:t>
-      </w:r>
     </w:p>
     <w:tbl>
       <w:tblPr>
@@ -23400,9 +23232,6 @@
       <w:r>
         <w:t xml:space="preserve">57. OPUS — SATELLITE  SAT_RISK_MOTOR_VEHICLE</w:t>
       </w:r>
-      <w:r>
-        <w:t xml:space="preserve">  [M3]</w:t>
-      </w:r>
     </w:p>
     <w:tbl>
       <w:tblPr>
@@ -23713,9 +23542,6 @@
       <w:r>
         <w:t xml:space="preserve">58. OPUS — SATELLITE  SAT_RISK_OBJECT_CORE</w:t>
       </w:r>
-      <w:r>
-        <w:t xml:space="preserve">  [M3]</w:t>
-      </w:r>
     </w:p>
     <w:tbl>
       <w:tblPr>
@@ -24026,9 +23852,6 @@
       <w:r>
         <w:t xml:space="preserve">59. OPUS — SATELLITE  SAT_RISK_PERSON_INSURED</w:t>
       </w:r>
-      <w:r>
-        <w:t xml:space="preserve">  [M3]</w:t>
-      </w:r>
     </w:p>
     <w:tbl>
       <w:tblPr>
@@ -24338,9 +24161,6 @@
       </w:pPr>
       <w:r>
         <w:t xml:space="preserve">60. OPUS — SATELLITE  SAT_RISK_PERSON_TRAVEL</w:t>
-      </w:r>
-      <w:r>
-        <w:t xml:space="preserve">  [M3]</w:t>
       </w:r>
     </w:p>
     <w:tbl>

--- a/BGIL_DBT/validation/travel/DM-T/DM-T1_OPUS.docx
+++ b/BGIL_DBT/validation/travel/DM-T/DM-T1_OPUS.docx
@@ -4010,6 +4010,9 @@
       <w:r>
         <w:t xml:space="preserve">1. OPUS — Summary: every OPUS hub, link and satellite in one query</w:t>
       </w:r>
+      <w:r>
+        <w:t xml:space="preserve">  [M1]</w:t>
+      </w:r>
     </w:p>
     <w:tbl>
       <w:tblPr>
@@ -4249,9 +4252,9 @@
               <w:br/>
               <w:t xml:space="preserve">           null as load_after_run_ts,</w:t>
               <w:br/>
-              <w:t xml:space="preserve">           count_if(not (RECORD_SOURCE in ('OPUS_BA_TRV_DATA_POLICY_DTLS_MV', 'OPUS_BA_TRV_PLAN_MST_MV', 'OPUS_BJAZ_TRV_DETLS_EXTN', 'OPUS_BJAZ_TRV_LOADER_LOG_TABLE_MV', 'OPUS_BJAZ_TRV_RATE_MASTER_MV'))) as unexpected_record_source,</w:t>
-              <w:br/>
-              <w:t xml:space="preserve">           array_slice(array_agg(distinct iff(not (RECORD_SOURCE in ('OPUS_BA_TRV_DATA_POLICY_DTLS_MV', 'OPUS_BA_TRV_PLAN_MST_MV', 'OPUS_BJAZ_TRV_DETLS_EXTN', 'OPUS_BJAZ_TRV_LOADER_LOG_TABLE_MV', 'OPUS_BJAZ_TRV_RATE_MASTER_MV')), RECORD_SOURCE, null)), 0, 5) as unexpected_examples,</w:t>
+              <w:t xml:space="preserve">           count_if(not (RECORD_SOURCE in ('OPUS_BA_TRV_DATA_POLICY_DTLS', 'OPUS_BA_TRV_PLAN_MST', 'OPUS_BJAZ_TRV_DETLS_EXTN', 'OPUS_BJAZ_TRV_LOADER_LOG_TABLE', 'OPUS_BJAZ_TRV_RATE_MASTER'))) as unexpected_record_source,</w:t>
+              <w:br/>
+              <w:t xml:space="preserve">           array_slice(array_agg(distinct iff(not (RECORD_SOURCE in ('OPUS_BA_TRV_DATA_POLICY_DTLS', 'OPUS_BA_TRV_PLAN_MST', 'OPUS_BJAZ_TRV_DETLS_EXTN', 'OPUS_BJAZ_TRV_LOADER_LOG_TABLE', 'OPUS_BJAZ_TRV_RATE_MASTER')), RECORD_SOURCE, null)), 0, 5) as unexpected_examples,</w:t>
               <w:br/>
               <w:t xml:space="preserve">           iff(null_load_datetime = 0 and null_record_source = 0 and coalesce(null_dbt_run_ts, 0) = 0</w:t>
               <w:br/>
@@ -4261,7 +4264,7 @@
               <w:br/>
               <w:t xml:space="preserve">      from BAGIC_PREPROD_CURATED_DB.BGIL_DATA_MODEL.HUB_AGREEMENT</w:t>
               <w:br/>
-              <w:t xml:space="preserve">     where RECORD_SOURCE in ('OPUS_BA_TRV_DATA_POLICY_DTLS_MV', 'OPUS_BA_TRV_PLAN_MST_MV', 'OPUS_BJAZ_TRV_DETLS_EXTN', 'OPUS_BJAZ_TRV_LOADER_LOG_TABLE_MV', 'OPUS_BJAZ_TRV_RATE_MASTER_MV')</w:t>
+              <w:t xml:space="preserve">     where RECORD_SOURCE in ('OPUS_BA_TRV_DATA_POLICY_DTLS', 'OPUS_BA_TRV_PLAN_MST', 'OPUS_BJAZ_TRV_DETLS_EXTN', 'OPUS_BJAZ_TRV_LOADER_LOG_TABLE', 'OPUS_BJAZ_TRV_RATE_MASTER')</w:t>
               <w:br/>
               <w:t xml:space="preserve">    union all</w:t>
               <w:br/>
@@ -4281,9 +4284,9 @@
               <w:br/>
               <w:t xml:space="preserve">           null as load_after_run_ts,</w:t>
               <w:br/>
-              <w:t xml:space="preserve">           count_if(not (RECORD_SOURCE in ('OPUS_BA_TRV_DATA_POLICY_DTLS_MV', 'OPUS_BJAZ_TRV_LOADER_DATA_MV'))) as unexpected_record_source,</w:t>
-              <w:br/>
-              <w:t xml:space="preserve">           array_slice(array_agg(distinct iff(not (RECORD_SOURCE in ('OPUS_BA_TRV_DATA_POLICY_DTLS_MV', 'OPUS_BJAZ_TRV_LOADER_DATA_MV')), RECORD_SOURCE, null)), 0, 5) as unexpected_examples,</w:t>
+              <w:t xml:space="preserve">           count_if(not (RECORD_SOURCE in ('OPUS_BA_TRV_DATA_POLICY_DTLS', 'OPUS_BJAZ_TRV_LOADER_DATA'))) as unexpected_record_source,</w:t>
+              <w:br/>
+              <w:t xml:space="preserve">           array_slice(array_agg(distinct iff(not (RECORD_SOURCE in ('OPUS_BA_TRV_DATA_POLICY_DTLS', 'OPUS_BJAZ_TRV_LOADER_DATA')), RECORD_SOURCE, null)), 0, 5) as unexpected_examples,</w:t>
               <w:br/>
               <w:t xml:space="preserve">           iff(null_load_datetime = 0 and null_record_source = 0 and coalesce(null_dbt_run_ts, 0) = 0</w:t>
               <w:br/>
@@ -4293,7 +4296,7 @@
               <w:br/>
               <w:t xml:space="preserve">      from BAGIC_PREPROD_CURATED_DB.BGIL_DATA_MODEL.HUB_ASSESSMENT</w:t>
               <w:br/>
-              <w:t xml:space="preserve">     where RECORD_SOURCE in ('OPUS_BA_TRV_DATA_POLICY_DTLS_MV', 'OPUS_BJAZ_TRV_LOADER_DATA_MV')</w:t>
+              <w:t xml:space="preserve">     where RECORD_SOURCE in ('OPUS_BA_TRV_DATA_POLICY_DTLS', 'OPUS_BJAZ_TRV_LOADER_DATA')</w:t>
               <w:br/>
               <w:t xml:space="preserve">    union all</w:t>
               <w:br/>
@@ -4313,9 +4316,9 @@
               <w:br/>
               <w:t xml:space="preserve">           null as load_after_run_ts,</w:t>
               <w:br/>
-              <w:t xml:space="preserve">           count_if(not (RECORD_SOURCE in ('OPUS_BJAZ_TRV_LOADER_DATA_MV', 'OPUS_BJAZ_TRV_PLAN_MV', 'OPUS_BJAZ_TRV_RIDER_DTLS_MV', 'OPUS_BJAZ_TRV_RIDER_RATE_MAST_MV'))) as unexpected_record_source,</w:t>
-              <w:br/>
-              <w:t xml:space="preserve">           array_slice(array_agg(distinct iff(not (RECORD_SOURCE in ('OPUS_BJAZ_TRV_LOADER_DATA_MV', 'OPUS_BJAZ_TRV_PLAN_MV', 'OPUS_BJAZ_TRV_RIDER_DTLS_MV', 'OPUS_BJAZ_TRV_RIDER_RATE_MAST_MV')), RECORD_SOURCE, null)), 0, 5) as unexpected_examples,</w:t>
+              <w:t xml:space="preserve">           count_if(not (RECORD_SOURCE in ('OPUS_BJAZ_TRV_LOADER_DATA', 'OPUS_BJAZ_TRV_PLAN', 'OPUS_BJAZ_TRV_RIDER_DTLS', 'OPUS_BJAZ_TRV_RIDER_RATE_MAST'))) as unexpected_record_source,</w:t>
+              <w:br/>
+              <w:t xml:space="preserve">           array_slice(array_agg(distinct iff(not (RECORD_SOURCE in ('OPUS_BJAZ_TRV_LOADER_DATA', 'OPUS_BJAZ_TRV_PLAN', 'OPUS_BJAZ_TRV_RIDER_DTLS', 'OPUS_BJAZ_TRV_RIDER_RATE_MAST')), RECORD_SOURCE, null)), 0, 5) as unexpected_examples,</w:t>
               <w:br/>
               <w:t xml:space="preserve">           iff(null_load_datetime = 0 and null_record_source = 0 and coalesce(null_dbt_run_ts, 0) = 0</w:t>
               <w:br/>
@@ -4325,7 +4328,7 @@
               <w:br/>
               <w:t xml:space="preserve">      from BAGIC_PREPROD_CURATED_DB.BGIL_DATA_MODEL.HUB_COVERAGE</w:t>
               <w:br/>
-              <w:t xml:space="preserve">     where RECORD_SOURCE in ('OPUS_BJAZ_TRV_LOADER_DATA_MV', 'OPUS_BJAZ_TRV_PLAN_MV', 'OPUS_BJAZ_TRV_RIDER_DTLS_MV', 'OPUS_BJAZ_TRV_RIDER_RATE_MAST_MV')</w:t>
+              <w:t xml:space="preserve">     where RECORD_SOURCE in ('OPUS_BJAZ_TRV_LOADER_DATA', 'OPUS_BJAZ_TRV_PLAN', 'OPUS_BJAZ_TRV_RIDER_DTLS', 'OPUS_BJAZ_TRV_RIDER_RATE_MAST')</w:t>
               <w:br/>
               <w:t xml:space="preserve">    union all</w:t>
               <w:br/>
@@ -4345,9 +4348,9 @@
               <w:br/>
               <w:t xml:space="preserve">           null as load_after_run_ts,</w:t>
               <w:br/>
-              <w:t xml:space="preserve">           count_if(not (RECORD_SOURCE in ('OPUS_BA_TRV_DATA_POLICY_DTLS_MV', 'OPUS_BJAZ_TRV_DETLS_EXTN', 'OPUS_BJAZ_TRV_LOADER_DATA_MV', 'OPUS_BJAZ_TRV_LOADER_LOG_TABLE_MV'))) as unexpected_record_source,</w:t>
-              <w:br/>
-              <w:t xml:space="preserve">           array_slice(array_agg(distinct iff(not (RECORD_SOURCE in ('OPUS_BA_TRV_DATA_POLICY_DTLS_MV', 'OPUS_BJAZ_TRV_DETLS_EXTN', 'OPUS_BJAZ_TRV_LOADER_DATA_MV', 'OPUS_BJAZ_TRV_LOADER_LOG_TABLE_MV')), RECORD_SOURCE, null)), 0, 5) as unexpected_examples,</w:t>
+              <w:t xml:space="preserve">           count_if(not (RECORD_SOURCE in ('OPUS_BA_TRV_DATA_POLICY_DTLS', 'OPUS_BJAZ_TRV_DETLS_EXTN', 'OPUS_BJAZ_TRV_LOADER_DATA', 'OPUS_BJAZ_TRV_LOADER_LOG_TABLE'))) as unexpected_record_source,</w:t>
+              <w:br/>
+              <w:t xml:space="preserve">           array_slice(array_agg(distinct iff(not (RECORD_SOURCE in ('OPUS_BA_TRV_DATA_POLICY_DTLS', 'OPUS_BJAZ_TRV_DETLS_EXTN', 'OPUS_BJAZ_TRV_LOADER_DATA', 'OPUS_BJAZ_TRV_LOADER_LOG_TABLE')), RECORD_SOURCE, null)), 0, 5) as unexpected_examples,</w:t>
               <w:br/>
               <w:t xml:space="preserve">           iff(null_load_datetime = 0 and null_record_source = 0 and coalesce(null_dbt_run_ts, 0) = 0</w:t>
               <w:br/>
@@ -4357,7 +4360,7 @@
               <w:br/>
               <w:t xml:space="preserve">      from BAGIC_PREPROD_CURATED_DB.BGIL_DATA_MODEL.HUB_DISTRIBUTION_CHANNEL</w:t>
               <w:br/>
-              <w:t xml:space="preserve">     where RECORD_SOURCE in ('OPUS_BA_TRV_DATA_POLICY_DTLS_MV', 'OPUS_BJAZ_TRV_DETLS_EXTN', 'OPUS_BJAZ_TRV_LOADER_DATA_MV', 'OPUS_BJAZ_TRV_LOADER_LOG_TABLE_MV')</w:t>
+              <w:t xml:space="preserve">     where RECORD_SOURCE in ('OPUS_BA_TRV_DATA_POLICY_DTLS', 'OPUS_BJAZ_TRV_DETLS_EXTN', 'OPUS_BJAZ_TRV_LOADER_DATA', 'OPUS_BJAZ_TRV_LOADER_LOG_TABLE')</w:t>
               <w:br/>
               <w:t xml:space="preserve">    union all</w:t>
               <w:br/>
@@ -4377,9 +4380,9 @@
               <w:br/>
               <w:t xml:space="preserve">           null as load_after_run_ts,</w:t>
               <w:br/>
-              <w:t xml:space="preserve">           count_if(not (RECORD_SOURCE in ('OPUS_BJAZ_TRV_LOADER_DATA_MV'))) as unexpected_record_source,</w:t>
-              <w:br/>
-              <w:t xml:space="preserve">           array_slice(array_agg(distinct iff(not (RECORD_SOURCE in ('OPUS_BJAZ_TRV_LOADER_DATA_MV')), RECORD_SOURCE, null)), 0, 5) as unexpected_examples,</w:t>
+              <w:t xml:space="preserve">           count_if(not (RECORD_SOURCE in ('OPUS_BJAZ_TRV_LOADER_DATA'))) as unexpected_record_source,</w:t>
+              <w:br/>
+              <w:t xml:space="preserve">           array_slice(array_agg(distinct iff(not (RECORD_SOURCE in ('OPUS_BJAZ_TRV_LOADER_DATA')), RECORD_SOURCE, null)), 0, 5) as unexpected_examples,</w:t>
               <w:br/>
               <w:t xml:space="preserve">           iff(null_load_datetime = 0 and null_record_source = 0 and coalesce(null_dbt_run_ts, 0) = 0</w:t>
               <w:br/>
@@ -4389,7 +4392,7 @@
               <w:br/>
               <w:t xml:space="preserve">      from BAGIC_PREPROD_CURATED_DB.BGIL_DATA_MODEL.HUB_FINANCIAL_ACCOUNT</w:t>
               <w:br/>
-              <w:t xml:space="preserve">     where RECORD_SOURCE in ('OPUS_BJAZ_TRV_LOADER_DATA_MV')</w:t>
+              <w:t xml:space="preserve">     where RECORD_SOURCE in ('OPUS_BJAZ_TRV_LOADER_DATA')</w:t>
               <w:br/>
               <w:t xml:space="preserve">    union all</w:t>
               <w:br/>
@@ -4409,9 +4412,9 @@
               <w:br/>
               <w:t xml:space="preserve">           null as load_after_run_ts,</w:t>
               <w:br/>
-              <w:t xml:space="preserve">           count_if(not (RECORD_SOURCE in ('OPUS_BA_TRV_DATA_POLICY_DTLS_MV', 'OPUS_BJAZ_TRV_LOADER_DATA_MV', 'OPUS_BJAZ_TRV_LOADER_LOG_TABLE_MV'))) as unexpected_record_source,</w:t>
-              <w:br/>
-              <w:t xml:space="preserve">           array_slice(array_agg(distinct iff(not (RECORD_SOURCE in ('OPUS_BA_TRV_DATA_POLICY_DTLS_MV', 'OPUS_BJAZ_TRV_LOADER_DATA_MV', 'OPUS_BJAZ_TRV_LOADER_LOG_TABLE_MV')), RECORD_SOURCE, null)), 0, 5) as unexpected_examples,</w:t>
+              <w:t xml:space="preserve">           count_if(not (RECORD_SOURCE in ('OPUS_BA_TRV_DATA_POLICY_DTLS', 'OPUS_BJAZ_TRV_LOADER_DATA', 'OPUS_BJAZ_TRV_LOADER_LOG_TABLE'))) as unexpected_record_source,</w:t>
+              <w:br/>
+              <w:t xml:space="preserve">           array_slice(array_agg(distinct iff(not (RECORD_SOURCE in ('OPUS_BA_TRV_DATA_POLICY_DTLS', 'OPUS_BJAZ_TRV_LOADER_DATA', 'OPUS_BJAZ_TRV_LOADER_LOG_TABLE')), RECORD_SOURCE, null)), 0, 5) as unexpected_examples,</w:t>
               <w:br/>
               <w:t xml:space="preserve">           iff(null_load_datetime = 0 and null_record_source = 0 and coalesce(null_dbt_run_ts, 0) = 0</w:t>
               <w:br/>
@@ -4421,7 +4424,7 @@
               <w:br/>
               <w:t xml:space="preserve">      from BAGIC_PREPROD_CURATED_DB.BGIL_DATA_MODEL.HUB_FINANCIAL_TRANSACTION</w:t>
               <w:br/>
-              <w:t xml:space="preserve">     where RECORD_SOURCE in ('OPUS_BA_TRV_DATA_POLICY_DTLS_MV', 'OPUS_BJAZ_TRV_LOADER_DATA_MV', 'OPUS_BJAZ_TRV_LOADER_LOG_TABLE_MV')</w:t>
+              <w:t xml:space="preserve">     where RECORD_SOURCE in ('OPUS_BA_TRV_DATA_POLICY_DTLS', 'OPUS_BJAZ_TRV_LOADER_DATA', 'OPUS_BJAZ_TRV_LOADER_LOG_TABLE')</w:t>
               <w:br/>
               <w:t xml:space="preserve">    union all</w:t>
               <w:br/>
@@ -4441,9 +4444,9 @@
               <w:br/>
               <w:t xml:space="preserve">           null as load_after_run_ts,</w:t>
               <w:br/>
-              <w:t xml:space="preserve">           count_if(not (RECORD_SOURCE in ('OPUS_BJAZ_TRV_LOADER_DATA_MV', 'OPUS_BJAZ_TRV_LOADER_LOG_TABLE_MV'))) as unexpected_record_source,</w:t>
-              <w:br/>
-              <w:t xml:space="preserve">           array_slice(array_agg(distinct iff(not (RECORD_SOURCE in ('OPUS_BJAZ_TRV_LOADER_DATA_MV', 'OPUS_BJAZ_TRV_LOADER_LOG_TABLE_MV')), RECORD_SOURCE, null)), 0, 5) as unexpected_examples,</w:t>
+              <w:t xml:space="preserve">           count_if(not (RECORD_SOURCE in ('OPUS_BJAZ_TRV_LOADER_DATA', 'OPUS_BJAZ_TRV_LOADER_LOG_TABLE'))) as unexpected_record_source,</w:t>
+              <w:br/>
+              <w:t xml:space="preserve">           array_slice(array_agg(distinct iff(not (RECORD_SOURCE in ('OPUS_BJAZ_TRV_LOADER_DATA', 'OPUS_BJAZ_TRV_LOADER_LOG_TABLE')), RECORD_SOURCE, null)), 0, 5) as unexpected_examples,</w:t>
               <w:br/>
               <w:t xml:space="preserve">           iff(null_load_datetime = 0 and null_record_source = 0 and coalesce(null_dbt_run_ts, 0) = 0</w:t>
               <w:br/>
@@ -4453,7 +4456,7 @@
               <w:br/>
               <w:t xml:space="preserve">      from BAGIC_PREPROD_CURATED_DB.BGIL_DATA_MODEL.HUB_LOCATION</w:t>
               <w:br/>
-              <w:t xml:space="preserve">     where RECORD_SOURCE in ('OPUS_BJAZ_TRV_LOADER_DATA_MV', 'OPUS_BJAZ_TRV_LOADER_LOG_TABLE_MV')</w:t>
+              <w:t xml:space="preserve">     where RECORD_SOURCE in ('OPUS_BJAZ_TRV_LOADER_DATA', 'OPUS_BJAZ_TRV_LOADER_LOG_TABLE')</w:t>
               <w:br/>
               <w:t xml:space="preserve">    union all</w:t>
               <w:br/>
@@ -4473,9 +4476,9 @@
               <w:br/>
               <w:t xml:space="preserve">           null as load_after_run_ts,</w:t>
               <w:br/>
-              <w:t xml:space="preserve">           count_if(not (RECORD_SOURCE in ('OPUS_BA_TRV_DATA_POLICY_DTLS_MV', 'OPUS_BJAZ_TRV_LOADER_DATA_MV', 'OPUS_BJAZ_TRV_LOADER_LOG_TABLE_MV'))) as unexpected_record_source,</w:t>
-              <w:br/>
-              <w:t xml:space="preserve">           array_slice(array_agg(distinct iff(not (RECORD_SOURCE in ('OPUS_BA_TRV_DATA_POLICY_DTLS_MV', 'OPUS_BJAZ_TRV_LOADER_DATA_MV', 'OPUS_BJAZ_TRV_LOADER_LOG_TABLE_MV')), RECORD_SOURCE, null)), 0, 5) as unexpected_examples,</w:t>
+              <w:t xml:space="preserve">           count_if(not (RECORD_SOURCE in ('OPUS_BA_TRV_DATA_POLICY_DTLS', 'OPUS_BJAZ_TRV_LOADER_DATA', 'OPUS_BJAZ_TRV_LOADER_LOG_TABLE'))) as unexpected_record_source,</w:t>
+              <w:br/>
+              <w:t xml:space="preserve">           array_slice(array_agg(distinct iff(not (RECORD_SOURCE in ('OPUS_BA_TRV_DATA_POLICY_DTLS', 'OPUS_BJAZ_TRV_LOADER_DATA', 'OPUS_BJAZ_TRV_LOADER_LOG_TABLE')), RECORD_SOURCE, null)), 0, 5) as unexpected_examples,</w:t>
               <w:br/>
               <w:t xml:space="preserve">           iff(null_load_datetime = 0 and null_record_source = 0 and coalesce(null_dbt_run_ts, 0) = 0</w:t>
               <w:br/>
@@ -4485,7 +4488,7 @@
               <w:br/>
               <w:t xml:space="preserve">      from BAGIC_PREPROD_CURATED_DB.BGIL_DATA_MODEL.HUB_ORG_UNIT</w:t>
               <w:br/>
-              <w:t xml:space="preserve">     where RECORD_SOURCE in ('OPUS_BA_TRV_DATA_POLICY_DTLS_MV', 'OPUS_BJAZ_TRV_LOADER_DATA_MV', 'OPUS_BJAZ_TRV_LOADER_LOG_TABLE_MV')</w:t>
+              <w:t xml:space="preserve">     where RECORD_SOURCE in ('OPUS_BA_TRV_DATA_POLICY_DTLS', 'OPUS_BJAZ_TRV_LOADER_DATA', 'OPUS_BJAZ_TRV_LOADER_LOG_TABLE')</w:t>
               <w:br/>
               <w:t xml:space="preserve">    union all</w:t>
               <w:br/>
@@ -4505,9 +4508,9 @@
               <w:br/>
               <w:t xml:space="preserve">           null as load_after_run_ts,</w:t>
               <w:br/>
-              <w:t xml:space="preserve">           count_if(not (RECORD_SOURCE in ('OPUS_BA_TRV_DATA_POLICY_DTLS_MV', 'OPUS_BA_TRV_PLAN_MST_MV', 'OPUS_BJAZ_TRV_LOADER_DATA_MV', 'OPUS_BJAZ_TRV_LOADER_LOG_TABLE_MV'))) as unexpected_record_source,</w:t>
-              <w:br/>
-              <w:t xml:space="preserve">           array_slice(array_agg(distinct iff(not (RECORD_SOURCE in ('OPUS_BA_TRV_DATA_POLICY_DTLS_MV', 'OPUS_BA_TRV_PLAN_MST_MV', 'OPUS_BJAZ_TRV_LOADER_DATA_MV', 'OPUS_BJAZ_TRV_LOADER_LOG_TABLE_MV')), RECORD_SOURCE, null)), 0, 5) as unexpected_examples,</w:t>
+              <w:t xml:space="preserve">           count_if(not (RECORD_SOURCE in ('OPUS_BA_TRV_DATA_POLICY_DTLS', 'OPUS_BA_TRV_PLAN_MST', 'OPUS_BJAZ_TRV_LOADER_DATA', 'OPUS_BJAZ_TRV_LOADER_LOG_TABLE'))) as unexpected_record_source,</w:t>
+              <w:br/>
+              <w:t xml:space="preserve">           array_slice(array_agg(distinct iff(not (RECORD_SOURCE in ('OPUS_BA_TRV_DATA_POLICY_DTLS', 'OPUS_BA_TRV_PLAN_MST', 'OPUS_BJAZ_TRV_LOADER_DATA', 'OPUS_BJAZ_TRV_LOADER_LOG_TABLE')), RECORD_SOURCE, null)), 0, 5) as unexpected_examples,</w:t>
               <w:br/>
               <w:t xml:space="preserve">           iff(null_load_datetime = 0 and null_record_source = 0 and coalesce(null_dbt_run_ts, 0) = 0</w:t>
               <w:br/>
@@ -4517,7 +4520,7 @@
               <w:br/>
               <w:t xml:space="preserve">      from BAGIC_PREPROD_CURATED_DB.BGIL_DATA_MODEL.HUB_PARTY</w:t>
               <w:br/>
-              <w:t xml:space="preserve">     where RECORD_SOURCE in ('OPUS_BA_TRV_DATA_POLICY_DTLS_MV', 'OPUS_BA_TRV_PLAN_MST_MV', 'OPUS_BJAZ_TRV_LOADER_DATA_MV', 'OPUS_BJAZ_TRV_LOADER_LOG_TABLE_MV')</w:t>
+              <w:t xml:space="preserve">     where RECORD_SOURCE in ('OPUS_BA_TRV_DATA_POLICY_DTLS', 'OPUS_BA_TRV_PLAN_MST', 'OPUS_BJAZ_TRV_LOADER_DATA', 'OPUS_BJAZ_TRV_LOADER_LOG_TABLE')</w:t>
               <w:br/>
               <w:t xml:space="preserve">    union all</w:t>
               <w:br/>
@@ -4537,9 +4540,9 @@
               <w:br/>
               <w:t xml:space="preserve">           null as load_after_run_ts,</w:t>
               <w:br/>
-              <w:t xml:space="preserve">           count_if(not (RECORD_SOURCE in ('OPUS_BA_TRV_DATA_POLICY_DTLS_MV', 'OPUS_BJAZ_TRV_LOADER_DATA_MV', 'OPUS_BJAZ_TRV_LOADER_LOG_TABLE_MV', 'OPUS_BJAZ_TRV_RIDER_DTLS_MV'))) as unexpected_record_source,</w:t>
-              <w:br/>
-              <w:t xml:space="preserve">           array_slice(array_agg(distinct iff(not (RECORD_SOURCE in ('OPUS_BA_TRV_DATA_POLICY_DTLS_MV', 'OPUS_BJAZ_TRV_LOADER_DATA_MV', 'OPUS_BJAZ_TRV_LOADER_LOG_TABLE_MV', 'OPUS_BJAZ_TRV_RIDER_DTLS_MV')), RECORD_SOURCE, null)), 0, 5) as unexpected_examples,</w:t>
+              <w:t xml:space="preserve">           count_if(not (RECORD_SOURCE in ('OPUS_BA_TRV_DATA_POLICY_DTLS', 'OPUS_BJAZ_TRV_LOADER_DATA', 'OPUS_BJAZ_TRV_LOADER_LOG_TABLE', 'OPUS_BJAZ_TRV_RIDER_DTLS'))) as unexpected_record_source,</w:t>
+              <w:br/>
+              <w:t xml:space="preserve">           array_slice(array_agg(distinct iff(not (RECORD_SOURCE in ('OPUS_BA_TRV_DATA_POLICY_DTLS', 'OPUS_BJAZ_TRV_LOADER_DATA', 'OPUS_BJAZ_TRV_LOADER_LOG_TABLE', 'OPUS_BJAZ_TRV_RIDER_DTLS')), RECORD_SOURCE, null)), 0, 5) as unexpected_examples,</w:t>
               <w:br/>
               <w:t xml:space="preserve">           iff(null_load_datetime = 0 and null_record_source = 0 and coalesce(null_dbt_run_ts, 0) = 0</w:t>
               <w:br/>
@@ -4549,7 +4552,7 @@
               <w:br/>
               <w:t xml:space="preserve">      from BAGIC_PREPROD_CURATED_DB.BGIL_DATA_MODEL.HUB_POLICY</w:t>
               <w:br/>
-              <w:t xml:space="preserve">     where RECORD_SOURCE in ('OPUS_BA_TRV_DATA_POLICY_DTLS_MV', 'OPUS_BJAZ_TRV_LOADER_DATA_MV', 'OPUS_BJAZ_TRV_LOADER_LOG_TABLE_MV', 'OPUS_BJAZ_TRV_RIDER_DTLS_MV')</w:t>
+              <w:t xml:space="preserve">     where RECORD_SOURCE in ('OPUS_BA_TRV_DATA_POLICY_DTLS', 'OPUS_BJAZ_TRV_LOADER_DATA', 'OPUS_BJAZ_TRV_LOADER_LOG_TABLE', 'OPUS_BJAZ_TRV_RIDER_DTLS')</w:t>
               <w:br/>
               <w:t xml:space="preserve">    union all</w:t>
               <w:br/>
@@ -4569,9 +4572,9 @@
               <w:br/>
               <w:t xml:space="preserve">           null as load_after_run_ts,</w:t>
               <w:br/>
-              <w:t xml:space="preserve">           count_if(not (RECORD_SOURCE in ('OPUS_BA_TRV_DATA_POLICY_DTLS_MV', 'OPUS_BA_TRV_PLAN_MST_MV', 'OPUS_BJAZ_TRV_DETLS_EXTN', 'OPUS_BJAZ_TRV_LOADER_DATA_MV', 'OPUS_BJAZ_TRV_LOADER_LOG_TABLE_MV', 'OPUS_BJAZ_TRV_PLAN_MV', 'OPUS_BJAZ_TRV_RATE_MASTER_MV'))) as unexpected_record_source,</w:t>
-              <w:br/>
-              <w:t xml:space="preserve">           array_slice(array_agg(distinct iff(not (RECORD_SOURCE in ('OPUS_BA_TRV_DATA_POLICY_DTLS_MV', 'OPUS_BA_TRV_PLAN_MST_MV', 'OPUS_BJAZ_TRV_DETLS_EXTN', 'OPUS_BJAZ_TRV_LOADER_DATA_MV', 'OPUS_BJAZ_TRV_LOADER_LOG_TABLE_MV', 'OPUS_BJAZ_TRV_PLAN_MV', 'OPUS_BJAZ_TRV_RATE_MASTER_MV')), RECORD_SOURCE, null)), 0, 5) as unexpected_examples,</w:t>
+              <w:t xml:space="preserve">           count_if(not (RECORD_SOURCE in ('OPUS_BA_TRV_DATA_POLICY_DTLS', 'OPUS_BA_TRV_PLAN_MST', 'OPUS_BJAZ_TRV_DETLS_EXTN', 'OPUS_BJAZ_TRV_LOADER_DATA', 'OPUS_BJAZ_TRV_LOADER_LOG_TABLE', 'OPUS_BJAZ_TRV_PLAN', 'OPUS_BJAZ_TRV_RATE_MASTER'))) as unexpected_record_source,</w:t>
+              <w:br/>
+              <w:t xml:space="preserve">           array_slice(array_agg(distinct iff(not (RECORD_SOURCE in ('OPUS_BA_TRV_DATA_POLICY_DTLS', 'OPUS_BA_TRV_PLAN_MST', 'OPUS_BJAZ_TRV_DETLS_EXTN', 'OPUS_BJAZ_TRV_LOADER_DATA', 'OPUS_BJAZ_TRV_LOADER_LOG_TABLE', 'OPUS_BJAZ_TRV_PLAN', 'OPUS_BJAZ_TRV_RATE_MASTER')), RECORD_SOURCE, null)), 0, 5) as unexpected_examples,</w:t>
               <w:br/>
               <w:t xml:space="preserve">           iff(null_load_datetime = 0 and null_record_source = 0 and coalesce(null_dbt_run_ts, 0) = 0</w:t>
               <w:br/>
@@ -4581,7 +4584,7 @@
               <w:br/>
               <w:t xml:space="preserve">      from BAGIC_PREPROD_CURATED_DB.BGIL_DATA_MODEL.HUB_PRODUCT</w:t>
               <w:br/>
-              <w:t xml:space="preserve">     where RECORD_SOURCE in ('OPUS_BA_TRV_DATA_POLICY_DTLS_MV', 'OPUS_BA_TRV_PLAN_MST_MV', 'OPUS_BJAZ_TRV_DETLS_EXTN', 'OPUS_BJAZ_TRV_LOADER_DATA_MV', 'OPUS_BJAZ_TRV_LOADER_LOG_TABLE_MV', 'OPUS_BJAZ_TRV_PLAN_MV', 'OPUS_BJAZ_TRV_RATE_MASTER_MV')</w:t>
+              <w:t xml:space="preserve">     where RECORD_SOURCE in ('OPUS_BA_TRV_DATA_POLICY_DTLS', 'OPUS_BA_TRV_PLAN_MST', 'OPUS_BJAZ_TRV_DETLS_EXTN', 'OPUS_BJAZ_TRV_LOADER_DATA', 'OPUS_BJAZ_TRV_LOADER_LOG_TABLE', 'OPUS_BJAZ_TRV_PLAN', 'OPUS_BJAZ_TRV_RATE_MASTER')</w:t>
               <w:br/>
               <w:t xml:space="preserve">    union all</w:t>
               <w:br/>
@@ -4601,9 +4604,9 @@
               <w:br/>
               <w:t xml:space="preserve">           null as load_after_run_ts,</w:t>
               <w:br/>
-              <w:t xml:space="preserve">           count_if(not (RECORD_SOURCE in ('OPUS_BA_TRV_DATA_POLICY_DTLS_MV', 'OPUS_BJAZ_TRV_DETLS_EXTN'))) as unexpected_record_source,</w:t>
-              <w:br/>
-              <w:t xml:space="preserve">           array_slice(array_agg(distinct iff(not (RECORD_SOURCE in ('OPUS_BA_TRV_DATA_POLICY_DTLS_MV', 'OPUS_BJAZ_TRV_DETLS_EXTN')), RECORD_SOURCE, null)), 0, 5) as unexpected_examples,</w:t>
+              <w:t xml:space="preserve">           count_if(not (RECORD_SOURCE in ('OPUS_BA_TRV_DATA_POLICY_DTLS', 'OPUS_BJAZ_TRV_DETLS_EXTN'))) as unexpected_record_source,</w:t>
+              <w:br/>
+              <w:t xml:space="preserve">           array_slice(array_agg(distinct iff(not (RECORD_SOURCE in ('OPUS_BA_TRV_DATA_POLICY_DTLS', 'OPUS_BJAZ_TRV_DETLS_EXTN')), RECORD_SOURCE, null)), 0, 5) as unexpected_examples,</w:t>
               <w:br/>
               <w:t xml:space="preserve">           iff(null_load_datetime = 0 and null_record_source = 0 and coalesce(null_dbt_run_ts, 0) = 0</w:t>
               <w:br/>
@@ -4613,7 +4616,7 @@
               <w:br/>
               <w:t xml:space="preserve">      from BAGIC_PREPROD_CURATED_DB.BGIL_DATA_MODEL.HUB_PROPOSAL</w:t>
               <w:br/>
-              <w:t xml:space="preserve">     where RECORD_SOURCE in ('OPUS_BA_TRV_DATA_POLICY_DTLS_MV', 'OPUS_BJAZ_TRV_DETLS_EXTN')</w:t>
+              <w:t xml:space="preserve">     where RECORD_SOURCE in ('OPUS_BA_TRV_DATA_POLICY_DTLS', 'OPUS_BJAZ_TRV_DETLS_EXTN')</w:t>
               <w:br/>
               <w:t xml:space="preserve">    union all</w:t>
               <w:br/>
@@ -4633,9 +4636,9 @@
               <w:br/>
               <w:t xml:space="preserve">           null as load_after_run_ts,</w:t>
               <w:br/>
-              <w:t xml:space="preserve">           count_if(not (RECORD_SOURCE in ('OPUS_BA_TRV_DATA_POLICY_DTLS_MV'))) as unexpected_record_source,</w:t>
-              <w:br/>
-              <w:t xml:space="preserve">           array_slice(array_agg(distinct iff(not (RECORD_SOURCE in ('OPUS_BA_TRV_DATA_POLICY_DTLS_MV')), RECORD_SOURCE, null)), 0, 5) as unexpected_examples,</w:t>
+              <w:t xml:space="preserve">           count_if(not (RECORD_SOURCE in ('OPUS_BA_TRV_DATA_POLICY_DTLS'))) as unexpected_record_source,</w:t>
+              <w:br/>
+              <w:t xml:space="preserve">           array_slice(array_agg(distinct iff(not (RECORD_SOURCE in ('OPUS_BA_TRV_DATA_POLICY_DTLS')), RECORD_SOURCE, null)), 0, 5) as unexpected_examples,</w:t>
               <w:br/>
               <w:t xml:space="preserve">           iff(null_load_datetime = 0 and null_record_source = 0 and coalesce(null_dbt_run_ts, 0) = 0</w:t>
               <w:br/>
@@ -4645,7 +4648,7 @@
               <w:br/>
               <w:t xml:space="preserve">      from BAGIC_PREPROD_CURATED_DB.BGIL_DATA_MODEL.HUB_QUOTE</w:t>
               <w:br/>
-              <w:t xml:space="preserve">     where RECORD_SOURCE in ('OPUS_BA_TRV_DATA_POLICY_DTLS_MV')</w:t>
+              <w:t xml:space="preserve">     where RECORD_SOURCE in ('OPUS_BA_TRV_DATA_POLICY_DTLS')</w:t>
               <w:br/>
               <w:t xml:space="preserve">    union all</w:t>
               <w:br/>
@@ -4665,9 +4668,9 @@
               <w:br/>
               <w:t xml:space="preserve">           null as load_after_run_ts,</w:t>
               <w:br/>
-              <w:t xml:space="preserve">           count_if(not (RECORD_SOURCE in ('OPUS_BJAZ_TRV_LOADER_DATA_MV', 'OPUS_BJAZ_TRV_LOADER_LOG_TABLE_MV'))) as unexpected_record_source,</w:t>
-              <w:br/>
-              <w:t xml:space="preserve">           array_slice(array_agg(distinct iff(not (RECORD_SOURCE in ('OPUS_BJAZ_TRV_LOADER_DATA_MV', 'OPUS_BJAZ_TRV_LOADER_LOG_TABLE_MV')), RECORD_SOURCE, null)), 0, 5) as unexpected_examples,</w:t>
+              <w:t xml:space="preserve">           count_if(not (RECORD_SOURCE in ('OPUS_BJAZ_TRV_LOADER_DATA', 'OPUS_BJAZ_TRV_LOADER_LOG_TABLE'))) as unexpected_record_source,</w:t>
+              <w:br/>
+              <w:t xml:space="preserve">           array_slice(array_agg(distinct iff(not (RECORD_SOURCE in ('OPUS_BJAZ_TRV_LOADER_DATA', 'OPUS_BJAZ_TRV_LOADER_LOG_TABLE')), RECORD_SOURCE, null)), 0, 5) as unexpected_examples,</w:t>
               <w:br/>
               <w:t xml:space="preserve">           iff(null_load_datetime = 0 and null_record_source = 0 and coalesce(null_dbt_run_ts, 0) = 0</w:t>
               <w:br/>
@@ -4677,7 +4680,7 @@
               <w:br/>
               <w:t xml:space="preserve">      from BAGIC_PREPROD_CURATED_DB.BGIL_DATA_MODEL.HUB_RISK_OBJECT</w:t>
               <w:br/>
-              <w:t xml:space="preserve">     where RECORD_SOURCE in ('OPUS_BJAZ_TRV_LOADER_DATA_MV', 'OPUS_BJAZ_TRV_LOADER_LOG_TABLE_MV')</w:t>
+              <w:t xml:space="preserve">     where RECORD_SOURCE in ('OPUS_BJAZ_TRV_LOADER_DATA', 'OPUS_BJAZ_TRV_LOADER_LOG_TABLE')</w:t>
               <w:br/>
               <w:t xml:space="preserve">    union all</w:t>
               <w:br/>
@@ -4697,9 +4700,9 @@
               <w:br/>
               <w:t xml:space="preserve">           null as load_after_run_ts,</w:t>
               <w:br/>
-              <w:t xml:space="preserve">           count_if(not (RECORD_SOURCE in ('OPUS_BJAZ_TRV_LOADER_DATA_MV'))) as unexpected_record_source,</w:t>
-              <w:br/>
-              <w:t xml:space="preserve">           array_slice(array_agg(distinct iff(not (RECORD_SOURCE in ('OPUS_BJAZ_TRV_LOADER_DATA_MV')), RECORD_SOURCE, null)), 0, 5) as unexpected_examples,</w:t>
+              <w:t xml:space="preserve">           count_if(not (RECORD_SOURCE in ('OPUS_BJAZ_TRV_LOADER_DATA'))) as unexpected_record_source,</w:t>
+              <w:br/>
+              <w:t xml:space="preserve">           array_slice(array_agg(distinct iff(not (RECORD_SOURCE in ('OPUS_BJAZ_TRV_LOADER_DATA')), RECORD_SOURCE, null)), 0, 5) as unexpected_examples,</w:t>
               <w:br/>
               <w:t xml:space="preserve">           iff(null_load_datetime = 0 and null_record_source = 0 and coalesce(null_dbt_run_ts, 0) = 0</w:t>
               <w:br/>
@@ -4709,7 +4712,7 @@
               <w:br/>
               <w:t xml:space="preserve">      from BAGIC_PREPROD_CURATED_DB.BGIL_DATA_MODEL.SAT_AUG_COMMON_COMMUNICATION_PREFERENCE</w:t>
               <w:br/>
-              <w:t xml:space="preserve">     where RECORD_SOURCE in ('OPUS_BJAZ_TRV_LOADER_DATA_MV')</w:t>
+              <w:t xml:space="preserve">     where RECORD_SOURCE in ('OPUS_BJAZ_TRV_LOADER_DATA')</w:t>
               <w:br/>
               <w:t xml:space="preserve">    union all</w:t>
               <w:br/>
@@ -4729,9 +4732,9 @@
               <w:br/>
               <w:t xml:space="preserve">           count_if(LOAD_DATETIME &gt; DBT_RUN_TS) as load_after_run_ts,</w:t>
               <w:br/>
-              <w:t xml:space="preserve">           count_if(not (RECORD_SOURCE in ('OPUS_BJAZ_TRV_PLAN_MV'))) as unexpected_record_source,</w:t>
-              <w:br/>
-              <w:t xml:space="preserve">           array_slice(array_agg(distinct iff(not (RECORD_SOURCE in ('OPUS_BJAZ_TRV_PLAN_MV')), RECORD_SOURCE, null)), 0, 5) as unexpected_examples,</w:t>
+              <w:t xml:space="preserve">           count_if(not (RECORD_SOURCE in ('OPUS_BJAZ_TRV_PLAN'))) as unexpected_record_source,</w:t>
+              <w:br/>
+              <w:t xml:space="preserve">           array_slice(array_agg(distinct iff(not (RECORD_SOURCE in ('OPUS_BJAZ_TRV_PLAN')), RECORD_SOURCE, null)), 0, 5) as unexpected_examples,</w:t>
               <w:br/>
               <w:t xml:space="preserve">           iff(null_load_datetime = 0 and null_record_source = 0 and coalesce(null_dbt_run_ts, 0) = 0</w:t>
               <w:br/>
@@ -4741,7 +4744,7 @@
               <w:br/>
               <w:t xml:space="preserve">      from BAGIC_PREPROD_CURATED_DB.BGIL_DATA_MODEL.SAT_AUG_COVERAGE_DEFINITION</w:t>
               <w:br/>
-              <w:t xml:space="preserve">     where RECORD_SOURCE in ('OPUS_BJAZ_TRV_PLAN_MV')</w:t>
+              <w:t xml:space="preserve">     where RECORD_SOURCE in ('OPUS_BJAZ_TRV_PLAN')</w:t>
               <w:br/>
               <w:t xml:space="preserve">    union all</w:t>
               <w:br/>
@@ -4761,9 +4764,9 @@
               <w:br/>
               <w:t xml:space="preserve">           count_if(LOAD_DATETIME &gt; DBT_RUN_TS) as load_after_run_ts,</w:t>
               <w:br/>
-              <w:t xml:space="preserve">           count_if(not (RECORD_SOURCE in ('OPUS_BJAZ_TRV_PLAN_MV'))) as unexpected_record_source,</w:t>
-              <w:br/>
-              <w:t xml:space="preserve">           array_slice(array_agg(distinct iff(not (RECORD_SOURCE in ('OPUS_BJAZ_TRV_PLAN_MV')), RECORD_SOURCE, null)), 0, 5) as unexpected_examples,</w:t>
+              <w:t xml:space="preserve">           count_if(not (RECORD_SOURCE in ('OPUS_BJAZ_TRV_PLAN'))) as unexpected_record_source,</w:t>
+              <w:br/>
+              <w:t xml:space="preserve">           array_slice(array_agg(distinct iff(not (RECORD_SOURCE in ('OPUS_BJAZ_TRV_PLAN')), RECORD_SOURCE, null)), 0, 5) as unexpected_examples,</w:t>
               <w:br/>
               <w:t xml:space="preserve">           iff(null_load_datetime = 0 and null_record_source = 0 and coalesce(null_dbt_run_ts, 0) = 0</w:t>
               <w:br/>
@@ -4773,7 +4776,7 @@
               <w:br/>
               <w:t xml:space="preserve">      from BAGIC_PREPROD_CURATED_DB.BGIL_DATA_MODEL.SAT_AUG_COVERAGE_LIMITS</w:t>
               <w:br/>
-              <w:t xml:space="preserve">     where RECORD_SOURCE in ('OPUS_BJAZ_TRV_PLAN_MV')</w:t>
+              <w:t xml:space="preserve">     where RECORD_SOURCE in ('OPUS_BJAZ_TRV_PLAN')</w:t>
               <w:br/>
               <w:t xml:space="preserve">    union all</w:t>
               <w:br/>
@@ -4793,9 +4796,9 @@
               <w:br/>
               <w:t xml:space="preserve">           count_if(LOAD_DATETIME &gt; DBT_RUN_TS) as load_after_run_ts,</w:t>
               <w:br/>
-              <w:t xml:space="preserve">           count_if(not (RECORD_SOURCE in ('OPUS_BJAZ_TRV_RIDER_RATE_MAST_MV', 'OPUS_BJAZ_TRV_RIDER_DTLS_MV'))) as unexpected_record_source,</w:t>
-              <w:br/>
-              <w:t xml:space="preserve">           array_slice(array_agg(distinct iff(not (RECORD_SOURCE in ('OPUS_BJAZ_TRV_RIDER_RATE_MAST_MV', 'OPUS_BJAZ_TRV_RIDER_DTLS_MV')), RECORD_SOURCE, null)), 0, 5) as unexpected_examples,</w:t>
+              <w:t xml:space="preserve">           count_if(not (RECORD_SOURCE in ('OPUS_BJAZ_TRV_RIDER_RATE_MAST', 'OPUS_BJAZ_TRV_RIDER_DTLS'))) as unexpected_record_source,</w:t>
+              <w:br/>
+              <w:t xml:space="preserve">           array_slice(array_agg(distinct iff(not (RECORD_SOURCE in ('OPUS_BJAZ_TRV_RIDER_RATE_MAST', 'OPUS_BJAZ_TRV_RIDER_DTLS')), RECORD_SOURCE, null)), 0, 5) as unexpected_examples,</w:t>
               <w:br/>
               <w:t xml:space="preserve">           iff(null_load_datetime = 0 and null_record_source = 0 and coalesce(null_dbt_run_ts, 0) = 0</w:t>
               <w:br/>
@@ -4805,7 +4808,7 @@
               <w:br/>
               <w:t xml:space="preserve">      from BAGIC_PREPROD_CURATED_DB.BGIL_DATA_MODEL.SAT_AUG_COVERAGE_RATING</w:t>
               <w:br/>
-              <w:t xml:space="preserve">     where RECORD_SOURCE in ('OPUS_BJAZ_TRV_RIDER_RATE_MAST_MV', 'OPUS_BJAZ_TRV_RIDER_DTLS_MV')</w:t>
+              <w:t xml:space="preserve">     where RECORD_SOURCE in ('OPUS_BJAZ_TRV_RIDER_RATE_MAST', 'OPUS_BJAZ_TRV_RIDER_DTLS')</w:t>
               <w:br/>
               <w:t xml:space="preserve">    union all</w:t>
               <w:br/>
@@ -4825,9 +4828,9 @@
               <w:br/>
               <w:t xml:space="preserve">           count_if(LOAD_DATETIME &gt; DBT_RUN_TS) as load_after_run_ts,</w:t>
               <w:br/>
-              <w:t xml:space="preserve">           count_if(not (RECORD_SOURCE in ('OPUS_BA_TRV_DATA_POLICY_DTLS_MV', 'OPUS_BJAZ_TRV_LOADER_DATA_MV', 'OPUS_BJAZ_TRV_LOADER_LOG_TABLE_MV'))) as unexpected_record_source,</w:t>
-              <w:br/>
-              <w:t xml:space="preserve">           array_slice(array_agg(distinct iff(not (RECORD_SOURCE in ('OPUS_BA_TRV_DATA_POLICY_DTLS_MV', 'OPUS_BJAZ_TRV_LOADER_DATA_MV', 'OPUS_BJAZ_TRV_LOADER_LOG_TABLE_MV')), RECORD_SOURCE, null)), 0, 5) as unexpected_examples,</w:t>
+              <w:t xml:space="preserve">           count_if(not (RECORD_SOURCE in ('OPUS_BA_TRV_DATA_POLICY_DTLS', 'OPUS_BJAZ_TRV_LOADER_DATA', 'OPUS_BJAZ_TRV_LOADER_LOG_TABLE'))) as unexpected_record_source,</w:t>
+              <w:br/>
+              <w:t xml:space="preserve">           array_slice(array_agg(distinct iff(not (RECORD_SOURCE in ('OPUS_BA_TRV_DATA_POLICY_DTLS', 'OPUS_BJAZ_TRV_LOADER_DATA', 'OPUS_BJAZ_TRV_LOADER_LOG_TABLE')), RECORD_SOURCE, null)), 0, 5) as unexpected_examples,</w:t>
               <w:br/>
               <w:t xml:space="preserve">           iff(null_load_datetime = 0 and null_record_source = 0 and coalesce(null_dbt_run_ts, 0) = 0</w:t>
               <w:br/>
@@ -4837,7 +4840,7 @@
               <w:br/>
               <w:t xml:space="preserve">      from BAGIC_PREPROD_CURATED_DB.BGIL_DATA_MODEL.SAT_AUG_FINTXN_PREMIUM</w:t>
               <w:br/>
-              <w:t xml:space="preserve">     where RECORD_SOURCE in ('OPUS_BA_TRV_DATA_POLICY_DTLS_MV', 'OPUS_BJAZ_TRV_LOADER_DATA_MV', 'OPUS_BJAZ_TRV_LOADER_LOG_TABLE_MV')</w:t>
+              <w:t xml:space="preserve">     where RECORD_SOURCE in ('OPUS_BA_TRV_DATA_POLICY_DTLS', 'OPUS_BJAZ_TRV_LOADER_DATA', 'OPUS_BJAZ_TRV_LOADER_LOG_TABLE')</w:t>
               <w:br/>
               <w:t xml:space="preserve">    union all</w:t>
               <w:br/>
@@ -4857,9 +4860,9 @@
               <w:br/>
               <w:t xml:space="preserve">           null as load_after_run_ts,</w:t>
               <w:br/>
-              <w:t xml:space="preserve">           count_if(not (RECORD_SOURCE in ('OPUS_BJAZ_TRV_LOADER_LOG_TABLE_MV'))) as unexpected_record_source,</w:t>
-              <w:br/>
-              <w:t xml:space="preserve">           array_slice(array_agg(distinct iff(not (RECORD_SOURCE in ('OPUS_BJAZ_TRV_LOADER_LOG_TABLE_MV')), RECORD_SOURCE, null)), 0, 5) as unexpected_examples,</w:t>
+              <w:t xml:space="preserve">           count_if(not (RECORD_SOURCE in ('OPUS_BJAZ_TRV_LOADER_LOG_TABLE'))) as unexpected_record_source,</w:t>
+              <w:br/>
+              <w:t xml:space="preserve">           array_slice(array_agg(distinct iff(not (RECORD_SOURCE in ('OPUS_BJAZ_TRV_LOADER_LOG_TABLE')), RECORD_SOURCE, null)), 0, 5) as unexpected_examples,</w:t>
               <w:br/>
               <w:t xml:space="preserve">           iff(null_load_datetime = 0 and null_record_source = 0 and coalesce(null_dbt_run_ts, 0) = 0</w:t>
               <w:br/>
@@ -4869,7 +4872,7 @@
               <w:br/>
               <w:t xml:space="preserve">      from BAGIC_PREPROD_CURATED_DB.BGIL_DATA_MODEL.SAT_AUG_LNK_PARTY_ROLE_CORE</w:t>
               <w:br/>
-              <w:t xml:space="preserve">     where RECORD_SOURCE in ('OPUS_BJAZ_TRV_LOADER_LOG_TABLE_MV')</w:t>
+              <w:t xml:space="preserve">     where RECORD_SOURCE in ('OPUS_BJAZ_TRV_LOADER_LOG_TABLE')</w:t>
               <w:br/>
               <w:t xml:space="preserve">    union all</w:t>
               <w:br/>
@@ -4889,9 +4892,9 @@
               <w:br/>
               <w:t xml:space="preserve">           count_if(LOAD_DATETIME &gt; DBT_RUN_TS) as load_after_run_ts,</w:t>
               <w:br/>
-              <w:t xml:space="preserve">           count_if(not (RECORD_SOURCE in ('OPUS_BA_TRV_DATA_POLICY_DTLS_MV', 'OPUS_BJAZ_TRV_LOADER_DATA_MV'))) as unexpected_record_source,</w:t>
-              <w:br/>
-              <w:t xml:space="preserve">           array_slice(array_agg(distinct iff(not (RECORD_SOURCE in ('OPUS_BA_TRV_DATA_POLICY_DTLS_MV', 'OPUS_BJAZ_TRV_LOADER_DATA_MV')), RECORD_SOURCE, null)), 0, 5) as unexpected_examples,</w:t>
+              <w:t xml:space="preserve">           count_if(not (RECORD_SOURCE in ('OPUS_BA_TRV_DATA_POLICY_DTLS', 'OPUS_BJAZ_TRV_LOADER_DATA'))) as unexpected_record_source,</w:t>
+              <w:br/>
+              <w:t xml:space="preserve">           array_slice(array_agg(distinct iff(not (RECORD_SOURCE in ('OPUS_BA_TRV_DATA_POLICY_DTLS', 'OPUS_BJAZ_TRV_LOADER_DATA')), RECORD_SOURCE, null)), 0, 5) as unexpected_examples,</w:t>
               <w:br/>
               <w:t xml:space="preserve">           iff(null_load_datetime = 0 and null_record_source = 0 and coalesce(null_dbt_run_ts, 0) = 0</w:t>
               <w:br/>
@@ -4901,7 +4904,7 @@
               <w:br/>
               <w:t xml:space="preserve">      from BAGIC_PREPROD_CURATED_DB.BGIL_DATA_MODEL.SAT_AUG_LNK_ROLE_CUSTOMER</w:t>
               <w:br/>
-              <w:t xml:space="preserve">     where RECORD_SOURCE in ('OPUS_BA_TRV_DATA_POLICY_DTLS_MV', 'OPUS_BJAZ_TRV_LOADER_DATA_MV')</w:t>
+              <w:t xml:space="preserve">     where RECORD_SOURCE in ('OPUS_BA_TRV_DATA_POLICY_DTLS', 'OPUS_BJAZ_TRV_LOADER_DATA')</w:t>
               <w:br/>
               <w:t xml:space="preserve">    union all</w:t>
               <w:br/>
@@ -4921,9 +4924,9 @@
               <w:br/>
               <w:t xml:space="preserve">           null as load_after_run_ts,</w:t>
               <w:br/>
-              <w:t xml:space="preserve">           count_if(not (RECORD_SOURCE in ('OPUS_BJAZ_TRV_LOADER_DATA_MV'))) as unexpected_record_source,</w:t>
-              <w:br/>
-              <w:t xml:space="preserve">           array_slice(array_agg(distinct iff(not (RECORD_SOURCE in ('OPUS_BJAZ_TRV_LOADER_DATA_MV')), RECORD_SOURCE, null)), 0, 5) as unexpected_examples,</w:t>
+              <w:t xml:space="preserve">           count_if(not (RECORD_SOURCE in ('OPUS_BJAZ_TRV_LOADER_DATA'))) as unexpected_record_source,</w:t>
+              <w:br/>
+              <w:t xml:space="preserve">           array_slice(array_agg(distinct iff(not (RECORD_SOURCE in ('OPUS_BJAZ_TRV_LOADER_DATA')), RECORD_SOURCE, null)), 0, 5) as unexpected_examples,</w:t>
               <w:br/>
               <w:t xml:space="preserve">           iff(null_load_datetime = 0 and null_record_source = 0 and coalesce(null_dbt_run_ts, 0) = 0</w:t>
               <w:br/>
@@ -4933,7 +4936,7 @@
               <w:br/>
               <w:t xml:space="preserve">      from BAGIC_PREPROD_CURATED_DB.BGIL_DATA_MODEL.SAT_AUG_PARTY_BANKING</w:t>
               <w:br/>
-              <w:t xml:space="preserve">     where RECORD_SOURCE in ('OPUS_BJAZ_TRV_LOADER_DATA_MV')</w:t>
+              <w:t xml:space="preserve">     where RECORD_SOURCE in ('OPUS_BJAZ_TRV_LOADER_DATA')</w:t>
               <w:br/>
               <w:t xml:space="preserve">    union all</w:t>
               <w:br/>
@@ -4953,9 +4956,9 @@
               <w:br/>
               <w:t xml:space="preserve">           count_if(LOAD_DATETIME &gt; DBT_RUN_TS) as load_after_run_ts,</w:t>
               <w:br/>
-              <w:t xml:space="preserve">           count_if(not (RECORD_SOURCE in ('OPUS_BA_TRV_DATA_POLICY_DTLS_MV', 'OPUS_BJAZ_TRV_LOADER_LOG_TABLE_MV'))) as unexpected_record_source,</w:t>
-              <w:br/>
-              <w:t xml:space="preserve">           array_slice(array_agg(distinct iff(not (RECORD_SOURCE in ('OPUS_BA_TRV_DATA_POLICY_DTLS_MV', 'OPUS_BJAZ_TRV_LOADER_LOG_TABLE_MV')), RECORD_SOURCE, null)), 0, 5) as unexpected_examples,</w:t>
+              <w:t xml:space="preserve">           count_if(not (RECORD_SOURCE in ('OPUS_BA_TRV_DATA_POLICY_DTLS', 'OPUS_BJAZ_TRV_LOADER_LOG_TABLE'))) as unexpected_record_source,</w:t>
+              <w:br/>
+              <w:t xml:space="preserve">           array_slice(array_agg(distinct iff(not (RECORD_SOURCE in ('OPUS_BA_TRV_DATA_POLICY_DTLS', 'OPUS_BJAZ_TRV_LOADER_LOG_TABLE')), RECORD_SOURCE, null)), 0, 5) as unexpected_examples,</w:t>
               <w:br/>
               <w:t xml:space="preserve">           iff(null_load_datetime = 0 and null_record_source = 0 and coalesce(null_dbt_run_ts, 0) = 0</w:t>
               <w:br/>
@@ -4965,7 +4968,7 @@
               <w:br/>
               <w:t xml:space="preserve">      from BAGIC_PREPROD_CURATED_DB.BGIL_DATA_MODEL.SAT_AUG_PARTY_EMPLOYMENT</w:t>
               <w:br/>
-              <w:t xml:space="preserve">     where RECORD_SOURCE in ('OPUS_BA_TRV_DATA_POLICY_DTLS_MV', 'OPUS_BJAZ_TRV_LOADER_LOG_TABLE_MV')</w:t>
+              <w:t xml:space="preserve">     where RECORD_SOURCE in ('OPUS_BA_TRV_DATA_POLICY_DTLS', 'OPUS_BJAZ_TRV_LOADER_LOG_TABLE')</w:t>
               <w:br/>
               <w:t xml:space="preserve">    union all</w:t>
               <w:br/>
@@ -4985,9 +4988,9 @@
               <w:br/>
               <w:t xml:space="preserve">           count_if(LOAD_DATETIME &gt; DBT_RUN_TS) as load_after_run_ts,</w:t>
               <w:br/>
-              <w:t xml:space="preserve">           count_if(not (RECORD_SOURCE in ('OPUS_BA_TRV_PLAN_MST_MV', 'OPUS_BJAZ_TRV_RATE_MASTER_MV', 'OPUS_BJAZ_TRV_PLAN_MV'))) as unexpected_record_source,</w:t>
-              <w:br/>
-              <w:t xml:space="preserve">           array_slice(array_agg(distinct iff(not (RECORD_SOURCE in ('OPUS_BA_TRV_PLAN_MST_MV', 'OPUS_BJAZ_TRV_RATE_MASTER_MV', 'OPUS_BJAZ_TRV_PLAN_MV')), RECORD_SOURCE, null)), 0, 5) as unexpected_examples,</w:t>
+              <w:t xml:space="preserve">           count_if(not (RECORD_SOURCE in ('OPUS_BA_TRV_PLAN_MST', 'OPUS_BJAZ_TRV_RATE_MASTER', 'OPUS_BJAZ_TRV_PLAN'))) as unexpected_record_source,</w:t>
+              <w:br/>
+              <w:t xml:space="preserve">           array_slice(array_agg(distinct iff(not (RECORD_SOURCE in ('OPUS_BA_TRV_PLAN_MST', 'OPUS_BJAZ_TRV_RATE_MASTER', 'OPUS_BJAZ_TRV_PLAN')), RECORD_SOURCE, null)), 0, 5) as unexpected_examples,</w:t>
               <w:br/>
               <w:t xml:space="preserve">           iff(null_load_datetime = 0 and null_record_source = 0 and coalesce(null_dbt_run_ts, 0) = 0</w:t>
               <w:br/>
@@ -4997,7 +5000,7 @@
               <w:br/>
               <w:t xml:space="preserve">      from BAGIC_PREPROD_CURATED_DB.BGIL_DATA_MODEL.SAT_AUG_PRODUCT_TERMS</w:t>
               <w:br/>
-              <w:t xml:space="preserve">     where RECORD_SOURCE in ('OPUS_BA_TRV_PLAN_MST_MV', 'OPUS_BJAZ_TRV_RATE_MASTER_MV', 'OPUS_BJAZ_TRV_PLAN_MV')</w:t>
+              <w:t xml:space="preserve">     where RECORD_SOURCE in ('OPUS_BA_TRV_PLAN_MST', 'OPUS_BJAZ_TRV_RATE_MASTER', 'OPUS_BJAZ_TRV_PLAN')</w:t>
               <w:br/>
               <w:t xml:space="preserve">    union all</w:t>
               <w:br/>
@@ -5017,9 +5020,9 @@
               <w:br/>
               <w:t xml:space="preserve">           count_if(LOAD_DATETIME &gt; DBT_RUN_TS) as load_after_run_ts,</w:t>
               <w:br/>
-              <w:t xml:space="preserve">           count_if(not (RECORD_SOURCE in ('OPUS_BJAZ_TRV_LOADER_DATA_MV'))) as unexpected_record_source,</w:t>
-              <w:br/>
-              <w:t xml:space="preserve">           array_slice(array_agg(distinct iff(not (RECORD_SOURCE in ('OPUS_BJAZ_TRV_LOADER_DATA_MV')), RECORD_SOURCE, null)), 0, 5) as unexpected_examples,</w:t>
+              <w:t xml:space="preserve">           count_if(not (RECORD_SOURCE in ('OPUS_BJAZ_TRV_LOADER_DATA'))) as unexpected_record_source,</w:t>
+              <w:br/>
+              <w:t xml:space="preserve">           array_slice(array_agg(distinct iff(not (RECORD_SOURCE in ('OPUS_BJAZ_TRV_LOADER_DATA')), RECORD_SOURCE, null)), 0, 5) as unexpected_examples,</w:t>
               <w:br/>
               <w:t xml:space="preserve">           iff(null_load_datetime = 0 and null_record_source = 0 and coalesce(null_dbt_run_ts, 0) = 0</w:t>
               <w:br/>
@@ -5029,7 +5032,7 @@
               <w:br/>
               <w:t xml:space="preserve">      from BAGIC_PREPROD_CURATED_DB.BGIL_DATA_MODEL.SAT_AUG_RISK_PERSON_INSURED</w:t>
               <w:br/>
-              <w:t xml:space="preserve">     where RECORD_SOURCE in ('OPUS_BJAZ_TRV_LOADER_DATA_MV')</w:t>
+              <w:t xml:space="preserve">     where RECORD_SOURCE in ('OPUS_BJAZ_TRV_LOADER_DATA')</w:t>
               <w:br/>
               <w:t xml:space="preserve">    union all</w:t>
               <w:br/>
@@ -5049,9 +5052,9 @@
               <w:br/>
               <w:t xml:space="preserve">           count_if(LOAD_DATETIME &gt; DBT_RUN_TS) as load_after_run_ts,</w:t>
               <w:br/>
-              <w:t xml:space="preserve">           count_if(not (RECORD_SOURCE in ('OPUS_BJAZ_TRV_LOADER_DATA_MV'))) as unexpected_record_source,</w:t>
-              <w:br/>
-              <w:t xml:space="preserve">           array_slice(array_agg(distinct iff(not (RECORD_SOURCE in ('OPUS_BJAZ_TRV_LOADER_DATA_MV')), RECORD_SOURCE, null)), 0, 5) as unexpected_examples,</w:t>
+              <w:t xml:space="preserve">           count_if(not (RECORD_SOURCE in ('OPUS_BJAZ_TRV_LOADER_DATA'))) as unexpected_record_source,</w:t>
+              <w:br/>
+              <w:t xml:space="preserve">           array_slice(array_agg(distinct iff(not (RECORD_SOURCE in ('OPUS_BJAZ_TRV_LOADER_DATA')), RECORD_SOURCE, null)), 0, 5) as unexpected_examples,</w:t>
               <w:br/>
               <w:t xml:space="preserve">           iff(null_load_datetime = 0 and null_record_source = 0 and coalesce(null_dbt_run_ts, 0) = 0</w:t>
               <w:br/>
@@ -5061,7 +5064,7 @@
               <w:br/>
               <w:t xml:space="preserve">      from BAGIC_PREPROD_CURATED_DB.BGIL_DATA_MODEL.SAT_AUG_RISK_PERSON_TRAVEL</w:t>
               <w:br/>
-              <w:t xml:space="preserve">     where RECORD_SOURCE in ('OPUS_BJAZ_TRV_LOADER_DATA_MV')</w:t>
+              <w:t xml:space="preserve">     where RECORD_SOURCE in ('OPUS_BJAZ_TRV_LOADER_DATA')</w:t>
               <w:br/>
               <w:t xml:space="preserve">    union all</w:t>
               <w:br/>
@@ -5081,9 +5084,9 @@
               <w:br/>
               <w:t xml:space="preserve">           count_if(LOAD_DATETIME &gt; DBT_RUN_TS) as load_after_run_ts,</w:t>
               <w:br/>
-              <w:t xml:space="preserve">           count_if(not (RECORD_SOURCE in ('OPUS_BJAZ_TRV_LOADER_DATA_MV', 'OPUS_BJAZ_TRV_LOADER_LOG_TABLE_MV'))) as unexpected_record_source,</w:t>
-              <w:br/>
-              <w:t xml:space="preserve">           array_slice(array_agg(distinct iff(not (RECORD_SOURCE in ('OPUS_BJAZ_TRV_LOADER_DATA_MV', 'OPUS_BJAZ_TRV_LOADER_LOG_TABLE_MV')), RECORD_SOURCE, null)), 0, 5) as unexpected_examples,</w:t>
+              <w:t xml:space="preserve">           count_if(not (RECORD_SOURCE in ('OPUS_BJAZ_TRV_LOADER_DATA', 'OPUS_BJAZ_TRV_LOADER_LOG_TABLE'))) as unexpected_record_source,</w:t>
+              <w:br/>
+              <w:t xml:space="preserve">           array_slice(array_agg(distinct iff(not (RECORD_SOURCE in ('OPUS_BJAZ_TRV_LOADER_DATA', 'OPUS_BJAZ_TRV_LOADER_LOG_TABLE')), RECORD_SOURCE, null)), 0, 5) as unexpected_examples,</w:t>
               <w:br/>
               <w:t xml:space="preserve">           iff(null_load_datetime = 0 and null_record_source = 0 and coalesce(null_dbt_run_ts, 0) = 0</w:t>
               <w:br/>
@@ -5093,7 +5096,7 @@
               <w:br/>
               <w:t xml:space="preserve">      from BAGIC_PREPROD_CURATED_DB.BGIL_DATA_MODEL.SAT_COMMON_ADDRESS</w:t>
               <w:br/>
-              <w:t xml:space="preserve">     where RECORD_SOURCE in ('OPUS_BJAZ_TRV_LOADER_DATA_MV', 'OPUS_BJAZ_TRV_LOADER_LOG_TABLE_MV')</w:t>
+              <w:t xml:space="preserve">     where RECORD_SOURCE in ('OPUS_BJAZ_TRV_LOADER_DATA', 'OPUS_BJAZ_TRV_LOADER_LOG_TABLE')</w:t>
               <w:br/>
               <w:t xml:space="preserve">    union all</w:t>
               <w:br/>
@@ -5113,9 +5116,9 @@
               <w:br/>
               <w:t xml:space="preserve">           count_if(LOAD_DATETIME &gt; DBT_RUN_TS) as load_after_run_ts,</w:t>
               <w:br/>
-              <w:t xml:space="preserve">           count_if(not (RECORD_SOURCE in ('OPUS_BA_TRV_DATA_POLICY_DTLS_MV', 'OPUS_BJAZ_TRV_LOADER_DATA_MV'))) as unexpected_record_source,</w:t>
-              <w:br/>
-              <w:t xml:space="preserve">           array_slice(array_agg(distinct iff(not (RECORD_SOURCE in ('OPUS_BA_TRV_DATA_POLICY_DTLS_MV', 'OPUS_BJAZ_TRV_LOADER_DATA_MV')), RECORD_SOURCE, null)), 0, 5) as unexpected_examples,</w:t>
+              <w:t xml:space="preserve">           count_if(not (RECORD_SOURCE in ('OPUS_BA_TRV_DATA_POLICY_DTLS', 'OPUS_BJAZ_TRV_LOADER_DATA'))) as unexpected_record_source,</w:t>
+              <w:br/>
+              <w:t xml:space="preserve">           array_slice(array_agg(distinct iff(not (RECORD_SOURCE in ('OPUS_BA_TRV_DATA_POLICY_DTLS', 'OPUS_BJAZ_TRV_LOADER_DATA')), RECORD_SOURCE, null)), 0, 5) as unexpected_examples,</w:t>
               <w:br/>
               <w:t xml:space="preserve">           iff(null_load_datetime = 0 and null_record_source = 0 and coalesce(null_dbt_run_ts, 0) = 0</w:t>
               <w:br/>
@@ -5125,7 +5128,7 @@
               <w:br/>
               <w:t xml:space="preserve">      from BAGIC_PREPROD_CURATED_DB.BGIL_DATA_MODEL.SAT_COMMON_CLASSIFICATION</w:t>
               <w:br/>
-              <w:t xml:space="preserve">     where RECORD_SOURCE in ('OPUS_BA_TRV_DATA_POLICY_DTLS_MV', 'OPUS_BJAZ_TRV_LOADER_DATA_MV')</w:t>
+              <w:t xml:space="preserve">     where RECORD_SOURCE in ('OPUS_BA_TRV_DATA_POLICY_DTLS', 'OPUS_BJAZ_TRV_LOADER_DATA')</w:t>
               <w:br/>
               <w:t xml:space="preserve">    union all</w:t>
               <w:br/>
@@ -5145,9 +5148,9 @@
               <w:br/>
               <w:t xml:space="preserve">           count_if(LOAD_DATETIME &gt; DBT_RUN_TS) as load_after_run_ts,</w:t>
               <w:br/>
-              <w:t xml:space="preserve">           count_if(not (RECORD_SOURCE in ('OPUS_BJAZ_TRV_LOADER_DATA_MV', 'OPUS_BJAZ_TRV_LOADER_LOG_TABLE_MV'))) as unexpected_record_source,</w:t>
-              <w:br/>
-              <w:t xml:space="preserve">           array_slice(array_agg(distinct iff(not (RECORD_SOURCE in ('OPUS_BJAZ_TRV_LOADER_DATA_MV', 'OPUS_BJAZ_TRV_LOADER_LOG_TABLE_MV')), RECORD_SOURCE, null)), 0, 5) as unexpected_examples,</w:t>
+              <w:t xml:space="preserve">           count_if(not (RECORD_SOURCE in ('OPUS_BJAZ_TRV_LOADER_DATA', 'OPUS_BJAZ_TRV_LOADER_LOG_TABLE'))) as unexpected_record_source,</w:t>
+              <w:br/>
+              <w:t xml:space="preserve">           array_slice(array_agg(distinct iff(not (RECORD_SOURCE in ('OPUS_BJAZ_TRV_LOADER_DATA', 'OPUS_BJAZ_TRV_LOADER_LOG_TABLE')), RECORD_SOURCE, null)), 0, 5) as unexpected_examples,</w:t>
               <w:br/>
               <w:t xml:space="preserve">           iff(null_load_datetime = 0 and null_record_source = 0 and coalesce(null_dbt_run_ts, 0) = 0</w:t>
               <w:br/>
@@ -5157,7 +5160,7 @@
               <w:br/>
               <w:t xml:space="preserve">      from BAGIC_PREPROD_CURATED_DB.BGIL_DATA_MODEL.SAT_COMMON_CONTACT</w:t>
               <w:br/>
-              <w:t xml:space="preserve">     where RECORD_SOURCE in ('OPUS_BJAZ_TRV_LOADER_DATA_MV', 'OPUS_BJAZ_TRV_LOADER_LOG_TABLE_MV')</w:t>
+              <w:t xml:space="preserve">     where RECORD_SOURCE in ('OPUS_BJAZ_TRV_LOADER_DATA', 'OPUS_BJAZ_TRV_LOADER_LOG_TABLE')</w:t>
               <w:br/>
               <w:t xml:space="preserve">    union all</w:t>
               <w:br/>
@@ -5177,9 +5180,9 @@
               <w:br/>
               <w:t xml:space="preserve">           null as load_after_run_ts,</w:t>
               <w:br/>
-              <w:t xml:space="preserve">           count_if(not (RECORD_SOURCE in ('OPUS_BJAZ_TRV_PLAN_MV'))) as unexpected_record_source,</w:t>
-              <w:br/>
-              <w:t xml:space="preserve">           array_slice(array_agg(distinct iff(not (RECORD_SOURCE in ('OPUS_BJAZ_TRV_PLAN_MV')), RECORD_SOURCE, null)), 0, 5) as unexpected_examples,</w:t>
+              <w:t xml:space="preserve">           count_if(not (RECORD_SOURCE in ('OPUS_BJAZ_TRV_PLAN'))) as unexpected_record_source,</w:t>
+              <w:br/>
+              <w:t xml:space="preserve">           array_slice(array_agg(distinct iff(not (RECORD_SOURCE in ('OPUS_BJAZ_TRV_PLAN')), RECORD_SOURCE, null)), 0, 5) as unexpected_examples,</w:t>
               <w:br/>
               <w:t xml:space="preserve">           iff(null_load_datetime = 0 and null_record_source = 0 and coalesce(null_dbt_run_ts, 0) = 0</w:t>
               <w:br/>
@@ -5189,7 +5192,7 @@
               <w:br/>
               <w:t xml:space="preserve">      from BAGIC_PREPROD_CURATED_DB.BGIL_DATA_MODEL.SAT_COVERAGE_CONDITIONS</w:t>
               <w:br/>
-              <w:t xml:space="preserve">     where RECORD_SOURCE in ('OPUS_BJAZ_TRV_PLAN_MV')</w:t>
+              <w:t xml:space="preserve">     where RECORD_SOURCE in ('OPUS_BJAZ_TRV_PLAN')</w:t>
               <w:br/>
               <w:t xml:space="preserve">    union all</w:t>
               <w:br/>
@@ -5209,9 +5212,9 @@
               <w:br/>
               <w:t xml:space="preserve">           count_if(LOAD_DATETIME &gt; DBT_RUN_TS) as load_after_run_ts,</w:t>
               <w:br/>
-              <w:t xml:space="preserve">           count_if(not (RECORD_SOURCE in ('OPUS_BJAZ_TRV_PLAN_MV', 'OPUS_BJAZ_TRV_RIDER_DTLS_MV', 'OPUS_BJAZ_TRV_LOADER_DATA_MV'))) as unexpected_record_source,</w:t>
-              <w:br/>
-              <w:t xml:space="preserve">           array_slice(array_agg(distinct iff(not (RECORD_SOURCE in ('OPUS_BJAZ_TRV_PLAN_MV', 'OPUS_BJAZ_TRV_RIDER_DTLS_MV', 'OPUS_BJAZ_TRV_LOADER_DATA_MV')), RECORD_SOURCE, null)), 0, 5) as unexpected_examples,</w:t>
+              <w:t xml:space="preserve">           count_if(not (RECORD_SOURCE in ('OPUS_BJAZ_TRV_PLAN', 'OPUS_BJAZ_TRV_RIDER_DTLS', 'OPUS_BJAZ_TRV_LOADER_DATA'))) as unexpected_record_source,</w:t>
+              <w:br/>
+              <w:t xml:space="preserve">           array_slice(array_agg(distinct iff(not (RECORD_SOURCE in ('OPUS_BJAZ_TRV_PLAN', 'OPUS_BJAZ_TRV_RIDER_DTLS', 'OPUS_BJAZ_TRV_LOADER_DATA')), RECORD_SOURCE, null)), 0, 5) as unexpected_examples,</w:t>
               <w:br/>
               <w:t xml:space="preserve">           iff(null_load_datetime = 0 and null_record_source = 0 and coalesce(null_dbt_run_ts, 0) = 0</w:t>
               <w:br/>
@@ -5221,7 +5224,7 @@
               <w:br/>
               <w:t xml:space="preserve">      from BAGIC_PREPROD_CURATED_DB.BGIL_DATA_MODEL.SAT_COVERAGE_DEFINITION</w:t>
               <w:br/>
-              <w:t xml:space="preserve">     where RECORD_SOURCE in ('OPUS_BJAZ_TRV_PLAN_MV', 'OPUS_BJAZ_TRV_RIDER_DTLS_MV', 'OPUS_BJAZ_TRV_LOADER_DATA_MV')</w:t>
+              <w:t xml:space="preserve">     where RECORD_SOURCE in ('OPUS_BJAZ_TRV_PLAN', 'OPUS_BJAZ_TRV_RIDER_DTLS', 'OPUS_BJAZ_TRV_LOADER_DATA')</w:t>
               <w:br/>
               <w:t xml:space="preserve">    union all</w:t>
               <w:br/>
@@ -5241,9 +5244,9 @@
               <w:br/>
               <w:t xml:space="preserve">           count_if(LOAD_DATETIME &gt; DBT_RUN_TS) as load_after_run_ts,</w:t>
               <w:br/>
-              <w:t xml:space="preserve">           count_if(not (RECORD_SOURCE in ('OPUS_BJAZ_TRV_PLAN_MV', 'OPUS_BJAZ_TRV_RIDER_DTLS_MV', 'OPUS_BJAZ_TRV_RIDER_RATE_MAST_MV'))) as unexpected_record_source,</w:t>
-              <w:br/>
-              <w:t xml:space="preserve">           array_slice(array_agg(distinct iff(not (RECORD_SOURCE in ('OPUS_BJAZ_TRV_PLAN_MV', 'OPUS_BJAZ_TRV_RIDER_DTLS_MV', 'OPUS_BJAZ_TRV_RIDER_RATE_MAST_MV')), RECORD_SOURCE, null)), 0, 5) as unexpected_examples,</w:t>
+              <w:t xml:space="preserve">           count_if(not (RECORD_SOURCE in ('OPUS_BJAZ_TRV_PLAN', 'OPUS_BJAZ_TRV_RIDER_DTLS', 'OPUS_BJAZ_TRV_RIDER_RATE_MAST'))) as unexpected_record_source,</w:t>
+              <w:br/>
+              <w:t xml:space="preserve">           array_slice(array_agg(distinct iff(not (RECORD_SOURCE in ('OPUS_BJAZ_TRV_PLAN', 'OPUS_BJAZ_TRV_RIDER_DTLS', 'OPUS_BJAZ_TRV_RIDER_RATE_MAST')), RECORD_SOURCE, null)), 0, 5) as unexpected_examples,</w:t>
               <w:br/>
               <w:t xml:space="preserve">           iff(null_load_datetime = 0 and null_record_source = 0 and coalesce(null_dbt_run_ts, 0) = 0</w:t>
               <w:br/>
@@ -5253,7 +5256,7 @@
               <w:br/>
               <w:t xml:space="preserve">      from BAGIC_PREPROD_CURATED_DB.BGIL_DATA_MODEL.SAT_COVERAGE_LIMITS</w:t>
               <w:br/>
-              <w:t xml:space="preserve">     where RECORD_SOURCE in ('OPUS_BJAZ_TRV_PLAN_MV', 'OPUS_BJAZ_TRV_RIDER_DTLS_MV', 'OPUS_BJAZ_TRV_RIDER_RATE_MAST_MV')</w:t>
+              <w:t xml:space="preserve">     where RECORD_SOURCE in ('OPUS_BJAZ_TRV_PLAN', 'OPUS_BJAZ_TRV_RIDER_DTLS', 'OPUS_BJAZ_TRV_RIDER_RATE_MAST')</w:t>
               <w:br/>
               <w:t xml:space="preserve">    union all</w:t>
               <w:br/>
@@ -5273,9 +5276,9 @@
               <w:br/>
               <w:t xml:space="preserve">           count_if(LOAD_DATETIME &gt; DBT_RUN_TS) as load_after_run_ts,</w:t>
               <w:br/>
-              <w:t xml:space="preserve">           count_if(not (RECORD_SOURCE in ('OPUS_BA_TRV_DATA_POLICY_DTLS_MV', 'OPUS_BJAZ_TRV_LOADER_DATA_MV'))) as unexpected_record_source,</w:t>
-              <w:br/>
-              <w:t xml:space="preserve">           array_slice(array_agg(distinct iff(not (RECORD_SOURCE in ('OPUS_BA_TRV_DATA_POLICY_DTLS_MV', 'OPUS_BJAZ_TRV_LOADER_DATA_MV')), RECORD_SOURCE, null)), 0, 5) as unexpected_examples,</w:t>
+              <w:t xml:space="preserve">           count_if(not (RECORD_SOURCE in ('OPUS_BA_TRV_DATA_POLICY_DTLS', 'OPUS_BJAZ_TRV_LOADER_DATA'))) as unexpected_record_source,</w:t>
+              <w:br/>
+              <w:t xml:space="preserve">           array_slice(array_agg(distinct iff(not (RECORD_SOURCE in ('OPUS_BA_TRV_DATA_POLICY_DTLS', 'OPUS_BJAZ_TRV_LOADER_DATA')), RECORD_SOURCE, null)), 0, 5) as unexpected_examples,</w:t>
               <w:br/>
               <w:t xml:space="preserve">           iff(null_load_datetime = 0 and null_record_source = 0 and coalesce(null_dbt_run_ts, 0) = 0</w:t>
               <w:br/>
@@ -5285,7 +5288,7 @@
               <w:br/>
               <w:t xml:space="preserve">      from BAGIC_PREPROD_CURATED_DB.BGIL_DATA_MODEL.SAT_FINTXN_COMMISSION</w:t>
               <w:br/>
-              <w:t xml:space="preserve">     where RECORD_SOURCE in ('OPUS_BA_TRV_DATA_POLICY_DTLS_MV', 'OPUS_BJAZ_TRV_LOADER_DATA_MV')</w:t>
+              <w:t xml:space="preserve">     where RECORD_SOURCE in ('OPUS_BA_TRV_DATA_POLICY_DTLS', 'OPUS_BJAZ_TRV_LOADER_DATA')</w:t>
               <w:br/>
               <w:t xml:space="preserve">    union all</w:t>
               <w:br/>
@@ -5305,9 +5308,9 @@
               <w:br/>
               <w:t xml:space="preserve">           null as load_after_run_ts,</w:t>
               <w:br/>
-              <w:t xml:space="preserve">           count_if(not (RECORD_SOURCE in ('OPUS_BJAZ_TRV_LOADER_LOG_TABLE_MV'))) as unexpected_record_source,</w:t>
-              <w:br/>
-              <w:t xml:space="preserve">           array_slice(array_agg(distinct iff(not (RECORD_SOURCE in ('OPUS_BJAZ_TRV_LOADER_LOG_TABLE_MV')), RECORD_SOURCE, null)), 0, 5) as unexpected_examples,</w:t>
+              <w:t xml:space="preserve">           count_if(not (RECORD_SOURCE in ('OPUS_BJAZ_TRV_LOADER_LOG_TABLE'))) as unexpected_record_source,</w:t>
+              <w:br/>
+              <w:t xml:space="preserve">           array_slice(array_agg(distinct iff(not (RECORD_SOURCE in ('OPUS_BJAZ_TRV_LOADER_LOG_TABLE')), RECORD_SOURCE, null)), 0, 5) as unexpected_examples,</w:t>
               <w:br/>
               <w:t xml:space="preserve">           iff(null_load_datetime = 0 and null_record_source = 0 and coalesce(null_dbt_run_ts, 0) = 0</w:t>
               <w:br/>
@@ -5317,7 +5320,7 @@
               <w:br/>
               <w:t xml:space="preserve">      from BAGIC_PREPROD_CURATED_DB.BGIL_DATA_MODEL.SAT_FINTXN_HEADER</w:t>
               <w:br/>
-              <w:t xml:space="preserve">     where RECORD_SOURCE in ('OPUS_BJAZ_TRV_LOADER_LOG_TABLE_MV')</w:t>
+              <w:t xml:space="preserve">     where RECORD_SOURCE in ('OPUS_BJAZ_TRV_LOADER_LOG_TABLE')</w:t>
               <w:br/>
               <w:t xml:space="preserve">    union all</w:t>
               <w:br/>
@@ -5337,9 +5340,9 @@
               <w:br/>
               <w:t xml:space="preserve">           count_if(LOAD_DATETIME &gt; DBT_RUN_TS) as load_after_run_ts,</w:t>
               <w:br/>
-              <w:t xml:space="preserve">           count_if(not (RECORD_SOURCE in ('OPUS_BA_TRV_DATA_POLICY_DTLS_MV', 'OPUS_BJAZ_TRV_LOADER_DATA_MV', 'OPUS_BJAZ_TRV_LOADER_LOG_TABLE_MV'))) as unexpected_record_source,</w:t>
-              <w:br/>
-              <w:t xml:space="preserve">           array_slice(array_agg(distinct iff(not (RECORD_SOURCE in ('OPUS_BA_TRV_DATA_POLICY_DTLS_MV', 'OPUS_BJAZ_TRV_LOADER_DATA_MV', 'OPUS_BJAZ_TRV_LOADER_LOG_TABLE_MV')), RECORD_SOURCE, null)), 0, 5) as unexpected_examples,</w:t>
+              <w:t xml:space="preserve">           count_if(not (RECORD_SOURCE in ('OPUS_BA_TRV_DATA_POLICY_DTLS', 'OPUS_BJAZ_TRV_LOADER_DATA', 'OPUS_BJAZ_TRV_LOADER_LOG_TABLE'))) as unexpected_record_source,</w:t>
+              <w:br/>
+              <w:t xml:space="preserve">           array_slice(array_agg(distinct iff(not (RECORD_SOURCE in ('OPUS_BA_TRV_DATA_POLICY_DTLS', 'OPUS_BJAZ_TRV_LOADER_DATA', 'OPUS_BJAZ_TRV_LOADER_LOG_TABLE')), RECORD_SOURCE, null)), 0, 5) as unexpected_examples,</w:t>
               <w:br/>
               <w:t xml:space="preserve">           iff(null_load_datetime = 0 and null_record_source = 0 and coalesce(null_dbt_run_ts, 0) = 0</w:t>
               <w:br/>
@@ -5349,7 +5352,7 @@
               <w:br/>
               <w:t xml:space="preserve">      from BAGIC_PREPROD_CURATED_DB.BGIL_DATA_MODEL.SAT_FINTXN_PREMIUM</w:t>
               <w:br/>
-              <w:t xml:space="preserve">     where RECORD_SOURCE in ('OPUS_BA_TRV_DATA_POLICY_DTLS_MV', 'OPUS_BJAZ_TRV_LOADER_DATA_MV', 'OPUS_BJAZ_TRV_LOADER_LOG_TABLE_MV')</w:t>
+              <w:t xml:space="preserve">     where RECORD_SOURCE in ('OPUS_BA_TRV_DATA_POLICY_DTLS', 'OPUS_BJAZ_TRV_LOADER_DATA', 'OPUS_BJAZ_TRV_LOADER_LOG_TABLE')</w:t>
               <w:br/>
               <w:t xml:space="preserve">    union all</w:t>
               <w:br/>
@@ -5369,9 +5372,9 @@
               <w:br/>
               <w:t xml:space="preserve">           count_if(LOAD_DATETIME &gt; DBT_RUN_TS) as load_after_run_ts,</w:t>
               <w:br/>
-              <w:t xml:space="preserve">           count_if(not (RECORD_SOURCE in ('OPUS_BA_TRV_DATA_POLICY_DTLS_MV', 'OPUS_BJAZ_TRV_LOADER_LOG_TABLE_MV'))) as unexpected_record_source,</w:t>
-              <w:br/>
-              <w:t xml:space="preserve">           array_slice(array_agg(distinct iff(not (RECORD_SOURCE in ('OPUS_BA_TRV_DATA_POLICY_DTLS_MV', 'OPUS_BJAZ_TRV_LOADER_LOG_TABLE_MV')), RECORD_SOURCE, null)), 0, 5) as unexpected_examples,</w:t>
+              <w:t xml:space="preserve">           count_if(not (RECORD_SOURCE in ('OPUS_BA_TRV_DATA_POLICY_DTLS', 'OPUS_BJAZ_TRV_LOADER_LOG_TABLE'))) as unexpected_record_source,</w:t>
+              <w:br/>
+              <w:t xml:space="preserve">           array_slice(array_agg(distinct iff(not (RECORD_SOURCE in ('OPUS_BA_TRV_DATA_POLICY_DTLS', 'OPUS_BJAZ_TRV_LOADER_LOG_TABLE')), RECORD_SOURCE, null)), 0, 5) as unexpected_examples,</w:t>
               <w:br/>
               <w:t xml:space="preserve">           iff(null_load_datetime = 0 and null_record_source = 0 and coalesce(null_dbt_run_ts, 0) = 0</w:t>
               <w:br/>
@@ -5381,7 +5384,7 @@
               <w:br/>
               <w:t xml:space="preserve">      from BAGIC_PREPROD_CURATED_DB.BGIL_DATA_MODEL.SAT_FINTXN_TAX</w:t>
               <w:br/>
-              <w:t xml:space="preserve">     where RECORD_SOURCE in ('OPUS_BA_TRV_DATA_POLICY_DTLS_MV', 'OPUS_BJAZ_TRV_LOADER_LOG_TABLE_MV')</w:t>
+              <w:t xml:space="preserve">     where RECORD_SOURCE in ('OPUS_BA_TRV_DATA_POLICY_DTLS', 'OPUS_BJAZ_TRV_LOADER_LOG_TABLE')</w:t>
               <w:br/>
               <w:t xml:space="preserve">    union all</w:t>
               <w:br/>
@@ -5401,9 +5404,9 @@
               <w:br/>
               <w:t xml:space="preserve">           count_if(LOAD_DATETIME &gt; DBT_RUN_TS) as load_after_run_ts,</w:t>
               <w:br/>
-              <w:t xml:space="preserve">           count_if(not (RECORD_SOURCE in ('OPUS_BA_TRV_DATA_POLICY_DTLS_MV', 'OPUS_BJAZ_TRV_LOADER_LOG_TABLE_MV'))) as unexpected_record_source,</w:t>
-              <w:br/>
-              <w:t xml:space="preserve">           array_slice(array_agg(distinct iff(not (RECORD_SOURCE in ('OPUS_BA_TRV_DATA_POLICY_DTLS_MV', 'OPUS_BJAZ_TRV_LOADER_LOG_TABLE_MV')), RECORD_SOURCE, null)), 0, 5) as unexpected_examples,</w:t>
+              <w:t xml:space="preserve">           count_if(not (RECORD_SOURCE in ('OPUS_BA_TRV_DATA_POLICY_DTLS', 'OPUS_BJAZ_TRV_LOADER_LOG_TABLE'))) as unexpected_record_source,</w:t>
+              <w:br/>
+              <w:t xml:space="preserve">           array_slice(array_agg(distinct iff(not (RECORD_SOURCE in ('OPUS_BA_TRV_DATA_POLICY_DTLS', 'OPUS_BJAZ_TRV_LOADER_LOG_TABLE')), RECORD_SOURCE, null)), 0, 5) as unexpected_examples,</w:t>
               <w:br/>
               <w:t xml:space="preserve">           iff(null_load_datetime = 0 and null_record_source = 0 and coalesce(null_dbt_run_ts, 0) = 0</w:t>
               <w:br/>
@@ -5413,7 +5416,7 @@
               <w:br/>
               <w:t xml:space="preserve">      from BAGIC_PREPROD_CURATED_DB.BGIL_DATA_MODEL.SAT_FIN_CHARGE_RATE</w:t>
               <w:br/>
-              <w:t xml:space="preserve">     where RECORD_SOURCE in ('OPUS_BA_TRV_DATA_POLICY_DTLS_MV', 'OPUS_BJAZ_TRV_LOADER_LOG_TABLE_MV')</w:t>
+              <w:t xml:space="preserve">     where RECORD_SOURCE in ('OPUS_BA_TRV_DATA_POLICY_DTLS', 'OPUS_BJAZ_TRV_LOADER_LOG_TABLE')</w:t>
               <w:br/>
               <w:t xml:space="preserve">    union all</w:t>
               <w:br/>
@@ -5433,9 +5436,9 @@
               <w:br/>
               <w:t xml:space="preserve">           count_if(LOAD_DATETIME &gt; DBT_RUN_TS) as load_after_run_ts,</w:t>
               <w:br/>
-              <w:t xml:space="preserve">           count_if(not (RECORD_SOURCE in ('OPUS_BA_TRV_DATA_POLICY_DTLS_MV', 'OPUS_BJAZ_TRV_LOADER_DATA_MV'))) as unexpected_record_source,</w:t>
-              <w:br/>
-              <w:t xml:space="preserve">           array_slice(array_agg(distinct iff(not (RECORD_SOURCE in ('OPUS_BA_TRV_DATA_POLICY_DTLS_MV', 'OPUS_BJAZ_TRV_LOADER_DATA_MV')), RECORD_SOURCE, null)), 0, 5) as unexpected_examples,</w:t>
+              <w:t xml:space="preserve">           count_if(not (RECORD_SOURCE in ('OPUS_BA_TRV_DATA_POLICY_DTLS', 'OPUS_BJAZ_TRV_LOADER_DATA'))) as unexpected_record_source,</w:t>
+              <w:br/>
+              <w:t xml:space="preserve">           array_slice(array_agg(distinct iff(not (RECORD_SOURCE in ('OPUS_BA_TRV_DATA_POLICY_DTLS', 'OPUS_BJAZ_TRV_LOADER_DATA')), RECORD_SOURCE, null)), 0, 5) as unexpected_examples,</w:t>
               <w:br/>
               <w:t xml:space="preserve">           iff(null_load_datetime = 0 and null_record_source = 0 and coalesce(null_dbt_run_ts, 0) = 0</w:t>
               <w:br/>
@@ -5445,7 +5448,7 @@
               <w:br/>
               <w:t xml:space="preserve">      from BAGIC_PREPROD_CURATED_DB.BGIL_DATA_MODEL.SAT_FIN_RECEIPT</w:t>
               <w:br/>
-              <w:t xml:space="preserve">     where RECORD_SOURCE in ('OPUS_BA_TRV_DATA_POLICY_DTLS_MV', 'OPUS_BJAZ_TRV_LOADER_DATA_MV')</w:t>
+              <w:t xml:space="preserve">     where RECORD_SOURCE in ('OPUS_BA_TRV_DATA_POLICY_DTLS', 'OPUS_BJAZ_TRV_LOADER_DATA')</w:t>
               <w:br/>
               <w:t xml:space="preserve">    union all</w:t>
               <w:br/>
@@ -5465,9 +5468,9 @@
               <w:br/>
               <w:t xml:space="preserve">           count_if(LOAD_DATETIME &gt; DBT_RUN_TS) as load_after_run_ts,</w:t>
               <w:br/>
-              <w:t xml:space="preserve">           count_if(not (RECORD_SOURCE in ('OPUS_BJAZ_TRV_LOADER_DATA_MV', 'OPUS_BJAZ_TRV_LOADER_LOG_TABLE_MV'))) as unexpected_record_source,</w:t>
-              <w:br/>
-              <w:t xml:space="preserve">           array_slice(array_agg(distinct iff(not (RECORD_SOURCE in ('OPUS_BJAZ_TRV_LOADER_DATA_MV', 'OPUS_BJAZ_TRV_LOADER_LOG_TABLE_MV')), RECORD_SOURCE, null)), 0, 5) as unexpected_examples,</w:t>
+              <w:t xml:space="preserve">           count_if(not (RECORD_SOURCE in ('OPUS_BJAZ_TRV_LOADER_DATA', 'OPUS_BJAZ_TRV_LOADER_LOG_TABLE'))) as unexpected_record_source,</w:t>
+              <w:br/>
+              <w:t xml:space="preserve">           array_slice(array_agg(distinct iff(not (RECORD_SOURCE in ('OPUS_BJAZ_TRV_LOADER_DATA', 'OPUS_BJAZ_TRV_LOADER_LOG_TABLE')), RECORD_SOURCE, null)), 0, 5) as unexpected_examples,</w:t>
               <w:br/>
               <w:t xml:space="preserve">           iff(null_load_datetime = 0 and null_record_source = 0 and coalesce(null_dbt_run_ts, 0) = 0</w:t>
               <w:br/>
@@ -5477,7 +5480,7 @@
               <w:br/>
               <w:t xml:space="preserve">      from BAGIC_PREPROD_CURATED_DB.BGIL_DATA_MODEL.SAT_LNK_ROLE_NOMINEE_BENEFICIARY</w:t>
               <w:br/>
-              <w:t xml:space="preserve">     where RECORD_SOURCE in ('OPUS_BJAZ_TRV_LOADER_DATA_MV', 'OPUS_BJAZ_TRV_LOADER_LOG_TABLE_MV')</w:t>
+              <w:t xml:space="preserve">     where RECORD_SOURCE in ('OPUS_BJAZ_TRV_LOADER_DATA', 'OPUS_BJAZ_TRV_LOADER_LOG_TABLE')</w:t>
               <w:br/>
               <w:t xml:space="preserve">    union all</w:t>
               <w:br/>
@@ -5497,9 +5500,9 @@
               <w:br/>
               <w:t xml:space="preserve">           null as load_after_run_ts,</w:t>
               <w:br/>
-              <w:t xml:space="preserve">           count_if(not (RECORD_SOURCE in ('OPUS_BA_TRV_DATA_POLICY_DTLS_MV'))) as unexpected_record_source,</w:t>
-              <w:br/>
-              <w:t xml:space="preserve">           array_slice(array_agg(distinct iff(not (RECORD_SOURCE in ('OPUS_BA_TRV_DATA_POLICY_DTLS_MV')), RECORD_SOURCE, null)), 0, 5) as unexpected_examples,</w:t>
+              <w:t xml:space="preserve">           count_if(not (RECORD_SOURCE in ('OPUS_BA_TRV_DATA_POLICY_DTLS'))) as unexpected_record_source,</w:t>
+              <w:br/>
+              <w:t xml:space="preserve">           array_slice(array_agg(distinct iff(not (RECORD_SOURCE in ('OPUS_BA_TRV_DATA_POLICY_DTLS')), RECORD_SOURCE, null)), 0, 5) as unexpected_examples,</w:t>
               <w:br/>
               <w:t xml:space="preserve">           iff(null_load_datetime = 0 and null_record_source = 0 and coalesce(null_dbt_run_ts, 0) = 0</w:t>
               <w:br/>
@@ -5509,7 +5512,7 @@
               <w:br/>
               <w:t xml:space="preserve">      from BAGIC_PREPROD_CURATED_DB.BGIL_DATA_MODEL.SAT_ORG_UNIT_DEFINITION</w:t>
               <w:br/>
-              <w:t xml:space="preserve">     where RECORD_SOURCE in ('OPUS_BA_TRV_DATA_POLICY_DTLS_MV')</w:t>
+              <w:t xml:space="preserve">     where RECORD_SOURCE in ('OPUS_BA_TRV_DATA_POLICY_DTLS')</w:t>
               <w:br/>
               <w:t xml:space="preserve">    union all</w:t>
               <w:br/>
@@ -5529,9 +5532,9 @@
               <w:br/>
               <w:t xml:space="preserve">           count_if(LOAD_DATETIME &gt; DBT_RUN_TS) as load_after_run_ts,</w:t>
               <w:br/>
-              <w:t xml:space="preserve">           count_if(not (RECORD_SOURCE in ('OPUS_BJAZ_TRV_LOADER_DATA_MV', 'OPUS_BJAZ_TRV_LOADER_LOG_TABLE_MV'))) as unexpected_record_source,</w:t>
-              <w:br/>
-              <w:t xml:space="preserve">           array_slice(array_agg(distinct iff(not (RECORD_SOURCE in ('OPUS_BJAZ_TRV_LOADER_DATA_MV', 'OPUS_BJAZ_TRV_LOADER_LOG_TABLE_MV')), RECORD_SOURCE, null)), 0, 5) as unexpected_examples,</w:t>
+              <w:t xml:space="preserve">           count_if(not (RECORD_SOURCE in ('OPUS_BJAZ_TRV_LOADER_DATA', 'OPUS_BJAZ_TRV_LOADER_LOG_TABLE'))) as unexpected_record_source,</w:t>
+              <w:br/>
+              <w:t xml:space="preserve">           array_slice(array_agg(distinct iff(not (RECORD_SOURCE in ('OPUS_BJAZ_TRV_LOADER_DATA', 'OPUS_BJAZ_TRV_LOADER_LOG_TABLE')), RECORD_SOURCE, null)), 0, 5) as unexpected_examples,</w:t>
               <w:br/>
               <w:t xml:space="preserve">           iff(null_load_datetime = 0 and null_record_source = 0 and coalesce(null_dbt_run_ts, 0) = 0</w:t>
               <w:br/>
@@ -5541,7 +5544,7 @@
               <w:br/>
               <w:t xml:space="preserve">      from BAGIC_PREPROD_CURATED_DB.BGIL_DATA_MODEL.SAT_PARTY_EMPLOYMENT</w:t>
               <w:br/>
-              <w:t xml:space="preserve">     where RECORD_SOURCE in ('OPUS_BJAZ_TRV_LOADER_DATA_MV', 'OPUS_BJAZ_TRV_LOADER_LOG_TABLE_MV')</w:t>
+              <w:t xml:space="preserve">     where RECORD_SOURCE in ('OPUS_BJAZ_TRV_LOADER_DATA', 'OPUS_BJAZ_TRV_LOADER_LOG_TABLE')</w:t>
               <w:br/>
               <w:t xml:space="preserve">    union all</w:t>
               <w:br/>
@@ -5561,9 +5564,9 @@
               <w:br/>
               <w:t xml:space="preserve">           count_if(LOAD_DATETIME &gt; DBT_RUN_TS) as load_after_run_ts,</w:t>
               <w:br/>
-              <w:t xml:space="preserve">           count_if(not (RECORD_SOURCE in ('OPUS_BA_TRV_DATA_POLICY_DTLS_MV', 'OPUS_BJAZ_TRV_LOADER_DATA_MV'))) as unexpected_record_source,</w:t>
-              <w:br/>
-              <w:t xml:space="preserve">           array_slice(array_agg(distinct iff(not (RECORD_SOURCE in ('OPUS_BA_TRV_DATA_POLICY_DTLS_MV', 'OPUS_BJAZ_TRV_LOADER_DATA_MV')), RECORD_SOURCE, null)), 0, 5) as unexpected_examples,</w:t>
+              <w:t xml:space="preserve">           count_if(not (RECORD_SOURCE in ('OPUS_BA_TRV_DATA_POLICY_DTLS', 'OPUS_BJAZ_TRV_LOADER_DATA'))) as unexpected_record_source,</w:t>
+              <w:br/>
+              <w:t xml:space="preserve">           array_slice(array_agg(distinct iff(not (RECORD_SOURCE in ('OPUS_BA_TRV_DATA_POLICY_DTLS', 'OPUS_BJAZ_TRV_LOADER_DATA')), RECORD_SOURCE, null)), 0, 5) as unexpected_examples,</w:t>
               <w:br/>
               <w:t xml:space="preserve">           iff(null_load_datetime = 0 and null_record_source = 0 and coalesce(null_dbt_run_ts, 0) = 0</w:t>
               <w:br/>
@@ -5573,7 +5576,7 @@
               <w:br/>
               <w:t xml:space="preserve">      from BAGIC_PREPROD_CURATED_DB.BGIL_DATA_MODEL.SAT_PARTY_HEALTH_PROFILE</w:t>
               <w:br/>
-              <w:t xml:space="preserve">     where RECORD_SOURCE in ('OPUS_BA_TRV_DATA_POLICY_DTLS_MV', 'OPUS_BJAZ_TRV_LOADER_DATA_MV')</w:t>
+              <w:t xml:space="preserve">     where RECORD_SOURCE in ('OPUS_BA_TRV_DATA_POLICY_DTLS', 'OPUS_BJAZ_TRV_LOADER_DATA')</w:t>
               <w:br/>
               <w:t xml:space="preserve">    union all</w:t>
               <w:br/>
@@ -5593,9 +5596,9 @@
               <w:br/>
               <w:t xml:space="preserve">           count_if(LOAD_DATETIME &gt; DBT_RUN_TS) as load_after_run_ts,</w:t>
               <w:br/>
-              <w:t xml:space="preserve">           count_if(not (RECORD_SOURCE in ('OPUS_BA_TRV_DATA_POLICY_DTLS_MV', 'OPUS_BJAZ_TRV_LOADER_DATA_MV', 'OPUS_BJAZ_TRV_LOADER_LOG_TABLE_MV'))) as unexpected_record_source,</w:t>
-              <w:br/>
-              <w:t xml:space="preserve">           array_slice(array_agg(distinct iff(not (RECORD_SOURCE in ('OPUS_BA_TRV_DATA_POLICY_DTLS_MV', 'OPUS_BJAZ_TRV_LOADER_DATA_MV', 'OPUS_BJAZ_TRV_LOADER_LOG_TABLE_MV')), RECORD_SOURCE, null)), 0, 5) as unexpected_examples,</w:t>
+              <w:t xml:space="preserve">           count_if(not (RECORD_SOURCE in ('OPUS_BA_TRV_DATA_POLICY_DTLS', 'OPUS_BJAZ_TRV_LOADER_DATA', 'OPUS_BJAZ_TRV_LOADER_LOG_TABLE'))) as unexpected_record_source,</w:t>
+              <w:br/>
+              <w:t xml:space="preserve">           array_slice(array_agg(distinct iff(not (RECORD_SOURCE in ('OPUS_BA_TRV_DATA_POLICY_DTLS', 'OPUS_BJAZ_TRV_LOADER_DATA', 'OPUS_BJAZ_TRV_LOADER_LOG_TABLE')), RECORD_SOURCE, null)), 0, 5) as unexpected_examples,</w:t>
               <w:br/>
               <w:t xml:space="preserve">           iff(null_load_datetime = 0 and null_record_source = 0 and coalesce(null_dbt_run_ts, 0) = 0</w:t>
               <w:br/>
@@ -5605,7 +5608,7 @@
               <w:br/>
               <w:t xml:space="preserve">      from BAGIC_PREPROD_CURATED_DB.BGIL_DATA_MODEL.SAT_PARTY_IDENTIFICATION</w:t>
               <w:br/>
-              <w:t xml:space="preserve">     where RECORD_SOURCE in ('OPUS_BA_TRV_DATA_POLICY_DTLS_MV', 'OPUS_BJAZ_TRV_LOADER_DATA_MV', 'OPUS_BJAZ_TRV_LOADER_LOG_TABLE_MV')</w:t>
+              <w:t xml:space="preserve">     where RECORD_SOURCE in ('OPUS_BA_TRV_DATA_POLICY_DTLS', 'OPUS_BJAZ_TRV_LOADER_DATA', 'OPUS_BJAZ_TRV_LOADER_LOG_TABLE')</w:t>
               <w:br/>
               <w:t xml:space="preserve">    union all</w:t>
               <w:br/>
@@ -5625,9 +5628,9 @@
               <w:br/>
               <w:t xml:space="preserve">           count_if(LOAD_DATETIME &gt; DBT_RUN_TS) as load_after_run_ts,</w:t>
               <w:br/>
-              <w:t xml:space="preserve">           count_if(not (RECORD_SOURCE in ('OPUS_BA_TRV_DATA_POLICY_DTLS_MV', 'OPUS_BJAZ_TRV_LOADER_DATA_MV', 'OPUS_BJAZ_TRV_LOADER_LOG_TABLE_MV'))) as unexpected_record_source,</w:t>
-              <w:br/>
-              <w:t xml:space="preserve">           array_slice(array_agg(distinct iff(not (RECORD_SOURCE in ('OPUS_BA_TRV_DATA_POLICY_DTLS_MV', 'OPUS_BJAZ_TRV_LOADER_DATA_MV', 'OPUS_BJAZ_TRV_LOADER_LOG_TABLE_MV')), RECORD_SOURCE, null)), 0, 5) as unexpected_examples,</w:t>
+              <w:t xml:space="preserve">           count_if(not (RECORD_SOURCE in ('OPUS_BA_TRV_DATA_POLICY_DTLS', 'OPUS_BJAZ_TRV_LOADER_DATA', 'OPUS_BJAZ_TRV_LOADER_LOG_TABLE'))) as unexpected_record_source,</w:t>
+              <w:br/>
+              <w:t xml:space="preserve">           array_slice(array_agg(distinct iff(not (RECORD_SOURCE in ('OPUS_BA_TRV_DATA_POLICY_DTLS', 'OPUS_BJAZ_TRV_LOADER_DATA', 'OPUS_BJAZ_TRV_LOADER_LOG_TABLE')), RECORD_SOURCE, null)), 0, 5) as unexpected_examples,</w:t>
               <w:br/>
               <w:t xml:space="preserve">           iff(null_load_datetime = 0 and null_record_source = 0 and coalesce(null_dbt_run_ts, 0) = 0</w:t>
               <w:br/>
@@ -5637,7 +5640,7 @@
               <w:br/>
               <w:t xml:space="preserve">      from BAGIC_PREPROD_CURATED_DB.BGIL_DATA_MODEL.SAT_PARTY_IDENTITY</w:t>
               <w:br/>
-              <w:t xml:space="preserve">     where RECORD_SOURCE in ('OPUS_BA_TRV_DATA_POLICY_DTLS_MV', 'OPUS_BJAZ_TRV_LOADER_DATA_MV', 'OPUS_BJAZ_TRV_LOADER_LOG_TABLE_MV')</w:t>
+              <w:t xml:space="preserve">     where RECORD_SOURCE in ('OPUS_BA_TRV_DATA_POLICY_DTLS', 'OPUS_BJAZ_TRV_LOADER_DATA', 'OPUS_BJAZ_TRV_LOADER_LOG_TABLE')</w:t>
               <w:br/>
               <w:t xml:space="preserve">    union all</w:t>
               <w:br/>
@@ -5657,9 +5660,9 @@
               <w:br/>
               <w:t xml:space="preserve">           count_if(LOAD_DATETIME &gt; DBT_RUN_TS) as load_after_run_ts,</w:t>
               <w:br/>
-              <w:t xml:space="preserve">           count_if(not (RECORD_SOURCE in ('OPUS_BJAZ_TRV_LOADER_DATA_MV', 'OPUS_BJAZ_TRV_LOADER_LOG_TABLE_MV'))) as unexpected_record_source,</w:t>
-              <w:br/>
-              <w:t xml:space="preserve">           array_slice(array_agg(distinct iff(not (RECORD_SOURCE in ('OPUS_BJAZ_TRV_LOADER_DATA_MV', 'OPUS_BJAZ_TRV_LOADER_LOG_TABLE_MV')), RECORD_SOURCE, null)), 0, 5) as unexpected_examples,</w:t>
+              <w:t xml:space="preserve">           count_if(not (RECORD_SOURCE in ('OPUS_BJAZ_TRV_LOADER_DATA', 'OPUS_BJAZ_TRV_LOADER_LOG_TABLE'))) as unexpected_record_source,</w:t>
+              <w:br/>
+              <w:t xml:space="preserve">           array_slice(array_agg(distinct iff(not (RECORD_SOURCE in ('OPUS_BJAZ_TRV_LOADER_DATA', 'OPUS_BJAZ_TRV_LOADER_LOG_TABLE')), RECORD_SOURCE, null)), 0, 5) as unexpected_examples,</w:t>
               <w:br/>
               <w:t xml:space="preserve">           iff(null_load_datetime = 0 and null_record_source = 0 and coalesce(null_dbt_run_ts, 0) = 0</w:t>
               <w:br/>
@@ -5669,7 +5672,7 @@
               <w:br/>
               <w:t xml:space="preserve">      from BAGIC_PREPROD_CURATED_DB.BGIL_DATA_MODEL.SAT_PARTY_INDIVIDUAL_DEMOGRAPHICS</w:t>
               <w:br/>
-              <w:t xml:space="preserve">     where RECORD_SOURCE in ('OPUS_BJAZ_TRV_LOADER_DATA_MV', 'OPUS_BJAZ_TRV_LOADER_LOG_TABLE_MV')</w:t>
+              <w:t xml:space="preserve">     where RECORD_SOURCE in ('OPUS_BJAZ_TRV_LOADER_DATA', 'OPUS_BJAZ_TRV_LOADER_LOG_TABLE')</w:t>
               <w:br/>
               <w:t xml:space="preserve">    union all</w:t>
               <w:br/>
@@ -5689,9 +5692,9 @@
               <w:br/>
               <w:t xml:space="preserve">           count_if(LOAD_DATETIME &gt; DBT_RUN_TS) as load_after_run_ts,</w:t>
               <w:br/>
-              <w:t xml:space="preserve">           count_if(not (RECORD_SOURCE in ('OPUS_BA_TRV_DATA_POLICY_DTLS_MV', 'OPUS_BJAZ_TRV_LOADER_DATA_MV', 'OPUS_BJAZ_TRV_LOADER_LOG_TABLE_MV'))) as unexpected_record_source,</w:t>
-              <w:br/>
-              <w:t xml:space="preserve">           array_slice(array_agg(distinct iff(not (RECORD_SOURCE in ('OPUS_BA_TRV_DATA_POLICY_DTLS_MV', 'OPUS_BJAZ_TRV_LOADER_DATA_MV', 'OPUS_BJAZ_TRV_LOADER_LOG_TABLE_MV')), RECORD_SOURCE, null)), 0, 5) as unexpected_examples,</w:t>
+              <w:t xml:space="preserve">           count_if(not (RECORD_SOURCE in ('OPUS_BA_TRV_DATA_POLICY_DTLS', 'OPUS_BJAZ_TRV_LOADER_DATA', 'OPUS_BJAZ_TRV_LOADER_LOG_TABLE'))) as unexpected_record_source,</w:t>
+              <w:br/>
+              <w:t xml:space="preserve">           array_slice(array_agg(distinct iff(not (RECORD_SOURCE in ('OPUS_BA_TRV_DATA_POLICY_DTLS', 'OPUS_BJAZ_TRV_LOADER_DATA', 'OPUS_BJAZ_TRV_LOADER_LOG_TABLE')), RECORD_SOURCE, null)), 0, 5) as unexpected_examples,</w:t>
               <w:br/>
               <w:t xml:space="preserve">           iff(null_load_datetime = 0 and null_record_source = 0 and coalesce(null_dbt_run_ts, 0) = 0</w:t>
               <w:br/>
@@ -5701,7 +5704,7 @@
               <w:br/>
               <w:t xml:space="preserve">      from BAGIC_PREPROD_CURATED_DB.BGIL_DATA_MODEL.SAT_POLICY_CLASSIFICATION</w:t>
               <w:br/>
-              <w:t xml:space="preserve">     where RECORD_SOURCE in ('OPUS_BA_TRV_DATA_POLICY_DTLS_MV', 'OPUS_BJAZ_TRV_LOADER_DATA_MV', 'OPUS_BJAZ_TRV_LOADER_LOG_TABLE_MV')</w:t>
+              <w:t xml:space="preserve">     where RECORD_SOURCE in ('OPUS_BA_TRV_DATA_POLICY_DTLS', 'OPUS_BJAZ_TRV_LOADER_DATA', 'OPUS_BJAZ_TRV_LOADER_LOG_TABLE')</w:t>
               <w:br/>
               <w:t xml:space="preserve">    union all</w:t>
               <w:br/>
@@ -5721,9 +5724,9 @@
               <w:br/>
               <w:t xml:space="preserve">           count_if(LOAD_DATETIME &gt; DBT_RUN_TS) as load_after_run_ts,</w:t>
               <w:br/>
-              <w:t xml:space="preserve">           count_if(not (RECORD_SOURCE in ('OPUS_BA_TRV_DATA_POLICY_DTLS_MV', 'OPUS_BJAZ_TRV_LOADER_DATA_MV', 'OPUS_BJAZ_TRV_LOADER_LOG_TABLE_MV', 'OPUS_BJAZ_TRV_RIDER_DTLS_MV'))) as unexpected_record_source,</w:t>
-              <w:br/>
-              <w:t xml:space="preserve">           array_slice(array_agg(distinct iff(not (RECORD_SOURCE in ('OPUS_BA_TRV_DATA_POLICY_DTLS_MV', 'OPUS_BJAZ_TRV_LOADER_DATA_MV', 'OPUS_BJAZ_TRV_LOADER_LOG_TABLE_MV', 'OPUS_BJAZ_TRV_RIDER_DTLS_MV')), RECORD_SOURCE, null)), 0, 5) as unexpected_examples,</w:t>
+              <w:t xml:space="preserve">           count_if(not (RECORD_SOURCE in ('OPUS_BA_TRV_DATA_POLICY_DTLS', 'OPUS_BJAZ_TRV_LOADER_DATA', 'OPUS_BJAZ_TRV_LOADER_LOG_TABLE', 'OPUS_BJAZ_TRV_RIDER_DTLS'))) as unexpected_record_source,</w:t>
+              <w:br/>
+              <w:t xml:space="preserve">           array_slice(array_agg(distinct iff(not (RECORD_SOURCE in ('OPUS_BA_TRV_DATA_POLICY_DTLS', 'OPUS_BJAZ_TRV_LOADER_DATA', 'OPUS_BJAZ_TRV_LOADER_LOG_TABLE', 'OPUS_BJAZ_TRV_RIDER_DTLS')), RECORD_SOURCE, null)), 0, 5) as unexpected_examples,</w:t>
               <w:br/>
               <w:t xml:space="preserve">           iff(null_load_datetime = 0 and null_record_source = 0 and coalesce(null_dbt_run_ts, 0) = 0</w:t>
               <w:br/>
@@ -5733,7 +5736,7 @@
               <w:br/>
               <w:t xml:space="preserve">      from BAGIC_PREPROD_CURATED_DB.BGIL_DATA_MODEL.SAT_POLICY_HEADER</w:t>
               <w:br/>
-              <w:t xml:space="preserve">     where RECORD_SOURCE in ('OPUS_BA_TRV_DATA_POLICY_DTLS_MV', 'OPUS_BJAZ_TRV_LOADER_DATA_MV', 'OPUS_BJAZ_TRV_LOADER_LOG_TABLE_MV', 'OPUS_BJAZ_TRV_RIDER_DTLS_MV')</w:t>
+              <w:t xml:space="preserve">     where RECORD_SOURCE in ('OPUS_BA_TRV_DATA_POLICY_DTLS', 'OPUS_BJAZ_TRV_LOADER_DATA', 'OPUS_BJAZ_TRV_LOADER_LOG_TABLE', 'OPUS_BJAZ_TRV_RIDER_DTLS')</w:t>
               <w:br/>
               <w:t xml:space="preserve">    union all</w:t>
               <w:br/>
@@ -5753,9 +5756,9 @@
               <w:br/>
               <w:t xml:space="preserve">           count_if(LOAD_DATETIME &gt; DBT_RUN_TS) as load_after_run_ts,</w:t>
               <w:br/>
-              <w:t xml:space="preserve">           count_if(not (RECORD_SOURCE in ('OPUS_BA_TRV_DATA_POLICY_DTLS_MV', 'OPUS_BJAZ_TRV_LOADER_LOG_TABLE_MV'))) as unexpected_record_source,</w:t>
-              <w:br/>
-              <w:t xml:space="preserve">           array_slice(array_agg(distinct iff(not (RECORD_SOURCE in ('OPUS_BA_TRV_DATA_POLICY_DTLS_MV', 'OPUS_BJAZ_TRV_LOADER_LOG_TABLE_MV')), RECORD_SOURCE, null)), 0, 5) as unexpected_examples,</w:t>
+              <w:t xml:space="preserve">           count_if(not (RECORD_SOURCE in ('OPUS_BA_TRV_DATA_POLICY_DTLS', 'OPUS_BJAZ_TRV_LOADER_LOG_TABLE'))) as unexpected_record_source,</w:t>
+              <w:br/>
+              <w:t xml:space="preserve">           array_slice(array_agg(distinct iff(not (RECORD_SOURCE in ('OPUS_BA_TRV_DATA_POLICY_DTLS', 'OPUS_BJAZ_TRV_LOADER_LOG_TABLE')), RECORD_SOURCE, null)), 0, 5) as unexpected_examples,</w:t>
               <w:br/>
               <w:t xml:space="preserve">           iff(null_load_datetime = 0 and null_record_source = 0 and coalesce(null_dbt_run_ts, 0) = 0</w:t>
               <w:br/>
@@ -5765,7 +5768,7 @@
               <w:br/>
               <w:t xml:space="preserve">      from BAGIC_PREPROD_CURATED_DB.BGIL_DATA_MODEL.SAT_POLICY_TERMS</w:t>
               <w:br/>
-              <w:t xml:space="preserve">     where RECORD_SOURCE in ('OPUS_BA_TRV_DATA_POLICY_DTLS_MV', 'OPUS_BJAZ_TRV_LOADER_LOG_TABLE_MV')</w:t>
+              <w:t xml:space="preserve">     where RECORD_SOURCE in ('OPUS_BA_TRV_DATA_POLICY_DTLS', 'OPUS_BJAZ_TRV_LOADER_LOG_TABLE')</w:t>
               <w:br/>
               <w:t xml:space="preserve">    union all</w:t>
               <w:br/>
@@ -5785,9 +5788,9 @@
               <w:br/>
               <w:t xml:space="preserve">           count_if(LOAD_DATETIME &gt; DBT_RUN_TS) as load_after_run_ts,</w:t>
               <w:br/>
-              <w:t xml:space="preserve">           count_if(not (RECORD_SOURCE in ('OPUS_BA_TRV_DATA_POLICY_DTLS_MV', 'OPUS_BA_TRV_PLAN_MST_MV', 'OPUS_BJAZ_TRV_LOADER_DATA_MV'))) as unexpected_record_source,</w:t>
-              <w:br/>
-              <w:t xml:space="preserve">           array_slice(array_agg(distinct iff(not (RECORD_SOURCE in ('OPUS_BA_TRV_DATA_POLICY_DTLS_MV', 'OPUS_BA_TRV_PLAN_MST_MV', 'OPUS_BJAZ_TRV_LOADER_DATA_MV')), RECORD_SOURCE, null)), 0, 5) as unexpected_examples,</w:t>
+              <w:t xml:space="preserve">           count_if(not (RECORD_SOURCE in ('OPUS_BA_TRV_DATA_POLICY_DTLS', 'OPUS_BA_TRV_PLAN_MST', 'OPUS_BJAZ_TRV_LOADER_DATA'))) as unexpected_record_source,</w:t>
+              <w:br/>
+              <w:t xml:space="preserve">           array_slice(array_agg(distinct iff(not (RECORD_SOURCE in ('OPUS_BA_TRV_DATA_POLICY_DTLS', 'OPUS_BA_TRV_PLAN_MST', 'OPUS_BJAZ_TRV_LOADER_DATA')), RECORD_SOURCE, null)), 0, 5) as unexpected_examples,</w:t>
               <w:br/>
               <w:t xml:space="preserve">           iff(null_load_datetime = 0 and null_record_source = 0 and coalesce(null_dbt_run_ts, 0) = 0</w:t>
               <w:br/>
@@ -5797,7 +5800,7 @@
               <w:br/>
               <w:t xml:space="preserve">      from BAGIC_PREPROD_CURATED_DB.BGIL_DATA_MODEL.SAT_PRODUCT_DEFINITION</w:t>
               <w:br/>
-              <w:t xml:space="preserve">     where RECORD_SOURCE in ('OPUS_BA_TRV_DATA_POLICY_DTLS_MV', 'OPUS_BA_TRV_PLAN_MST_MV', 'OPUS_BJAZ_TRV_LOADER_DATA_MV')</w:t>
+              <w:t xml:space="preserve">     where RECORD_SOURCE in ('OPUS_BA_TRV_DATA_POLICY_DTLS', 'OPUS_BA_TRV_PLAN_MST', 'OPUS_BJAZ_TRV_LOADER_DATA')</w:t>
               <w:br/>
               <w:t xml:space="preserve">    union all</w:t>
               <w:br/>
@@ -5817,9 +5820,9 @@
               <w:br/>
               <w:t xml:space="preserve">           count_if(LOAD_DATETIME &gt; DBT_RUN_TS) as load_after_run_ts,</w:t>
               <w:br/>
-              <w:t xml:space="preserve">           count_if(not (RECORD_SOURCE in ('OPUS_BJAZ_TRV_RATE_MASTER_MV'))) as unexpected_record_source,</w:t>
-              <w:br/>
-              <w:t xml:space="preserve">           array_slice(array_agg(distinct iff(not (RECORD_SOURCE in ('OPUS_BJAZ_TRV_RATE_MASTER_MV')), RECORD_SOURCE, null)), 0, 5) as unexpected_examples,</w:t>
+              <w:t xml:space="preserve">           count_if(not (RECORD_SOURCE in ('OPUS_BJAZ_TRV_RATE_MASTER'))) as unexpected_record_source,</w:t>
+              <w:br/>
+              <w:t xml:space="preserve">           array_slice(array_agg(distinct iff(not (RECORD_SOURCE in ('OPUS_BJAZ_TRV_RATE_MASTER')), RECORD_SOURCE, null)), 0, 5) as unexpected_examples,</w:t>
               <w:br/>
               <w:t xml:space="preserve">           iff(null_load_datetime = 0 and null_record_source = 0 and coalesce(null_dbt_run_ts, 0) = 0</w:t>
               <w:br/>
@@ -5829,7 +5832,7 @@
               <w:br/>
               <w:t xml:space="preserve">      from BAGIC_PREPROD_CURATED_DB.BGIL_DATA_MODEL.SAT_PRODUCT_RATING_FACTOR</w:t>
               <w:br/>
-              <w:t xml:space="preserve">     where RECORD_SOURCE in ('OPUS_BJAZ_TRV_RATE_MASTER_MV')</w:t>
+              <w:t xml:space="preserve">     where RECORD_SOURCE in ('OPUS_BJAZ_TRV_RATE_MASTER')</w:t>
               <w:br/>
               <w:t xml:space="preserve">    union all</w:t>
               <w:br/>
@@ -5849,9 +5852,9 @@
               <w:br/>
               <w:t xml:space="preserve">           null as load_after_run_ts,</w:t>
               <w:br/>
-              <w:t xml:space="preserve">           count_if(not (RECORD_SOURCE in ('OPUS_BJAZ_TRV_RATE_MASTER_MV'))) as unexpected_record_source,</w:t>
-              <w:br/>
-              <w:t xml:space="preserve">           array_slice(array_agg(distinct iff(not (RECORD_SOURCE in ('OPUS_BJAZ_TRV_RATE_MASTER_MV')), RECORD_SOURCE, null)), 0, 5) as unexpected_examples,</w:t>
+              <w:t xml:space="preserve">           count_if(not (RECORD_SOURCE in ('OPUS_BJAZ_TRV_RATE_MASTER'))) as unexpected_record_source,</w:t>
+              <w:br/>
+              <w:t xml:space="preserve">           array_slice(array_agg(distinct iff(not (RECORD_SOURCE in ('OPUS_BJAZ_TRV_RATE_MASTER')), RECORD_SOURCE, null)), 0, 5) as unexpected_examples,</w:t>
               <w:br/>
               <w:t xml:space="preserve">           iff(null_load_datetime = 0 and null_record_source = 0 and coalesce(null_dbt_run_ts, 0) = 0</w:t>
               <w:br/>
@@ -5861,7 +5864,7 @@
               <w:br/>
               <w:t xml:space="preserve">      from BAGIC_PREPROD_CURATED_DB.BGIL_DATA_MODEL.SAT_PRODUCT_RATING_STRUCTURE</w:t>
               <w:br/>
-              <w:t xml:space="preserve">     where RECORD_SOURCE in ('OPUS_BJAZ_TRV_RATE_MASTER_MV')</w:t>
+              <w:t xml:space="preserve">     where RECORD_SOURCE in ('OPUS_BJAZ_TRV_RATE_MASTER')</w:t>
               <w:br/>
               <w:t xml:space="preserve">    union all</w:t>
               <w:br/>
@@ -5881,9 +5884,9 @@
               <w:br/>
               <w:t xml:space="preserve">           count_if(LOAD_DATETIME &gt; DBT_RUN_TS) as load_after_run_ts,</w:t>
               <w:br/>
-              <w:t xml:space="preserve">           count_if(not (RECORD_SOURCE in ('OPUS_BA_TRV_PLAN_MST_MV', 'OPUS_BJAZ_TRV_PLAN_MV'))) as unexpected_record_source,</w:t>
-              <w:br/>
-              <w:t xml:space="preserve">           array_slice(array_agg(distinct iff(not (RECORD_SOURCE in ('OPUS_BA_TRV_PLAN_MST_MV', 'OPUS_BJAZ_TRV_PLAN_MV')), RECORD_SOURCE, null)), 0, 5) as unexpected_examples,</w:t>
+              <w:t xml:space="preserve">           count_if(not (RECORD_SOURCE in ('OPUS_BA_TRV_PLAN_MST', 'OPUS_BJAZ_TRV_PLAN'))) as unexpected_record_source,</w:t>
+              <w:br/>
+              <w:t xml:space="preserve">           array_slice(array_agg(distinct iff(not (RECORD_SOURCE in ('OPUS_BA_TRV_PLAN_MST', 'OPUS_BJAZ_TRV_PLAN')), RECORD_SOURCE, null)), 0, 5) as unexpected_examples,</w:t>
               <w:br/>
               <w:t xml:space="preserve">           iff(null_load_datetime = 0 and null_record_source = 0 and coalesce(null_dbt_run_ts, 0) = 0</w:t>
               <w:br/>
@@ -5893,7 +5896,7 @@
               <w:br/>
               <w:t xml:space="preserve">      from BAGIC_PREPROD_CURATED_DB.BGIL_DATA_MODEL.SAT_PRODUCT_TERMS</w:t>
               <w:br/>
-              <w:t xml:space="preserve">     where RECORD_SOURCE in ('OPUS_BA_TRV_PLAN_MST_MV', 'OPUS_BJAZ_TRV_PLAN_MV')</w:t>
+              <w:t xml:space="preserve">     where RECORD_SOURCE in ('OPUS_BA_TRV_PLAN_MST', 'OPUS_BJAZ_TRV_PLAN')</w:t>
               <w:br/>
               <w:t xml:space="preserve">    union all</w:t>
               <w:br/>
@@ -5913,9 +5916,9 @@
               <w:br/>
               <w:t xml:space="preserve">           null as load_after_run_ts,</w:t>
               <w:br/>
-              <w:t xml:space="preserve">           count_if(not (RECORD_SOURCE in ('OPUS_BA_TRV_DATA_POLICY_DTLS_MV'))) as unexpected_record_source,</w:t>
-              <w:br/>
-              <w:t xml:space="preserve">           array_slice(array_agg(distinct iff(not (RECORD_SOURCE in ('OPUS_BA_TRV_DATA_POLICY_DTLS_MV')), RECORD_SOURCE, null)), 0, 5) as unexpected_examples,</w:t>
+              <w:t xml:space="preserve">           count_if(not (RECORD_SOURCE in ('OPUS_BA_TRV_DATA_POLICY_DTLS'))) as unexpected_record_source,</w:t>
+              <w:br/>
+              <w:t xml:space="preserve">           array_slice(array_agg(distinct iff(not (RECORD_SOURCE in ('OPUS_BA_TRV_DATA_POLICY_DTLS')), RECORD_SOURCE, null)), 0, 5) as unexpected_examples,</w:t>
               <w:br/>
               <w:t xml:space="preserve">           iff(null_load_datetime = 0 and null_record_source = 0 and coalesce(null_dbt_run_ts, 0) = 0</w:t>
               <w:br/>
@@ -5925,7 +5928,7 @@
               <w:br/>
               <w:t xml:space="preserve">      from BAGIC_PREPROD_CURATED_DB.BGIL_DATA_MODEL.SAT_PROPOSAL_UNDERWRITING</w:t>
               <w:br/>
-              <w:t xml:space="preserve">     where RECORD_SOURCE in ('OPUS_BA_TRV_DATA_POLICY_DTLS_MV')</w:t>
+              <w:t xml:space="preserve">     where RECORD_SOURCE in ('OPUS_BA_TRV_DATA_POLICY_DTLS')</w:t>
               <w:br/>
               <w:t xml:space="preserve">    union all</w:t>
               <w:br/>
@@ -5945,9 +5948,9 @@
               <w:br/>
               <w:t xml:space="preserve">           null as load_after_run_ts,</w:t>
               <w:br/>
-              <w:t xml:space="preserve">           count_if(not (RECORD_SOURCE in ('OPUS_BA_TRV_DATA_POLICY_DTLS_MV'))) as unexpected_record_source,</w:t>
-              <w:br/>
-              <w:t xml:space="preserve">           array_slice(array_agg(distinct iff(not (RECORD_SOURCE in ('OPUS_BA_TRV_DATA_POLICY_DTLS_MV')), RECORD_SOURCE, null)), 0, 5) as unexpected_examples,</w:t>
+              <w:t xml:space="preserve">           count_if(not (RECORD_SOURCE in ('OPUS_BA_TRV_DATA_POLICY_DTLS'))) as unexpected_record_source,</w:t>
+              <w:br/>
+              <w:t xml:space="preserve">           array_slice(array_agg(distinct iff(not (RECORD_SOURCE in ('OPUS_BA_TRV_DATA_POLICY_DTLS')), RECORD_SOURCE, null)), 0, 5) as unexpected_examples,</w:t>
               <w:br/>
               <w:t xml:space="preserve">           iff(null_load_datetime = 0 and null_record_source = 0 and coalesce(null_dbt_run_ts, 0) = 0</w:t>
               <w:br/>
@@ -5957,7 +5960,7 @@
               <w:br/>
               <w:t xml:space="preserve">      from BAGIC_PREPROD_CURATED_DB.BGIL_DATA_MODEL.SAT_QUOTE_HEADER</w:t>
               <w:br/>
-              <w:t xml:space="preserve">     where RECORD_SOURCE in ('OPUS_BA_TRV_DATA_POLICY_DTLS_MV')</w:t>
+              <w:t xml:space="preserve">     where RECORD_SOURCE in ('OPUS_BA_TRV_DATA_POLICY_DTLS')</w:t>
               <w:br/>
               <w:t xml:space="preserve">    union all</w:t>
               <w:br/>
@@ -5977,9 +5980,9 @@
               <w:br/>
               <w:t xml:space="preserve">           null as load_after_run_ts,</w:t>
               <w:br/>
-              <w:t xml:space="preserve">           count_if(not (RECORD_SOURCE in ('OPUS_BJAZ_TRV_LOADER_LOG_TABLE_MV'))) as unexpected_record_source,</w:t>
-              <w:br/>
-              <w:t xml:space="preserve">           array_slice(array_agg(distinct iff(not (RECORD_SOURCE in ('OPUS_BJAZ_TRV_LOADER_LOG_TABLE_MV')), RECORD_SOURCE, null)), 0, 5) as unexpected_examples,</w:t>
+              <w:t xml:space="preserve">           count_if(not (RECORD_SOURCE in ('OPUS_BJAZ_TRV_LOADER_LOG_TABLE'))) as unexpected_record_source,</w:t>
+              <w:br/>
+              <w:t xml:space="preserve">           array_slice(array_agg(distinct iff(not (RECORD_SOURCE in ('OPUS_BJAZ_TRV_LOADER_LOG_TABLE')), RECORD_SOURCE, null)), 0, 5) as unexpected_examples,</w:t>
               <w:br/>
               <w:t xml:space="preserve">           iff(null_load_datetime = 0 and null_record_source = 0 and coalesce(null_dbt_run_ts, 0) = 0</w:t>
               <w:br/>
@@ -5989,7 +5992,7 @@
               <w:br/>
               <w:t xml:space="preserve">      from BAGIC_PREPROD_CURATED_DB.BGIL_DATA_MODEL.SAT_RISK_MOTOR_DRIVER</w:t>
               <w:br/>
-              <w:t xml:space="preserve">     where RECORD_SOURCE in ('OPUS_BJAZ_TRV_LOADER_LOG_TABLE_MV')</w:t>
+              <w:t xml:space="preserve">     where RECORD_SOURCE in ('OPUS_BJAZ_TRV_LOADER_LOG_TABLE')</w:t>
               <w:br/>
               <w:t xml:space="preserve">    union all</w:t>
               <w:br/>
@@ -6009,9 +6012,9 @@
               <w:br/>
               <w:t xml:space="preserve">           null as load_after_run_ts,</w:t>
               <w:br/>
-              <w:t xml:space="preserve">           count_if(not (RECORD_SOURCE in ('OPUS_BJAZ_TRV_LOADER_LOG_TABLE_MV'))) as unexpected_record_source,</w:t>
-              <w:br/>
-              <w:t xml:space="preserve">           array_slice(array_agg(distinct iff(not (RECORD_SOURCE in ('OPUS_BJAZ_TRV_LOADER_LOG_TABLE_MV')), RECORD_SOURCE, null)), 0, 5) as unexpected_examples,</w:t>
+              <w:t xml:space="preserve">           count_if(not (RECORD_SOURCE in ('OPUS_BJAZ_TRV_LOADER_LOG_TABLE'))) as unexpected_record_source,</w:t>
+              <w:br/>
+              <w:t xml:space="preserve">           array_slice(array_agg(distinct iff(not (RECORD_SOURCE in ('OPUS_BJAZ_TRV_LOADER_LOG_TABLE')), RECORD_SOURCE, null)), 0, 5) as unexpected_examples,</w:t>
               <w:br/>
               <w:t xml:space="preserve">           iff(null_load_datetime = 0 and null_record_source = 0 and coalesce(null_dbt_run_ts, 0) = 0</w:t>
               <w:br/>
@@ -6021,7 +6024,7 @@
               <w:br/>
               <w:t xml:space="preserve">      from BAGIC_PREPROD_CURATED_DB.BGIL_DATA_MODEL.SAT_RISK_MOTOR_VEHICLE</w:t>
               <w:br/>
-              <w:t xml:space="preserve">     where RECORD_SOURCE in ('OPUS_BJAZ_TRV_LOADER_LOG_TABLE_MV')</w:t>
+              <w:t xml:space="preserve">     where RECORD_SOURCE in ('OPUS_BJAZ_TRV_LOADER_LOG_TABLE')</w:t>
               <w:br/>
               <w:t xml:space="preserve">    union all</w:t>
               <w:br/>
@@ -6041,9 +6044,9 @@
               <w:br/>
               <w:t xml:space="preserve">           null as load_after_run_ts,</w:t>
               <w:br/>
-              <w:t xml:space="preserve">           count_if(not (RECORD_SOURCE in ('OPUS_BJAZ_TRV_LOADER_LOG_TABLE_MV'))) as unexpected_record_source,</w:t>
-              <w:br/>
-              <w:t xml:space="preserve">           array_slice(array_agg(distinct iff(not (RECORD_SOURCE in ('OPUS_BJAZ_TRV_LOADER_LOG_TABLE_MV')), RECORD_SOURCE, null)), 0, 5) as unexpected_examples,</w:t>
+              <w:t xml:space="preserve">           count_if(not (RECORD_SOURCE in ('OPUS_BJAZ_TRV_LOADER_LOG_TABLE'))) as unexpected_record_source,</w:t>
+              <w:br/>
+              <w:t xml:space="preserve">           array_slice(array_agg(distinct iff(not (RECORD_SOURCE in ('OPUS_BJAZ_TRV_LOADER_LOG_TABLE')), RECORD_SOURCE, null)), 0, 5) as unexpected_examples,</w:t>
               <w:br/>
               <w:t xml:space="preserve">           iff(null_load_datetime = 0 and null_record_source = 0 and coalesce(null_dbt_run_ts, 0) = 0</w:t>
               <w:br/>
@@ -6053,7 +6056,7 @@
               <w:br/>
               <w:t xml:space="preserve">      from BAGIC_PREPROD_CURATED_DB.BGIL_DATA_MODEL.SAT_RISK_OBJECT_CORE</w:t>
               <w:br/>
-              <w:t xml:space="preserve">     where RECORD_SOURCE in ('OPUS_BJAZ_TRV_LOADER_LOG_TABLE_MV')</w:t>
+              <w:t xml:space="preserve">     where RECORD_SOURCE in ('OPUS_BJAZ_TRV_LOADER_LOG_TABLE')</w:t>
               <w:br/>
               <w:t xml:space="preserve">    union all</w:t>
               <w:br/>
@@ -6073,9 +6076,9 @@
               <w:br/>
               <w:t xml:space="preserve">           count_if(LOAD_DATETIME &gt; DBT_RUN_TS) as load_after_run_ts,</w:t>
               <w:br/>
-              <w:t xml:space="preserve">           count_if(not (RECORD_SOURCE in ('OPUS_BJAZ_TRV_LOADER_DATA_MV'))) as unexpected_record_source,</w:t>
-              <w:br/>
-              <w:t xml:space="preserve">           array_slice(array_agg(distinct iff(not (RECORD_SOURCE in ('OPUS_BJAZ_TRV_LOADER_DATA_MV')), RECORD_SOURCE, null)), 0, 5) as unexpected_examples,</w:t>
+              <w:t xml:space="preserve">           count_if(not (RECORD_SOURCE in ('OPUS_BJAZ_TRV_LOADER_DATA'))) as unexpected_record_source,</w:t>
+              <w:br/>
+              <w:t xml:space="preserve">           array_slice(array_agg(distinct iff(not (RECORD_SOURCE in ('OPUS_BJAZ_TRV_LOADER_DATA')), RECORD_SOURCE, null)), 0, 5) as unexpected_examples,</w:t>
               <w:br/>
               <w:t xml:space="preserve">           iff(null_load_datetime = 0 and null_record_source = 0 and coalesce(null_dbt_run_ts, 0) = 0</w:t>
               <w:br/>
@@ -6085,7 +6088,7 @@
               <w:br/>
               <w:t xml:space="preserve">      from BAGIC_PREPROD_CURATED_DB.BGIL_DATA_MODEL.SAT_RISK_PERSON_INSURED</w:t>
               <w:br/>
-              <w:t xml:space="preserve">     where RECORD_SOURCE in ('OPUS_BJAZ_TRV_LOADER_DATA_MV')</w:t>
+              <w:t xml:space="preserve">     where RECORD_SOURCE in ('OPUS_BJAZ_TRV_LOADER_DATA')</w:t>
               <w:br/>
               <w:t xml:space="preserve">    union all</w:t>
               <w:br/>
@@ -6105,9 +6108,9 @@
               <w:br/>
               <w:t xml:space="preserve">           count_if(LOAD_DATETIME &gt; DBT_RUN_TS) as load_after_run_ts,</w:t>
               <w:br/>
-              <w:t xml:space="preserve">           count_if(not (RECORD_SOURCE in ('OPUS_BJAZ_TRV_LOADER_DATA_MV', 'OPUS_BJAZ_TRV_LOADER_LOG_TABLE_MV'))) as unexpected_record_source,</w:t>
-              <w:br/>
-              <w:t xml:space="preserve">           array_slice(array_agg(distinct iff(not (RECORD_SOURCE in ('OPUS_BJAZ_TRV_LOADER_DATA_MV', 'OPUS_BJAZ_TRV_LOADER_LOG_TABLE_MV')), RECORD_SOURCE, null)), 0, 5) as unexpected_examples,</w:t>
+              <w:t xml:space="preserve">           count_if(not (RECORD_SOURCE in ('OPUS_BJAZ_TRV_LOADER_DATA', 'OPUS_BJAZ_TRV_LOADER_LOG_TABLE'))) as unexpected_record_source,</w:t>
+              <w:br/>
+              <w:t xml:space="preserve">           array_slice(array_agg(distinct iff(not (RECORD_SOURCE in ('OPUS_BJAZ_TRV_LOADER_DATA', 'OPUS_BJAZ_TRV_LOADER_LOG_TABLE')), RECORD_SOURCE, null)), 0, 5) as unexpected_examples,</w:t>
               <w:br/>
               <w:t xml:space="preserve">           iff(null_load_datetime = 0 and null_record_source = 0 and coalesce(null_dbt_run_ts, 0) = 0</w:t>
               <w:br/>
@@ -6117,7 +6120,7 @@
               <w:br/>
               <w:t xml:space="preserve">      from BAGIC_PREPROD_CURATED_DB.BGIL_DATA_MODEL.SAT_RISK_PERSON_TRAVEL</w:t>
               <w:br/>
-              <w:t xml:space="preserve">     where RECORD_SOURCE in ('OPUS_BJAZ_TRV_LOADER_DATA_MV', 'OPUS_BJAZ_TRV_LOADER_LOG_TABLE_MV')</w:t>
+              <w:t xml:space="preserve">     where RECORD_SOURCE in ('OPUS_BJAZ_TRV_LOADER_DATA', 'OPUS_BJAZ_TRV_LOADER_LOG_TABLE')</w:t>
               <w:br/>
               <w:t xml:space="preserve">)</w:t>
               <w:br/>
@@ -6182,6 +6185,9 @@
       <w:r>
         <w:t xml:space="preserve">2. OPUS — HUB  HUB_AGREEMENT</w:t>
       </w:r>
+      <w:r>
+        <w:t xml:space="preserve">  [M1]</w:t>
+      </w:r>
     </w:p>
     <w:tbl>
       <w:tblPr>
@@ -6372,7 +6378,7 @@
         <w:t xml:space="preserve">Note: </w:t>
       </w:r>
       <w:r>
-        <w:t xml:space="preserve">hub HUB_AGREEMENT; rows scoped to RECORD_SOURCE in ('OPUS_BA_TRV_DATA_POLICY_DTLS_MV', 'OPUS_BA_TRV_PLAN_MST_MV', 'OPUS_BJAZ_TRV_DETLS_EXTN', 'OPUS_BJAZ_TRV_LOADER_LOG_TABLE_MV', 'OPUS_BJAZ_TRV_RATE_MASTER_MV'). Expected RECORD_SOURCE: OPUS_BA_TRV_DATA_POLICY_DTLS_MV, OPUS_BA_TRV_PLAN_MST_MV, OPUS_BJAZ_TRV_DETLS_EXTN, OPUS_BJAZ_TRV_LOADER_LOG_TABLE_MV, OPUS_BJAZ_TRV_RATE_MASTER_MV. No DBT_RUN_TS column on this table.</w:t>
+        <w:t xml:space="preserve">hub HUB_AGREEMENT; rows scoped to RECORD_SOURCE in ('OPUS_BA_TRV_DATA_POLICY_DTLS', 'OPUS_BA_TRV_PLAN_MST', 'OPUS_BJAZ_TRV_DETLS_EXTN', 'OPUS_BJAZ_TRV_LOADER_LOG_TABLE', 'OPUS_BJAZ_TRV_RATE_MASTER'). Expected RECORD_SOURCE: OPUS_BA_TRV_DATA_POLICY_DTLS, OPUS_BA_TRV_PLAN_MST, OPUS_BJAZ_TRV_DETLS_EXTN, OPUS_BJAZ_TRV_LOADER_LOG_TABLE, OPUS_BJAZ_TRV_RATE_MASTER. No DBT_RUN_TS column on this table.</w:t>
       </w:r>
     </w:p>
     <w:p>
@@ -6419,9 +6425,9 @@
               <w:br/>
               <w:t xml:space="preserve">       null as load_after_run_ts,</w:t>
               <w:br/>
-              <w:t xml:space="preserve">       count_if(not (RECORD_SOURCE in ('OPUS_BA_TRV_DATA_POLICY_DTLS_MV', 'OPUS_BA_TRV_PLAN_MST_MV', 'OPUS_BJAZ_TRV_DETLS_EXTN', 'OPUS_BJAZ_TRV_LOADER_LOG_TABLE_MV', 'OPUS_BJAZ_TRV_RATE_MASTER_MV'))) as unexpected_record_source,</w:t>
-              <w:br/>
-              <w:t xml:space="preserve">       array_slice(array_agg(distinct iff(not (RECORD_SOURCE in ('OPUS_BA_TRV_DATA_POLICY_DTLS_MV', 'OPUS_BA_TRV_PLAN_MST_MV', 'OPUS_BJAZ_TRV_DETLS_EXTN', 'OPUS_BJAZ_TRV_LOADER_LOG_TABLE_MV', 'OPUS_BJAZ_TRV_RATE_MASTER_MV')), RECORD_SOURCE, null)), 0, 5) as unexpected_examples,</w:t>
+              <w:t xml:space="preserve">       count_if(not (RECORD_SOURCE in ('OPUS_BA_TRV_DATA_POLICY_DTLS', 'OPUS_BA_TRV_PLAN_MST', 'OPUS_BJAZ_TRV_DETLS_EXTN', 'OPUS_BJAZ_TRV_LOADER_LOG_TABLE', 'OPUS_BJAZ_TRV_RATE_MASTER'))) as unexpected_record_source,</w:t>
+              <w:br/>
+              <w:t xml:space="preserve">       array_slice(array_agg(distinct iff(not (RECORD_SOURCE in ('OPUS_BA_TRV_DATA_POLICY_DTLS', 'OPUS_BA_TRV_PLAN_MST', 'OPUS_BJAZ_TRV_DETLS_EXTN', 'OPUS_BJAZ_TRV_LOADER_LOG_TABLE', 'OPUS_BJAZ_TRV_RATE_MASTER')), RECORD_SOURCE, null)), 0, 5) as unexpected_examples,</w:t>
               <w:br/>
               <w:t xml:space="preserve">       iff(null_load_datetime = 0 and null_record_source = 0 and coalesce(null_dbt_run_ts, 0) = 0</w:t>
               <w:br/>
@@ -6431,7 +6437,7 @@
               <w:br/>
               <w:t xml:space="preserve">  from BAGIC_PREPROD_CURATED_DB.BGIL_DATA_MODEL.HUB_AGREEMENT</w:t>
               <w:br/>
-              <w:t xml:space="preserve"> where RECORD_SOURCE in ('OPUS_BA_TRV_DATA_POLICY_DTLS_MV', 'OPUS_BA_TRV_PLAN_MST_MV', 'OPUS_BJAZ_TRV_DETLS_EXTN', 'OPUS_BJAZ_TRV_LOADER_LOG_TABLE_MV', 'OPUS_BJAZ_TRV_RATE_MASTER_MV');</w:t>
+              <w:t xml:space="preserve"> where RECORD_SOURCE in ('OPUS_BA_TRV_DATA_POLICY_DTLS', 'OPUS_BA_TRV_PLAN_MST', 'OPUS_BJAZ_TRV_DETLS_EXTN', 'OPUS_BJAZ_TRV_LOADER_LOG_TABLE', 'OPUS_BJAZ_TRV_RATE_MASTER');</w:t>
             </w:r>
           </w:p>
         </w:tc>
@@ -6492,6 +6498,9 @@
       <w:r>
         <w:t xml:space="preserve">3. OPUS — HUB  HUB_ASSESSMENT</w:t>
       </w:r>
+      <w:r>
+        <w:t xml:space="preserve">  [M1]</w:t>
+      </w:r>
     </w:p>
     <w:tbl>
       <w:tblPr>
@@ -6682,7 +6691,7 @@
         <w:t xml:space="preserve">Note: </w:t>
       </w:r>
       <w:r>
-        <w:t xml:space="preserve">hub HUB_ASSESSMENT; rows scoped to RECORD_SOURCE in ('OPUS_BA_TRV_DATA_POLICY_DTLS_MV', 'OPUS_BJAZ_TRV_LOADER_DATA_MV'). Expected RECORD_SOURCE: OPUS_BA_TRV_DATA_POLICY_DTLS_MV, OPUS_BJAZ_TRV_LOADER_DATA_MV. No DBT_RUN_TS column on this table.</w:t>
+        <w:t xml:space="preserve">hub HUB_ASSESSMENT; rows scoped to RECORD_SOURCE in ('OPUS_BA_TRV_DATA_POLICY_DTLS', 'OPUS_BJAZ_TRV_LOADER_DATA'). Expected RECORD_SOURCE: OPUS_BA_TRV_DATA_POLICY_DTLS, OPUS_BJAZ_TRV_LOADER_DATA. No DBT_RUN_TS column on this table.</w:t>
       </w:r>
     </w:p>
     <w:p>
@@ -6729,9 +6738,9 @@
               <w:br/>
               <w:t xml:space="preserve">       null as load_after_run_ts,</w:t>
               <w:br/>
-              <w:t xml:space="preserve">       count_if(not (RECORD_SOURCE in ('OPUS_BA_TRV_DATA_POLICY_DTLS_MV', 'OPUS_BJAZ_TRV_LOADER_DATA_MV'))) as unexpected_record_source,</w:t>
-              <w:br/>
-              <w:t xml:space="preserve">       array_slice(array_agg(distinct iff(not (RECORD_SOURCE in ('OPUS_BA_TRV_DATA_POLICY_DTLS_MV', 'OPUS_BJAZ_TRV_LOADER_DATA_MV')), RECORD_SOURCE, null)), 0, 5) as unexpected_examples,</w:t>
+              <w:t xml:space="preserve">       count_if(not (RECORD_SOURCE in ('OPUS_BA_TRV_DATA_POLICY_DTLS', 'OPUS_BJAZ_TRV_LOADER_DATA'))) as unexpected_record_source,</w:t>
+              <w:br/>
+              <w:t xml:space="preserve">       array_slice(array_agg(distinct iff(not (RECORD_SOURCE in ('OPUS_BA_TRV_DATA_POLICY_DTLS', 'OPUS_BJAZ_TRV_LOADER_DATA')), RECORD_SOURCE, null)), 0, 5) as unexpected_examples,</w:t>
               <w:br/>
               <w:t xml:space="preserve">       iff(null_load_datetime = 0 and null_record_source = 0 and coalesce(null_dbt_run_ts, 0) = 0</w:t>
               <w:br/>
@@ -6741,7 +6750,7 @@
               <w:br/>
               <w:t xml:space="preserve">  from BAGIC_PREPROD_CURATED_DB.BGIL_DATA_MODEL.HUB_ASSESSMENT</w:t>
               <w:br/>
-              <w:t xml:space="preserve"> where RECORD_SOURCE in ('OPUS_BA_TRV_DATA_POLICY_DTLS_MV', 'OPUS_BJAZ_TRV_LOADER_DATA_MV');</w:t>
+              <w:t xml:space="preserve"> where RECORD_SOURCE in ('OPUS_BA_TRV_DATA_POLICY_DTLS', 'OPUS_BJAZ_TRV_LOADER_DATA');</w:t>
             </w:r>
           </w:p>
         </w:tc>
@@ -6802,6 +6811,9 @@
       <w:r>
         <w:t xml:space="preserve">4. OPUS — HUB  HUB_COVERAGE</w:t>
       </w:r>
+      <w:r>
+        <w:t xml:space="preserve">  [M1]</w:t>
+      </w:r>
     </w:p>
     <w:tbl>
       <w:tblPr>
@@ -6992,7 +7004,7 @@
         <w:t xml:space="preserve">Note: </w:t>
       </w:r>
       <w:r>
-        <w:t xml:space="preserve">hub HUB_COVERAGE; rows scoped to RECORD_SOURCE in ('OPUS_BJAZ_TRV_LOADER_DATA_MV', 'OPUS_BJAZ_TRV_PLAN_MV', 'OPUS_BJAZ_TRV_RIDER_DTLS_MV', 'OPUS_BJAZ_TRV_RIDER_RATE_MAST_MV'). Expected RECORD_SOURCE: OPUS_BJAZ_TRV_LOADER_DATA_MV, OPUS_BJAZ_TRV_PLAN_MV, OPUS_BJAZ_TRV_RIDER_DTLS_MV, OPUS_BJAZ_TRV_RIDER_RATE_MAST_MV. No DBT_RUN_TS column on this table.</w:t>
+        <w:t xml:space="preserve">hub HUB_COVERAGE; rows scoped to RECORD_SOURCE in ('OPUS_BJAZ_TRV_LOADER_DATA', 'OPUS_BJAZ_TRV_PLAN', 'OPUS_BJAZ_TRV_RIDER_DTLS', 'OPUS_BJAZ_TRV_RIDER_RATE_MAST'). Expected RECORD_SOURCE: OPUS_BJAZ_TRV_LOADER_DATA, OPUS_BJAZ_TRV_PLAN, OPUS_BJAZ_TRV_RIDER_DTLS, OPUS_BJAZ_TRV_RIDER_RATE_MAST. No DBT_RUN_TS column on this table.</w:t>
       </w:r>
     </w:p>
     <w:p>
@@ -7039,9 +7051,9 @@
               <w:br/>
               <w:t xml:space="preserve">       null as load_after_run_ts,</w:t>
               <w:br/>
-              <w:t xml:space="preserve">       count_if(not (RECORD_SOURCE in ('OPUS_BJAZ_TRV_LOADER_DATA_MV', 'OPUS_BJAZ_TRV_PLAN_MV', 'OPUS_BJAZ_TRV_RIDER_DTLS_MV', 'OPUS_BJAZ_TRV_RIDER_RATE_MAST_MV'))) as unexpected_record_source,</w:t>
-              <w:br/>
-              <w:t xml:space="preserve">       array_slice(array_agg(distinct iff(not (RECORD_SOURCE in ('OPUS_BJAZ_TRV_LOADER_DATA_MV', 'OPUS_BJAZ_TRV_PLAN_MV', 'OPUS_BJAZ_TRV_RIDER_DTLS_MV', 'OPUS_BJAZ_TRV_RIDER_RATE_MAST_MV')), RECORD_SOURCE, null)), 0, 5) as unexpected_examples,</w:t>
+              <w:t xml:space="preserve">       count_if(not (RECORD_SOURCE in ('OPUS_BJAZ_TRV_LOADER_DATA', 'OPUS_BJAZ_TRV_PLAN', 'OPUS_BJAZ_TRV_RIDER_DTLS', 'OPUS_BJAZ_TRV_RIDER_RATE_MAST'))) as unexpected_record_source,</w:t>
+              <w:br/>
+              <w:t xml:space="preserve">       array_slice(array_agg(distinct iff(not (RECORD_SOURCE in ('OPUS_BJAZ_TRV_LOADER_DATA', 'OPUS_BJAZ_TRV_PLAN', 'OPUS_BJAZ_TRV_RIDER_DTLS', 'OPUS_BJAZ_TRV_RIDER_RATE_MAST')), RECORD_SOURCE, null)), 0, 5) as unexpected_examples,</w:t>
               <w:br/>
               <w:t xml:space="preserve">       iff(null_load_datetime = 0 and null_record_source = 0 and coalesce(null_dbt_run_ts, 0) = 0</w:t>
               <w:br/>
@@ -7051,7 +7063,7 @@
               <w:br/>
               <w:t xml:space="preserve">  from BAGIC_PREPROD_CURATED_DB.BGIL_DATA_MODEL.HUB_COVERAGE</w:t>
               <w:br/>
-              <w:t xml:space="preserve"> where RECORD_SOURCE in ('OPUS_BJAZ_TRV_LOADER_DATA_MV', 'OPUS_BJAZ_TRV_PLAN_MV', 'OPUS_BJAZ_TRV_RIDER_DTLS_MV', 'OPUS_BJAZ_TRV_RIDER_RATE_MAST_MV');</w:t>
+              <w:t xml:space="preserve"> where RECORD_SOURCE in ('OPUS_BJAZ_TRV_LOADER_DATA', 'OPUS_BJAZ_TRV_PLAN', 'OPUS_BJAZ_TRV_RIDER_DTLS', 'OPUS_BJAZ_TRV_RIDER_RATE_MAST');</w:t>
             </w:r>
           </w:p>
         </w:tc>
@@ -7112,6 +7124,9 @@
       <w:r>
         <w:t xml:space="preserve">5. OPUS — HUB  HUB_DISTRIBUTION_CHANNEL</w:t>
       </w:r>
+      <w:r>
+        <w:t xml:space="preserve">  [M1]</w:t>
+      </w:r>
     </w:p>
     <w:tbl>
       <w:tblPr>
@@ -7302,7 +7317,7 @@
         <w:t xml:space="preserve">Note: </w:t>
       </w:r>
       <w:r>
-        <w:t xml:space="preserve">hub HUB_DISTRIBUTION_CHANNEL; rows scoped to RECORD_SOURCE in ('OPUS_BA_TRV_DATA_POLICY_DTLS_MV', 'OPUS_BJAZ_TRV_DETLS_EXTN', 'OPUS_BJAZ_TRV_LOADER_DATA_MV', 'OPUS_BJAZ_TRV_LOADER_LOG_TABLE_MV'). Expected RECORD_SOURCE: OPUS_BA_TRV_DATA_POLICY_DTLS_MV, OPUS_BJAZ_TRV_DETLS_EXTN, OPUS_BJAZ_TRV_LOADER_DATA_MV, OPUS_BJAZ_TRV_LOADER_LOG_TABLE_MV. No DBT_RUN_TS column on this table.</w:t>
+        <w:t xml:space="preserve">hub HUB_DISTRIBUTION_CHANNEL; rows scoped to RECORD_SOURCE in ('OPUS_BA_TRV_DATA_POLICY_DTLS', 'OPUS_BJAZ_TRV_DETLS_EXTN', 'OPUS_BJAZ_TRV_LOADER_DATA', 'OPUS_BJAZ_TRV_LOADER_LOG_TABLE'). Expected RECORD_SOURCE: OPUS_BA_TRV_DATA_POLICY_DTLS, OPUS_BJAZ_TRV_DETLS_EXTN, OPUS_BJAZ_TRV_LOADER_DATA, OPUS_BJAZ_TRV_LOADER_LOG_TABLE. No DBT_RUN_TS column on this table.</w:t>
       </w:r>
     </w:p>
     <w:p>
@@ -7349,9 +7364,9 @@
               <w:br/>
               <w:t xml:space="preserve">       null as load_after_run_ts,</w:t>
               <w:br/>
-              <w:t xml:space="preserve">       count_if(not (RECORD_SOURCE in ('OPUS_BA_TRV_DATA_POLICY_DTLS_MV', 'OPUS_BJAZ_TRV_DETLS_EXTN', 'OPUS_BJAZ_TRV_LOADER_DATA_MV', 'OPUS_BJAZ_TRV_LOADER_LOG_TABLE_MV'))) as unexpected_record_source,</w:t>
-              <w:br/>
-              <w:t xml:space="preserve">       array_slice(array_agg(distinct iff(not (RECORD_SOURCE in ('OPUS_BA_TRV_DATA_POLICY_DTLS_MV', 'OPUS_BJAZ_TRV_DETLS_EXTN', 'OPUS_BJAZ_TRV_LOADER_DATA_MV', 'OPUS_BJAZ_TRV_LOADER_LOG_TABLE_MV')), RECORD_SOURCE, null)), 0, 5) as unexpected_examples,</w:t>
+              <w:t xml:space="preserve">       count_if(not (RECORD_SOURCE in ('OPUS_BA_TRV_DATA_POLICY_DTLS', 'OPUS_BJAZ_TRV_DETLS_EXTN', 'OPUS_BJAZ_TRV_LOADER_DATA', 'OPUS_BJAZ_TRV_LOADER_LOG_TABLE'))) as unexpected_record_source,</w:t>
+              <w:br/>
+              <w:t xml:space="preserve">       array_slice(array_agg(distinct iff(not (RECORD_SOURCE in ('OPUS_BA_TRV_DATA_POLICY_DTLS', 'OPUS_BJAZ_TRV_DETLS_EXTN', 'OPUS_BJAZ_TRV_LOADER_DATA', 'OPUS_BJAZ_TRV_LOADER_LOG_TABLE')), RECORD_SOURCE, null)), 0, 5) as unexpected_examples,</w:t>
               <w:br/>
               <w:t xml:space="preserve">       iff(null_load_datetime = 0 and null_record_source = 0 and coalesce(null_dbt_run_ts, 0) = 0</w:t>
               <w:br/>
@@ -7361,7 +7376,7 @@
               <w:br/>
               <w:t xml:space="preserve">  from BAGIC_PREPROD_CURATED_DB.BGIL_DATA_MODEL.HUB_DISTRIBUTION_CHANNEL</w:t>
               <w:br/>
-              <w:t xml:space="preserve"> where RECORD_SOURCE in ('OPUS_BA_TRV_DATA_POLICY_DTLS_MV', 'OPUS_BJAZ_TRV_DETLS_EXTN', 'OPUS_BJAZ_TRV_LOADER_DATA_MV', 'OPUS_BJAZ_TRV_LOADER_LOG_TABLE_MV');</w:t>
+              <w:t xml:space="preserve"> where RECORD_SOURCE in ('OPUS_BA_TRV_DATA_POLICY_DTLS', 'OPUS_BJAZ_TRV_DETLS_EXTN', 'OPUS_BJAZ_TRV_LOADER_DATA', 'OPUS_BJAZ_TRV_LOADER_LOG_TABLE');</w:t>
             </w:r>
           </w:p>
         </w:tc>
@@ -7422,6 +7437,9 @@
       <w:r>
         <w:t xml:space="preserve">6. OPUS — HUB  HUB_FINANCIAL_ACCOUNT</w:t>
       </w:r>
+      <w:r>
+        <w:t xml:space="preserve">  [M1]</w:t>
+      </w:r>
     </w:p>
     <w:tbl>
       <w:tblPr>
@@ -7612,7 +7630,7 @@
         <w:t xml:space="preserve">Note: </w:t>
       </w:r>
       <w:r>
-        <w:t xml:space="preserve">hub HUB_FINANCIAL_ACCOUNT; rows scoped to RECORD_SOURCE in ('OPUS_BJAZ_TRV_LOADER_DATA_MV'). Expected RECORD_SOURCE: OPUS_BJAZ_TRV_LOADER_DATA_MV. No DBT_RUN_TS column on this table.</w:t>
+        <w:t xml:space="preserve">hub HUB_FINANCIAL_ACCOUNT; rows scoped to RECORD_SOURCE in ('OPUS_BJAZ_TRV_LOADER_DATA'). Expected RECORD_SOURCE: OPUS_BJAZ_TRV_LOADER_DATA. No DBT_RUN_TS column on this table.</w:t>
       </w:r>
     </w:p>
     <w:p>
@@ -7659,9 +7677,9 @@
               <w:br/>
               <w:t xml:space="preserve">       null as load_after_run_ts,</w:t>
               <w:br/>
-              <w:t xml:space="preserve">       count_if(not (RECORD_SOURCE in ('OPUS_BJAZ_TRV_LOADER_DATA_MV'))) as unexpected_record_source,</w:t>
-              <w:br/>
-              <w:t xml:space="preserve">       array_slice(array_agg(distinct iff(not (RECORD_SOURCE in ('OPUS_BJAZ_TRV_LOADER_DATA_MV')), RECORD_SOURCE, null)), 0, 5) as unexpected_examples,</w:t>
+              <w:t xml:space="preserve">       count_if(not (RECORD_SOURCE in ('OPUS_BJAZ_TRV_LOADER_DATA'))) as unexpected_record_source,</w:t>
+              <w:br/>
+              <w:t xml:space="preserve">       array_slice(array_agg(distinct iff(not (RECORD_SOURCE in ('OPUS_BJAZ_TRV_LOADER_DATA')), RECORD_SOURCE, null)), 0, 5) as unexpected_examples,</w:t>
               <w:br/>
               <w:t xml:space="preserve">       iff(null_load_datetime = 0 and null_record_source = 0 and coalesce(null_dbt_run_ts, 0) = 0</w:t>
               <w:br/>
@@ -7671,7 +7689,7 @@
               <w:br/>
               <w:t xml:space="preserve">  from BAGIC_PREPROD_CURATED_DB.BGIL_DATA_MODEL.HUB_FINANCIAL_ACCOUNT</w:t>
               <w:br/>
-              <w:t xml:space="preserve"> where RECORD_SOURCE in ('OPUS_BJAZ_TRV_LOADER_DATA_MV');</w:t>
+              <w:t xml:space="preserve"> where RECORD_SOURCE in ('OPUS_BJAZ_TRV_LOADER_DATA');</w:t>
             </w:r>
           </w:p>
         </w:tc>
@@ -7732,6 +7750,9 @@
       <w:r>
         <w:t xml:space="preserve">7. OPUS — HUB  HUB_FINANCIAL_TRANSACTION</w:t>
       </w:r>
+      <w:r>
+        <w:t xml:space="preserve">  [M1]</w:t>
+      </w:r>
     </w:p>
     <w:tbl>
       <w:tblPr>
@@ -7922,7 +7943,7 @@
         <w:t xml:space="preserve">Note: </w:t>
       </w:r>
       <w:r>
-        <w:t xml:space="preserve">hub HUB_FINANCIAL_TRANSACTION; rows scoped to RECORD_SOURCE in ('OPUS_BA_TRV_DATA_POLICY_DTLS_MV', 'OPUS_BJAZ_TRV_LOADER_DATA_MV', 'OPUS_BJAZ_TRV_LOADER_LOG_TABLE_MV'). Expected RECORD_SOURCE: OPUS_BA_TRV_DATA_POLICY_DTLS_MV, OPUS_BJAZ_TRV_LOADER_DATA_MV, OPUS_BJAZ_TRV_LOADER_LOG_TABLE_MV. No DBT_RUN_TS column on this table.</w:t>
+        <w:t xml:space="preserve">hub HUB_FINANCIAL_TRANSACTION; rows scoped to RECORD_SOURCE in ('OPUS_BA_TRV_DATA_POLICY_DTLS', 'OPUS_BJAZ_TRV_LOADER_DATA', 'OPUS_BJAZ_TRV_LOADER_LOG_TABLE'). Expected RECORD_SOURCE: OPUS_BA_TRV_DATA_POLICY_DTLS, OPUS_BJAZ_TRV_LOADER_DATA, OPUS_BJAZ_TRV_LOADER_LOG_TABLE. No DBT_RUN_TS column on this table.</w:t>
       </w:r>
     </w:p>
     <w:p>
@@ -7969,9 +7990,9 @@
               <w:br/>
               <w:t xml:space="preserve">       null as load_after_run_ts,</w:t>
               <w:br/>
-              <w:t xml:space="preserve">       count_if(not (RECORD_SOURCE in ('OPUS_BA_TRV_DATA_POLICY_DTLS_MV', 'OPUS_BJAZ_TRV_LOADER_DATA_MV', 'OPUS_BJAZ_TRV_LOADER_LOG_TABLE_MV'))) as unexpected_record_source,</w:t>
-              <w:br/>
-              <w:t xml:space="preserve">       array_slice(array_agg(distinct iff(not (RECORD_SOURCE in ('OPUS_BA_TRV_DATA_POLICY_DTLS_MV', 'OPUS_BJAZ_TRV_LOADER_DATA_MV', 'OPUS_BJAZ_TRV_LOADER_LOG_TABLE_MV')), RECORD_SOURCE, null)), 0, 5) as unexpected_examples,</w:t>
+              <w:t xml:space="preserve">       count_if(not (RECORD_SOURCE in ('OPUS_BA_TRV_DATA_POLICY_DTLS', 'OPUS_BJAZ_TRV_LOADER_DATA', 'OPUS_BJAZ_TRV_LOADER_LOG_TABLE'))) as unexpected_record_source,</w:t>
+              <w:br/>
+              <w:t xml:space="preserve">       array_slice(array_agg(distinct iff(not (RECORD_SOURCE in ('OPUS_BA_TRV_DATA_POLICY_DTLS', 'OPUS_BJAZ_TRV_LOADER_DATA', 'OPUS_BJAZ_TRV_LOADER_LOG_TABLE')), RECORD_SOURCE, null)), 0, 5) as unexpected_examples,</w:t>
               <w:br/>
               <w:t xml:space="preserve">       iff(null_load_datetime = 0 and null_record_source = 0 and coalesce(null_dbt_run_ts, 0) = 0</w:t>
               <w:br/>
@@ -7981,7 +8002,7 @@
               <w:br/>
               <w:t xml:space="preserve">  from BAGIC_PREPROD_CURATED_DB.BGIL_DATA_MODEL.HUB_FINANCIAL_TRANSACTION</w:t>
               <w:br/>
-              <w:t xml:space="preserve"> where RECORD_SOURCE in ('OPUS_BA_TRV_DATA_POLICY_DTLS_MV', 'OPUS_BJAZ_TRV_LOADER_DATA_MV', 'OPUS_BJAZ_TRV_LOADER_LOG_TABLE_MV');</w:t>
+              <w:t xml:space="preserve"> where RECORD_SOURCE in ('OPUS_BA_TRV_DATA_POLICY_DTLS', 'OPUS_BJAZ_TRV_LOADER_DATA', 'OPUS_BJAZ_TRV_LOADER_LOG_TABLE');</w:t>
             </w:r>
           </w:p>
         </w:tc>
@@ -8042,6 +8063,9 @@
       <w:r>
         <w:t xml:space="preserve">8. OPUS — HUB  HUB_LOCATION</w:t>
       </w:r>
+      <w:r>
+        <w:t xml:space="preserve">  [M1]</w:t>
+      </w:r>
     </w:p>
     <w:tbl>
       <w:tblPr>
@@ -8232,7 +8256,7 @@
         <w:t xml:space="preserve">Note: </w:t>
       </w:r>
       <w:r>
-        <w:t xml:space="preserve">hub HUB_LOCATION; rows scoped to RECORD_SOURCE in ('OPUS_BJAZ_TRV_LOADER_DATA_MV', 'OPUS_BJAZ_TRV_LOADER_LOG_TABLE_MV'). Expected RECORD_SOURCE: OPUS_BJAZ_TRV_LOADER_DATA_MV, OPUS_BJAZ_TRV_LOADER_LOG_TABLE_MV. No DBT_RUN_TS column on this table.</w:t>
+        <w:t xml:space="preserve">hub HUB_LOCATION; rows scoped to RECORD_SOURCE in ('OPUS_BJAZ_TRV_LOADER_DATA', 'OPUS_BJAZ_TRV_LOADER_LOG_TABLE'). Expected RECORD_SOURCE: OPUS_BJAZ_TRV_LOADER_DATA, OPUS_BJAZ_TRV_LOADER_LOG_TABLE. No DBT_RUN_TS column on this table.</w:t>
       </w:r>
     </w:p>
     <w:p>
@@ -8279,9 +8303,9 @@
               <w:br/>
               <w:t xml:space="preserve">       null as load_after_run_ts,</w:t>
               <w:br/>
-              <w:t xml:space="preserve">       count_if(not (RECORD_SOURCE in ('OPUS_BJAZ_TRV_LOADER_DATA_MV', 'OPUS_BJAZ_TRV_LOADER_LOG_TABLE_MV'))) as unexpected_record_source,</w:t>
-              <w:br/>
-              <w:t xml:space="preserve">       array_slice(array_agg(distinct iff(not (RECORD_SOURCE in ('OPUS_BJAZ_TRV_LOADER_DATA_MV', 'OPUS_BJAZ_TRV_LOADER_LOG_TABLE_MV')), RECORD_SOURCE, null)), 0, 5) as unexpected_examples,</w:t>
+              <w:t xml:space="preserve">       count_if(not (RECORD_SOURCE in ('OPUS_BJAZ_TRV_LOADER_DATA', 'OPUS_BJAZ_TRV_LOADER_LOG_TABLE'))) as unexpected_record_source,</w:t>
+              <w:br/>
+              <w:t xml:space="preserve">       array_slice(array_agg(distinct iff(not (RECORD_SOURCE in ('OPUS_BJAZ_TRV_LOADER_DATA', 'OPUS_BJAZ_TRV_LOADER_LOG_TABLE')), RECORD_SOURCE, null)), 0, 5) as unexpected_examples,</w:t>
               <w:br/>
               <w:t xml:space="preserve">       iff(null_load_datetime = 0 and null_record_source = 0 and coalesce(null_dbt_run_ts, 0) = 0</w:t>
               <w:br/>
@@ -8291,7 +8315,7 @@
               <w:br/>
               <w:t xml:space="preserve">  from BAGIC_PREPROD_CURATED_DB.BGIL_DATA_MODEL.HUB_LOCATION</w:t>
               <w:br/>
-              <w:t xml:space="preserve"> where RECORD_SOURCE in ('OPUS_BJAZ_TRV_LOADER_DATA_MV', 'OPUS_BJAZ_TRV_LOADER_LOG_TABLE_MV');</w:t>
+              <w:t xml:space="preserve"> where RECORD_SOURCE in ('OPUS_BJAZ_TRV_LOADER_DATA', 'OPUS_BJAZ_TRV_LOADER_LOG_TABLE');</w:t>
             </w:r>
           </w:p>
         </w:tc>
@@ -8352,6 +8376,9 @@
       <w:r>
         <w:t xml:space="preserve">9. OPUS — HUB  HUB_ORG_UNIT</w:t>
       </w:r>
+      <w:r>
+        <w:t xml:space="preserve">  [M1]</w:t>
+      </w:r>
     </w:p>
     <w:tbl>
       <w:tblPr>
@@ -8542,7 +8569,7 @@
         <w:t xml:space="preserve">Note: </w:t>
       </w:r>
       <w:r>
-        <w:t xml:space="preserve">hub HUB_ORG_UNIT; rows scoped to RECORD_SOURCE in ('OPUS_BA_TRV_DATA_POLICY_DTLS_MV', 'OPUS_BJAZ_TRV_LOADER_DATA_MV', 'OPUS_BJAZ_TRV_LOADER_LOG_TABLE_MV'). Expected RECORD_SOURCE: OPUS_BA_TRV_DATA_POLICY_DTLS_MV, OPUS_BJAZ_TRV_LOADER_DATA_MV, OPUS_BJAZ_TRV_LOADER_LOG_TABLE_MV. No DBT_RUN_TS column on this table.</w:t>
+        <w:t xml:space="preserve">hub HUB_ORG_UNIT; rows scoped to RECORD_SOURCE in ('OPUS_BA_TRV_DATA_POLICY_DTLS', 'OPUS_BJAZ_TRV_LOADER_DATA', 'OPUS_BJAZ_TRV_LOADER_LOG_TABLE'). Expected RECORD_SOURCE: OPUS_BA_TRV_DATA_POLICY_DTLS, OPUS_BJAZ_TRV_LOADER_DATA, OPUS_BJAZ_TRV_LOADER_LOG_TABLE. No DBT_RUN_TS column on this table.</w:t>
       </w:r>
     </w:p>
     <w:p>
@@ -8589,9 +8616,9 @@
               <w:br/>
               <w:t xml:space="preserve">       null as load_after_run_ts,</w:t>
               <w:br/>
-              <w:t xml:space="preserve">       count_if(not (RECORD_SOURCE in ('OPUS_BA_TRV_DATA_POLICY_DTLS_MV', 'OPUS_BJAZ_TRV_LOADER_DATA_MV', 'OPUS_BJAZ_TRV_LOADER_LOG_TABLE_MV'))) as unexpected_record_source,</w:t>
-              <w:br/>
-              <w:t xml:space="preserve">       array_slice(array_agg(distinct iff(not (RECORD_SOURCE in ('OPUS_BA_TRV_DATA_POLICY_DTLS_MV', 'OPUS_BJAZ_TRV_LOADER_DATA_MV', 'OPUS_BJAZ_TRV_LOADER_LOG_TABLE_MV')), RECORD_SOURCE, null)), 0, 5) as unexpected_examples,</w:t>
+              <w:t xml:space="preserve">       count_if(not (RECORD_SOURCE in ('OPUS_BA_TRV_DATA_POLICY_DTLS', 'OPUS_BJAZ_TRV_LOADER_DATA', 'OPUS_BJAZ_TRV_LOADER_LOG_TABLE'))) as unexpected_record_source,</w:t>
+              <w:br/>
+              <w:t xml:space="preserve">       array_slice(array_agg(distinct iff(not (RECORD_SOURCE in ('OPUS_BA_TRV_DATA_POLICY_DTLS', 'OPUS_BJAZ_TRV_LOADER_DATA', 'OPUS_BJAZ_TRV_LOADER_LOG_TABLE')), RECORD_SOURCE, null)), 0, 5) as unexpected_examples,</w:t>
               <w:br/>
               <w:t xml:space="preserve">       iff(null_load_datetime = 0 and null_record_source = 0 and coalesce(null_dbt_run_ts, 0) = 0</w:t>
               <w:br/>
@@ -8601,7 +8628,7 @@
               <w:br/>
               <w:t xml:space="preserve">  from BAGIC_PREPROD_CURATED_DB.BGIL_DATA_MODEL.HUB_ORG_UNIT</w:t>
               <w:br/>
-              <w:t xml:space="preserve"> where RECORD_SOURCE in ('OPUS_BA_TRV_DATA_POLICY_DTLS_MV', 'OPUS_BJAZ_TRV_LOADER_DATA_MV', 'OPUS_BJAZ_TRV_LOADER_LOG_TABLE_MV');</w:t>
+              <w:t xml:space="preserve"> where RECORD_SOURCE in ('OPUS_BA_TRV_DATA_POLICY_DTLS', 'OPUS_BJAZ_TRV_LOADER_DATA', 'OPUS_BJAZ_TRV_LOADER_LOG_TABLE');</w:t>
             </w:r>
           </w:p>
         </w:tc>
@@ -8662,6 +8689,9 @@
       <w:r>
         <w:t xml:space="preserve">10. OPUS — HUB  HUB_PARTY</w:t>
       </w:r>
+      <w:r>
+        <w:t xml:space="preserve">  [M1]</w:t>
+      </w:r>
     </w:p>
     <w:tbl>
       <w:tblPr>
@@ -8852,7 +8882,7 @@
         <w:t xml:space="preserve">Note: </w:t>
       </w:r>
       <w:r>
-        <w:t xml:space="preserve">hub HUB_PARTY; rows scoped to RECORD_SOURCE in ('OPUS_BA_TRV_DATA_POLICY_DTLS_MV', 'OPUS_BA_TRV_PLAN_MST_MV', 'OPUS_BJAZ_TRV_LOADER_DATA_MV', 'OPUS_BJAZ_TRV_LOADER_LOG_TABLE_MV'). Expected RECORD_SOURCE: OPUS_BA_TRV_DATA_POLICY_DTLS_MV, OPUS_BA_TRV_PLAN_MST_MV, OPUS_BJAZ_TRV_LOADER_DATA_MV, OPUS_BJAZ_TRV_LOADER_LOG_TABLE_MV. No DBT_RUN_TS column on this table.</w:t>
+        <w:t xml:space="preserve">hub HUB_PARTY; rows scoped to RECORD_SOURCE in ('OPUS_BA_TRV_DATA_POLICY_DTLS', 'OPUS_BA_TRV_PLAN_MST', 'OPUS_BJAZ_TRV_LOADER_DATA', 'OPUS_BJAZ_TRV_LOADER_LOG_TABLE'). Expected RECORD_SOURCE: OPUS_BA_TRV_DATA_POLICY_DTLS, OPUS_BA_TRV_PLAN_MST, OPUS_BJAZ_TRV_LOADER_DATA, OPUS_BJAZ_TRV_LOADER_LOG_TABLE. No DBT_RUN_TS column on this table.</w:t>
       </w:r>
     </w:p>
     <w:p>
@@ -8899,9 +8929,9 @@
               <w:br/>
               <w:t xml:space="preserve">       null as load_after_run_ts,</w:t>
               <w:br/>
-              <w:t xml:space="preserve">       count_if(not (RECORD_SOURCE in ('OPUS_BA_TRV_DATA_POLICY_DTLS_MV', 'OPUS_BA_TRV_PLAN_MST_MV', 'OPUS_BJAZ_TRV_LOADER_DATA_MV', 'OPUS_BJAZ_TRV_LOADER_LOG_TABLE_MV'))) as unexpected_record_source,</w:t>
-              <w:br/>
-              <w:t xml:space="preserve">       array_slice(array_agg(distinct iff(not (RECORD_SOURCE in ('OPUS_BA_TRV_DATA_POLICY_DTLS_MV', 'OPUS_BA_TRV_PLAN_MST_MV', 'OPUS_BJAZ_TRV_LOADER_DATA_MV', 'OPUS_BJAZ_TRV_LOADER_LOG_TABLE_MV')), RECORD_SOURCE, null)), 0, 5) as unexpected_examples,</w:t>
+              <w:t xml:space="preserve">       count_if(not (RECORD_SOURCE in ('OPUS_BA_TRV_DATA_POLICY_DTLS', 'OPUS_BA_TRV_PLAN_MST', 'OPUS_BJAZ_TRV_LOADER_DATA', 'OPUS_BJAZ_TRV_LOADER_LOG_TABLE'))) as unexpected_record_source,</w:t>
+              <w:br/>
+              <w:t xml:space="preserve">       array_slice(array_agg(distinct iff(not (RECORD_SOURCE in ('OPUS_BA_TRV_DATA_POLICY_DTLS', 'OPUS_BA_TRV_PLAN_MST', 'OPUS_BJAZ_TRV_LOADER_DATA', 'OPUS_BJAZ_TRV_LOADER_LOG_TABLE')), RECORD_SOURCE, null)), 0, 5) as unexpected_examples,</w:t>
               <w:br/>
               <w:t xml:space="preserve">       iff(null_load_datetime = 0 and null_record_source = 0 and coalesce(null_dbt_run_ts, 0) = 0</w:t>
               <w:br/>
@@ -8911,7 +8941,7 @@
               <w:br/>
               <w:t xml:space="preserve">  from BAGIC_PREPROD_CURATED_DB.BGIL_DATA_MODEL.HUB_PARTY</w:t>
               <w:br/>
-              <w:t xml:space="preserve"> where RECORD_SOURCE in ('OPUS_BA_TRV_DATA_POLICY_DTLS_MV', 'OPUS_BA_TRV_PLAN_MST_MV', 'OPUS_BJAZ_TRV_LOADER_DATA_MV', 'OPUS_BJAZ_TRV_LOADER_LOG_TABLE_MV');</w:t>
+              <w:t xml:space="preserve"> where RECORD_SOURCE in ('OPUS_BA_TRV_DATA_POLICY_DTLS', 'OPUS_BA_TRV_PLAN_MST', 'OPUS_BJAZ_TRV_LOADER_DATA', 'OPUS_BJAZ_TRV_LOADER_LOG_TABLE');</w:t>
             </w:r>
           </w:p>
         </w:tc>
@@ -8972,6 +9002,9 @@
       <w:r>
         <w:t xml:space="preserve">11. OPUS — HUB  HUB_POLICY</w:t>
       </w:r>
+      <w:r>
+        <w:t xml:space="preserve">  [M1]</w:t>
+      </w:r>
     </w:p>
     <w:tbl>
       <w:tblPr>
@@ -9162,7 +9195,7 @@
         <w:t xml:space="preserve">Note: </w:t>
       </w:r>
       <w:r>
-        <w:t xml:space="preserve">hub HUB_POLICY; rows scoped to RECORD_SOURCE in ('OPUS_BA_TRV_DATA_POLICY_DTLS_MV', 'OPUS_BJAZ_TRV_LOADER_DATA_MV', 'OPUS_BJAZ_TRV_LOADER_LOG_TABLE_MV', 'OPUS_BJAZ_TRV_RIDER_DTLS_MV'). Expected RECORD_SOURCE: OPUS_BA_TRV_DATA_POLICY_DTLS_MV, OPUS_BJAZ_TRV_LOADER_DATA_MV, OPUS_BJAZ_TRV_LOADER_LOG_TABLE_MV, OPUS_BJAZ_TRV_RIDER_DTLS_MV. No DBT_RUN_TS column on this table.</w:t>
+        <w:t xml:space="preserve">hub HUB_POLICY; rows scoped to RECORD_SOURCE in ('OPUS_BA_TRV_DATA_POLICY_DTLS', 'OPUS_BJAZ_TRV_LOADER_DATA', 'OPUS_BJAZ_TRV_LOADER_LOG_TABLE', 'OPUS_BJAZ_TRV_RIDER_DTLS'). Expected RECORD_SOURCE: OPUS_BA_TRV_DATA_POLICY_DTLS, OPUS_BJAZ_TRV_LOADER_DATA, OPUS_BJAZ_TRV_LOADER_LOG_TABLE, OPUS_BJAZ_TRV_RIDER_DTLS. No DBT_RUN_TS column on this table.</w:t>
       </w:r>
     </w:p>
     <w:p>
@@ -9209,9 +9242,9 @@
               <w:br/>
               <w:t xml:space="preserve">       null as load_after_run_ts,</w:t>
               <w:br/>
-              <w:t xml:space="preserve">       count_if(not (RECORD_SOURCE in ('OPUS_BA_TRV_DATA_POLICY_DTLS_MV', 'OPUS_BJAZ_TRV_LOADER_DATA_MV', 'OPUS_BJAZ_TRV_LOADER_LOG_TABLE_MV', 'OPUS_BJAZ_TRV_RIDER_DTLS_MV'))) as unexpected_record_source,</w:t>
-              <w:br/>
-              <w:t xml:space="preserve">       array_slice(array_agg(distinct iff(not (RECORD_SOURCE in ('OPUS_BA_TRV_DATA_POLICY_DTLS_MV', 'OPUS_BJAZ_TRV_LOADER_DATA_MV', 'OPUS_BJAZ_TRV_LOADER_LOG_TABLE_MV', 'OPUS_BJAZ_TRV_RIDER_DTLS_MV')), RECORD_SOURCE, null)), 0, 5) as unexpected_examples,</w:t>
+              <w:t xml:space="preserve">       count_if(not (RECORD_SOURCE in ('OPUS_BA_TRV_DATA_POLICY_DTLS', 'OPUS_BJAZ_TRV_LOADER_DATA', 'OPUS_BJAZ_TRV_LOADER_LOG_TABLE', 'OPUS_BJAZ_TRV_RIDER_DTLS'))) as unexpected_record_source,</w:t>
+              <w:br/>
+              <w:t xml:space="preserve">       array_slice(array_agg(distinct iff(not (RECORD_SOURCE in ('OPUS_BA_TRV_DATA_POLICY_DTLS', 'OPUS_BJAZ_TRV_LOADER_DATA', 'OPUS_BJAZ_TRV_LOADER_LOG_TABLE', 'OPUS_BJAZ_TRV_RIDER_DTLS')), RECORD_SOURCE, null)), 0, 5) as unexpected_examples,</w:t>
               <w:br/>
               <w:t xml:space="preserve">       iff(null_load_datetime = 0 and null_record_source = 0 and coalesce(null_dbt_run_ts, 0) = 0</w:t>
               <w:br/>
@@ -9221,7 +9254,7 @@
               <w:br/>
               <w:t xml:space="preserve">  from BAGIC_PREPROD_CURATED_DB.BGIL_DATA_MODEL.HUB_POLICY</w:t>
               <w:br/>
-              <w:t xml:space="preserve"> where RECORD_SOURCE in ('OPUS_BA_TRV_DATA_POLICY_DTLS_MV', 'OPUS_BJAZ_TRV_LOADER_DATA_MV', 'OPUS_BJAZ_TRV_LOADER_LOG_TABLE_MV', 'OPUS_BJAZ_TRV_RIDER_DTLS_MV');</w:t>
+              <w:t xml:space="preserve"> where RECORD_SOURCE in ('OPUS_BA_TRV_DATA_POLICY_DTLS', 'OPUS_BJAZ_TRV_LOADER_DATA', 'OPUS_BJAZ_TRV_LOADER_LOG_TABLE', 'OPUS_BJAZ_TRV_RIDER_DTLS');</w:t>
             </w:r>
           </w:p>
         </w:tc>
@@ -9282,6 +9315,9 @@
       <w:r>
         <w:t xml:space="preserve">12. OPUS — HUB  HUB_PRODUCT</w:t>
       </w:r>
+      <w:r>
+        <w:t xml:space="preserve">  [M1]</w:t>
+      </w:r>
     </w:p>
     <w:tbl>
       <w:tblPr>
@@ -9472,7 +9508,7 @@
         <w:t xml:space="preserve">Note: </w:t>
       </w:r>
       <w:r>
-        <w:t xml:space="preserve">hub HUB_PRODUCT; rows scoped to RECORD_SOURCE in ('OPUS_BA_TRV_DATA_POLICY_DTLS_MV', 'OPUS_BA_TRV_PLAN_MST_MV', 'OPUS_BJAZ_TRV_DETLS_EXTN', 'OPUS_BJAZ_TRV_LOADER_DATA_MV', 'OPUS_BJAZ_TRV_LOADER_LOG_TABLE_MV', 'OPUS_BJAZ_TRV_PLAN_MV', 'OPUS_BJAZ_TRV_RATE_MASTER_MV'). Expected RECORD_SOURCE: OPUS_BA_TRV_DATA_POLICY_DTLS_MV, OPUS_BA_TRV_PLAN_MST_MV, OPUS_BJAZ_TRV_DETLS_EXTN, OPUS_BJAZ_TRV_LOADER_DATA_MV, OPUS_BJAZ_TRV_LOADER_LOG_TABLE_MV, OPUS_BJAZ_TRV_PLAN_MV (+1 more). No DBT_RUN_TS column on this table.</w:t>
+        <w:t xml:space="preserve">hub HUB_PRODUCT; rows scoped to RECORD_SOURCE in ('OPUS_BA_TRV_DATA_POLICY_DTLS', 'OPUS_BA_TRV_PLAN_MST', 'OPUS_BJAZ_TRV_DETLS_EXTN', 'OPUS_BJAZ_TRV_LOADER_DATA', 'OPUS_BJAZ_TRV_LOADER_LOG_TABLE', 'OPUS_BJAZ_TRV_PLAN', 'OPUS_BJAZ_TRV_RATE_MASTER'). Expected RECORD_SOURCE: OPUS_BA_TRV_DATA_POLICY_DTLS, OPUS_BA_TRV_PLAN_MST, OPUS_BJAZ_TRV_DETLS_EXTN, OPUS_BJAZ_TRV_LOADER_DATA, OPUS_BJAZ_TRV_LOADER_LOG_TABLE, OPUS_BJAZ_TRV_PLAN (+1 more). No DBT_RUN_TS column on this table.</w:t>
       </w:r>
     </w:p>
     <w:p>
@@ -9519,9 +9555,9 @@
               <w:br/>
               <w:t xml:space="preserve">       null as load_after_run_ts,</w:t>
               <w:br/>
-              <w:t xml:space="preserve">       count_if(not (RECORD_SOURCE in ('OPUS_BA_TRV_DATA_POLICY_DTLS_MV', 'OPUS_BA_TRV_PLAN_MST_MV', 'OPUS_BJAZ_TRV_DETLS_EXTN', 'OPUS_BJAZ_TRV_LOADER_DATA_MV', 'OPUS_BJAZ_TRV_LOADER_LOG_TABLE_MV', 'OPUS_BJAZ_TRV_PLAN_MV', 'OPUS_BJAZ_TRV_RATE_MASTER_MV'))) as unexpected_record_source,</w:t>
-              <w:br/>
-              <w:t xml:space="preserve">       array_slice(array_agg(distinct iff(not (RECORD_SOURCE in ('OPUS_BA_TRV_DATA_POLICY_DTLS_MV', 'OPUS_BA_TRV_PLAN_MST_MV', 'OPUS_BJAZ_TRV_DETLS_EXTN', 'OPUS_BJAZ_TRV_LOADER_DATA_MV', 'OPUS_BJAZ_TRV_LOADER_LOG_TABLE_MV', 'OPUS_BJAZ_TRV_PLAN_MV', 'OPUS_BJAZ_TRV_RATE_MASTER_MV')), RECORD_SOURCE, null)), 0, 5) as unexpected_examples,</w:t>
+              <w:t xml:space="preserve">       count_if(not (RECORD_SOURCE in ('OPUS_BA_TRV_DATA_POLICY_DTLS', 'OPUS_BA_TRV_PLAN_MST', 'OPUS_BJAZ_TRV_DETLS_EXTN', 'OPUS_BJAZ_TRV_LOADER_DATA', 'OPUS_BJAZ_TRV_LOADER_LOG_TABLE', 'OPUS_BJAZ_TRV_PLAN', 'OPUS_BJAZ_TRV_RATE_MASTER'))) as unexpected_record_source,</w:t>
+              <w:br/>
+              <w:t xml:space="preserve">       array_slice(array_agg(distinct iff(not (RECORD_SOURCE in ('OPUS_BA_TRV_DATA_POLICY_DTLS', 'OPUS_BA_TRV_PLAN_MST', 'OPUS_BJAZ_TRV_DETLS_EXTN', 'OPUS_BJAZ_TRV_LOADER_DATA', 'OPUS_BJAZ_TRV_LOADER_LOG_TABLE', 'OPUS_BJAZ_TRV_PLAN', 'OPUS_BJAZ_TRV_RATE_MASTER')), RECORD_SOURCE, null)), 0, 5) as unexpected_examples,</w:t>
               <w:br/>
               <w:t xml:space="preserve">       iff(null_load_datetime = 0 and null_record_source = 0 and coalesce(null_dbt_run_ts, 0) = 0</w:t>
               <w:br/>
@@ -9531,7 +9567,7 @@
               <w:br/>
               <w:t xml:space="preserve">  from BAGIC_PREPROD_CURATED_DB.BGIL_DATA_MODEL.HUB_PRODUCT</w:t>
               <w:br/>
-              <w:t xml:space="preserve"> where RECORD_SOURCE in ('OPUS_BA_TRV_DATA_POLICY_DTLS_MV', 'OPUS_BA_TRV_PLAN_MST_MV', 'OPUS_BJAZ_TRV_DETLS_EXTN', 'OPUS_BJAZ_TRV_LOADER_DATA_MV', 'OPUS_BJAZ_TRV_LOADER_LOG_TABLE_MV', 'OPUS_BJAZ_TRV_PLAN_MV', 'OPUS_BJAZ_TRV_RATE_MASTER_MV');</w:t>
+              <w:t xml:space="preserve"> where RECORD_SOURCE in ('OPUS_BA_TRV_DATA_POLICY_DTLS', 'OPUS_BA_TRV_PLAN_MST', 'OPUS_BJAZ_TRV_DETLS_EXTN', 'OPUS_BJAZ_TRV_LOADER_DATA', 'OPUS_BJAZ_TRV_LOADER_LOG_TABLE', 'OPUS_BJAZ_TRV_PLAN', 'OPUS_BJAZ_TRV_RATE_MASTER');</w:t>
             </w:r>
           </w:p>
         </w:tc>
@@ -9592,6 +9628,9 @@
       <w:r>
         <w:t xml:space="preserve">13. OPUS — HUB  HUB_PROPOSAL</w:t>
       </w:r>
+      <w:r>
+        <w:t xml:space="preserve">  [M1]</w:t>
+      </w:r>
     </w:p>
     <w:tbl>
       <w:tblPr>
@@ -9782,7 +9821,7 @@
         <w:t xml:space="preserve">Note: </w:t>
       </w:r>
       <w:r>
-        <w:t xml:space="preserve">hub HUB_PROPOSAL; rows scoped to RECORD_SOURCE in ('OPUS_BA_TRV_DATA_POLICY_DTLS_MV', 'OPUS_BJAZ_TRV_DETLS_EXTN'). Expected RECORD_SOURCE: OPUS_BA_TRV_DATA_POLICY_DTLS_MV, OPUS_BJAZ_TRV_DETLS_EXTN. No DBT_RUN_TS column on this table.</w:t>
+        <w:t xml:space="preserve">hub HUB_PROPOSAL; rows scoped to RECORD_SOURCE in ('OPUS_BA_TRV_DATA_POLICY_DTLS', 'OPUS_BJAZ_TRV_DETLS_EXTN'). Expected RECORD_SOURCE: OPUS_BA_TRV_DATA_POLICY_DTLS, OPUS_BJAZ_TRV_DETLS_EXTN. No DBT_RUN_TS column on this table.</w:t>
       </w:r>
     </w:p>
     <w:p>
@@ -9829,9 +9868,9 @@
               <w:br/>
               <w:t xml:space="preserve">       null as load_after_run_ts,</w:t>
               <w:br/>
-              <w:t xml:space="preserve">       count_if(not (RECORD_SOURCE in ('OPUS_BA_TRV_DATA_POLICY_DTLS_MV', 'OPUS_BJAZ_TRV_DETLS_EXTN'))) as unexpected_record_source,</w:t>
-              <w:br/>
-              <w:t xml:space="preserve">       array_slice(array_agg(distinct iff(not (RECORD_SOURCE in ('OPUS_BA_TRV_DATA_POLICY_DTLS_MV', 'OPUS_BJAZ_TRV_DETLS_EXTN')), RECORD_SOURCE, null)), 0, 5) as unexpected_examples,</w:t>
+              <w:t xml:space="preserve">       count_if(not (RECORD_SOURCE in ('OPUS_BA_TRV_DATA_POLICY_DTLS', 'OPUS_BJAZ_TRV_DETLS_EXTN'))) as unexpected_record_source,</w:t>
+              <w:br/>
+              <w:t xml:space="preserve">       array_slice(array_agg(distinct iff(not (RECORD_SOURCE in ('OPUS_BA_TRV_DATA_POLICY_DTLS', 'OPUS_BJAZ_TRV_DETLS_EXTN')), RECORD_SOURCE, null)), 0, 5) as unexpected_examples,</w:t>
               <w:br/>
               <w:t xml:space="preserve">       iff(null_load_datetime = 0 and null_record_source = 0 and coalesce(null_dbt_run_ts, 0) = 0</w:t>
               <w:br/>
@@ -9841,7 +9880,7 @@
               <w:br/>
               <w:t xml:space="preserve">  from BAGIC_PREPROD_CURATED_DB.BGIL_DATA_MODEL.HUB_PROPOSAL</w:t>
               <w:br/>
-              <w:t xml:space="preserve"> where RECORD_SOURCE in ('OPUS_BA_TRV_DATA_POLICY_DTLS_MV', 'OPUS_BJAZ_TRV_DETLS_EXTN');</w:t>
+              <w:t xml:space="preserve"> where RECORD_SOURCE in ('OPUS_BA_TRV_DATA_POLICY_DTLS', 'OPUS_BJAZ_TRV_DETLS_EXTN');</w:t>
             </w:r>
           </w:p>
         </w:tc>
@@ -9902,6 +9941,9 @@
       <w:r>
         <w:t xml:space="preserve">14. OPUS — HUB  HUB_QUOTE</w:t>
       </w:r>
+      <w:r>
+        <w:t xml:space="preserve">  [M1]</w:t>
+      </w:r>
     </w:p>
     <w:tbl>
       <w:tblPr>
@@ -10092,7 +10134,7 @@
         <w:t xml:space="preserve">Note: </w:t>
       </w:r>
       <w:r>
-        <w:t xml:space="preserve">hub HUB_QUOTE; rows scoped to RECORD_SOURCE in ('OPUS_BA_TRV_DATA_POLICY_DTLS_MV'). Expected RECORD_SOURCE: OPUS_BA_TRV_DATA_POLICY_DTLS_MV. No DBT_RUN_TS column on this table.</w:t>
+        <w:t xml:space="preserve">hub HUB_QUOTE; rows scoped to RECORD_SOURCE in ('OPUS_BA_TRV_DATA_POLICY_DTLS'). Expected RECORD_SOURCE: OPUS_BA_TRV_DATA_POLICY_DTLS. No DBT_RUN_TS column on this table.</w:t>
       </w:r>
     </w:p>
     <w:p>
@@ -10139,9 +10181,9 @@
               <w:br/>
               <w:t xml:space="preserve">       null as load_after_run_ts,</w:t>
               <w:br/>
-              <w:t xml:space="preserve">       count_if(not (RECORD_SOURCE in ('OPUS_BA_TRV_DATA_POLICY_DTLS_MV'))) as unexpected_record_source,</w:t>
-              <w:br/>
-              <w:t xml:space="preserve">       array_slice(array_agg(distinct iff(not (RECORD_SOURCE in ('OPUS_BA_TRV_DATA_POLICY_DTLS_MV')), RECORD_SOURCE, null)), 0, 5) as unexpected_examples,</w:t>
+              <w:t xml:space="preserve">       count_if(not (RECORD_SOURCE in ('OPUS_BA_TRV_DATA_POLICY_DTLS'))) as unexpected_record_source,</w:t>
+              <w:br/>
+              <w:t xml:space="preserve">       array_slice(array_agg(distinct iff(not (RECORD_SOURCE in ('OPUS_BA_TRV_DATA_POLICY_DTLS')), RECORD_SOURCE, null)), 0, 5) as unexpected_examples,</w:t>
               <w:br/>
               <w:t xml:space="preserve">       iff(null_load_datetime = 0 and null_record_source = 0 and coalesce(null_dbt_run_ts, 0) = 0</w:t>
               <w:br/>
@@ -10151,7 +10193,7 @@
               <w:br/>
               <w:t xml:space="preserve">  from BAGIC_PREPROD_CURATED_DB.BGIL_DATA_MODEL.HUB_QUOTE</w:t>
               <w:br/>
-              <w:t xml:space="preserve"> where RECORD_SOURCE in ('OPUS_BA_TRV_DATA_POLICY_DTLS_MV');</w:t>
+              <w:t xml:space="preserve"> where RECORD_SOURCE in ('OPUS_BA_TRV_DATA_POLICY_DTLS');</w:t>
             </w:r>
           </w:p>
         </w:tc>
@@ -10212,6 +10254,9 @@
       <w:r>
         <w:t xml:space="preserve">15. OPUS — HUB  HUB_RISK_OBJECT</w:t>
       </w:r>
+      <w:r>
+        <w:t xml:space="preserve">  [M1]</w:t>
+      </w:r>
     </w:p>
     <w:tbl>
       <w:tblPr>
@@ -10402,7 +10447,7 @@
         <w:t xml:space="preserve">Note: </w:t>
       </w:r>
       <w:r>
-        <w:t xml:space="preserve">hub HUB_RISK_OBJECT; rows scoped to RECORD_SOURCE in ('OPUS_BJAZ_TRV_LOADER_DATA_MV', 'OPUS_BJAZ_TRV_LOADER_LOG_TABLE_MV'). Expected RECORD_SOURCE: OPUS_BJAZ_TRV_LOADER_DATA_MV, OPUS_BJAZ_TRV_LOADER_LOG_TABLE_MV. No DBT_RUN_TS column on this table.</w:t>
+        <w:t xml:space="preserve">hub HUB_RISK_OBJECT; rows scoped to RECORD_SOURCE in ('OPUS_BJAZ_TRV_LOADER_DATA', 'OPUS_BJAZ_TRV_LOADER_LOG_TABLE'). Expected RECORD_SOURCE: OPUS_BJAZ_TRV_LOADER_DATA, OPUS_BJAZ_TRV_LOADER_LOG_TABLE. No DBT_RUN_TS column on this table.</w:t>
       </w:r>
     </w:p>
     <w:p>
@@ -10449,9 +10494,9 @@
               <w:br/>
               <w:t xml:space="preserve">       null as load_after_run_ts,</w:t>
               <w:br/>
-              <w:t xml:space="preserve">       count_if(not (RECORD_SOURCE in ('OPUS_BJAZ_TRV_LOADER_DATA_MV', 'OPUS_BJAZ_TRV_LOADER_LOG_TABLE_MV'))) as unexpected_record_source,</w:t>
-              <w:br/>
-              <w:t xml:space="preserve">       array_slice(array_agg(distinct iff(not (RECORD_SOURCE in ('OPUS_BJAZ_TRV_LOADER_DATA_MV', 'OPUS_BJAZ_TRV_LOADER_LOG_TABLE_MV')), RECORD_SOURCE, null)), 0, 5) as unexpected_examples,</w:t>
+              <w:t xml:space="preserve">       count_if(not (RECORD_SOURCE in ('OPUS_BJAZ_TRV_LOADER_DATA', 'OPUS_BJAZ_TRV_LOADER_LOG_TABLE'))) as unexpected_record_source,</w:t>
+              <w:br/>
+              <w:t xml:space="preserve">       array_slice(array_agg(distinct iff(not (RECORD_SOURCE in ('OPUS_BJAZ_TRV_LOADER_DATA', 'OPUS_BJAZ_TRV_LOADER_LOG_TABLE')), RECORD_SOURCE, null)), 0, 5) as unexpected_examples,</w:t>
               <w:br/>
               <w:t xml:space="preserve">       iff(null_load_datetime = 0 and null_record_source = 0 and coalesce(null_dbt_run_ts, 0) = 0</w:t>
               <w:br/>
@@ -10461,7 +10506,7 @@
               <w:br/>
               <w:t xml:space="preserve">  from BAGIC_PREPROD_CURATED_DB.BGIL_DATA_MODEL.HUB_RISK_OBJECT</w:t>
               <w:br/>
-              <w:t xml:space="preserve"> where RECORD_SOURCE in ('OPUS_BJAZ_TRV_LOADER_DATA_MV', 'OPUS_BJAZ_TRV_LOADER_LOG_TABLE_MV');</w:t>
+              <w:t xml:space="preserve"> where RECORD_SOURCE in ('OPUS_BJAZ_TRV_LOADER_DATA', 'OPUS_BJAZ_TRV_LOADER_LOG_TABLE');</w:t>
             </w:r>
           </w:p>
         </w:tc>
@@ -10522,6 +10567,9 @@
       <w:r>
         <w:t xml:space="preserve">16. OPUS — SATELLITE  SAT_AUG_COMMON_COMMUNICATION_PREFERENCE</w:t>
       </w:r>
+      <w:r>
+        <w:t xml:space="preserve">  [M1]</w:t>
+      </w:r>
     </w:p>
     <w:tbl>
       <w:tblPr>
@@ -10712,7 +10760,7 @@
         <w:t xml:space="preserve">Note: </w:t>
       </w:r>
       <w:r>
-        <w:t xml:space="preserve">satellite SAT_AUG_COMMON_COMMUNICATION_PREFERENCE; rows scoped to RECORD_SOURCE in ('OPUS_BJAZ_TRV_LOADER_DATA_MV'). Expected RECORD_SOURCE: OPUS_BJAZ_TRV_LOADER_DATA_MV. No DBT_RUN_TS column on this table.</w:t>
+        <w:t xml:space="preserve">satellite SAT_AUG_COMMON_COMMUNICATION_PREFERENCE; rows scoped to RECORD_SOURCE in ('OPUS_BJAZ_TRV_LOADER_DATA'). Expected RECORD_SOURCE: OPUS_BJAZ_TRV_LOADER_DATA. No DBT_RUN_TS column on this table.</w:t>
       </w:r>
     </w:p>
     <w:p>
@@ -10759,9 +10807,9 @@
               <w:br/>
               <w:t xml:space="preserve">       null as load_after_run_ts,</w:t>
               <w:br/>
-              <w:t xml:space="preserve">       count_if(not (RECORD_SOURCE in ('OPUS_BJAZ_TRV_LOADER_DATA_MV'))) as unexpected_record_source,</w:t>
-              <w:br/>
-              <w:t xml:space="preserve">       array_slice(array_agg(distinct iff(not (RECORD_SOURCE in ('OPUS_BJAZ_TRV_LOADER_DATA_MV')), RECORD_SOURCE, null)), 0, 5) as unexpected_examples,</w:t>
+              <w:t xml:space="preserve">       count_if(not (RECORD_SOURCE in ('OPUS_BJAZ_TRV_LOADER_DATA'))) as unexpected_record_source,</w:t>
+              <w:br/>
+              <w:t xml:space="preserve">       array_slice(array_agg(distinct iff(not (RECORD_SOURCE in ('OPUS_BJAZ_TRV_LOADER_DATA')), RECORD_SOURCE, null)), 0, 5) as unexpected_examples,</w:t>
               <w:br/>
               <w:t xml:space="preserve">       iff(null_load_datetime = 0 and null_record_source = 0 and coalesce(null_dbt_run_ts, 0) = 0</w:t>
               <w:br/>
@@ -10771,7 +10819,7 @@
               <w:br/>
               <w:t xml:space="preserve">  from BAGIC_PREPROD_CURATED_DB.BGIL_DATA_MODEL.SAT_AUG_COMMON_COMMUNICATION_PREFERENCE</w:t>
               <w:br/>
-              <w:t xml:space="preserve"> where RECORD_SOURCE in ('OPUS_BJAZ_TRV_LOADER_DATA_MV');</w:t>
+              <w:t xml:space="preserve"> where RECORD_SOURCE in ('OPUS_BJAZ_TRV_LOADER_DATA');</w:t>
             </w:r>
           </w:p>
         </w:tc>
@@ -10832,6 +10880,9 @@
       <w:r>
         <w:t xml:space="preserve">17. OPUS — SATELLITE  SAT_AUG_COVERAGE_DEFINITION</w:t>
       </w:r>
+      <w:r>
+        <w:t xml:space="preserve">  [M1]</w:t>
+      </w:r>
     </w:p>
     <w:tbl>
       <w:tblPr>
@@ -11022,7 +11073,7 @@
         <w:t xml:space="preserve">Note: </w:t>
       </w:r>
       <w:r>
-        <w:t xml:space="preserve">satellite SAT_AUG_COVERAGE_DEFINITION; rows scoped to RECORD_SOURCE in ('OPUS_BJAZ_TRV_PLAN_MV'). Expected RECORD_SOURCE: OPUS_BJAZ_TRV_PLAN_MV. DBT_RUN_TS present (load_after_run_ts checked).</w:t>
+        <w:t xml:space="preserve">satellite SAT_AUG_COVERAGE_DEFINITION; rows scoped to RECORD_SOURCE in ('OPUS_BJAZ_TRV_PLAN'). Expected RECORD_SOURCE: OPUS_BJAZ_TRV_PLAN. DBT_RUN_TS present (load_after_run_ts checked).</w:t>
       </w:r>
     </w:p>
     <w:p>
@@ -11069,9 +11120,9 @@
               <w:br/>
               <w:t xml:space="preserve">       count_if(LOAD_DATETIME &gt; DBT_RUN_TS) as load_after_run_ts,</w:t>
               <w:br/>
-              <w:t xml:space="preserve">       count_if(not (RECORD_SOURCE in ('OPUS_BJAZ_TRV_PLAN_MV'))) as unexpected_record_source,</w:t>
-              <w:br/>
-              <w:t xml:space="preserve">       array_slice(array_agg(distinct iff(not (RECORD_SOURCE in ('OPUS_BJAZ_TRV_PLAN_MV')), RECORD_SOURCE, null)), 0, 5) as unexpected_examples,</w:t>
+              <w:t xml:space="preserve">       count_if(not (RECORD_SOURCE in ('OPUS_BJAZ_TRV_PLAN'))) as unexpected_record_source,</w:t>
+              <w:br/>
+              <w:t xml:space="preserve">       array_slice(array_agg(distinct iff(not (RECORD_SOURCE in ('OPUS_BJAZ_TRV_PLAN')), RECORD_SOURCE, null)), 0, 5) as unexpected_examples,</w:t>
               <w:br/>
               <w:t xml:space="preserve">       iff(null_load_datetime = 0 and null_record_source = 0 and coalesce(null_dbt_run_ts, 0) = 0</w:t>
               <w:br/>
@@ -11081,7 +11132,7 @@
               <w:br/>
               <w:t xml:space="preserve">  from BAGIC_PREPROD_CURATED_DB.BGIL_DATA_MODEL.SAT_AUG_COVERAGE_DEFINITION</w:t>
               <w:br/>
-              <w:t xml:space="preserve"> where RECORD_SOURCE in ('OPUS_BJAZ_TRV_PLAN_MV');</w:t>
+              <w:t xml:space="preserve"> where RECORD_SOURCE in ('OPUS_BJAZ_TRV_PLAN');</w:t>
             </w:r>
           </w:p>
         </w:tc>
@@ -11142,6 +11193,9 @@
       <w:r>
         <w:t xml:space="preserve">18. OPUS — SATELLITE  SAT_AUG_COVERAGE_LIMITS</w:t>
       </w:r>
+      <w:r>
+        <w:t xml:space="preserve">  [M1]</w:t>
+      </w:r>
     </w:p>
     <w:tbl>
       <w:tblPr>
@@ -11332,7 +11386,7 @@
         <w:t xml:space="preserve">Note: </w:t>
       </w:r>
       <w:r>
-        <w:t xml:space="preserve">satellite SAT_AUG_COVERAGE_LIMITS; rows scoped to RECORD_SOURCE in ('OPUS_BJAZ_TRV_PLAN_MV'). Expected RECORD_SOURCE: OPUS_BJAZ_TRV_PLAN_MV. DBT_RUN_TS present (load_after_run_ts checked).</w:t>
+        <w:t xml:space="preserve">satellite SAT_AUG_COVERAGE_LIMITS; rows scoped to RECORD_SOURCE in ('OPUS_BJAZ_TRV_PLAN'). Expected RECORD_SOURCE: OPUS_BJAZ_TRV_PLAN. DBT_RUN_TS present (load_after_run_ts checked).</w:t>
       </w:r>
     </w:p>
     <w:p>
@@ -11379,9 +11433,9 @@
               <w:br/>
               <w:t xml:space="preserve">       count_if(LOAD_DATETIME &gt; DBT_RUN_TS) as load_after_run_ts,</w:t>
               <w:br/>
-              <w:t xml:space="preserve">       count_if(not (RECORD_SOURCE in ('OPUS_BJAZ_TRV_PLAN_MV'))) as unexpected_record_source,</w:t>
-              <w:br/>
-              <w:t xml:space="preserve">       array_slice(array_agg(distinct iff(not (RECORD_SOURCE in ('OPUS_BJAZ_TRV_PLAN_MV')), RECORD_SOURCE, null)), 0, 5) as unexpected_examples,</w:t>
+              <w:t xml:space="preserve">       count_if(not (RECORD_SOURCE in ('OPUS_BJAZ_TRV_PLAN'))) as unexpected_record_source,</w:t>
+              <w:br/>
+              <w:t xml:space="preserve">       array_slice(array_agg(distinct iff(not (RECORD_SOURCE in ('OPUS_BJAZ_TRV_PLAN')), RECORD_SOURCE, null)), 0, 5) as unexpected_examples,</w:t>
               <w:br/>
               <w:t xml:space="preserve">       iff(null_load_datetime = 0 and null_record_source = 0 and coalesce(null_dbt_run_ts, 0) = 0</w:t>
               <w:br/>
@@ -11391,7 +11445,7 @@
               <w:br/>
               <w:t xml:space="preserve">  from BAGIC_PREPROD_CURATED_DB.BGIL_DATA_MODEL.SAT_AUG_COVERAGE_LIMITS</w:t>
               <w:br/>
-              <w:t xml:space="preserve"> where RECORD_SOURCE in ('OPUS_BJAZ_TRV_PLAN_MV');</w:t>
+              <w:t xml:space="preserve"> where RECORD_SOURCE in ('OPUS_BJAZ_TRV_PLAN');</w:t>
             </w:r>
           </w:p>
         </w:tc>
@@ -11452,6 +11506,9 @@
       <w:r>
         <w:t xml:space="preserve">19. OPUS — SATELLITE  SAT_AUG_COVERAGE_RATING</w:t>
       </w:r>
+      <w:r>
+        <w:t xml:space="preserve">  [M1]</w:t>
+      </w:r>
     </w:p>
     <w:tbl>
       <w:tblPr>
@@ -11642,7 +11699,7 @@
         <w:t xml:space="preserve">Note: </w:t>
       </w:r>
       <w:r>
-        <w:t xml:space="preserve">satellite SAT_AUG_COVERAGE_RATING; rows scoped to RECORD_SOURCE in ('OPUS_BJAZ_TRV_RIDER_RATE_MAST_MV', 'OPUS_BJAZ_TRV_RIDER_DTLS_MV'). Expected RECORD_SOURCE: OPUS_BJAZ_TRV_RIDER_RATE_MAST_MV, OPUS_BJAZ_TRV_RIDER_DTLS_MV. DBT_RUN_TS present (load_after_run_ts checked).</w:t>
+        <w:t xml:space="preserve">satellite SAT_AUG_COVERAGE_RATING; rows scoped to RECORD_SOURCE in ('OPUS_BJAZ_TRV_RIDER_RATE_MAST', 'OPUS_BJAZ_TRV_RIDER_DTLS'). Expected RECORD_SOURCE: OPUS_BJAZ_TRV_RIDER_RATE_MAST, OPUS_BJAZ_TRV_RIDER_DTLS. DBT_RUN_TS present (load_after_run_ts checked).</w:t>
       </w:r>
     </w:p>
     <w:p>
@@ -11689,9 +11746,9 @@
               <w:br/>
               <w:t xml:space="preserve">       count_if(LOAD_DATETIME &gt; DBT_RUN_TS) as load_after_run_ts,</w:t>
               <w:br/>
-              <w:t xml:space="preserve">       count_if(not (RECORD_SOURCE in ('OPUS_BJAZ_TRV_RIDER_RATE_MAST_MV', 'OPUS_BJAZ_TRV_RIDER_DTLS_MV'))) as unexpected_record_source,</w:t>
-              <w:br/>
-              <w:t xml:space="preserve">       array_slice(array_agg(distinct iff(not (RECORD_SOURCE in ('OPUS_BJAZ_TRV_RIDER_RATE_MAST_MV', 'OPUS_BJAZ_TRV_RIDER_DTLS_MV')), RECORD_SOURCE, null)), 0, 5) as unexpected_examples,</w:t>
+              <w:t xml:space="preserve">       count_if(not (RECORD_SOURCE in ('OPUS_BJAZ_TRV_RIDER_RATE_MAST', 'OPUS_BJAZ_TRV_RIDER_DTLS'))) as unexpected_record_source,</w:t>
+              <w:br/>
+              <w:t xml:space="preserve">       array_slice(array_agg(distinct iff(not (RECORD_SOURCE in ('OPUS_BJAZ_TRV_RIDER_RATE_MAST', 'OPUS_BJAZ_TRV_RIDER_DTLS')), RECORD_SOURCE, null)), 0, 5) as unexpected_examples,</w:t>
               <w:br/>
               <w:t xml:space="preserve">       iff(null_load_datetime = 0 and null_record_source = 0 and coalesce(null_dbt_run_ts, 0) = 0</w:t>
               <w:br/>
@@ -11701,7 +11758,7 @@
               <w:br/>
               <w:t xml:space="preserve">  from BAGIC_PREPROD_CURATED_DB.BGIL_DATA_MODEL.SAT_AUG_COVERAGE_RATING</w:t>
               <w:br/>
-              <w:t xml:space="preserve"> where RECORD_SOURCE in ('OPUS_BJAZ_TRV_RIDER_RATE_MAST_MV', 'OPUS_BJAZ_TRV_RIDER_DTLS_MV');</w:t>
+              <w:t xml:space="preserve"> where RECORD_SOURCE in ('OPUS_BJAZ_TRV_RIDER_RATE_MAST', 'OPUS_BJAZ_TRV_RIDER_DTLS');</w:t>
             </w:r>
           </w:p>
         </w:tc>
@@ -11762,6 +11819,9 @@
       <w:r>
         <w:t xml:space="preserve">20. OPUS — SATELLITE  SAT_AUG_FINTXN_PREMIUM</w:t>
       </w:r>
+      <w:r>
+        <w:t xml:space="preserve">  [M1]</w:t>
+      </w:r>
     </w:p>
     <w:tbl>
       <w:tblPr>
@@ -11952,7 +12012,7 @@
         <w:t xml:space="preserve">Note: </w:t>
       </w:r>
       <w:r>
-        <w:t xml:space="preserve">satellite SAT_AUG_FINTXN_PREMIUM; rows scoped to RECORD_SOURCE in ('OPUS_BA_TRV_DATA_POLICY_DTLS_MV', 'OPUS_BJAZ_TRV_LOADER_DATA_MV', 'OPUS_BJAZ_TRV_LOADER_LOG_TABLE_MV'). Expected RECORD_SOURCE: OPUS_BA_TRV_DATA_POLICY_DTLS_MV, OPUS_BJAZ_TRV_LOADER_DATA_MV, OPUS_BJAZ_TRV_LOADER_LOG_TABLE_MV. DBT_RUN_TS present (load_after_run_ts checked).</w:t>
+        <w:t xml:space="preserve">satellite SAT_AUG_FINTXN_PREMIUM; rows scoped to RECORD_SOURCE in ('OPUS_BA_TRV_DATA_POLICY_DTLS', 'OPUS_BJAZ_TRV_LOADER_DATA', 'OPUS_BJAZ_TRV_LOADER_LOG_TABLE'). Expected RECORD_SOURCE: OPUS_BA_TRV_DATA_POLICY_DTLS, OPUS_BJAZ_TRV_LOADER_DATA, OPUS_BJAZ_TRV_LOADER_LOG_TABLE. DBT_RUN_TS present (load_after_run_ts checked).</w:t>
       </w:r>
     </w:p>
     <w:p>
@@ -11999,9 +12059,9 @@
               <w:br/>
               <w:t xml:space="preserve">       count_if(LOAD_DATETIME &gt; DBT_RUN_TS) as load_after_run_ts,</w:t>
               <w:br/>
-              <w:t xml:space="preserve">       count_if(not (RECORD_SOURCE in ('OPUS_BA_TRV_DATA_POLICY_DTLS_MV', 'OPUS_BJAZ_TRV_LOADER_DATA_MV', 'OPUS_BJAZ_TRV_LOADER_LOG_TABLE_MV'))) as unexpected_record_source,</w:t>
-              <w:br/>
-              <w:t xml:space="preserve">       array_slice(array_agg(distinct iff(not (RECORD_SOURCE in ('OPUS_BA_TRV_DATA_POLICY_DTLS_MV', 'OPUS_BJAZ_TRV_LOADER_DATA_MV', 'OPUS_BJAZ_TRV_LOADER_LOG_TABLE_MV')), RECORD_SOURCE, null)), 0, 5) as unexpected_examples,</w:t>
+              <w:t xml:space="preserve">       count_if(not (RECORD_SOURCE in ('OPUS_BA_TRV_DATA_POLICY_DTLS', 'OPUS_BJAZ_TRV_LOADER_DATA', 'OPUS_BJAZ_TRV_LOADER_LOG_TABLE'))) as unexpected_record_source,</w:t>
+              <w:br/>
+              <w:t xml:space="preserve">       array_slice(array_agg(distinct iff(not (RECORD_SOURCE in ('OPUS_BA_TRV_DATA_POLICY_DTLS', 'OPUS_BJAZ_TRV_LOADER_DATA', 'OPUS_BJAZ_TRV_LOADER_LOG_TABLE')), RECORD_SOURCE, null)), 0, 5) as unexpected_examples,</w:t>
               <w:br/>
               <w:t xml:space="preserve">       iff(null_load_datetime = 0 and null_record_source = 0 and coalesce(null_dbt_run_ts, 0) = 0</w:t>
               <w:br/>
@@ -12011,7 +12071,7 @@
               <w:br/>
               <w:t xml:space="preserve">  from BAGIC_PREPROD_CURATED_DB.BGIL_DATA_MODEL.SAT_AUG_FINTXN_PREMIUM</w:t>
               <w:br/>
-              <w:t xml:space="preserve"> where RECORD_SOURCE in ('OPUS_BA_TRV_DATA_POLICY_DTLS_MV', 'OPUS_BJAZ_TRV_LOADER_DATA_MV', 'OPUS_BJAZ_TRV_LOADER_LOG_TABLE_MV');</w:t>
+              <w:t xml:space="preserve"> where RECORD_SOURCE in ('OPUS_BA_TRV_DATA_POLICY_DTLS', 'OPUS_BJAZ_TRV_LOADER_DATA', 'OPUS_BJAZ_TRV_LOADER_LOG_TABLE');</w:t>
             </w:r>
           </w:p>
         </w:tc>
@@ -12072,6 +12132,9 @@
       <w:r>
         <w:t xml:space="preserve">21. OPUS — SATELLITE  SAT_AUG_LNK_PARTY_ROLE_CORE</w:t>
       </w:r>
+      <w:r>
+        <w:t xml:space="preserve">  [M2]</w:t>
+      </w:r>
     </w:p>
     <w:tbl>
       <w:tblPr>
@@ -12262,7 +12325,7 @@
         <w:t xml:space="preserve">Note: </w:t>
       </w:r>
       <w:r>
-        <w:t xml:space="preserve">satellite SAT_AUG_LNK_PARTY_ROLE_CORE; rows scoped to RECORD_SOURCE in ('OPUS_BJAZ_TRV_LOADER_LOG_TABLE_MV'). Expected RECORD_SOURCE: OPUS_BJAZ_TRV_LOADER_LOG_TABLE_MV. No DBT_RUN_TS column on this table.</w:t>
+        <w:t xml:space="preserve">satellite SAT_AUG_LNK_PARTY_ROLE_CORE; rows scoped to RECORD_SOURCE in ('OPUS_BJAZ_TRV_LOADER_LOG_TABLE'). Expected RECORD_SOURCE: OPUS_BJAZ_TRV_LOADER_LOG_TABLE. No DBT_RUN_TS column on this table.</w:t>
       </w:r>
     </w:p>
     <w:p>
@@ -12309,9 +12372,9 @@
               <w:br/>
               <w:t xml:space="preserve">       null as load_after_run_ts,</w:t>
               <w:br/>
-              <w:t xml:space="preserve">       count_if(not (RECORD_SOURCE in ('OPUS_BJAZ_TRV_LOADER_LOG_TABLE_MV'))) as unexpected_record_source,</w:t>
-              <w:br/>
-              <w:t xml:space="preserve">       array_slice(array_agg(distinct iff(not (RECORD_SOURCE in ('OPUS_BJAZ_TRV_LOADER_LOG_TABLE_MV')), RECORD_SOURCE, null)), 0, 5) as unexpected_examples,</w:t>
+              <w:t xml:space="preserve">       count_if(not (RECORD_SOURCE in ('OPUS_BJAZ_TRV_LOADER_LOG_TABLE'))) as unexpected_record_source,</w:t>
+              <w:br/>
+              <w:t xml:space="preserve">       array_slice(array_agg(distinct iff(not (RECORD_SOURCE in ('OPUS_BJAZ_TRV_LOADER_LOG_TABLE')), RECORD_SOURCE, null)), 0, 5) as unexpected_examples,</w:t>
               <w:br/>
               <w:t xml:space="preserve">       iff(null_load_datetime = 0 and null_record_source = 0 and coalesce(null_dbt_run_ts, 0) = 0</w:t>
               <w:br/>
@@ -12321,7 +12384,7 @@
               <w:br/>
               <w:t xml:space="preserve">  from BAGIC_PREPROD_CURATED_DB.BGIL_DATA_MODEL.SAT_AUG_LNK_PARTY_ROLE_CORE</w:t>
               <w:br/>
-              <w:t xml:space="preserve"> where RECORD_SOURCE in ('OPUS_BJAZ_TRV_LOADER_LOG_TABLE_MV');</w:t>
+              <w:t xml:space="preserve"> where RECORD_SOURCE in ('OPUS_BJAZ_TRV_LOADER_LOG_TABLE');</w:t>
             </w:r>
           </w:p>
         </w:tc>
@@ -12382,6 +12445,9 @@
       <w:r>
         <w:t xml:space="preserve">22. OPUS — SATELLITE  SAT_AUG_LNK_ROLE_CUSTOMER</w:t>
       </w:r>
+      <w:r>
+        <w:t xml:space="preserve">  [M2]</w:t>
+      </w:r>
     </w:p>
     <w:tbl>
       <w:tblPr>
@@ -12572,7 +12638,7 @@
         <w:t xml:space="preserve">Note: </w:t>
       </w:r>
       <w:r>
-        <w:t xml:space="preserve">satellite SAT_AUG_LNK_ROLE_CUSTOMER; rows scoped to RECORD_SOURCE in ('OPUS_BA_TRV_DATA_POLICY_DTLS_MV', 'OPUS_BJAZ_TRV_LOADER_DATA_MV'). Expected RECORD_SOURCE: OPUS_BA_TRV_DATA_POLICY_DTLS_MV, OPUS_BJAZ_TRV_LOADER_DATA_MV. DBT_RUN_TS present (load_after_run_ts checked).</w:t>
+        <w:t xml:space="preserve">satellite SAT_AUG_LNK_ROLE_CUSTOMER; rows scoped to RECORD_SOURCE in ('OPUS_BA_TRV_DATA_POLICY_DTLS', 'OPUS_BJAZ_TRV_LOADER_DATA'). Expected RECORD_SOURCE: OPUS_BA_TRV_DATA_POLICY_DTLS, OPUS_BJAZ_TRV_LOADER_DATA. DBT_RUN_TS present (load_after_run_ts checked).</w:t>
       </w:r>
     </w:p>
     <w:p>
@@ -12619,9 +12685,9 @@
               <w:br/>
               <w:t xml:space="preserve">       count_if(LOAD_DATETIME &gt; DBT_RUN_TS) as load_after_run_ts,</w:t>
               <w:br/>
-              <w:t xml:space="preserve">       count_if(not (RECORD_SOURCE in ('OPUS_BA_TRV_DATA_POLICY_DTLS_MV', 'OPUS_BJAZ_TRV_LOADER_DATA_MV'))) as unexpected_record_source,</w:t>
-              <w:br/>
-              <w:t xml:space="preserve">       array_slice(array_agg(distinct iff(not (RECORD_SOURCE in ('OPUS_BA_TRV_DATA_POLICY_DTLS_MV', 'OPUS_BJAZ_TRV_LOADER_DATA_MV')), RECORD_SOURCE, null)), 0, 5) as unexpected_examples,</w:t>
+              <w:t xml:space="preserve">       count_if(not (RECORD_SOURCE in ('OPUS_BA_TRV_DATA_POLICY_DTLS', 'OPUS_BJAZ_TRV_LOADER_DATA'))) as unexpected_record_source,</w:t>
+              <w:br/>
+              <w:t xml:space="preserve">       array_slice(array_agg(distinct iff(not (RECORD_SOURCE in ('OPUS_BA_TRV_DATA_POLICY_DTLS', 'OPUS_BJAZ_TRV_LOADER_DATA')), RECORD_SOURCE, null)), 0, 5) as unexpected_examples,</w:t>
               <w:br/>
               <w:t xml:space="preserve">       iff(null_load_datetime = 0 and null_record_source = 0 and coalesce(null_dbt_run_ts, 0) = 0</w:t>
               <w:br/>
@@ -12631,7 +12697,7 @@
               <w:br/>
               <w:t xml:space="preserve">  from BAGIC_PREPROD_CURATED_DB.BGIL_DATA_MODEL.SAT_AUG_LNK_ROLE_CUSTOMER</w:t>
               <w:br/>
-              <w:t xml:space="preserve"> where RECORD_SOURCE in ('OPUS_BA_TRV_DATA_POLICY_DTLS_MV', 'OPUS_BJAZ_TRV_LOADER_DATA_MV');</w:t>
+              <w:t xml:space="preserve"> where RECORD_SOURCE in ('OPUS_BA_TRV_DATA_POLICY_DTLS', 'OPUS_BJAZ_TRV_LOADER_DATA');</w:t>
             </w:r>
           </w:p>
         </w:tc>
@@ -12692,6 +12758,9 @@
       <w:r>
         <w:t xml:space="preserve">23. OPUS — SATELLITE  SAT_AUG_PARTY_BANKING</w:t>
       </w:r>
+      <w:r>
+        <w:t xml:space="preserve">  [M2]</w:t>
+      </w:r>
     </w:p>
     <w:tbl>
       <w:tblPr>
@@ -12882,7 +12951,7 @@
         <w:t xml:space="preserve">Note: </w:t>
       </w:r>
       <w:r>
-        <w:t xml:space="preserve">satellite SAT_AUG_PARTY_BANKING; rows scoped to RECORD_SOURCE in ('OPUS_BJAZ_TRV_LOADER_DATA_MV'). Expected RECORD_SOURCE: OPUS_BJAZ_TRV_LOADER_DATA_MV. No DBT_RUN_TS column on this table.</w:t>
+        <w:t xml:space="preserve">satellite SAT_AUG_PARTY_BANKING; rows scoped to RECORD_SOURCE in ('OPUS_BJAZ_TRV_LOADER_DATA'). Expected RECORD_SOURCE: OPUS_BJAZ_TRV_LOADER_DATA. No DBT_RUN_TS column on this table.</w:t>
       </w:r>
     </w:p>
     <w:p>
@@ -12929,9 +12998,9 @@
               <w:br/>
               <w:t xml:space="preserve">       null as load_after_run_ts,</w:t>
               <w:br/>
-              <w:t xml:space="preserve">       count_if(not (RECORD_SOURCE in ('OPUS_BJAZ_TRV_LOADER_DATA_MV'))) as unexpected_record_source,</w:t>
-              <w:br/>
-              <w:t xml:space="preserve">       array_slice(array_agg(distinct iff(not (RECORD_SOURCE in ('OPUS_BJAZ_TRV_LOADER_DATA_MV')), RECORD_SOURCE, null)), 0, 5) as unexpected_examples,</w:t>
+              <w:t xml:space="preserve">       count_if(not (RECORD_SOURCE in ('OPUS_BJAZ_TRV_LOADER_DATA'))) as unexpected_record_source,</w:t>
+              <w:br/>
+              <w:t xml:space="preserve">       array_slice(array_agg(distinct iff(not (RECORD_SOURCE in ('OPUS_BJAZ_TRV_LOADER_DATA')), RECORD_SOURCE, null)), 0, 5) as unexpected_examples,</w:t>
               <w:br/>
               <w:t xml:space="preserve">       iff(null_load_datetime = 0 and null_record_source = 0 and coalesce(null_dbt_run_ts, 0) = 0</w:t>
               <w:br/>
@@ -12941,7 +13010,7 @@
               <w:br/>
               <w:t xml:space="preserve">  from BAGIC_PREPROD_CURATED_DB.BGIL_DATA_MODEL.SAT_AUG_PARTY_BANKING</w:t>
               <w:br/>
-              <w:t xml:space="preserve"> where RECORD_SOURCE in ('OPUS_BJAZ_TRV_LOADER_DATA_MV');</w:t>
+              <w:t xml:space="preserve"> where RECORD_SOURCE in ('OPUS_BJAZ_TRV_LOADER_DATA');</w:t>
             </w:r>
           </w:p>
         </w:tc>
@@ -13002,6 +13071,9 @@
       <w:r>
         <w:t xml:space="preserve">24. OPUS — SATELLITE  SAT_AUG_PARTY_EMPLOYMENT</w:t>
       </w:r>
+      <w:r>
+        <w:t xml:space="preserve">  [M2]</w:t>
+      </w:r>
     </w:p>
     <w:tbl>
       <w:tblPr>
@@ -13192,7 +13264,7 @@
         <w:t xml:space="preserve">Note: </w:t>
       </w:r>
       <w:r>
-        <w:t xml:space="preserve">satellite SAT_AUG_PARTY_EMPLOYMENT; rows scoped to RECORD_SOURCE in ('OPUS_BA_TRV_DATA_POLICY_DTLS_MV', 'OPUS_BJAZ_TRV_LOADER_LOG_TABLE_MV'). Expected RECORD_SOURCE: OPUS_BA_TRV_DATA_POLICY_DTLS_MV, OPUS_BJAZ_TRV_LOADER_LOG_TABLE_MV. DBT_RUN_TS present (load_after_run_ts checked).</w:t>
+        <w:t xml:space="preserve">satellite SAT_AUG_PARTY_EMPLOYMENT; rows scoped to RECORD_SOURCE in ('OPUS_BA_TRV_DATA_POLICY_DTLS', 'OPUS_BJAZ_TRV_LOADER_LOG_TABLE'). Expected RECORD_SOURCE: OPUS_BA_TRV_DATA_POLICY_DTLS, OPUS_BJAZ_TRV_LOADER_LOG_TABLE. DBT_RUN_TS present (load_after_run_ts checked).</w:t>
       </w:r>
     </w:p>
     <w:p>
@@ -13239,9 +13311,9 @@
               <w:br/>
               <w:t xml:space="preserve">       count_if(LOAD_DATETIME &gt; DBT_RUN_TS) as load_after_run_ts,</w:t>
               <w:br/>
-              <w:t xml:space="preserve">       count_if(not (RECORD_SOURCE in ('OPUS_BA_TRV_DATA_POLICY_DTLS_MV', 'OPUS_BJAZ_TRV_LOADER_LOG_TABLE_MV'))) as unexpected_record_source,</w:t>
-              <w:br/>
-              <w:t xml:space="preserve">       array_slice(array_agg(distinct iff(not (RECORD_SOURCE in ('OPUS_BA_TRV_DATA_POLICY_DTLS_MV', 'OPUS_BJAZ_TRV_LOADER_LOG_TABLE_MV')), RECORD_SOURCE, null)), 0, 5) as unexpected_examples,</w:t>
+              <w:t xml:space="preserve">       count_if(not (RECORD_SOURCE in ('OPUS_BA_TRV_DATA_POLICY_DTLS', 'OPUS_BJAZ_TRV_LOADER_LOG_TABLE'))) as unexpected_record_source,</w:t>
+              <w:br/>
+              <w:t xml:space="preserve">       array_slice(array_agg(distinct iff(not (RECORD_SOURCE in ('OPUS_BA_TRV_DATA_POLICY_DTLS', 'OPUS_BJAZ_TRV_LOADER_LOG_TABLE')), RECORD_SOURCE, null)), 0, 5) as unexpected_examples,</w:t>
               <w:br/>
               <w:t xml:space="preserve">       iff(null_load_datetime = 0 and null_record_source = 0 and coalesce(null_dbt_run_ts, 0) = 0</w:t>
               <w:br/>
@@ -13251,7 +13323,7 @@
               <w:br/>
               <w:t xml:space="preserve">  from BAGIC_PREPROD_CURATED_DB.BGIL_DATA_MODEL.SAT_AUG_PARTY_EMPLOYMENT</w:t>
               <w:br/>
-              <w:t xml:space="preserve"> where RECORD_SOURCE in ('OPUS_BA_TRV_DATA_POLICY_DTLS_MV', 'OPUS_BJAZ_TRV_LOADER_LOG_TABLE_MV');</w:t>
+              <w:t xml:space="preserve"> where RECORD_SOURCE in ('OPUS_BA_TRV_DATA_POLICY_DTLS', 'OPUS_BJAZ_TRV_LOADER_LOG_TABLE');</w:t>
             </w:r>
           </w:p>
         </w:tc>
@@ -13312,6 +13384,9 @@
       <w:r>
         <w:t xml:space="preserve">25. OPUS — SATELLITE  SAT_AUG_PRODUCT_TERMS</w:t>
       </w:r>
+      <w:r>
+        <w:t xml:space="preserve">  [M2]</w:t>
+      </w:r>
     </w:p>
     <w:tbl>
       <w:tblPr>
@@ -13502,7 +13577,7 @@
         <w:t xml:space="preserve">Note: </w:t>
       </w:r>
       <w:r>
-        <w:t xml:space="preserve">satellite SAT_AUG_PRODUCT_TERMS; rows scoped to RECORD_SOURCE in ('OPUS_BA_TRV_PLAN_MST_MV', 'OPUS_BJAZ_TRV_RATE_MASTER_MV', 'OPUS_BJAZ_TRV_PLAN_MV'). Expected RECORD_SOURCE: OPUS_BA_TRV_PLAN_MST_MV, OPUS_BJAZ_TRV_RATE_MASTER_MV, OPUS_BJAZ_TRV_PLAN_MV. DBT_RUN_TS present (load_after_run_ts checked).</w:t>
+        <w:t xml:space="preserve">satellite SAT_AUG_PRODUCT_TERMS; rows scoped to RECORD_SOURCE in ('OPUS_BA_TRV_PLAN_MST', 'OPUS_BJAZ_TRV_RATE_MASTER', 'OPUS_BJAZ_TRV_PLAN'). Expected RECORD_SOURCE: OPUS_BA_TRV_PLAN_MST, OPUS_BJAZ_TRV_RATE_MASTER, OPUS_BJAZ_TRV_PLAN. DBT_RUN_TS present (load_after_run_ts checked).</w:t>
       </w:r>
     </w:p>
     <w:p>
@@ -13549,9 +13624,9 @@
               <w:br/>
               <w:t xml:space="preserve">       count_if(LOAD_DATETIME &gt; DBT_RUN_TS) as load_after_run_ts,</w:t>
               <w:br/>
-              <w:t xml:space="preserve">       count_if(not (RECORD_SOURCE in ('OPUS_BA_TRV_PLAN_MST_MV', 'OPUS_BJAZ_TRV_RATE_MASTER_MV', 'OPUS_BJAZ_TRV_PLAN_MV'))) as unexpected_record_source,</w:t>
-              <w:br/>
-              <w:t xml:space="preserve">       array_slice(array_agg(distinct iff(not (RECORD_SOURCE in ('OPUS_BA_TRV_PLAN_MST_MV', 'OPUS_BJAZ_TRV_RATE_MASTER_MV', 'OPUS_BJAZ_TRV_PLAN_MV')), RECORD_SOURCE, null)), 0, 5) as unexpected_examples,</w:t>
+              <w:t xml:space="preserve">       count_if(not (RECORD_SOURCE in ('OPUS_BA_TRV_PLAN_MST', 'OPUS_BJAZ_TRV_RATE_MASTER', 'OPUS_BJAZ_TRV_PLAN'))) as unexpected_record_source,</w:t>
+              <w:br/>
+              <w:t xml:space="preserve">       array_slice(array_agg(distinct iff(not (RECORD_SOURCE in ('OPUS_BA_TRV_PLAN_MST', 'OPUS_BJAZ_TRV_RATE_MASTER', 'OPUS_BJAZ_TRV_PLAN')), RECORD_SOURCE, null)), 0, 5) as unexpected_examples,</w:t>
               <w:br/>
               <w:t xml:space="preserve">       iff(null_load_datetime = 0 and null_record_source = 0 and coalesce(null_dbt_run_ts, 0) = 0</w:t>
               <w:br/>
@@ -13561,7 +13636,7 @@
               <w:br/>
               <w:t xml:space="preserve">  from BAGIC_PREPROD_CURATED_DB.BGIL_DATA_MODEL.SAT_AUG_PRODUCT_TERMS</w:t>
               <w:br/>
-              <w:t xml:space="preserve"> where RECORD_SOURCE in ('OPUS_BA_TRV_PLAN_MST_MV', 'OPUS_BJAZ_TRV_RATE_MASTER_MV', 'OPUS_BJAZ_TRV_PLAN_MV');</w:t>
+              <w:t xml:space="preserve"> where RECORD_SOURCE in ('OPUS_BA_TRV_PLAN_MST', 'OPUS_BJAZ_TRV_RATE_MASTER', 'OPUS_BJAZ_TRV_PLAN');</w:t>
             </w:r>
           </w:p>
         </w:tc>
@@ -13622,6 +13697,9 @@
       <w:r>
         <w:t xml:space="preserve">26. OPUS — SATELLITE  SAT_AUG_RISK_PERSON_INSURED</w:t>
       </w:r>
+      <w:r>
+        <w:t xml:space="preserve">  [M2]</w:t>
+      </w:r>
     </w:p>
     <w:tbl>
       <w:tblPr>
@@ -13812,7 +13890,7 @@
         <w:t xml:space="preserve">Note: </w:t>
       </w:r>
       <w:r>
-        <w:t xml:space="preserve">satellite SAT_AUG_RISK_PERSON_INSURED; rows scoped to RECORD_SOURCE in ('OPUS_BJAZ_TRV_LOADER_DATA_MV'). Expected RECORD_SOURCE: OPUS_BJAZ_TRV_LOADER_DATA_MV. DBT_RUN_TS present (load_after_run_ts checked).</w:t>
+        <w:t xml:space="preserve">satellite SAT_AUG_RISK_PERSON_INSURED; rows scoped to RECORD_SOURCE in ('OPUS_BJAZ_TRV_LOADER_DATA'). Expected RECORD_SOURCE: OPUS_BJAZ_TRV_LOADER_DATA. DBT_RUN_TS present (load_after_run_ts checked).</w:t>
       </w:r>
     </w:p>
     <w:p>
@@ -13859,9 +13937,9 @@
               <w:br/>
               <w:t xml:space="preserve">       count_if(LOAD_DATETIME &gt; DBT_RUN_TS) as load_after_run_ts,</w:t>
               <w:br/>
-              <w:t xml:space="preserve">       count_if(not (RECORD_SOURCE in ('OPUS_BJAZ_TRV_LOADER_DATA_MV'))) as unexpected_record_source,</w:t>
-              <w:br/>
-              <w:t xml:space="preserve">       array_slice(array_agg(distinct iff(not (RECORD_SOURCE in ('OPUS_BJAZ_TRV_LOADER_DATA_MV')), RECORD_SOURCE, null)), 0, 5) as unexpected_examples,</w:t>
+              <w:t xml:space="preserve">       count_if(not (RECORD_SOURCE in ('OPUS_BJAZ_TRV_LOADER_DATA'))) as unexpected_record_source,</w:t>
+              <w:br/>
+              <w:t xml:space="preserve">       array_slice(array_agg(distinct iff(not (RECORD_SOURCE in ('OPUS_BJAZ_TRV_LOADER_DATA')), RECORD_SOURCE, null)), 0, 5) as unexpected_examples,</w:t>
               <w:br/>
               <w:t xml:space="preserve">       iff(null_load_datetime = 0 and null_record_source = 0 and coalesce(null_dbt_run_ts, 0) = 0</w:t>
               <w:br/>
@@ -13871,7 +13949,7 @@
               <w:br/>
               <w:t xml:space="preserve">  from BAGIC_PREPROD_CURATED_DB.BGIL_DATA_MODEL.SAT_AUG_RISK_PERSON_INSURED</w:t>
               <w:br/>
-              <w:t xml:space="preserve"> where RECORD_SOURCE in ('OPUS_BJAZ_TRV_LOADER_DATA_MV');</w:t>
+              <w:t xml:space="preserve"> where RECORD_SOURCE in ('OPUS_BJAZ_TRV_LOADER_DATA');</w:t>
             </w:r>
           </w:p>
         </w:tc>
@@ -13932,6 +14010,9 @@
       <w:r>
         <w:t xml:space="preserve">27. OPUS — SATELLITE  SAT_AUG_RISK_PERSON_TRAVEL</w:t>
       </w:r>
+      <w:r>
+        <w:t xml:space="preserve">  [M2]</w:t>
+      </w:r>
     </w:p>
     <w:tbl>
       <w:tblPr>
@@ -14122,7 +14203,7 @@
         <w:t xml:space="preserve">Note: </w:t>
       </w:r>
       <w:r>
-        <w:t xml:space="preserve">satellite SAT_AUG_RISK_PERSON_TRAVEL; rows scoped to RECORD_SOURCE in ('OPUS_BJAZ_TRV_LOADER_DATA_MV'). Expected RECORD_SOURCE: OPUS_BJAZ_TRV_LOADER_DATA_MV. DBT_RUN_TS present (load_after_run_ts checked).</w:t>
+        <w:t xml:space="preserve">satellite SAT_AUG_RISK_PERSON_TRAVEL; rows scoped to RECORD_SOURCE in ('OPUS_BJAZ_TRV_LOADER_DATA'). Expected RECORD_SOURCE: OPUS_BJAZ_TRV_LOADER_DATA. DBT_RUN_TS present (load_after_run_ts checked).</w:t>
       </w:r>
     </w:p>
     <w:p>
@@ -14169,9 +14250,9 @@
               <w:br/>
               <w:t xml:space="preserve">       count_if(LOAD_DATETIME &gt; DBT_RUN_TS) as load_after_run_ts,</w:t>
               <w:br/>
-              <w:t xml:space="preserve">       count_if(not (RECORD_SOURCE in ('OPUS_BJAZ_TRV_LOADER_DATA_MV'))) as unexpected_record_source,</w:t>
-              <w:br/>
-              <w:t xml:space="preserve">       array_slice(array_agg(distinct iff(not (RECORD_SOURCE in ('OPUS_BJAZ_TRV_LOADER_DATA_MV')), RECORD_SOURCE, null)), 0, 5) as unexpected_examples,</w:t>
+              <w:t xml:space="preserve">       count_if(not (RECORD_SOURCE in ('OPUS_BJAZ_TRV_LOADER_DATA'))) as unexpected_record_source,</w:t>
+              <w:br/>
+              <w:t xml:space="preserve">       array_slice(array_agg(distinct iff(not (RECORD_SOURCE in ('OPUS_BJAZ_TRV_LOADER_DATA')), RECORD_SOURCE, null)), 0, 5) as unexpected_examples,</w:t>
               <w:br/>
               <w:t xml:space="preserve">       iff(null_load_datetime = 0 and null_record_source = 0 and coalesce(null_dbt_run_ts, 0) = 0</w:t>
               <w:br/>
@@ -14181,7 +14262,7 @@
               <w:br/>
               <w:t xml:space="preserve">  from BAGIC_PREPROD_CURATED_DB.BGIL_DATA_MODEL.SAT_AUG_RISK_PERSON_TRAVEL</w:t>
               <w:br/>
-              <w:t xml:space="preserve"> where RECORD_SOURCE in ('OPUS_BJAZ_TRV_LOADER_DATA_MV');</w:t>
+              <w:t xml:space="preserve"> where RECORD_SOURCE in ('OPUS_BJAZ_TRV_LOADER_DATA');</w:t>
             </w:r>
           </w:p>
         </w:tc>
@@ -14242,6 +14323,9 @@
       <w:r>
         <w:t xml:space="preserve">28. OPUS — SATELLITE  SAT_COMMON_ADDRESS</w:t>
       </w:r>
+      <w:r>
+        <w:t xml:space="preserve">  [M2]</w:t>
+      </w:r>
     </w:p>
     <w:tbl>
       <w:tblPr>
@@ -14432,7 +14516,7 @@
         <w:t xml:space="preserve">Note: </w:t>
       </w:r>
       <w:r>
-        <w:t xml:space="preserve">satellite SAT_COMMON_ADDRESS; rows scoped to RECORD_SOURCE in ('OPUS_BJAZ_TRV_LOADER_DATA_MV', 'OPUS_BJAZ_TRV_LOADER_LOG_TABLE_MV'). Expected RECORD_SOURCE: OPUS_BJAZ_TRV_LOADER_DATA_MV, OPUS_BJAZ_TRV_LOADER_LOG_TABLE_MV. DBT_RUN_TS present (load_after_run_ts checked).</w:t>
+        <w:t xml:space="preserve">satellite SAT_COMMON_ADDRESS; rows scoped to RECORD_SOURCE in ('OPUS_BJAZ_TRV_LOADER_DATA', 'OPUS_BJAZ_TRV_LOADER_LOG_TABLE'). Expected RECORD_SOURCE: OPUS_BJAZ_TRV_LOADER_DATA, OPUS_BJAZ_TRV_LOADER_LOG_TABLE. DBT_RUN_TS present (load_after_run_ts checked).</w:t>
       </w:r>
     </w:p>
     <w:p>
@@ -14479,9 +14563,9 @@
               <w:br/>
               <w:t xml:space="preserve">       count_if(LOAD_DATETIME &gt; DBT_RUN_TS) as load_after_run_ts,</w:t>
               <w:br/>
-              <w:t xml:space="preserve">       count_if(not (RECORD_SOURCE in ('OPUS_BJAZ_TRV_LOADER_DATA_MV', 'OPUS_BJAZ_TRV_LOADER_LOG_TABLE_MV'))) as unexpected_record_source,</w:t>
-              <w:br/>
-              <w:t xml:space="preserve">       array_slice(array_agg(distinct iff(not (RECORD_SOURCE in ('OPUS_BJAZ_TRV_LOADER_DATA_MV', 'OPUS_BJAZ_TRV_LOADER_LOG_TABLE_MV')), RECORD_SOURCE, null)), 0, 5) as unexpected_examples,</w:t>
+              <w:t xml:space="preserve">       count_if(not (RECORD_SOURCE in ('OPUS_BJAZ_TRV_LOADER_DATA', 'OPUS_BJAZ_TRV_LOADER_LOG_TABLE'))) as unexpected_record_source,</w:t>
+              <w:br/>
+              <w:t xml:space="preserve">       array_slice(array_agg(distinct iff(not (RECORD_SOURCE in ('OPUS_BJAZ_TRV_LOADER_DATA', 'OPUS_BJAZ_TRV_LOADER_LOG_TABLE')), RECORD_SOURCE, null)), 0, 5) as unexpected_examples,</w:t>
               <w:br/>
               <w:t xml:space="preserve">       iff(null_load_datetime = 0 and null_record_source = 0 and coalesce(null_dbt_run_ts, 0) = 0</w:t>
               <w:br/>
@@ -14491,7 +14575,7 @@
               <w:br/>
               <w:t xml:space="preserve">  from BAGIC_PREPROD_CURATED_DB.BGIL_DATA_MODEL.SAT_COMMON_ADDRESS</w:t>
               <w:br/>
-              <w:t xml:space="preserve"> where RECORD_SOURCE in ('OPUS_BJAZ_TRV_LOADER_DATA_MV', 'OPUS_BJAZ_TRV_LOADER_LOG_TABLE_MV');</w:t>
+              <w:t xml:space="preserve"> where RECORD_SOURCE in ('OPUS_BJAZ_TRV_LOADER_DATA', 'OPUS_BJAZ_TRV_LOADER_LOG_TABLE');</w:t>
             </w:r>
           </w:p>
         </w:tc>
@@ -14552,6 +14636,9 @@
       <w:r>
         <w:t xml:space="preserve">29. OPUS — SATELLITE  SAT_COMMON_CLASSIFICATION</w:t>
       </w:r>
+      <w:r>
+        <w:t xml:space="preserve">  [M2]</w:t>
+      </w:r>
     </w:p>
     <w:tbl>
       <w:tblPr>
@@ -14742,7 +14829,7 @@
         <w:t xml:space="preserve">Note: </w:t>
       </w:r>
       <w:r>
-        <w:t xml:space="preserve">satellite SAT_COMMON_CLASSIFICATION; rows scoped to RECORD_SOURCE in ('OPUS_BA_TRV_DATA_POLICY_DTLS_MV', 'OPUS_BJAZ_TRV_LOADER_DATA_MV'). Expected RECORD_SOURCE: OPUS_BA_TRV_DATA_POLICY_DTLS_MV, OPUS_BJAZ_TRV_LOADER_DATA_MV. DBT_RUN_TS present (load_after_run_ts checked).</w:t>
+        <w:t xml:space="preserve">satellite SAT_COMMON_CLASSIFICATION; rows scoped to RECORD_SOURCE in ('OPUS_BA_TRV_DATA_POLICY_DTLS', 'OPUS_BJAZ_TRV_LOADER_DATA'). Expected RECORD_SOURCE: OPUS_BA_TRV_DATA_POLICY_DTLS, OPUS_BJAZ_TRV_LOADER_DATA. DBT_RUN_TS present (load_after_run_ts checked).</w:t>
       </w:r>
     </w:p>
     <w:p>
@@ -14789,9 +14876,9 @@
               <w:br/>
               <w:t xml:space="preserve">       count_if(LOAD_DATETIME &gt; DBT_RUN_TS) as load_after_run_ts,</w:t>
               <w:br/>
-              <w:t xml:space="preserve">       count_if(not (RECORD_SOURCE in ('OPUS_BA_TRV_DATA_POLICY_DTLS_MV', 'OPUS_BJAZ_TRV_LOADER_DATA_MV'))) as unexpected_record_source,</w:t>
-              <w:br/>
-              <w:t xml:space="preserve">       array_slice(array_agg(distinct iff(not (RECORD_SOURCE in ('OPUS_BA_TRV_DATA_POLICY_DTLS_MV', 'OPUS_BJAZ_TRV_LOADER_DATA_MV')), RECORD_SOURCE, null)), 0, 5) as unexpected_examples,</w:t>
+              <w:t xml:space="preserve">       count_if(not (RECORD_SOURCE in ('OPUS_BA_TRV_DATA_POLICY_DTLS', 'OPUS_BJAZ_TRV_LOADER_DATA'))) as unexpected_record_source,</w:t>
+              <w:br/>
+              <w:t xml:space="preserve">       array_slice(array_agg(distinct iff(not (RECORD_SOURCE in ('OPUS_BA_TRV_DATA_POLICY_DTLS', 'OPUS_BJAZ_TRV_LOADER_DATA')), RECORD_SOURCE, null)), 0, 5) as unexpected_examples,</w:t>
               <w:br/>
               <w:t xml:space="preserve">       iff(null_load_datetime = 0 and null_record_source = 0 and coalesce(null_dbt_run_ts, 0) = 0</w:t>
               <w:br/>
@@ -14801,7 +14888,7 @@
               <w:br/>
               <w:t xml:space="preserve">  from BAGIC_PREPROD_CURATED_DB.BGIL_DATA_MODEL.SAT_COMMON_CLASSIFICATION</w:t>
               <w:br/>
-              <w:t xml:space="preserve"> where RECORD_SOURCE in ('OPUS_BA_TRV_DATA_POLICY_DTLS_MV', 'OPUS_BJAZ_TRV_LOADER_DATA_MV');</w:t>
+              <w:t xml:space="preserve"> where RECORD_SOURCE in ('OPUS_BA_TRV_DATA_POLICY_DTLS', 'OPUS_BJAZ_TRV_LOADER_DATA');</w:t>
             </w:r>
           </w:p>
         </w:tc>
@@ -14862,6 +14949,9 @@
       <w:r>
         <w:t xml:space="preserve">30. OPUS — SATELLITE  SAT_COMMON_CONTACT</w:t>
       </w:r>
+      <w:r>
+        <w:t xml:space="preserve">  [M2]</w:t>
+      </w:r>
     </w:p>
     <w:tbl>
       <w:tblPr>
@@ -15052,7 +15142,7 @@
         <w:t xml:space="preserve">Note: </w:t>
       </w:r>
       <w:r>
-        <w:t xml:space="preserve">satellite SAT_COMMON_CONTACT; rows scoped to RECORD_SOURCE in ('OPUS_BJAZ_TRV_LOADER_DATA_MV', 'OPUS_BJAZ_TRV_LOADER_LOG_TABLE_MV'). Expected RECORD_SOURCE: OPUS_BJAZ_TRV_LOADER_DATA_MV, OPUS_BJAZ_TRV_LOADER_LOG_TABLE_MV. DBT_RUN_TS present (load_after_run_ts checked).</w:t>
+        <w:t xml:space="preserve">satellite SAT_COMMON_CONTACT; rows scoped to RECORD_SOURCE in ('OPUS_BJAZ_TRV_LOADER_DATA', 'OPUS_BJAZ_TRV_LOADER_LOG_TABLE'). Expected RECORD_SOURCE: OPUS_BJAZ_TRV_LOADER_DATA, OPUS_BJAZ_TRV_LOADER_LOG_TABLE. DBT_RUN_TS present (load_after_run_ts checked).</w:t>
       </w:r>
     </w:p>
     <w:p>
@@ -15099,9 +15189,9 @@
               <w:br/>
               <w:t xml:space="preserve">       count_if(LOAD_DATETIME &gt; DBT_RUN_TS) as load_after_run_ts,</w:t>
               <w:br/>
-              <w:t xml:space="preserve">       count_if(not (RECORD_SOURCE in ('OPUS_BJAZ_TRV_LOADER_DATA_MV', 'OPUS_BJAZ_TRV_LOADER_LOG_TABLE_MV'))) as unexpected_record_source,</w:t>
-              <w:br/>
-              <w:t xml:space="preserve">       array_slice(array_agg(distinct iff(not (RECORD_SOURCE in ('OPUS_BJAZ_TRV_LOADER_DATA_MV', 'OPUS_BJAZ_TRV_LOADER_LOG_TABLE_MV')), RECORD_SOURCE, null)), 0, 5) as unexpected_examples,</w:t>
+              <w:t xml:space="preserve">       count_if(not (RECORD_SOURCE in ('OPUS_BJAZ_TRV_LOADER_DATA', 'OPUS_BJAZ_TRV_LOADER_LOG_TABLE'))) as unexpected_record_source,</w:t>
+              <w:br/>
+              <w:t xml:space="preserve">       array_slice(array_agg(distinct iff(not (RECORD_SOURCE in ('OPUS_BJAZ_TRV_LOADER_DATA', 'OPUS_BJAZ_TRV_LOADER_LOG_TABLE')), RECORD_SOURCE, null)), 0, 5) as unexpected_examples,</w:t>
               <w:br/>
               <w:t xml:space="preserve">       iff(null_load_datetime = 0 and null_record_source = 0 and coalesce(null_dbt_run_ts, 0) = 0</w:t>
               <w:br/>
@@ -15111,7 +15201,7 @@
               <w:br/>
               <w:t xml:space="preserve">  from BAGIC_PREPROD_CURATED_DB.BGIL_DATA_MODEL.SAT_COMMON_CONTACT</w:t>
               <w:br/>
-              <w:t xml:space="preserve"> where RECORD_SOURCE in ('OPUS_BJAZ_TRV_LOADER_DATA_MV', 'OPUS_BJAZ_TRV_LOADER_LOG_TABLE_MV');</w:t>
+              <w:t xml:space="preserve"> where RECORD_SOURCE in ('OPUS_BJAZ_TRV_LOADER_DATA', 'OPUS_BJAZ_TRV_LOADER_LOG_TABLE');</w:t>
             </w:r>
           </w:p>
         </w:tc>
@@ -15172,6 +15262,9 @@
       <w:r>
         <w:t xml:space="preserve">31. OPUS — SATELLITE  SAT_COVERAGE_CONDITIONS</w:t>
       </w:r>
+      <w:r>
+        <w:t xml:space="preserve">  [M2]</w:t>
+      </w:r>
     </w:p>
     <w:tbl>
       <w:tblPr>
@@ -15362,7 +15455,7 @@
         <w:t xml:space="preserve">Note: </w:t>
       </w:r>
       <w:r>
-        <w:t xml:space="preserve">satellite SAT_COVERAGE_CONDITIONS; rows scoped to RECORD_SOURCE in ('OPUS_BJAZ_TRV_PLAN_MV'). Expected RECORD_SOURCE: OPUS_BJAZ_TRV_PLAN_MV. No DBT_RUN_TS column on this table.</w:t>
+        <w:t xml:space="preserve">satellite SAT_COVERAGE_CONDITIONS; rows scoped to RECORD_SOURCE in ('OPUS_BJAZ_TRV_PLAN'). Expected RECORD_SOURCE: OPUS_BJAZ_TRV_PLAN. No DBT_RUN_TS column on this table.</w:t>
       </w:r>
     </w:p>
     <w:p>
@@ -15409,9 +15502,9 @@
               <w:br/>
               <w:t xml:space="preserve">       null as load_after_run_ts,</w:t>
               <w:br/>
-              <w:t xml:space="preserve">       count_if(not (RECORD_SOURCE in ('OPUS_BJAZ_TRV_PLAN_MV'))) as unexpected_record_source,</w:t>
-              <w:br/>
-              <w:t xml:space="preserve">       array_slice(array_agg(distinct iff(not (RECORD_SOURCE in ('OPUS_BJAZ_TRV_PLAN_MV')), RECORD_SOURCE, null)), 0, 5) as unexpected_examples,</w:t>
+              <w:t xml:space="preserve">       count_if(not (RECORD_SOURCE in ('OPUS_BJAZ_TRV_PLAN'))) as unexpected_record_source,</w:t>
+              <w:br/>
+              <w:t xml:space="preserve">       array_slice(array_agg(distinct iff(not (RECORD_SOURCE in ('OPUS_BJAZ_TRV_PLAN')), RECORD_SOURCE, null)), 0, 5) as unexpected_examples,</w:t>
               <w:br/>
               <w:t xml:space="preserve">       iff(null_load_datetime = 0 and null_record_source = 0 and coalesce(null_dbt_run_ts, 0) = 0</w:t>
               <w:br/>
@@ -15421,7 +15514,7 @@
               <w:br/>
               <w:t xml:space="preserve">  from BAGIC_PREPROD_CURATED_DB.BGIL_DATA_MODEL.SAT_COVERAGE_CONDITIONS</w:t>
               <w:br/>
-              <w:t xml:space="preserve"> where RECORD_SOURCE in ('OPUS_BJAZ_TRV_PLAN_MV');</w:t>
+              <w:t xml:space="preserve"> where RECORD_SOURCE in ('OPUS_BJAZ_TRV_PLAN');</w:t>
             </w:r>
           </w:p>
         </w:tc>
@@ -15482,6 +15575,9 @@
       <w:r>
         <w:t xml:space="preserve">32. OPUS — SATELLITE  SAT_COVERAGE_DEFINITION</w:t>
       </w:r>
+      <w:r>
+        <w:t xml:space="preserve">  [M2]</w:t>
+      </w:r>
     </w:p>
     <w:tbl>
       <w:tblPr>
@@ -15672,7 +15768,7 @@
         <w:t xml:space="preserve">Note: </w:t>
       </w:r>
       <w:r>
-        <w:t xml:space="preserve">satellite SAT_COVERAGE_DEFINITION; rows scoped to RECORD_SOURCE in ('OPUS_BJAZ_TRV_PLAN_MV', 'OPUS_BJAZ_TRV_RIDER_DTLS_MV', 'OPUS_BJAZ_TRV_LOADER_DATA_MV'). Expected RECORD_SOURCE: OPUS_BJAZ_TRV_PLAN_MV, OPUS_BJAZ_TRV_RIDER_DTLS_MV, OPUS_BJAZ_TRV_LOADER_DATA_MV. DBT_RUN_TS present (load_after_run_ts checked).</w:t>
+        <w:t xml:space="preserve">satellite SAT_COVERAGE_DEFINITION; rows scoped to RECORD_SOURCE in ('OPUS_BJAZ_TRV_PLAN', 'OPUS_BJAZ_TRV_RIDER_DTLS', 'OPUS_BJAZ_TRV_LOADER_DATA'). Expected RECORD_SOURCE: OPUS_BJAZ_TRV_PLAN, OPUS_BJAZ_TRV_RIDER_DTLS, OPUS_BJAZ_TRV_LOADER_DATA. DBT_RUN_TS present (load_after_run_ts checked).</w:t>
       </w:r>
     </w:p>
     <w:p>
@@ -15719,9 +15815,9 @@
               <w:br/>
               <w:t xml:space="preserve">       count_if(LOAD_DATETIME &gt; DBT_RUN_TS) as load_after_run_ts,</w:t>
               <w:br/>
-              <w:t xml:space="preserve">       count_if(not (RECORD_SOURCE in ('OPUS_BJAZ_TRV_PLAN_MV', 'OPUS_BJAZ_TRV_RIDER_DTLS_MV', 'OPUS_BJAZ_TRV_LOADER_DATA_MV'))) as unexpected_record_source,</w:t>
-              <w:br/>
-              <w:t xml:space="preserve">       array_slice(array_agg(distinct iff(not (RECORD_SOURCE in ('OPUS_BJAZ_TRV_PLAN_MV', 'OPUS_BJAZ_TRV_RIDER_DTLS_MV', 'OPUS_BJAZ_TRV_LOADER_DATA_MV')), RECORD_SOURCE, null)), 0, 5) as unexpected_examples,</w:t>
+              <w:t xml:space="preserve">       count_if(not (RECORD_SOURCE in ('OPUS_BJAZ_TRV_PLAN', 'OPUS_BJAZ_TRV_RIDER_DTLS', 'OPUS_BJAZ_TRV_LOADER_DATA'))) as unexpected_record_source,</w:t>
+              <w:br/>
+              <w:t xml:space="preserve">       array_slice(array_agg(distinct iff(not (RECORD_SOURCE in ('OPUS_BJAZ_TRV_PLAN', 'OPUS_BJAZ_TRV_RIDER_DTLS', 'OPUS_BJAZ_TRV_LOADER_DATA')), RECORD_SOURCE, null)), 0, 5) as unexpected_examples,</w:t>
               <w:br/>
               <w:t xml:space="preserve">       iff(null_load_datetime = 0 and null_record_source = 0 and coalesce(null_dbt_run_ts, 0) = 0</w:t>
               <w:br/>
@@ -15731,7 +15827,7 @@
               <w:br/>
               <w:t xml:space="preserve">  from BAGIC_PREPROD_CURATED_DB.BGIL_DATA_MODEL.SAT_COVERAGE_DEFINITION</w:t>
               <w:br/>
-              <w:t xml:space="preserve"> where RECORD_SOURCE in ('OPUS_BJAZ_TRV_PLAN_MV', 'OPUS_BJAZ_TRV_RIDER_DTLS_MV', 'OPUS_BJAZ_TRV_LOADER_DATA_MV');</w:t>
+              <w:t xml:space="preserve"> where RECORD_SOURCE in ('OPUS_BJAZ_TRV_PLAN', 'OPUS_BJAZ_TRV_RIDER_DTLS', 'OPUS_BJAZ_TRV_LOADER_DATA');</w:t>
             </w:r>
           </w:p>
         </w:tc>
@@ -15792,6 +15888,9 @@
       <w:r>
         <w:t xml:space="preserve">33. OPUS — SATELLITE  SAT_COVERAGE_LIMITS</w:t>
       </w:r>
+      <w:r>
+        <w:t xml:space="preserve">  [M2]</w:t>
+      </w:r>
     </w:p>
     <w:tbl>
       <w:tblPr>
@@ -15982,7 +16081,7 @@
         <w:t xml:space="preserve">Note: </w:t>
       </w:r>
       <w:r>
-        <w:t xml:space="preserve">satellite SAT_COVERAGE_LIMITS; rows scoped to RECORD_SOURCE in ('OPUS_BJAZ_TRV_PLAN_MV', 'OPUS_BJAZ_TRV_RIDER_DTLS_MV', 'OPUS_BJAZ_TRV_RIDER_RATE_MAST_MV'). Expected RECORD_SOURCE: OPUS_BJAZ_TRV_PLAN_MV, OPUS_BJAZ_TRV_RIDER_DTLS_MV, OPUS_BJAZ_TRV_RIDER_RATE_MAST_MV. DBT_RUN_TS present (load_after_run_ts checked).</w:t>
+        <w:t xml:space="preserve">satellite SAT_COVERAGE_LIMITS; rows scoped to RECORD_SOURCE in ('OPUS_BJAZ_TRV_PLAN', 'OPUS_BJAZ_TRV_RIDER_DTLS', 'OPUS_BJAZ_TRV_RIDER_RATE_MAST'). Expected RECORD_SOURCE: OPUS_BJAZ_TRV_PLAN, OPUS_BJAZ_TRV_RIDER_DTLS, OPUS_BJAZ_TRV_RIDER_RATE_MAST. DBT_RUN_TS present (load_after_run_ts checked).</w:t>
       </w:r>
     </w:p>
     <w:p>
@@ -16029,9 +16128,9 @@
               <w:br/>
               <w:t xml:space="preserve">       count_if(LOAD_DATETIME &gt; DBT_RUN_TS) as load_after_run_ts,</w:t>
               <w:br/>
-              <w:t xml:space="preserve">       count_if(not (RECORD_SOURCE in ('OPUS_BJAZ_TRV_PLAN_MV', 'OPUS_BJAZ_TRV_RIDER_DTLS_MV', 'OPUS_BJAZ_TRV_RIDER_RATE_MAST_MV'))) as unexpected_record_source,</w:t>
-              <w:br/>
-              <w:t xml:space="preserve">       array_slice(array_agg(distinct iff(not (RECORD_SOURCE in ('OPUS_BJAZ_TRV_PLAN_MV', 'OPUS_BJAZ_TRV_RIDER_DTLS_MV', 'OPUS_BJAZ_TRV_RIDER_RATE_MAST_MV')), RECORD_SOURCE, null)), 0, 5) as unexpected_examples,</w:t>
+              <w:t xml:space="preserve">       count_if(not (RECORD_SOURCE in ('OPUS_BJAZ_TRV_PLAN', 'OPUS_BJAZ_TRV_RIDER_DTLS', 'OPUS_BJAZ_TRV_RIDER_RATE_MAST'))) as unexpected_record_source,</w:t>
+              <w:br/>
+              <w:t xml:space="preserve">       array_slice(array_agg(distinct iff(not (RECORD_SOURCE in ('OPUS_BJAZ_TRV_PLAN', 'OPUS_BJAZ_TRV_RIDER_DTLS', 'OPUS_BJAZ_TRV_RIDER_RATE_MAST')), RECORD_SOURCE, null)), 0, 5) as unexpected_examples,</w:t>
               <w:br/>
               <w:t xml:space="preserve">       iff(null_load_datetime = 0 and null_record_source = 0 and coalesce(null_dbt_run_ts, 0) = 0</w:t>
               <w:br/>
@@ -16041,7 +16140,7 @@
               <w:br/>
               <w:t xml:space="preserve">  from BAGIC_PREPROD_CURATED_DB.BGIL_DATA_MODEL.SAT_COVERAGE_LIMITS</w:t>
               <w:br/>
-              <w:t xml:space="preserve"> where RECORD_SOURCE in ('OPUS_BJAZ_TRV_PLAN_MV', 'OPUS_BJAZ_TRV_RIDER_DTLS_MV', 'OPUS_BJAZ_TRV_RIDER_RATE_MAST_MV');</w:t>
+              <w:t xml:space="preserve"> where RECORD_SOURCE in ('OPUS_BJAZ_TRV_PLAN', 'OPUS_BJAZ_TRV_RIDER_DTLS', 'OPUS_BJAZ_TRV_RIDER_RATE_MAST');</w:t>
             </w:r>
           </w:p>
         </w:tc>
@@ -16102,6 +16201,9 @@
       <w:r>
         <w:t xml:space="preserve">34. OPUS — SATELLITE  SAT_FINTXN_COMMISSION</w:t>
       </w:r>
+      <w:r>
+        <w:t xml:space="preserve">  [M2]</w:t>
+      </w:r>
     </w:p>
     <w:tbl>
       <w:tblPr>
@@ -16292,7 +16394,7 @@
         <w:t xml:space="preserve">Note: </w:t>
       </w:r>
       <w:r>
-        <w:t xml:space="preserve">satellite SAT_FINTXN_COMMISSION; rows scoped to RECORD_SOURCE in ('OPUS_BA_TRV_DATA_POLICY_DTLS_MV', 'OPUS_BJAZ_TRV_LOADER_DATA_MV'). Expected RECORD_SOURCE: OPUS_BA_TRV_DATA_POLICY_DTLS_MV, OPUS_BJAZ_TRV_LOADER_DATA_MV. DBT_RUN_TS present (load_after_run_ts checked).</w:t>
+        <w:t xml:space="preserve">satellite SAT_FINTXN_COMMISSION; rows scoped to RECORD_SOURCE in ('OPUS_BA_TRV_DATA_POLICY_DTLS', 'OPUS_BJAZ_TRV_LOADER_DATA'). Expected RECORD_SOURCE: OPUS_BA_TRV_DATA_POLICY_DTLS, OPUS_BJAZ_TRV_LOADER_DATA. DBT_RUN_TS present (load_after_run_ts checked).</w:t>
       </w:r>
     </w:p>
     <w:p>
@@ -16339,9 +16441,9 @@
               <w:br/>
               <w:t xml:space="preserve">       count_if(LOAD_DATETIME &gt; DBT_RUN_TS) as load_after_run_ts,</w:t>
               <w:br/>
-              <w:t xml:space="preserve">       count_if(not (RECORD_SOURCE in ('OPUS_BA_TRV_DATA_POLICY_DTLS_MV', 'OPUS_BJAZ_TRV_LOADER_DATA_MV'))) as unexpected_record_source,</w:t>
-              <w:br/>
-              <w:t xml:space="preserve">       array_slice(array_agg(distinct iff(not (RECORD_SOURCE in ('OPUS_BA_TRV_DATA_POLICY_DTLS_MV', 'OPUS_BJAZ_TRV_LOADER_DATA_MV')), RECORD_SOURCE, null)), 0, 5) as unexpected_examples,</w:t>
+              <w:t xml:space="preserve">       count_if(not (RECORD_SOURCE in ('OPUS_BA_TRV_DATA_POLICY_DTLS', 'OPUS_BJAZ_TRV_LOADER_DATA'))) as unexpected_record_source,</w:t>
+              <w:br/>
+              <w:t xml:space="preserve">       array_slice(array_agg(distinct iff(not (RECORD_SOURCE in ('OPUS_BA_TRV_DATA_POLICY_DTLS', 'OPUS_BJAZ_TRV_LOADER_DATA')), RECORD_SOURCE, null)), 0, 5) as unexpected_examples,</w:t>
               <w:br/>
               <w:t xml:space="preserve">       iff(null_load_datetime = 0 and null_record_source = 0 and coalesce(null_dbt_run_ts, 0) = 0</w:t>
               <w:br/>
@@ -16351,7 +16453,7 @@
               <w:br/>
               <w:t xml:space="preserve">  from BAGIC_PREPROD_CURATED_DB.BGIL_DATA_MODEL.SAT_FINTXN_COMMISSION</w:t>
               <w:br/>
-              <w:t xml:space="preserve"> where RECORD_SOURCE in ('OPUS_BA_TRV_DATA_POLICY_DTLS_MV', 'OPUS_BJAZ_TRV_LOADER_DATA_MV');</w:t>
+              <w:t xml:space="preserve"> where RECORD_SOURCE in ('OPUS_BA_TRV_DATA_POLICY_DTLS', 'OPUS_BJAZ_TRV_LOADER_DATA');</w:t>
             </w:r>
           </w:p>
         </w:tc>
@@ -16412,6 +16514,9 @@
       <w:r>
         <w:t xml:space="preserve">35. OPUS — SATELLITE  SAT_FINTXN_HEADER</w:t>
       </w:r>
+      <w:r>
+        <w:t xml:space="preserve">  [M2]</w:t>
+      </w:r>
     </w:p>
     <w:tbl>
       <w:tblPr>
@@ -16602,7 +16707,7 @@
         <w:t xml:space="preserve">Note: </w:t>
       </w:r>
       <w:r>
-        <w:t xml:space="preserve">satellite SAT_FINTXN_HEADER; rows scoped to RECORD_SOURCE in ('OPUS_BJAZ_TRV_LOADER_LOG_TABLE_MV'). Expected RECORD_SOURCE: OPUS_BJAZ_TRV_LOADER_LOG_TABLE_MV. No DBT_RUN_TS column on this table.</w:t>
+        <w:t xml:space="preserve">satellite SAT_FINTXN_HEADER; rows scoped to RECORD_SOURCE in ('OPUS_BJAZ_TRV_LOADER_LOG_TABLE'). Expected RECORD_SOURCE: OPUS_BJAZ_TRV_LOADER_LOG_TABLE. No DBT_RUN_TS column on this table.</w:t>
       </w:r>
     </w:p>
     <w:p>
@@ -16649,9 +16754,9 @@
               <w:br/>
               <w:t xml:space="preserve">       null as load_after_run_ts,</w:t>
               <w:br/>
-              <w:t xml:space="preserve">       count_if(not (RECORD_SOURCE in ('OPUS_BJAZ_TRV_LOADER_LOG_TABLE_MV'))) as unexpected_record_source,</w:t>
-              <w:br/>
-              <w:t xml:space="preserve">       array_slice(array_agg(distinct iff(not (RECORD_SOURCE in ('OPUS_BJAZ_TRV_LOADER_LOG_TABLE_MV')), RECORD_SOURCE, null)), 0, 5) as unexpected_examples,</w:t>
+              <w:t xml:space="preserve">       count_if(not (RECORD_SOURCE in ('OPUS_BJAZ_TRV_LOADER_LOG_TABLE'))) as unexpected_record_source,</w:t>
+              <w:br/>
+              <w:t xml:space="preserve">       array_slice(array_agg(distinct iff(not (RECORD_SOURCE in ('OPUS_BJAZ_TRV_LOADER_LOG_TABLE')), RECORD_SOURCE, null)), 0, 5) as unexpected_examples,</w:t>
               <w:br/>
               <w:t xml:space="preserve">       iff(null_load_datetime = 0 and null_record_source = 0 and coalesce(null_dbt_run_ts, 0) = 0</w:t>
               <w:br/>
@@ -16661,7 +16766,7 @@
               <w:br/>
               <w:t xml:space="preserve">  from BAGIC_PREPROD_CURATED_DB.BGIL_DATA_MODEL.SAT_FINTXN_HEADER</w:t>
               <w:br/>
-              <w:t xml:space="preserve"> where RECORD_SOURCE in ('OPUS_BJAZ_TRV_LOADER_LOG_TABLE_MV');</w:t>
+              <w:t xml:space="preserve"> where RECORD_SOURCE in ('OPUS_BJAZ_TRV_LOADER_LOG_TABLE');</w:t>
             </w:r>
           </w:p>
         </w:tc>
@@ -16722,6 +16827,9 @@
       <w:r>
         <w:t xml:space="preserve">36. OPUS — SATELLITE  SAT_FINTXN_PREMIUM</w:t>
       </w:r>
+      <w:r>
+        <w:t xml:space="preserve">  [M2]</w:t>
+      </w:r>
     </w:p>
     <w:tbl>
       <w:tblPr>
@@ -16912,7 +17020,7 @@
         <w:t xml:space="preserve">Note: </w:t>
       </w:r>
       <w:r>
-        <w:t xml:space="preserve">satellite SAT_FINTXN_PREMIUM; rows scoped to RECORD_SOURCE in ('OPUS_BA_TRV_DATA_POLICY_DTLS_MV', 'OPUS_BJAZ_TRV_LOADER_DATA_MV', 'OPUS_BJAZ_TRV_LOADER_LOG_TABLE_MV'). Expected RECORD_SOURCE: OPUS_BA_TRV_DATA_POLICY_DTLS_MV, OPUS_BJAZ_TRV_LOADER_DATA_MV, OPUS_BJAZ_TRV_LOADER_LOG_TABLE_MV. DBT_RUN_TS present (load_after_run_ts checked).</w:t>
+        <w:t xml:space="preserve">satellite SAT_FINTXN_PREMIUM; rows scoped to RECORD_SOURCE in ('OPUS_BA_TRV_DATA_POLICY_DTLS', 'OPUS_BJAZ_TRV_LOADER_DATA', 'OPUS_BJAZ_TRV_LOADER_LOG_TABLE'). Expected RECORD_SOURCE: OPUS_BA_TRV_DATA_POLICY_DTLS, OPUS_BJAZ_TRV_LOADER_DATA, OPUS_BJAZ_TRV_LOADER_LOG_TABLE. DBT_RUN_TS present (load_after_run_ts checked).</w:t>
       </w:r>
     </w:p>
     <w:p>
@@ -16959,9 +17067,9 @@
               <w:br/>
               <w:t xml:space="preserve">       count_if(LOAD_DATETIME &gt; DBT_RUN_TS) as load_after_run_ts,</w:t>
               <w:br/>
-              <w:t xml:space="preserve">       count_if(not (RECORD_SOURCE in ('OPUS_BA_TRV_DATA_POLICY_DTLS_MV', 'OPUS_BJAZ_TRV_LOADER_DATA_MV', 'OPUS_BJAZ_TRV_LOADER_LOG_TABLE_MV'))) as unexpected_record_source,</w:t>
-              <w:br/>
-              <w:t xml:space="preserve">       array_slice(array_agg(distinct iff(not (RECORD_SOURCE in ('OPUS_BA_TRV_DATA_POLICY_DTLS_MV', 'OPUS_BJAZ_TRV_LOADER_DATA_MV', 'OPUS_BJAZ_TRV_LOADER_LOG_TABLE_MV')), RECORD_SOURCE, null)), 0, 5) as unexpected_examples,</w:t>
+              <w:t xml:space="preserve">       count_if(not (RECORD_SOURCE in ('OPUS_BA_TRV_DATA_POLICY_DTLS', 'OPUS_BJAZ_TRV_LOADER_DATA', 'OPUS_BJAZ_TRV_LOADER_LOG_TABLE'))) as unexpected_record_source,</w:t>
+              <w:br/>
+              <w:t xml:space="preserve">       array_slice(array_agg(distinct iff(not (RECORD_SOURCE in ('OPUS_BA_TRV_DATA_POLICY_DTLS', 'OPUS_BJAZ_TRV_LOADER_DATA', 'OPUS_BJAZ_TRV_LOADER_LOG_TABLE')), RECORD_SOURCE, null)), 0, 5) as unexpected_examples,</w:t>
               <w:br/>
               <w:t xml:space="preserve">       iff(null_load_datetime = 0 and null_record_source = 0 and coalesce(null_dbt_run_ts, 0) = 0</w:t>
               <w:br/>
@@ -16971,7 +17079,7 @@
               <w:br/>
               <w:t xml:space="preserve">  from BAGIC_PREPROD_CURATED_DB.BGIL_DATA_MODEL.SAT_FINTXN_PREMIUM</w:t>
               <w:br/>
-              <w:t xml:space="preserve"> where RECORD_SOURCE in ('OPUS_BA_TRV_DATA_POLICY_DTLS_MV', 'OPUS_BJAZ_TRV_LOADER_DATA_MV', 'OPUS_BJAZ_TRV_LOADER_LOG_TABLE_MV');</w:t>
+              <w:t xml:space="preserve"> where RECORD_SOURCE in ('OPUS_BA_TRV_DATA_POLICY_DTLS', 'OPUS_BJAZ_TRV_LOADER_DATA', 'OPUS_BJAZ_TRV_LOADER_LOG_TABLE');</w:t>
             </w:r>
           </w:p>
         </w:tc>
@@ -17032,6 +17140,9 @@
       <w:r>
         <w:t xml:space="preserve">37. OPUS — SATELLITE  SAT_FINTXN_TAX</w:t>
       </w:r>
+      <w:r>
+        <w:t xml:space="preserve">  [M2]</w:t>
+      </w:r>
     </w:p>
     <w:tbl>
       <w:tblPr>
@@ -17222,7 +17333,7 @@
         <w:t xml:space="preserve">Note: </w:t>
       </w:r>
       <w:r>
-        <w:t xml:space="preserve">satellite SAT_FINTXN_TAX; rows scoped to RECORD_SOURCE in ('OPUS_BA_TRV_DATA_POLICY_DTLS_MV', 'OPUS_BJAZ_TRV_LOADER_LOG_TABLE_MV'). Expected RECORD_SOURCE: OPUS_BA_TRV_DATA_POLICY_DTLS_MV, OPUS_BJAZ_TRV_LOADER_LOG_TABLE_MV. DBT_RUN_TS present (load_after_run_ts checked).</w:t>
+        <w:t xml:space="preserve">satellite SAT_FINTXN_TAX; rows scoped to RECORD_SOURCE in ('OPUS_BA_TRV_DATA_POLICY_DTLS', 'OPUS_BJAZ_TRV_LOADER_LOG_TABLE'). Expected RECORD_SOURCE: OPUS_BA_TRV_DATA_POLICY_DTLS, OPUS_BJAZ_TRV_LOADER_LOG_TABLE. DBT_RUN_TS present (load_after_run_ts checked).</w:t>
       </w:r>
     </w:p>
     <w:p>
@@ -17269,9 +17380,9 @@
               <w:br/>
               <w:t xml:space="preserve">       count_if(LOAD_DATETIME &gt; DBT_RUN_TS) as load_after_run_ts,</w:t>
               <w:br/>
-              <w:t xml:space="preserve">       count_if(not (RECORD_SOURCE in ('OPUS_BA_TRV_DATA_POLICY_DTLS_MV', 'OPUS_BJAZ_TRV_LOADER_LOG_TABLE_MV'))) as unexpected_record_source,</w:t>
-              <w:br/>
-              <w:t xml:space="preserve">       array_slice(array_agg(distinct iff(not (RECORD_SOURCE in ('OPUS_BA_TRV_DATA_POLICY_DTLS_MV', 'OPUS_BJAZ_TRV_LOADER_LOG_TABLE_MV')), RECORD_SOURCE, null)), 0, 5) as unexpected_examples,</w:t>
+              <w:t xml:space="preserve">       count_if(not (RECORD_SOURCE in ('OPUS_BA_TRV_DATA_POLICY_DTLS', 'OPUS_BJAZ_TRV_LOADER_LOG_TABLE'))) as unexpected_record_source,</w:t>
+              <w:br/>
+              <w:t xml:space="preserve">       array_slice(array_agg(distinct iff(not (RECORD_SOURCE in ('OPUS_BA_TRV_DATA_POLICY_DTLS', 'OPUS_BJAZ_TRV_LOADER_LOG_TABLE')), RECORD_SOURCE, null)), 0, 5) as unexpected_examples,</w:t>
               <w:br/>
               <w:t xml:space="preserve">       iff(null_load_datetime = 0 and null_record_source = 0 and coalesce(null_dbt_run_ts, 0) = 0</w:t>
               <w:br/>
@@ -17281,7 +17392,7 @@
               <w:br/>
               <w:t xml:space="preserve">  from BAGIC_PREPROD_CURATED_DB.BGIL_DATA_MODEL.SAT_FINTXN_TAX</w:t>
               <w:br/>
-              <w:t xml:space="preserve"> where RECORD_SOURCE in ('OPUS_BA_TRV_DATA_POLICY_DTLS_MV', 'OPUS_BJAZ_TRV_LOADER_LOG_TABLE_MV');</w:t>
+              <w:t xml:space="preserve"> where RECORD_SOURCE in ('OPUS_BA_TRV_DATA_POLICY_DTLS', 'OPUS_BJAZ_TRV_LOADER_LOG_TABLE');</w:t>
             </w:r>
           </w:p>
         </w:tc>
@@ -17342,6 +17453,9 @@
       <w:r>
         <w:t xml:space="preserve">38. OPUS — SATELLITE  SAT_FIN_CHARGE_RATE</w:t>
       </w:r>
+      <w:r>
+        <w:t xml:space="preserve">  [M2]</w:t>
+      </w:r>
     </w:p>
     <w:tbl>
       <w:tblPr>
@@ -17532,7 +17646,7 @@
         <w:t xml:space="preserve">Note: </w:t>
       </w:r>
       <w:r>
-        <w:t xml:space="preserve">satellite SAT_FIN_CHARGE_RATE; rows scoped to RECORD_SOURCE in ('OPUS_BA_TRV_DATA_POLICY_DTLS_MV', 'OPUS_BJAZ_TRV_LOADER_LOG_TABLE_MV'). Expected RECORD_SOURCE: OPUS_BA_TRV_DATA_POLICY_DTLS_MV, OPUS_BJAZ_TRV_LOADER_LOG_TABLE_MV. DBT_RUN_TS present (load_after_run_ts checked).</w:t>
+        <w:t xml:space="preserve">satellite SAT_FIN_CHARGE_RATE; rows scoped to RECORD_SOURCE in ('OPUS_BA_TRV_DATA_POLICY_DTLS', 'OPUS_BJAZ_TRV_LOADER_LOG_TABLE'). Expected RECORD_SOURCE: OPUS_BA_TRV_DATA_POLICY_DTLS, OPUS_BJAZ_TRV_LOADER_LOG_TABLE. DBT_RUN_TS present (load_after_run_ts checked).</w:t>
       </w:r>
     </w:p>
     <w:p>
@@ -17579,9 +17693,9 @@
               <w:br/>
               <w:t xml:space="preserve">       count_if(LOAD_DATETIME &gt; DBT_RUN_TS) as load_after_run_ts,</w:t>
               <w:br/>
-              <w:t xml:space="preserve">       count_if(not (RECORD_SOURCE in ('OPUS_BA_TRV_DATA_POLICY_DTLS_MV', 'OPUS_BJAZ_TRV_LOADER_LOG_TABLE_MV'))) as unexpected_record_source,</w:t>
-              <w:br/>
-              <w:t xml:space="preserve">       array_slice(array_agg(distinct iff(not (RECORD_SOURCE in ('OPUS_BA_TRV_DATA_POLICY_DTLS_MV', 'OPUS_BJAZ_TRV_LOADER_LOG_TABLE_MV')), RECORD_SOURCE, null)), 0, 5) as unexpected_examples,</w:t>
+              <w:t xml:space="preserve">       count_if(not (RECORD_SOURCE in ('OPUS_BA_TRV_DATA_POLICY_DTLS', 'OPUS_BJAZ_TRV_LOADER_LOG_TABLE'))) as unexpected_record_source,</w:t>
+              <w:br/>
+              <w:t xml:space="preserve">       array_slice(array_agg(distinct iff(not (RECORD_SOURCE in ('OPUS_BA_TRV_DATA_POLICY_DTLS', 'OPUS_BJAZ_TRV_LOADER_LOG_TABLE')), RECORD_SOURCE, null)), 0, 5) as unexpected_examples,</w:t>
               <w:br/>
               <w:t xml:space="preserve">       iff(null_load_datetime = 0 and null_record_source = 0 and coalesce(null_dbt_run_ts, 0) = 0</w:t>
               <w:br/>
@@ -17591,7 +17705,7 @@
               <w:br/>
               <w:t xml:space="preserve">  from BAGIC_PREPROD_CURATED_DB.BGIL_DATA_MODEL.SAT_FIN_CHARGE_RATE</w:t>
               <w:br/>
-              <w:t xml:space="preserve"> where RECORD_SOURCE in ('OPUS_BA_TRV_DATA_POLICY_DTLS_MV', 'OPUS_BJAZ_TRV_LOADER_LOG_TABLE_MV');</w:t>
+              <w:t xml:space="preserve"> where RECORD_SOURCE in ('OPUS_BA_TRV_DATA_POLICY_DTLS', 'OPUS_BJAZ_TRV_LOADER_LOG_TABLE');</w:t>
             </w:r>
           </w:p>
         </w:tc>
@@ -17652,6 +17766,9 @@
       <w:r>
         <w:t xml:space="preserve">39. OPUS — SATELLITE  SAT_FIN_RECEIPT</w:t>
       </w:r>
+      <w:r>
+        <w:t xml:space="preserve">  [M2]</w:t>
+      </w:r>
     </w:p>
     <w:tbl>
       <w:tblPr>
@@ -17842,7 +17959,7 @@
         <w:t xml:space="preserve">Note: </w:t>
       </w:r>
       <w:r>
-        <w:t xml:space="preserve">satellite SAT_FIN_RECEIPT; rows scoped to RECORD_SOURCE in ('OPUS_BA_TRV_DATA_POLICY_DTLS_MV', 'OPUS_BJAZ_TRV_LOADER_DATA_MV'). Expected RECORD_SOURCE: OPUS_BA_TRV_DATA_POLICY_DTLS_MV, OPUS_BJAZ_TRV_LOADER_DATA_MV. DBT_RUN_TS present (load_after_run_ts checked).</w:t>
+        <w:t xml:space="preserve">satellite SAT_FIN_RECEIPT; rows scoped to RECORD_SOURCE in ('OPUS_BA_TRV_DATA_POLICY_DTLS', 'OPUS_BJAZ_TRV_LOADER_DATA'). Expected RECORD_SOURCE: OPUS_BA_TRV_DATA_POLICY_DTLS, OPUS_BJAZ_TRV_LOADER_DATA. DBT_RUN_TS present (load_after_run_ts checked).</w:t>
       </w:r>
     </w:p>
     <w:p>
@@ -17889,9 +18006,9 @@
               <w:br/>
               <w:t xml:space="preserve">       count_if(LOAD_DATETIME &gt; DBT_RUN_TS) as load_after_run_ts,</w:t>
               <w:br/>
-              <w:t xml:space="preserve">       count_if(not (RECORD_SOURCE in ('OPUS_BA_TRV_DATA_POLICY_DTLS_MV', 'OPUS_BJAZ_TRV_LOADER_DATA_MV'))) as unexpected_record_source,</w:t>
-              <w:br/>
-              <w:t xml:space="preserve">       array_slice(array_agg(distinct iff(not (RECORD_SOURCE in ('OPUS_BA_TRV_DATA_POLICY_DTLS_MV', 'OPUS_BJAZ_TRV_LOADER_DATA_MV')), RECORD_SOURCE, null)), 0, 5) as unexpected_examples,</w:t>
+              <w:t xml:space="preserve">       count_if(not (RECORD_SOURCE in ('OPUS_BA_TRV_DATA_POLICY_DTLS', 'OPUS_BJAZ_TRV_LOADER_DATA'))) as unexpected_record_source,</w:t>
+              <w:br/>
+              <w:t xml:space="preserve">       array_slice(array_agg(distinct iff(not (RECORD_SOURCE in ('OPUS_BA_TRV_DATA_POLICY_DTLS', 'OPUS_BJAZ_TRV_LOADER_DATA')), RECORD_SOURCE, null)), 0, 5) as unexpected_examples,</w:t>
               <w:br/>
               <w:t xml:space="preserve">       iff(null_load_datetime = 0 and null_record_source = 0 and coalesce(null_dbt_run_ts, 0) = 0</w:t>
               <w:br/>
@@ -17901,7 +18018,7 @@
               <w:br/>
               <w:t xml:space="preserve">  from BAGIC_PREPROD_CURATED_DB.BGIL_DATA_MODEL.SAT_FIN_RECEIPT</w:t>
               <w:br/>
-              <w:t xml:space="preserve"> where RECORD_SOURCE in ('OPUS_BA_TRV_DATA_POLICY_DTLS_MV', 'OPUS_BJAZ_TRV_LOADER_DATA_MV');</w:t>
+              <w:t xml:space="preserve"> where RECORD_SOURCE in ('OPUS_BA_TRV_DATA_POLICY_DTLS', 'OPUS_BJAZ_TRV_LOADER_DATA');</w:t>
             </w:r>
           </w:p>
         </w:tc>
@@ -17962,6 +18079,9 @@
       <w:r>
         <w:t xml:space="preserve">40. OPUS — SATELLITE  SAT_LNK_ROLE_NOMINEE_BENEFICIARY</w:t>
       </w:r>
+      <w:r>
+        <w:t xml:space="preserve">  [M2]</w:t>
+      </w:r>
     </w:p>
     <w:tbl>
       <w:tblPr>
@@ -18152,7 +18272,7 @@
         <w:t xml:space="preserve">Note: </w:t>
       </w:r>
       <w:r>
-        <w:t xml:space="preserve">satellite SAT_LNK_ROLE_NOMINEE_BENEFICIARY; rows scoped to RECORD_SOURCE in ('OPUS_BJAZ_TRV_LOADER_DATA_MV', 'OPUS_BJAZ_TRV_LOADER_LOG_TABLE_MV'). Expected RECORD_SOURCE: OPUS_BJAZ_TRV_LOADER_DATA_MV, OPUS_BJAZ_TRV_LOADER_LOG_TABLE_MV. DBT_RUN_TS present (load_after_run_ts checked).</w:t>
+        <w:t xml:space="preserve">satellite SAT_LNK_ROLE_NOMINEE_BENEFICIARY; rows scoped to RECORD_SOURCE in ('OPUS_BJAZ_TRV_LOADER_DATA', 'OPUS_BJAZ_TRV_LOADER_LOG_TABLE'). Expected RECORD_SOURCE: OPUS_BJAZ_TRV_LOADER_DATA, OPUS_BJAZ_TRV_LOADER_LOG_TABLE. DBT_RUN_TS present (load_after_run_ts checked).</w:t>
       </w:r>
     </w:p>
     <w:p>
@@ -18199,9 +18319,9 @@
               <w:br/>
               <w:t xml:space="preserve">       count_if(LOAD_DATETIME &gt; DBT_RUN_TS) as load_after_run_ts,</w:t>
               <w:br/>
-              <w:t xml:space="preserve">       count_if(not (RECORD_SOURCE in ('OPUS_BJAZ_TRV_LOADER_DATA_MV', 'OPUS_BJAZ_TRV_LOADER_LOG_TABLE_MV'))) as unexpected_record_source,</w:t>
-              <w:br/>
-              <w:t xml:space="preserve">       array_slice(array_agg(distinct iff(not (RECORD_SOURCE in ('OPUS_BJAZ_TRV_LOADER_DATA_MV', 'OPUS_BJAZ_TRV_LOADER_LOG_TABLE_MV')), RECORD_SOURCE, null)), 0, 5) as unexpected_examples,</w:t>
+              <w:t xml:space="preserve">       count_if(not (RECORD_SOURCE in ('OPUS_BJAZ_TRV_LOADER_DATA', 'OPUS_BJAZ_TRV_LOADER_LOG_TABLE'))) as unexpected_record_source,</w:t>
+              <w:br/>
+              <w:t xml:space="preserve">       array_slice(array_agg(distinct iff(not (RECORD_SOURCE in ('OPUS_BJAZ_TRV_LOADER_DATA', 'OPUS_BJAZ_TRV_LOADER_LOG_TABLE')), RECORD_SOURCE, null)), 0, 5) as unexpected_examples,</w:t>
               <w:br/>
               <w:t xml:space="preserve">       iff(null_load_datetime = 0 and null_record_source = 0 and coalesce(null_dbt_run_ts, 0) = 0</w:t>
               <w:br/>
@@ -18211,7 +18331,7 @@
               <w:br/>
               <w:t xml:space="preserve">  from BAGIC_PREPROD_CURATED_DB.BGIL_DATA_MODEL.SAT_LNK_ROLE_NOMINEE_BENEFICIARY</w:t>
               <w:br/>
-              <w:t xml:space="preserve"> where RECORD_SOURCE in ('OPUS_BJAZ_TRV_LOADER_DATA_MV', 'OPUS_BJAZ_TRV_LOADER_LOG_TABLE_MV');</w:t>
+              <w:t xml:space="preserve"> where RECORD_SOURCE in ('OPUS_BJAZ_TRV_LOADER_DATA', 'OPUS_BJAZ_TRV_LOADER_LOG_TABLE');</w:t>
             </w:r>
           </w:p>
         </w:tc>
@@ -18272,6 +18392,9 @@
       <w:r>
         <w:t xml:space="preserve">41. OPUS — SATELLITE  SAT_ORG_UNIT_DEFINITION</w:t>
       </w:r>
+      <w:r>
+        <w:t xml:space="preserve">  [M3]</w:t>
+      </w:r>
     </w:p>
     <w:tbl>
       <w:tblPr>
@@ -18462,7 +18585,7 @@
         <w:t xml:space="preserve">Note: </w:t>
       </w:r>
       <w:r>
-        <w:t xml:space="preserve">satellite SAT_ORG_UNIT_DEFINITION; rows scoped to RECORD_SOURCE in ('OPUS_BA_TRV_DATA_POLICY_DTLS_MV'). Expected RECORD_SOURCE: OPUS_BA_TRV_DATA_POLICY_DTLS_MV. No DBT_RUN_TS column on this table.</w:t>
+        <w:t xml:space="preserve">satellite SAT_ORG_UNIT_DEFINITION; rows scoped to RECORD_SOURCE in ('OPUS_BA_TRV_DATA_POLICY_DTLS'). Expected RECORD_SOURCE: OPUS_BA_TRV_DATA_POLICY_DTLS. No DBT_RUN_TS column on this table.</w:t>
       </w:r>
     </w:p>
     <w:p>
@@ -18509,9 +18632,9 @@
               <w:br/>
               <w:t xml:space="preserve">       null as load_after_run_ts,</w:t>
               <w:br/>
-              <w:t xml:space="preserve">       count_if(not (RECORD_SOURCE in ('OPUS_BA_TRV_DATA_POLICY_DTLS_MV'))) as unexpected_record_source,</w:t>
-              <w:br/>
-              <w:t xml:space="preserve">       array_slice(array_agg(distinct iff(not (RECORD_SOURCE in ('OPUS_BA_TRV_DATA_POLICY_DTLS_MV')), RECORD_SOURCE, null)), 0, 5) as unexpected_examples,</w:t>
+              <w:t xml:space="preserve">       count_if(not (RECORD_SOURCE in ('OPUS_BA_TRV_DATA_POLICY_DTLS'))) as unexpected_record_source,</w:t>
+              <w:br/>
+              <w:t xml:space="preserve">       array_slice(array_agg(distinct iff(not (RECORD_SOURCE in ('OPUS_BA_TRV_DATA_POLICY_DTLS')), RECORD_SOURCE, null)), 0, 5) as unexpected_examples,</w:t>
               <w:br/>
               <w:t xml:space="preserve">       iff(null_load_datetime = 0 and null_record_source = 0 and coalesce(null_dbt_run_ts, 0) = 0</w:t>
               <w:br/>
@@ -18521,7 +18644,7 @@
               <w:br/>
               <w:t xml:space="preserve">  from BAGIC_PREPROD_CURATED_DB.BGIL_DATA_MODEL.SAT_ORG_UNIT_DEFINITION</w:t>
               <w:br/>
-              <w:t xml:space="preserve"> where RECORD_SOURCE in ('OPUS_BA_TRV_DATA_POLICY_DTLS_MV');</w:t>
+              <w:t xml:space="preserve"> where RECORD_SOURCE in ('OPUS_BA_TRV_DATA_POLICY_DTLS');</w:t>
             </w:r>
           </w:p>
         </w:tc>
@@ -18582,6 +18705,9 @@
       <w:r>
         <w:t xml:space="preserve">42. OPUS — SATELLITE  SAT_PARTY_EMPLOYMENT</w:t>
       </w:r>
+      <w:r>
+        <w:t xml:space="preserve">  [M3]</w:t>
+      </w:r>
     </w:p>
     <w:tbl>
       <w:tblPr>
@@ -18772,7 +18898,7 @@
         <w:t xml:space="preserve">Note: </w:t>
       </w:r>
       <w:r>
-        <w:t xml:space="preserve">satellite SAT_PARTY_EMPLOYMENT; rows scoped to RECORD_SOURCE in ('OPUS_BJAZ_TRV_LOADER_DATA_MV', 'OPUS_BJAZ_TRV_LOADER_LOG_TABLE_MV'). Expected RECORD_SOURCE: OPUS_BJAZ_TRV_LOADER_DATA_MV, OPUS_BJAZ_TRV_LOADER_LOG_TABLE_MV. DBT_RUN_TS present (load_after_run_ts checked).</w:t>
+        <w:t xml:space="preserve">satellite SAT_PARTY_EMPLOYMENT; rows scoped to RECORD_SOURCE in ('OPUS_BJAZ_TRV_LOADER_DATA', 'OPUS_BJAZ_TRV_LOADER_LOG_TABLE'). Expected RECORD_SOURCE: OPUS_BJAZ_TRV_LOADER_DATA, OPUS_BJAZ_TRV_LOADER_LOG_TABLE. DBT_RUN_TS present (load_after_run_ts checked).</w:t>
       </w:r>
     </w:p>
     <w:p>
@@ -18819,9 +18945,9 @@
               <w:br/>
               <w:t xml:space="preserve">       count_if(LOAD_DATETIME &gt; DBT_RUN_TS) as load_after_run_ts,</w:t>
               <w:br/>
-              <w:t xml:space="preserve">       count_if(not (RECORD_SOURCE in ('OPUS_BJAZ_TRV_LOADER_DATA_MV', 'OPUS_BJAZ_TRV_LOADER_LOG_TABLE_MV'))) as unexpected_record_source,</w:t>
-              <w:br/>
-              <w:t xml:space="preserve">       array_slice(array_agg(distinct iff(not (RECORD_SOURCE in ('OPUS_BJAZ_TRV_LOADER_DATA_MV', 'OPUS_BJAZ_TRV_LOADER_LOG_TABLE_MV')), RECORD_SOURCE, null)), 0, 5) as unexpected_examples,</w:t>
+              <w:t xml:space="preserve">       count_if(not (RECORD_SOURCE in ('OPUS_BJAZ_TRV_LOADER_DATA', 'OPUS_BJAZ_TRV_LOADER_LOG_TABLE'))) as unexpected_record_source,</w:t>
+              <w:br/>
+              <w:t xml:space="preserve">       array_slice(array_agg(distinct iff(not (RECORD_SOURCE in ('OPUS_BJAZ_TRV_LOADER_DATA', 'OPUS_BJAZ_TRV_LOADER_LOG_TABLE')), RECORD_SOURCE, null)), 0, 5) as unexpected_examples,</w:t>
               <w:br/>
               <w:t xml:space="preserve">       iff(null_load_datetime = 0 and null_record_source = 0 and coalesce(null_dbt_run_ts, 0) = 0</w:t>
               <w:br/>
@@ -18831,7 +18957,7 @@
               <w:br/>
               <w:t xml:space="preserve">  from BAGIC_PREPROD_CURATED_DB.BGIL_DATA_MODEL.SAT_PARTY_EMPLOYMENT</w:t>
               <w:br/>
-              <w:t xml:space="preserve"> where RECORD_SOURCE in ('OPUS_BJAZ_TRV_LOADER_DATA_MV', 'OPUS_BJAZ_TRV_LOADER_LOG_TABLE_MV');</w:t>
+              <w:t xml:space="preserve"> where RECORD_SOURCE in ('OPUS_BJAZ_TRV_LOADER_DATA', 'OPUS_BJAZ_TRV_LOADER_LOG_TABLE');</w:t>
             </w:r>
           </w:p>
         </w:tc>
@@ -18892,6 +19018,9 @@
       <w:r>
         <w:t xml:space="preserve">43. OPUS — SATELLITE  SAT_PARTY_HEALTH_PROFILE</w:t>
       </w:r>
+      <w:r>
+        <w:t xml:space="preserve">  [M3]</w:t>
+      </w:r>
     </w:p>
     <w:tbl>
       <w:tblPr>
@@ -19082,7 +19211,7 @@
         <w:t xml:space="preserve">Note: </w:t>
       </w:r>
       <w:r>
-        <w:t xml:space="preserve">satellite SAT_PARTY_HEALTH_PROFILE; rows scoped to RECORD_SOURCE in ('OPUS_BA_TRV_DATA_POLICY_DTLS_MV', 'OPUS_BJAZ_TRV_LOADER_DATA_MV'). Expected RECORD_SOURCE: OPUS_BA_TRV_DATA_POLICY_DTLS_MV, OPUS_BJAZ_TRV_LOADER_DATA_MV. DBT_RUN_TS present (load_after_run_ts checked).</w:t>
+        <w:t xml:space="preserve">satellite SAT_PARTY_HEALTH_PROFILE; rows scoped to RECORD_SOURCE in ('OPUS_BA_TRV_DATA_POLICY_DTLS', 'OPUS_BJAZ_TRV_LOADER_DATA'). Expected RECORD_SOURCE: OPUS_BA_TRV_DATA_POLICY_DTLS, OPUS_BJAZ_TRV_LOADER_DATA. DBT_RUN_TS present (load_after_run_ts checked).</w:t>
       </w:r>
     </w:p>
     <w:p>
@@ -19129,9 +19258,9 @@
               <w:br/>
               <w:t xml:space="preserve">       count_if(LOAD_DATETIME &gt; DBT_RUN_TS) as load_after_run_ts,</w:t>
               <w:br/>
-              <w:t xml:space="preserve">       count_if(not (RECORD_SOURCE in ('OPUS_BA_TRV_DATA_POLICY_DTLS_MV', 'OPUS_BJAZ_TRV_LOADER_DATA_MV'))) as unexpected_record_source,</w:t>
-              <w:br/>
-              <w:t xml:space="preserve">       array_slice(array_agg(distinct iff(not (RECORD_SOURCE in ('OPUS_BA_TRV_DATA_POLICY_DTLS_MV', 'OPUS_BJAZ_TRV_LOADER_DATA_MV')), RECORD_SOURCE, null)), 0, 5) as unexpected_examples,</w:t>
+              <w:t xml:space="preserve">       count_if(not (RECORD_SOURCE in ('OPUS_BA_TRV_DATA_POLICY_DTLS', 'OPUS_BJAZ_TRV_LOADER_DATA'))) as unexpected_record_source,</w:t>
+              <w:br/>
+              <w:t xml:space="preserve">       array_slice(array_agg(distinct iff(not (RECORD_SOURCE in ('OPUS_BA_TRV_DATA_POLICY_DTLS', 'OPUS_BJAZ_TRV_LOADER_DATA')), RECORD_SOURCE, null)), 0, 5) as unexpected_examples,</w:t>
               <w:br/>
               <w:t xml:space="preserve">       iff(null_load_datetime = 0 and null_record_source = 0 and coalesce(null_dbt_run_ts, 0) = 0</w:t>
               <w:br/>
@@ -19141,7 +19270,7 @@
               <w:br/>
               <w:t xml:space="preserve">  from BAGIC_PREPROD_CURATED_DB.BGIL_DATA_MODEL.SAT_PARTY_HEALTH_PROFILE</w:t>
               <w:br/>
-              <w:t xml:space="preserve"> where RECORD_SOURCE in ('OPUS_BA_TRV_DATA_POLICY_DTLS_MV', 'OPUS_BJAZ_TRV_LOADER_DATA_MV');</w:t>
+              <w:t xml:space="preserve"> where RECORD_SOURCE in ('OPUS_BA_TRV_DATA_POLICY_DTLS', 'OPUS_BJAZ_TRV_LOADER_DATA');</w:t>
             </w:r>
           </w:p>
         </w:tc>
@@ -19202,6 +19331,9 @@
       <w:r>
         <w:t xml:space="preserve">44. OPUS — SATELLITE  SAT_PARTY_IDENTIFICATION</w:t>
       </w:r>
+      <w:r>
+        <w:t xml:space="preserve">  [M3]</w:t>
+      </w:r>
     </w:p>
     <w:tbl>
       <w:tblPr>
@@ -19392,7 +19524,7 @@
         <w:t xml:space="preserve">Note: </w:t>
       </w:r>
       <w:r>
-        <w:t xml:space="preserve">satellite SAT_PARTY_IDENTIFICATION; rows scoped to RECORD_SOURCE in ('OPUS_BA_TRV_DATA_POLICY_DTLS_MV', 'OPUS_BJAZ_TRV_LOADER_DATA_MV', 'OPUS_BJAZ_TRV_LOADER_LOG_TABLE_MV'). Expected RECORD_SOURCE: OPUS_BA_TRV_DATA_POLICY_DTLS_MV, OPUS_BJAZ_TRV_LOADER_DATA_MV, OPUS_BJAZ_TRV_LOADER_LOG_TABLE_MV. DBT_RUN_TS present (load_after_run_ts checked).</w:t>
+        <w:t xml:space="preserve">satellite SAT_PARTY_IDENTIFICATION; rows scoped to RECORD_SOURCE in ('OPUS_BA_TRV_DATA_POLICY_DTLS', 'OPUS_BJAZ_TRV_LOADER_DATA', 'OPUS_BJAZ_TRV_LOADER_LOG_TABLE'). Expected RECORD_SOURCE: OPUS_BA_TRV_DATA_POLICY_DTLS, OPUS_BJAZ_TRV_LOADER_DATA, OPUS_BJAZ_TRV_LOADER_LOG_TABLE. DBT_RUN_TS present (load_after_run_ts checked).</w:t>
       </w:r>
     </w:p>
     <w:p>
@@ -19439,9 +19571,9 @@
               <w:br/>
               <w:t xml:space="preserve">       count_if(LOAD_DATETIME &gt; DBT_RUN_TS) as load_after_run_ts,</w:t>
               <w:br/>
-              <w:t xml:space="preserve">       count_if(not (RECORD_SOURCE in ('OPUS_BA_TRV_DATA_POLICY_DTLS_MV', 'OPUS_BJAZ_TRV_LOADER_DATA_MV', 'OPUS_BJAZ_TRV_LOADER_LOG_TABLE_MV'))) as unexpected_record_source,</w:t>
-              <w:br/>
-              <w:t xml:space="preserve">       array_slice(array_agg(distinct iff(not (RECORD_SOURCE in ('OPUS_BA_TRV_DATA_POLICY_DTLS_MV', 'OPUS_BJAZ_TRV_LOADER_DATA_MV', 'OPUS_BJAZ_TRV_LOADER_LOG_TABLE_MV')), RECORD_SOURCE, null)), 0, 5) as unexpected_examples,</w:t>
+              <w:t xml:space="preserve">       count_if(not (RECORD_SOURCE in ('OPUS_BA_TRV_DATA_POLICY_DTLS', 'OPUS_BJAZ_TRV_LOADER_DATA', 'OPUS_BJAZ_TRV_LOADER_LOG_TABLE'))) as unexpected_record_source,</w:t>
+              <w:br/>
+              <w:t xml:space="preserve">       array_slice(array_agg(distinct iff(not (RECORD_SOURCE in ('OPUS_BA_TRV_DATA_POLICY_DTLS', 'OPUS_BJAZ_TRV_LOADER_DATA', 'OPUS_BJAZ_TRV_LOADER_LOG_TABLE')), RECORD_SOURCE, null)), 0, 5) as unexpected_examples,</w:t>
               <w:br/>
               <w:t xml:space="preserve">       iff(null_load_datetime = 0 and null_record_source = 0 and coalesce(null_dbt_run_ts, 0) = 0</w:t>
               <w:br/>
@@ -19451,7 +19583,7 @@
               <w:br/>
               <w:t xml:space="preserve">  from BAGIC_PREPROD_CURATED_DB.BGIL_DATA_MODEL.SAT_PARTY_IDENTIFICATION</w:t>
               <w:br/>
-              <w:t xml:space="preserve"> where RECORD_SOURCE in ('OPUS_BA_TRV_DATA_POLICY_DTLS_MV', 'OPUS_BJAZ_TRV_LOADER_DATA_MV', 'OPUS_BJAZ_TRV_LOADER_LOG_TABLE_MV');</w:t>
+              <w:t xml:space="preserve"> where RECORD_SOURCE in ('OPUS_BA_TRV_DATA_POLICY_DTLS', 'OPUS_BJAZ_TRV_LOADER_DATA', 'OPUS_BJAZ_TRV_LOADER_LOG_TABLE');</w:t>
             </w:r>
           </w:p>
         </w:tc>
@@ -19512,6 +19644,9 @@
       <w:r>
         <w:t xml:space="preserve">45. OPUS — SATELLITE  SAT_PARTY_IDENTITY</w:t>
       </w:r>
+      <w:r>
+        <w:t xml:space="preserve">  [M3]</w:t>
+      </w:r>
     </w:p>
     <w:tbl>
       <w:tblPr>
@@ -19702,7 +19837,7 @@
         <w:t xml:space="preserve">Note: </w:t>
       </w:r>
       <w:r>
-        <w:t xml:space="preserve">satellite SAT_PARTY_IDENTITY; rows scoped to RECORD_SOURCE in ('OPUS_BA_TRV_DATA_POLICY_DTLS_MV', 'OPUS_BJAZ_TRV_LOADER_DATA_MV', 'OPUS_BJAZ_TRV_LOADER_LOG_TABLE_MV'). Expected RECORD_SOURCE: OPUS_BA_TRV_DATA_POLICY_DTLS_MV, OPUS_BJAZ_TRV_LOADER_DATA_MV, OPUS_BJAZ_TRV_LOADER_LOG_TABLE_MV. DBT_RUN_TS present (load_after_run_ts checked).</w:t>
+        <w:t xml:space="preserve">satellite SAT_PARTY_IDENTITY; rows scoped to RECORD_SOURCE in ('OPUS_BA_TRV_DATA_POLICY_DTLS', 'OPUS_BJAZ_TRV_LOADER_DATA', 'OPUS_BJAZ_TRV_LOADER_LOG_TABLE'). Expected RECORD_SOURCE: OPUS_BA_TRV_DATA_POLICY_DTLS, OPUS_BJAZ_TRV_LOADER_DATA, OPUS_BJAZ_TRV_LOADER_LOG_TABLE. DBT_RUN_TS present (load_after_run_ts checked).</w:t>
       </w:r>
     </w:p>
     <w:p>
@@ -19749,9 +19884,9 @@
               <w:br/>
               <w:t xml:space="preserve">       count_if(LOAD_DATETIME &gt; DBT_RUN_TS) as load_after_run_ts,</w:t>
               <w:br/>
-              <w:t xml:space="preserve">       count_if(not (RECORD_SOURCE in ('OPUS_BA_TRV_DATA_POLICY_DTLS_MV', 'OPUS_BJAZ_TRV_LOADER_DATA_MV', 'OPUS_BJAZ_TRV_LOADER_LOG_TABLE_MV'))) as unexpected_record_source,</w:t>
-              <w:br/>
-              <w:t xml:space="preserve">       array_slice(array_agg(distinct iff(not (RECORD_SOURCE in ('OPUS_BA_TRV_DATA_POLICY_DTLS_MV', 'OPUS_BJAZ_TRV_LOADER_DATA_MV', 'OPUS_BJAZ_TRV_LOADER_LOG_TABLE_MV')), RECORD_SOURCE, null)), 0, 5) as unexpected_examples,</w:t>
+              <w:t xml:space="preserve">       count_if(not (RECORD_SOURCE in ('OPUS_BA_TRV_DATA_POLICY_DTLS', 'OPUS_BJAZ_TRV_LOADER_DATA', 'OPUS_BJAZ_TRV_LOADER_LOG_TABLE'))) as unexpected_record_source,</w:t>
+              <w:br/>
+              <w:t xml:space="preserve">       array_slice(array_agg(distinct iff(not (RECORD_SOURCE in ('OPUS_BA_TRV_DATA_POLICY_DTLS', 'OPUS_BJAZ_TRV_LOADER_DATA', 'OPUS_BJAZ_TRV_LOADER_LOG_TABLE')), RECORD_SOURCE, null)), 0, 5) as unexpected_examples,</w:t>
               <w:br/>
               <w:t xml:space="preserve">       iff(null_load_datetime = 0 and null_record_source = 0 and coalesce(null_dbt_run_ts, 0) = 0</w:t>
               <w:br/>
@@ -19761,7 +19896,7 @@
               <w:br/>
               <w:t xml:space="preserve">  from BAGIC_PREPROD_CURATED_DB.BGIL_DATA_MODEL.SAT_PARTY_IDENTITY</w:t>
               <w:br/>
-              <w:t xml:space="preserve"> where RECORD_SOURCE in ('OPUS_BA_TRV_DATA_POLICY_DTLS_MV', 'OPUS_BJAZ_TRV_LOADER_DATA_MV', 'OPUS_BJAZ_TRV_LOADER_LOG_TABLE_MV');</w:t>
+              <w:t xml:space="preserve"> where RECORD_SOURCE in ('OPUS_BA_TRV_DATA_POLICY_DTLS', 'OPUS_BJAZ_TRV_LOADER_DATA', 'OPUS_BJAZ_TRV_LOADER_LOG_TABLE');</w:t>
             </w:r>
           </w:p>
         </w:tc>
@@ -19822,6 +19957,9 @@
       <w:r>
         <w:t xml:space="preserve">46. OPUS — SATELLITE  SAT_PARTY_INDIVIDUAL_DEMOGRAPHICS</w:t>
       </w:r>
+      <w:r>
+        <w:t xml:space="preserve">  [M3]</w:t>
+      </w:r>
     </w:p>
     <w:tbl>
       <w:tblPr>
@@ -20012,7 +20150,7 @@
         <w:t xml:space="preserve">Note: </w:t>
       </w:r>
       <w:r>
-        <w:t xml:space="preserve">satellite SAT_PARTY_INDIVIDUAL_DEMOGRAPHICS; rows scoped to RECORD_SOURCE in ('OPUS_BJAZ_TRV_LOADER_DATA_MV', 'OPUS_BJAZ_TRV_LOADER_LOG_TABLE_MV'). Expected RECORD_SOURCE: OPUS_BJAZ_TRV_LOADER_DATA_MV, OPUS_BJAZ_TRV_LOADER_LOG_TABLE_MV. DBT_RUN_TS present (load_after_run_ts checked).</w:t>
+        <w:t xml:space="preserve">satellite SAT_PARTY_INDIVIDUAL_DEMOGRAPHICS; rows scoped to RECORD_SOURCE in ('OPUS_BJAZ_TRV_LOADER_DATA', 'OPUS_BJAZ_TRV_LOADER_LOG_TABLE'). Expected RECORD_SOURCE: OPUS_BJAZ_TRV_LOADER_DATA, OPUS_BJAZ_TRV_LOADER_LOG_TABLE. DBT_RUN_TS present (load_after_run_ts checked).</w:t>
       </w:r>
     </w:p>
     <w:p>
@@ -20059,9 +20197,9 @@
               <w:br/>
               <w:t xml:space="preserve">       count_if(LOAD_DATETIME &gt; DBT_RUN_TS) as load_after_run_ts,</w:t>
               <w:br/>
-              <w:t xml:space="preserve">       count_if(not (RECORD_SOURCE in ('OPUS_BJAZ_TRV_LOADER_DATA_MV', 'OPUS_BJAZ_TRV_LOADER_LOG_TABLE_MV'))) as unexpected_record_source,</w:t>
-              <w:br/>
-              <w:t xml:space="preserve">       array_slice(array_agg(distinct iff(not (RECORD_SOURCE in ('OPUS_BJAZ_TRV_LOADER_DATA_MV', 'OPUS_BJAZ_TRV_LOADER_LOG_TABLE_MV')), RECORD_SOURCE, null)), 0, 5) as unexpected_examples,</w:t>
+              <w:t xml:space="preserve">       count_if(not (RECORD_SOURCE in ('OPUS_BJAZ_TRV_LOADER_DATA', 'OPUS_BJAZ_TRV_LOADER_LOG_TABLE'))) as unexpected_record_source,</w:t>
+              <w:br/>
+              <w:t xml:space="preserve">       array_slice(array_agg(distinct iff(not (RECORD_SOURCE in ('OPUS_BJAZ_TRV_LOADER_DATA', 'OPUS_BJAZ_TRV_LOADER_LOG_TABLE')), RECORD_SOURCE, null)), 0, 5) as unexpected_examples,</w:t>
               <w:br/>
               <w:t xml:space="preserve">       iff(null_load_datetime = 0 and null_record_source = 0 and coalesce(null_dbt_run_ts, 0) = 0</w:t>
               <w:br/>
@@ -20071,7 +20209,7 @@
               <w:br/>
               <w:t xml:space="preserve">  from BAGIC_PREPROD_CURATED_DB.BGIL_DATA_MODEL.SAT_PARTY_INDIVIDUAL_DEMOGRAPHICS</w:t>
               <w:br/>
-              <w:t xml:space="preserve"> where RECORD_SOURCE in ('OPUS_BJAZ_TRV_LOADER_DATA_MV', 'OPUS_BJAZ_TRV_LOADER_LOG_TABLE_MV');</w:t>
+              <w:t xml:space="preserve"> where RECORD_SOURCE in ('OPUS_BJAZ_TRV_LOADER_DATA', 'OPUS_BJAZ_TRV_LOADER_LOG_TABLE');</w:t>
             </w:r>
           </w:p>
         </w:tc>
@@ -20132,6 +20270,9 @@
       <w:r>
         <w:t xml:space="preserve">47. OPUS — SATELLITE  SAT_POLICY_CLASSIFICATION</w:t>
       </w:r>
+      <w:r>
+        <w:t xml:space="preserve">  [M3]</w:t>
+      </w:r>
     </w:p>
     <w:tbl>
       <w:tblPr>
@@ -20322,7 +20463,7 @@
         <w:t xml:space="preserve">Note: </w:t>
       </w:r>
       <w:r>
-        <w:t xml:space="preserve">satellite SAT_POLICY_CLASSIFICATION; rows scoped to RECORD_SOURCE in ('OPUS_BA_TRV_DATA_POLICY_DTLS_MV', 'OPUS_BJAZ_TRV_LOADER_DATA_MV', 'OPUS_BJAZ_TRV_LOADER_LOG_TABLE_MV'). Expected RECORD_SOURCE: OPUS_BA_TRV_DATA_POLICY_DTLS_MV, OPUS_BJAZ_TRV_LOADER_DATA_MV, OPUS_BJAZ_TRV_LOADER_LOG_TABLE_MV. DBT_RUN_TS present (load_after_run_ts checked).</w:t>
+        <w:t xml:space="preserve">satellite SAT_POLICY_CLASSIFICATION; rows scoped to RECORD_SOURCE in ('OPUS_BA_TRV_DATA_POLICY_DTLS', 'OPUS_BJAZ_TRV_LOADER_DATA', 'OPUS_BJAZ_TRV_LOADER_LOG_TABLE'). Expected RECORD_SOURCE: OPUS_BA_TRV_DATA_POLICY_DTLS, OPUS_BJAZ_TRV_LOADER_DATA, OPUS_BJAZ_TRV_LOADER_LOG_TABLE. DBT_RUN_TS present (load_after_run_ts checked).</w:t>
       </w:r>
     </w:p>
     <w:p>
@@ -20369,9 +20510,9 @@
               <w:br/>
               <w:t xml:space="preserve">       count_if(LOAD_DATETIME &gt; DBT_RUN_TS) as load_after_run_ts,</w:t>
               <w:br/>
-              <w:t xml:space="preserve">       count_if(not (RECORD_SOURCE in ('OPUS_BA_TRV_DATA_POLICY_DTLS_MV', 'OPUS_BJAZ_TRV_LOADER_DATA_MV', 'OPUS_BJAZ_TRV_LOADER_LOG_TABLE_MV'))) as unexpected_record_source,</w:t>
-              <w:br/>
-              <w:t xml:space="preserve">       array_slice(array_agg(distinct iff(not (RECORD_SOURCE in ('OPUS_BA_TRV_DATA_POLICY_DTLS_MV', 'OPUS_BJAZ_TRV_LOADER_DATA_MV', 'OPUS_BJAZ_TRV_LOADER_LOG_TABLE_MV')), RECORD_SOURCE, null)), 0, 5) as unexpected_examples,</w:t>
+              <w:t xml:space="preserve">       count_if(not (RECORD_SOURCE in ('OPUS_BA_TRV_DATA_POLICY_DTLS', 'OPUS_BJAZ_TRV_LOADER_DATA', 'OPUS_BJAZ_TRV_LOADER_LOG_TABLE'))) as unexpected_record_source,</w:t>
+              <w:br/>
+              <w:t xml:space="preserve">       array_slice(array_agg(distinct iff(not (RECORD_SOURCE in ('OPUS_BA_TRV_DATA_POLICY_DTLS', 'OPUS_BJAZ_TRV_LOADER_DATA', 'OPUS_BJAZ_TRV_LOADER_LOG_TABLE')), RECORD_SOURCE, null)), 0, 5) as unexpected_examples,</w:t>
               <w:br/>
               <w:t xml:space="preserve">       iff(null_load_datetime = 0 and null_record_source = 0 and coalesce(null_dbt_run_ts, 0) = 0</w:t>
               <w:br/>
@@ -20381,7 +20522,7 @@
               <w:br/>
               <w:t xml:space="preserve">  from BAGIC_PREPROD_CURATED_DB.BGIL_DATA_MODEL.SAT_POLICY_CLASSIFICATION</w:t>
               <w:br/>
-              <w:t xml:space="preserve"> where RECORD_SOURCE in ('OPUS_BA_TRV_DATA_POLICY_DTLS_MV', 'OPUS_BJAZ_TRV_LOADER_DATA_MV', 'OPUS_BJAZ_TRV_LOADER_LOG_TABLE_MV');</w:t>
+              <w:t xml:space="preserve"> where RECORD_SOURCE in ('OPUS_BA_TRV_DATA_POLICY_DTLS', 'OPUS_BJAZ_TRV_LOADER_DATA', 'OPUS_BJAZ_TRV_LOADER_LOG_TABLE');</w:t>
             </w:r>
           </w:p>
         </w:tc>
@@ -20442,6 +20583,9 @@
       <w:r>
         <w:t xml:space="preserve">48. OPUS — SATELLITE  SAT_POLICY_HEADER</w:t>
       </w:r>
+      <w:r>
+        <w:t xml:space="preserve">  [M3]</w:t>
+      </w:r>
     </w:p>
     <w:tbl>
       <w:tblPr>
@@ -20632,7 +20776,7 @@
         <w:t xml:space="preserve">Note: </w:t>
       </w:r>
       <w:r>
-        <w:t xml:space="preserve">satellite SAT_POLICY_HEADER; rows scoped to RECORD_SOURCE in ('OPUS_BA_TRV_DATA_POLICY_DTLS_MV', 'OPUS_BJAZ_TRV_LOADER_DATA_MV', 'OPUS_BJAZ_TRV_LOADER_LOG_TABLE_MV', 'OPUS_BJAZ_TRV_RIDER_DTLS_MV'). Expected RECORD_SOURCE: OPUS_BA_TRV_DATA_POLICY_DTLS_MV, OPUS_BJAZ_TRV_LOADER_DATA_MV, OPUS_BJAZ_TRV_LOADER_LOG_TABLE_MV, OPUS_BJAZ_TRV_RIDER_DTLS_MV. DBT_RUN_TS present (load_after_run_ts checked).</w:t>
+        <w:t xml:space="preserve">satellite SAT_POLICY_HEADER; rows scoped to RECORD_SOURCE in ('OPUS_BA_TRV_DATA_POLICY_DTLS', 'OPUS_BJAZ_TRV_LOADER_DATA', 'OPUS_BJAZ_TRV_LOADER_LOG_TABLE', 'OPUS_BJAZ_TRV_RIDER_DTLS'). Expected RECORD_SOURCE: OPUS_BA_TRV_DATA_POLICY_DTLS, OPUS_BJAZ_TRV_LOADER_DATA, OPUS_BJAZ_TRV_LOADER_LOG_TABLE, OPUS_BJAZ_TRV_RIDER_DTLS. DBT_RUN_TS present (load_after_run_ts checked).</w:t>
       </w:r>
     </w:p>
     <w:p>
@@ -20679,9 +20823,9 @@
               <w:br/>
               <w:t xml:space="preserve">       count_if(LOAD_DATETIME &gt; DBT_RUN_TS) as load_after_run_ts,</w:t>
               <w:br/>
-              <w:t xml:space="preserve">       count_if(not (RECORD_SOURCE in ('OPUS_BA_TRV_DATA_POLICY_DTLS_MV', 'OPUS_BJAZ_TRV_LOADER_DATA_MV', 'OPUS_BJAZ_TRV_LOADER_LOG_TABLE_MV', 'OPUS_BJAZ_TRV_RIDER_DTLS_MV'))) as unexpected_record_source,</w:t>
-              <w:br/>
-              <w:t xml:space="preserve">       array_slice(array_agg(distinct iff(not (RECORD_SOURCE in ('OPUS_BA_TRV_DATA_POLICY_DTLS_MV', 'OPUS_BJAZ_TRV_LOADER_DATA_MV', 'OPUS_BJAZ_TRV_LOADER_LOG_TABLE_MV', 'OPUS_BJAZ_TRV_RIDER_DTLS_MV')), RECORD_SOURCE, null)), 0, 5) as unexpected_examples,</w:t>
+              <w:t xml:space="preserve">       count_if(not (RECORD_SOURCE in ('OPUS_BA_TRV_DATA_POLICY_DTLS', 'OPUS_BJAZ_TRV_LOADER_DATA', 'OPUS_BJAZ_TRV_LOADER_LOG_TABLE', 'OPUS_BJAZ_TRV_RIDER_DTLS'))) as unexpected_record_source,</w:t>
+              <w:br/>
+              <w:t xml:space="preserve">       array_slice(array_agg(distinct iff(not (RECORD_SOURCE in ('OPUS_BA_TRV_DATA_POLICY_DTLS', 'OPUS_BJAZ_TRV_LOADER_DATA', 'OPUS_BJAZ_TRV_LOADER_LOG_TABLE', 'OPUS_BJAZ_TRV_RIDER_DTLS')), RECORD_SOURCE, null)), 0, 5) as unexpected_examples,</w:t>
               <w:br/>
               <w:t xml:space="preserve">       iff(null_load_datetime = 0 and null_record_source = 0 and coalesce(null_dbt_run_ts, 0) = 0</w:t>
               <w:br/>
@@ -20691,7 +20835,7 @@
               <w:br/>
               <w:t xml:space="preserve">  from BAGIC_PREPROD_CURATED_DB.BGIL_DATA_MODEL.SAT_POLICY_HEADER</w:t>
               <w:br/>
-              <w:t xml:space="preserve"> where RECORD_SOURCE in ('OPUS_BA_TRV_DATA_POLICY_DTLS_MV', 'OPUS_BJAZ_TRV_LOADER_DATA_MV', 'OPUS_BJAZ_TRV_LOADER_LOG_TABLE_MV', 'OPUS_BJAZ_TRV_RIDER_DTLS_MV');</w:t>
+              <w:t xml:space="preserve"> where RECORD_SOURCE in ('OPUS_BA_TRV_DATA_POLICY_DTLS', 'OPUS_BJAZ_TRV_LOADER_DATA', 'OPUS_BJAZ_TRV_LOADER_LOG_TABLE', 'OPUS_BJAZ_TRV_RIDER_DTLS');</w:t>
             </w:r>
           </w:p>
         </w:tc>
@@ -20752,6 +20896,9 @@
       <w:r>
         <w:t xml:space="preserve">49. OPUS — SATELLITE  SAT_POLICY_TERMS</w:t>
       </w:r>
+      <w:r>
+        <w:t xml:space="preserve">  [M3]</w:t>
+      </w:r>
     </w:p>
     <w:tbl>
       <w:tblPr>
@@ -20942,7 +21089,7 @@
         <w:t xml:space="preserve">Note: </w:t>
       </w:r>
       <w:r>
-        <w:t xml:space="preserve">satellite SAT_POLICY_TERMS; rows scoped to RECORD_SOURCE in ('OPUS_BA_TRV_DATA_POLICY_DTLS_MV', 'OPUS_BJAZ_TRV_LOADER_LOG_TABLE_MV'). Expected RECORD_SOURCE: OPUS_BA_TRV_DATA_POLICY_DTLS_MV, OPUS_BJAZ_TRV_LOADER_LOG_TABLE_MV. DBT_RUN_TS present (load_after_run_ts checked).</w:t>
+        <w:t xml:space="preserve">satellite SAT_POLICY_TERMS; rows scoped to RECORD_SOURCE in ('OPUS_BA_TRV_DATA_POLICY_DTLS', 'OPUS_BJAZ_TRV_LOADER_LOG_TABLE'). Expected RECORD_SOURCE: OPUS_BA_TRV_DATA_POLICY_DTLS, OPUS_BJAZ_TRV_LOADER_LOG_TABLE. DBT_RUN_TS present (load_after_run_ts checked).</w:t>
       </w:r>
     </w:p>
     <w:p>
@@ -20989,9 +21136,9 @@
               <w:br/>
               <w:t xml:space="preserve">       count_if(LOAD_DATETIME &gt; DBT_RUN_TS) as load_after_run_ts,</w:t>
               <w:br/>
-              <w:t xml:space="preserve">       count_if(not (RECORD_SOURCE in ('OPUS_BA_TRV_DATA_POLICY_DTLS_MV', 'OPUS_BJAZ_TRV_LOADER_LOG_TABLE_MV'))) as unexpected_record_source,</w:t>
-              <w:br/>
-              <w:t xml:space="preserve">       array_slice(array_agg(distinct iff(not (RECORD_SOURCE in ('OPUS_BA_TRV_DATA_POLICY_DTLS_MV', 'OPUS_BJAZ_TRV_LOADER_LOG_TABLE_MV')), RECORD_SOURCE, null)), 0, 5) as unexpected_examples,</w:t>
+              <w:t xml:space="preserve">       count_if(not (RECORD_SOURCE in ('OPUS_BA_TRV_DATA_POLICY_DTLS', 'OPUS_BJAZ_TRV_LOADER_LOG_TABLE'))) as unexpected_record_source,</w:t>
+              <w:br/>
+              <w:t xml:space="preserve">       array_slice(array_agg(distinct iff(not (RECORD_SOURCE in ('OPUS_BA_TRV_DATA_POLICY_DTLS', 'OPUS_BJAZ_TRV_LOADER_LOG_TABLE')), RECORD_SOURCE, null)), 0, 5) as unexpected_examples,</w:t>
               <w:br/>
               <w:t xml:space="preserve">       iff(null_load_datetime = 0 and null_record_source = 0 and coalesce(null_dbt_run_ts, 0) = 0</w:t>
               <w:br/>
@@ -21001,7 +21148,7 @@
               <w:br/>
               <w:t xml:space="preserve">  from BAGIC_PREPROD_CURATED_DB.BGIL_DATA_MODEL.SAT_POLICY_TERMS</w:t>
               <w:br/>
-              <w:t xml:space="preserve"> where RECORD_SOURCE in ('OPUS_BA_TRV_DATA_POLICY_DTLS_MV', 'OPUS_BJAZ_TRV_LOADER_LOG_TABLE_MV');</w:t>
+              <w:t xml:space="preserve"> where RECORD_SOURCE in ('OPUS_BA_TRV_DATA_POLICY_DTLS', 'OPUS_BJAZ_TRV_LOADER_LOG_TABLE');</w:t>
             </w:r>
           </w:p>
         </w:tc>
@@ -21062,6 +21209,9 @@
       <w:r>
         <w:t xml:space="preserve">50. OPUS — SATELLITE  SAT_PRODUCT_DEFINITION</w:t>
       </w:r>
+      <w:r>
+        <w:t xml:space="preserve">  [M3]</w:t>
+      </w:r>
     </w:p>
     <w:tbl>
       <w:tblPr>
@@ -21252,7 +21402,7 @@
         <w:t xml:space="preserve">Note: </w:t>
       </w:r>
       <w:r>
-        <w:t xml:space="preserve">satellite SAT_PRODUCT_DEFINITION; rows scoped to RECORD_SOURCE in ('OPUS_BA_TRV_DATA_POLICY_DTLS_MV', 'OPUS_BA_TRV_PLAN_MST_MV', 'OPUS_BJAZ_TRV_LOADER_DATA_MV'). Expected RECORD_SOURCE: OPUS_BA_TRV_DATA_POLICY_DTLS_MV, OPUS_BA_TRV_PLAN_MST_MV, OPUS_BJAZ_TRV_LOADER_DATA_MV. DBT_RUN_TS present (load_after_run_ts checked).</w:t>
+        <w:t xml:space="preserve">satellite SAT_PRODUCT_DEFINITION; rows scoped to RECORD_SOURCE in ('OPUS_BA_TRV_DATA_POLICY_DTLS', 'OPUS_BA_TRV_PLAN_MST', 'OPUS_BJAZ_TRV_LOADER_DATA'). Expected RECORD_SOURCE: OPUS_BA_TRV_DATA_POLICY_DTLS, OPUS_BA_TRV_PLAN_MST, OPUS_BJAZ_TRV_LOADER_DATA. DBT_RUN_TS present (load_after_run_ts checked).</w:t>
       </w:r>
     </w:p>
     <w:p>
@@ -21299,9 +21449,9 @@
               <w:br/>
               <w:t xml:space="preserve">       count_if(LOAD_DATETIME &gt; DBT_RUN_TS) as load_after_run_ts,</w:t>
               <w:br/>
-              <w:t xml:space="preserve">       count_if(not (RECORD_SOURCE in ('OPUS_BA_TRV_DATA_POLICY_DTLS_MV', 'OPUS_BA_TRV_PLAN_MST_MV', 'OPUS_BJAZ_TRV_LOADER_DATA_MV'))) as unexpected_record_source,</w:t>
-              <w:br/>
-              <w:t xml:space="preserve">       array_slice(array_agg(distinct iff(not (RECORD_SOURCE in ('OPUS_BA_TRV_DATA_POLICY_DTLS_MV', 'OPUS_BA_TRV_PLAN_MST_MV', 'OPUS_BJAZ_TRV_LOADER_DATA_MV')), RECORD_SOURCE, null)), 0, 5) as unexpected_examples,</w:t>
+              <w:t xml:space="preserve">       count_if(not (RECORD_SOURCE in ('OPUS_BA_TRV_DATA_POLICY_DTLS', 'OPUS_BA_TRV_PLAN_MST', 'OPUS_BJAZ_TRV_LOADER_DATA'))) as unexpected_record_source,</w:t>
+              <w:br/>
+              <w:t xml:space="preserve">       array_slice(array_agg(distinct iff(not (RECORD_SOURCE in ('OPUS_BA_TRV_DATA_POLICY_DTLS', 'OPUS_BA_TRV_PLAN_MST', 'OPUS_BJAZ_TRV_LOADER_DATA')), RECORD_SOURCE, null)), 0, 5) as unexpected_examples,</w:t>
               <w:br/>
               <w:t xml:space="preserve">       iff(null_load_datetime = 0 and null_record_source = 0 and coalesce(null_dbt_run_ts, 0) = 0</w:t>
               <w:br/>
@@ -21311,7 +21461,7 @@
               <w:br/>
               <w:t xml:space="preserve">  from BAGIC_PREPROD_CURATED_DB.BGIL_DATA_MODEL.SAT_PRODUCT_DEFINITION</w:t>
               <w:br/>
-              <w:t xml:space="preserve"> where RECORD_SOURCE in ('OPUS_BA_TRV_DATA_POLICY_DTLS_MV', 'OPUS_BA_TRV_PLAN_MST_MV', 'OPUS_BJAZ_TRV_LOADER_DATA_MV');</w:t>
+              <w:t xml:space="preserve"> where RECORD_SOURCE in ('OPUS_BA_TRV_DATA_POLICY_DTLS', 'OPUS_BA_TRV_PLAN_MST', 'OPUS_BJAZ_TRV_LOADER_DATA');</w:t>
             </w:r>
           </w:p>
         </w:tc>
@@ -21372,6 +21522,9 @@
       <w:r>
         <w:t xml:space="preserve">51. OPUS — SATELLITE  SAT_PRODUCT_RATING_FACTOR</w:t>
       </w:r>
+      <w:r>
+        <w:t xml:space="preserve">  [M3]</w:t>
+      </w:r>
     </w:p>
     <w:tbl>
       <w:tblPr>
@@ -21562,7 +21715,7 @@
         <w:t xml:space="preserve">Note: </w:t>
       </w:r>
       <w:r>
-        <w:t xml:space="preserve">satellite SAT_PRODUCT_RATING_FACTOR; rows scoped to RECORD_SOURCE in ('OPUS_BJAZ_TRV_RATE_MASTER_MV'). Expected RECORD_SOURCE: OPUS_BJAZ_TRV_RATE_MASTER_MV. DBT_RUN_TS present (load_after_run_ts checked).</w:t>
+        <w:t xml:space="preserve">satellite SAT_PRODUCT_RATING_FACTOR; rows scoped to RECORD_SOURCE in ('OPUS_BJAZ_TRV_RATE_MASTER'). Expected RECORD_SOURCE: OPUS_BJAZ_TRV_RATE_MASTER. DBT_RUN_TS present (load_after_run_ts checked).</w:t>
       </w:r>
     </w:p>
     <w:p>
@@ -21609,9 +21762,9 @@
               <w:br/>
               <w:t xml:space="preserve">       count_if(LOAD_DATETIME &gt; DBT_RUN_TS) as load_after_run_ts,</w:t>
               <w:br/>
-              <w:t xml:space="preserve">       count_if(not (RECORD_SOURCE in ('OPUS_BJAZ_TRV_RATE_MASTER_MV'))) as unexpected_record_source,</w:t>
-              <w:br/>
-              <w:t xml:space="preserve">       array_slice(array_agg(distinct iff(not (RECORD_SOURCE in ('OPUS_BJAZ_TRV_RATE_MASTER_MV')), RECORD_SOURCE, null)), 0, 5) as unexpected_examples,</w:t>
+              <w:t xml:space="preserve">       count_if(not (RECORD_SOURCE in ('OPUS_BJAZ_TRV_RATE_MASTER'))) as unexpected_record_source,</w:t>
+              <w:br/>
+              <w:t xml:space="preserve">       array_slice(array_agg(distinct iff(not (RECORD_SOURCE in ('OPUS_BJAZ_TRV_RATE_MASTER')), RECORD_SOURCE, null)), 0, 5) as unexpected_examples,</w:t>
               <w:br/>
               <w:t xml:space="preserve">       iff(null_load_datetime = 0 and null_record_source = 0 and coalesce(null_dbt_run_ts, 0) = 0</w:t>
               <w:br/>
@@ -21621,7 +21774,7 @@
               <w:br/>
               <w:t xml:space="preserve">  from BAGIC_PREPROD_CURATED_DB.BGIL_DATA_MODEL.SAT_PRODUCT_RATING_FACTOR</w:t>
               <w:br/>
-              <w:t xml:space="preserve"> where RECORD_SOURCE in ('OPUS_BJAZ_TRV_RATE_MASTER_MV');</w:t>
+              <w:t xml:space="preserve"> where RECORD_SOURCE in ('OPUS_BJAZ_TRV_RATE_MASTER');</w:t>
             </w:r>
           </w:p>
         </w:tc>
@@ -21682,6 +21835,9 @@
       <w:r>
         <w:t xml:space="preserve">52. OPUS — SATELLITE  SAT_PRODUCT_RATING_STRUCTURE</w:t>
       </w:r>
+      <w:r>
+        <w:t xml:space="preserve">  [M3]</w:t>
+      </w:r>
     </w:p>
     <w:tbl>
       <w:tblPr>
@@ -21872,7 +22028,7 @@
         <w:t xml:space="preserve">Note: </w:t>
       </w:r>
       <w:r>
-        <w:t xml:space="preserve">satellite SAT_PRODUCT_RATING_STRUCTURE; rows scoped to RECORD_SOURCE in ('OPUS_BJAZ_TRV_RATE_MASTER_MV'). Expected RECORD_SOURCE: OPUS_BJAZ_TRV_RATE_MASTER_MV. No DBT_RUN_TS column on this table.</w:t>
+        <w:t xml:space="preserve">satellite SAT_PRODUCT_RATING_STRUCTURE; rows scoped to RECORD_SOURCE in ('OPUS_BJAZ_TRV_RATE_MASTER'). Expected RECORD_SOURCE: OPUS_BJAZ_TRV_RATE_MASTER. No DBT_RUN_TS column on this table.</w:t>
       </w:r>
     </w:p>
     <w:p>
@@ -21919,9 +22075,9 @@
               <w:br/>
               <w:t xml:space="preserve">       null as load_after_run_ts,</w:t>
               <w:br/>
-              <w:t xml:space="preserve">       count_if(not (RECORD_SOURCE in ('OPUS_BJAZ_TRV_RATE_MASTER_MV'))) as unexpected_record_source,</w:t>
-              <w:br/>
-              <w:t xml:space="preserve">       array_slice(array_agg(distinct iff(not (RECORD_SOURCE in ('OPUS_BJAZ_TRV_RATE_MASTER_MV')), RECORD_SOURCE, null)), 0, 5) as unexpected_examples,</w:t>
+              <w:t xml:space="preserve">       count_if(not (RECORD_SOURCE in ('OPUS_BJAZ_TRV_RATE_MASTER'))) as unexpected_record_source,</w:t>
+              <w:br/>
+              <w:t xml:space="preserve">       array_slice(array_agg(distinct iff(not (RECORD_SOURCE in ('OPUS_BJAZ_TRV_RATE_MASTER')), RECORD_SOURCE, null)), 0, 5) as unexpected_examples,</w:t>
               <w:br/>
               <w:t xml:space="preserve">       iff(null_load_datetime = 0 and null_record_source = 0 and coalesce(null_dbt_run_ts, 0) = 0</w:t>
               <w:br/>
@@ -21931,7 +22087,7 @@
               <w:br/>
               <w:t xml:space="preserve">  from BAGIC_PREPROD_CURATED_DB.BGIL_DATA_MODEL.SAT_PRODUCT_RATING_STRUCTURE</w:t>
               <w:br/>
-              <w:t xml:space="preserve"> where RECORD_SOURCE in ('OPUS_BJAZ_TRV_RATE_MASTER_MV');</w:t>
+              <w:t xml:space="preserve"> where RECORD_SOURCE in ('OPUS_BJAZ_TRV_RATE_MASTER');</w:t>
             </w:r>
           </w:p>
         </w:tc>
@@ -21992,6 +22148,9 @@
       <w:r>
         <w:t xml:space="preserve">53. OPUS — SATELLITE  SAT_PRODUCT_TERMS</w:t>
       </w:r>
+      <w:r>
+        <w:t xml:space="preserve">  [M3]</w:t>
+      </w:r>
     </w:p>
     <w:tbl>
       <w:tblPr>
@@ -22182,7 +22341,7 @@
         <w:t xml:space="preserve">Note: </w:t>
       </w:r>
       <w:r>
-        <w:t xml:space="preserve">satellite SAT_PRODUCT_TERMS; rows scoped to RECORD_SOURCE in ('OPUS_BA_TRV_PLAN_MST_MV', 'OPUS_BJAZ_TRV_PLAN_MV'). Expected RECORD_SOURCE: OPUS_BA_TRV_PLAN_MST_MV, OPUS_BJAZ_TRV_PLAN_MV. DBT_RUN_TS present (load_after_run_ts checked).</w:t>
+        <w:t xml:space="preserve">satellite SAT_PRODUCT_TERMS; rows scoped to RECORD_SOURCE in ('OPUS_BA_TRV_PLAN_MST', 'OPUS_BJAZ_TRV_PLAN'). Expected RECORD_SOURCE: OPUS_BA_TRV_PLAN_MST, OPUS_BJAZ_TRV_PLAN. DBT_RUN_TS present (load_after_run_ts checked).</w:t>
       </w:r>
     </w:p>
     <w:p>
@@ -22229,9 +22388,9 @@
               <w:br/>
               <w:t xml:space="preserve">       count_if(LOAD_DATETIME &gt; DBT_RUN_TS) as load_after_run_ts,</w:t>
               <w:br/>
-              <w:t xml:space="preserve">       count_if(not (RECORD_SOURCE in ('OPUS_BA_TRV_PLAN_MST_MV', 'OPUS_BJAZ_TRV_PLAN_MV'))) as unexpected_record_source,</w:t>
-              <w:br/>
-              <w:t xml:space="preserve">       array_slice(array_agg(distinct iff(not (RECORD_SOURCE in ('OPUS_BA_TRV_PLAN_MST_MV', 'OPUS_BJAZ_TRV_PLAN_MV')), RECORD_SOURCE, null)), 0, 5) as unexpected_examples,</w:t>
+              <w:t xml:space="preserve">       count_if(not (RECORD_SOURCE in ('OPUS_BA_TRV_PLAN_MST', 'OPUS_BJAZ_TRV_PLAN'))) as unexpected_record_source,</w:t>
+              <w:br/>
+              <w:t xml:space="preserve">       array_slice(array_agg(distinct iff(not (RECORD_SOURCE in ('OPUS_BA_TRV_PLAN_MST', 'OPUS_BJAZ_TRV_PLAN')), RECORD_SOURCE, null)), 0, 5) as unexpected_examples,</w:t>
               <w:br/>
               <w:t xml:space="preserve">       iff(null_load_datetime = 0 and null_record_source = 0 and coalesce(null_dbt_run_ts, 0) = 0</w:t>
               <w:br/>
@@ -22241,7 +22400,7 @@
               <w:br/>
               <w:t xml:space="preserve">  from BAGIC_PREPROD_CURATED_DB.BGIL_DATA_MODEL.SAT_PRODUCT_TERMS</w:t>
               <w:br/>
-              <w:t xml:space="preserve"> where RECORD_SOURCE in ('OPUS_BA_TRV_PLAN_MST_MV', 'OPUS_BJAZ_TRV_PLAN_MV');</w:t>
+              <w:t xml:space="preserve"> where RECORD_SOURCE in ('OPUS_BA_TRV_PLAN_MST', 'OPUS_BJAZ_TRV_PLAN');</w:t>
             </w:r>
           </w:p>
         </w:tc>
@@ -22302,6 +22461,9 @@
       <w:r>
         <w:t xml:space="preserve">54. OPUS — SATELLITE  SAT_PROPOSAL_UNDERWRITING</w:t>
       </w:r>
+      <w:r>
+        <w:t xml:space="preserve">  [M3]</w:t>
+      </w:r>
     </w:p>
     <w:tbl>
       <w:tblPr>
@@ -22492,7 +22654,7 @@
         <w:t xml:space="preserve">Note: </w:t>
       </w:r>
       <w:r>
-        <w:t xml:space="preserve">satellite SAT_PROPOSAL_UNDERWRITING; rows scoped to RECORD_SOURCE in ('OPUS_BA_TRV_DATA_POLICY_DTLS_MV'). Expected RECORD_SOURCE: OPUS_BA_TRV_DATA_POLICY_DTLS_MV. No DBT_RUN_TS column on this table.</w:t>
+        <w:t xml:space="preserve">satellite SAT_PROPOSAL_UNDERWRITING; rows scoped to RECORD_SOURCE in ('OPUS_BA_TRV_DATA_POLICY_DTLS'). Expected RECORD_SOURCE: OPUS_BA_TRV_DATA_POLICY_DTLS. No DBT_RUN_TS column on this table.</w:t>
       </w:r>
     </w:p>
     <w:p>
@@ -22539,9 +22701,9 @@
               <w:br/>
               <w:t xml:space="preserve">       null as load_after_run_ts,</w:t>
               <w:br/>
-              <w:t xml:space="preserve">       count_if(not (RECORD_SOURCE in ('OPUS_BA_TRV_DATA_POLICY_DTLS_MV'))) as unexpected_record_source,</w:t>
-              <w:br/>
-              <w:t xml:space="preserve">       array_slice(array_agg(distinct iff(not (RECORD_SOURCE in ('OPUS_BA_TRV_DATA_POLICY_DTLS_MV')), RECORD_SOURCE, null)), 0, 5) as unexpected_examples,</w:t>
+              <w:t xml:space="preserve">       count_if(not (RECORD_SOURCE in ('OPUS_BA_TRV_DATA_POLICY_DTLS'))) as unexpected_record_source,</w:t>
+              <w:br/>
+              <w:t xml:space="preserve">       array_slice(array_agg(distinct iff(not (RECORD_SOURCE in ('OPUS_BA_TRV_DATA_POLICY_DTLS')), RECORD_SOURCE, null)), 0, 5) as unexpected_examples,</w:t>
               <w:br/>
               <w:t xml:space="preserve">       iff(null_load_datetime = 0 and null_record_source = 0 and coalesce(null_dbt_run_ts, 0) = 0</w:t>
               <w:br/>
@@ -22551,7 +22713,7 @@
               <w:br/>
               <w:t xml:space="preserve">  from BAGIC_PREPROD_CURATED_DB.BGIL_DATA_MODEL.SAT_PROPOSAL_UNDERWRITING</w:t>
               <w:br/>
-              <w:t xml:space="preserve"> where RECORD_SOURCE in ('OPUS_BA_TRV_DATA_POLICY_DTLS_MV');</w:t>
+              <w:t xml:space="preserve"> where RECORD_SOURCE in ('OPUS_BA_TRV_DATA_POLICY_DTLS');</w:t>
             </w:r>
           </w:p>
         </w:tc>
@@ -22612,6 +22774,9 @@
       <w:r>
         <w:t xml:space="preserve">55. OPUS — SATELLITE  SAT_QUOTE_HEADER</w:t>
       </w:r>
+      <w:r>
+        <w:t xml:space="preserve">  [M3]</w:t>
+      </w:r>
     </w:p>
     <w:tbl>
       <w:tblPr>
@@ -22802,7 +22967,7 @@
         <w:t xml:space="preserve">Note: </w:t>
       </w:r>
       <w:r>
-        <w:t xml:space="preserve">satellite SAT_QUOTE_HEADER; rows scoped to RECORD_SOURCE in ('OPUS_BA_TRV_DATA_POLICY_DTLS_MV'). Expected RECORD_SOURCE: OPUS_BA_TRV_DATA_POLICY_DTLS_MV. No DBT_RUN_TS column on this table.</w:t>
+        <w:t xml:space="preserve">satellite SAT_QUOTE_HEADER; rows scoped to RECORD_SOURCE in ('OPUS_BA_TRV_DATA_POLICY_DTLS'). Expected RECORD_SOURCE: OPUS_BA_TRV_DATA_POLICY_DTLS. No DBT_RUN_TS column on this table.</w:t>
       </w:r>
     </w:p>
     <w:p>
@@ -22849,9 +23014,9 @@
               <w:br/>
               <w:t xml:space="preserve">       null as load_after_run_ts,</w:t>
               <w:br/>
-              <w:t xml:space="preserve">       count_if(not (RECORD_SOURCE in ('OPUS_BA_TRV_DATA_POLICY_DTLS_MV'))) as unexpected_record_source,</w:t>
-              <w:br/>
-              <w:t xml:space="preserve">       array_slice(array_agg(distinct iff(not (RECORD_SOURCE in ('OPUS_BA_TRV_DATA_POLICY_DTLS_MV')), RECORD_SOURCE, null)), 0, 5) as unexpected_examples,</w:t>
+              <w:t xml:space="preserve">       count_if(not (RECORD_SOURCE in ('OPUS_BA_TRV_DATA_POLICY_DTLS'))) as unexpected_record_source,</w:t>
+              <w:br/>
+              <w:t xml:space="preserve">       array_slice(array_agg(distinct iff(not (RECORD_SOURCE in ('OPUS_BA_TRV_DATA_POLICY_DTLS')), RECORD_SOURCE, null)), 0, 5) as unexpected_examples,</w:t>
               <w:br/>
               <w:t xml:space="preserve">       iff(null_load_datetime = 0 and null_record_source = 0 and coalesce(null_dbt_run_ts, 0) = 0</w:t>
               <w:br/>
@@ -22861,7 +23026,7 @@
               <w:br/>
               <w:t xml:space="preserve">  from BAGIC_PREPROD_CURATED_DB.BGIL_DATA_MODEL.SAT_QUOTE_HEADER</w:t>
               <w:br/>
-              <w:t xml:space="preserve"> where RECORD_SOURCE in ('OPUS_BA_TRV_DATA_POLICY_DTLS_MV');</w:t>
+              <w:t xml:space="preserve"> where RECORD_SOURCE in ('OPUS_BA_TRV_DATA_POLICY_DTLS');</w:t>
             </w:r>
           </w:p>
         </w:tc>
@@ -22922,6 +23087,9 @@
       <w:r>
         <w:t xml:space="preserve">56. OPUS — SATELLITE  SAT_RISK_MOTOR_DRIVER</w:t>
       </w:r>
+      <w:r>
+        <w:t xml:space="preserve">  [M3]</w:t>
+      </w:r>
     </w:p>
     <w:tbl>
       <w:tblPr>
@@ -23112,7 +23280,7 @@
         <w:t xml:space="preserve">Note: </w:t>
       </w:r>
       <w:r>
-        <w:t xml:space="preserve">satellite SAT_RISK_MOTOR_DRIVER; rows scoped to RECORD_SOURCE in ('OPUS_BJAZ_TRV_LOADER_LOG_TABLE_MV'). Expected RECORD_SOURCE: OPUS_BJAZ_TRV_LOADER_LOG_TABLE_MV. No DBT_RUN_TS column on this table.</w:t>
+        <w:t xml:space="preserve">satellite SAT_RISK_MOTOR_DRIVER; rows scoped to RECORD_SOURCE in ('OPUS_BJAZ_TRV_LOADER_LOG_TABLE'). Expected RECORD_SOURCE: OPUS_BJAZ_TRV_LOADER_LOG_TABLE. No DBT_RUN_TS column on this table.</w:t>
       </w:r>
     </w:p>
     <w:p>
@@ -23159,9 +23327,9 @@
               <w:br/>
               <w:t xml:space="preserve">       null as load_after_run_ts,</w:t>
               <w:br/>
-              <w:t xml:space="preserve">       count_if(not (RECORD_SOURCE in ('OPUS_BJAZ_TRV_LOADER_LOG_TABLE_MV'))) as unexpected_record_source,</w:t>
-              <w:br/>
-              <w:t xml:space="preserve">       array_slice(array_agg(distinct iff(not (RECORD_SOURCE in ('OPUS_BJAZ_TRV_LOADER_LOG_TABLE_MV')), RECORD_SOURCE, null)), 0, 5) as unexpected_examples,</w:t>
+              <w:t xml:space="preserve">       count_if(not (RECORD_SOURCE in ('OPUS_BJAZ_TRV_LOADER_LOG_TABLE'))) as unexpected_record_source,</w:t>
+              <w:br/>
+              <w:t xml:space="preserve">       array_slice(array_agg(distinct iff(not (RECORD_SOURCE in ('OPUS_BJAZ_TRV_LOADER_LOG_TABLE')), RECORD_SOURCE, null)), 0, 5) as unexpected_examples,</w:t>
               <w:br/>
               <w:t xml:space="preserve">       iff(null_load_datetime = 0 and null_record_source = 0 and coalesce(null_dbt_run_ts, 0) = 0</w:t>
               <w:br/>
@@ -23171,7 +23339,7 @@
               <w:br/>
               <w:t xml:space="preserve">  from BAGIC_PREPROD_CURATED_DB.BGIL_DATA_MODEL.SAT_RISK_MOTOR_DRIVER</w:t>
               <w:br/>
-              <w:t xml:space="preserve"> where RECORD_SOURCE in ('OPUS_BJAZ_TRV_LOADER_LOG_TABLE_MV');</w:t>
+              <w:t xml:space="preserve"> where RECORD_SOURCE in ('OPUS_BJAZ_TRV_LOADER_LOG_TABLE');</w:t>
             </w:r>
           </w:p>
         </w:tc>
@@ -23232,6 +23400,9 @@
       <w:r>
         <w:t xml:space="preserve">57. OPUS — SATELLITE  SAT_RISK_MOTOR_VEHICLE</w:t>
       </w:r>
+      <w:r>
+        <w:t xml:space="preserve">  [M3]</w:t>
+      </w:r>
     </w:p>
     <w:tbl>
       <w:tblPr>
@@ -23422,7 +23593,7 @@
         <w:t xml:space="preserve">Note: </w:t>
       </w:r>
       <w:r>
-        <w:t xml:space="preserve">satellite SAT_RISK_MOTOR_VEHICLE; rows scoped to RECORD_SOURCE in ('OPUS_BJAZ_TRV_LOADER_LOG_TABLE_MV'). Expected RECORD_SOURCE: OPUS_BJAZ_TRV_LOADER_LOG_TABLE_MV. No DBT_RUN_TS column on this table.</w:t>
+        <w:t xml:space="preserve">satellite SAT_RISK_MOTOR_VEHICLE; rows scoped to RECORD_SOURCE in ('OPUS_BJAZ_TRV_LOADER_LOG_TABLE'). Expected RECORD_SOURCE: OPUS_BJAZ_TRV_LOADER_LOG_TABLE. No DBT_RUN_TS column on this table.</w:t>
       </w:r>
     </w:p>
     <w:p>
@@ -23469,9 +23640,9 @@
               <w:br/>
               <w:t xml:space="preserve">       null as load_after_run_ts,</w:t>
               <w:br/>
-              <w:t xml:space="preserve">       count_if(not (RECORD_SOURCE in ('OPUS_BJAZ_TRV_LOADER_LOG_TABLE_MV'))) as unexpected_record_source,</w:t>
-              <w:br/>
-              <w:t xml:space="preserve">       array_slice(array_agg(distinct iff(not (RECORD_SOURCE in ('OPUS_BJAZ_TRV_LOADER_LOG_TABLE_MV')), RECORD_SOURCE, null)), 0, 5) as unexpected_examples,</w:t>
+              <w:t xml:space="preserve">       count_if(not (RECORD_SOURCE in ('OPUS_BJAZ_TRV_LOADER_LOG_TABLE'))) as unexpected_record_source,</w:t>
+              <w:br/>
+              <w:t xml:space="preserve">       array_slice(array_agg(distinct iff(not (RECORD_SOURCE in ('OPUS_BJAZ_TRV_LOADER_LOG_TABLE')), RECORD_SOURCE, null)), 0, 5) as unexpected_examples,</w:t>
               <w:br/>
               <w:t xml:space="preserve">       iff(null_load_datetime = 0 and null_record_source = 0 and coalesce(null_dbt_run_ts, 0) = 0</w:t>
               <w:br/>
@@ -23481,7 +23652,7 @@
               <w:br/>
               <w:t xml:space="preserve">  from BAGIC_PREPROD_CURATED_DB.BGIL_DATA_MODEL.SAT_RISK_MOTOR_VEHICLE</w:t>
               <w:br/>
-              <w:t xml:space="preserve"> where RECORD_SOURCE in ('OPUS_BJAZ_TRV_LOADER_LOG_TABLE_MV');</w:t>
+              <w:t xml:space="preserve"> where RECORD_SOURCE in ('OPUS_BJAZ_TRV_LOADER_LOG_TABLE');</w:t>
             </w:r>
           </w:p>
         </w:tc>
@@ -23542,6 +23713,9 @@
       <w:r>
         <w:t xml:space="preserve">58. OPUS — SATELLITE  SAT_RISK_OBJECT_CORE</w:t>
       </w:r>
+      <w:r>
+        <w:t xml:space="preserve">  [M3]</w:t>
+      </w:r>
     </w:p>
     <w:tbl>
       <w:tblPr>
@@ -23732,7 +23906,7 @@
         <w:t xml:space="preserve">Note: </w:t>
       </w:r>
       <w:r>
-        <w:t xml:space="preserve">satellite SAT_RISK_OBJECT_CORE; rows scoped to RECORD_SOURCE in ('OPUS_BJAZ_TRV_LOADER_LOG_TABLE_MV'). Expected RECORD_SOURCE: OPUS_BJAZ_TRV_LOADER_LOG_TABLE_MV. No DBT_RUN_TS column on this table.</w:t>
+        <w:t xml:space="preserve">satellite SAT_RISK_OBJECT_CORE; rows scoped to RECORD_SOURCE in ('OPUS_BJAZ_TRV_LOADER_LOG_TABLE'). Expected RECORD_SOURCE: OPUS_BJAZ_TRV_LOADER_LOG_TABLE. No DBT_RUN_TS column on this table.</w:t>
       </w:r>
     </w:p>
     <w:p>
@@ -23779,9 +23953,9 @@
               <w:br/>
               <w:t xml:space="preserve">       null as load_after_run_ts,</w:t>
               <w:br/>
-              <w:t xml:space="preserve">       count_if(not (RECORD_SOURCE in ('OPUS_BJAZ_TRV_LOADER_LOG_TABLE_MV'))) as unexpected_record_source,</w:t>
-              <w:br/>
-              <w:t xml:space="preserve">       array_slice(array_agg(distinct iff(not (RECORD_SOURCE in ('OPUS_BJAZ_TRV_LOADER_LOG_TABLE_MV')), RECORD_SOURCE, null)), 0, 5) as unexpected_examples,</w:t>
+              <w:t xml:space="preserve">       count_if(not (RECORD_SOURCE in ('OPUS_BJAZ_TRV_LOADER_LOG_TABLE'))) as unexpected_record_source,</w:t>
+              <w:br/>
+              <w:t xml:space="preserve">       array_slice(array_agg(distinct iff(not (RECORD_SOURCE in ('OPUS_BJAZ_TRV_LOADER_LOG_TABLE')), RECORD_SOURCE, null)), 0, 5) as unexpected_examples,</w:t>
               <w:br/>
               <w:t xml:space="preserve">       iff(null_load_datetime = 0 and null_record_source = 0 and coalesce(null_dbt_run_ts, 0) = 0</w:t>
               <w:br/>
@@ -23791,7 +23965,7 @@
               <w:br/>
               <w:t xml:space="preserve">  from BAGIC_PREPROD_CURATED_DB.BGIL_DATA_MODEL.SAT_RISK_OBJECT_CORE</w:t>
               <w:br/>
-              <w:t xml:space="preserve"> where RECORD_SOURCE in ('OPUS_BJAZ_TRV_LOADER_LOG_TABLE_MV');</w:t>
+              <w:t xml:space="preserve"> where RECORD_SOURCE in ('OPUS_BJAZ_TRV_LOADER_LOG_TABLE');</w:t>
             </w:r>
           </w:p>
         </w:tc>
@@ -23852,6 +24026,9 @@
       <w:r>
         <w:t xml:space="preserve">59. OPUS — SATELLITE  SAT_RISK_PERSON_INSURED</w:t>
       </w:r>
+      <w:r>
+        <w:t xml:space="preserve">  [M3]</w:t>
+      </w:r>
     </w:p>
     <w:tbl>
       <w:tblPr>
@@ -24042,7 +24219,7 @@
         <w:t xml:space="preserve">Note: </w:t>
       </w:r>
       <w:r>
-        <w:t xml:space="preserve">satellite SAT_RISK_PERSON_INSURED; rows scoped to RECORD_SOURCE in ('OPUS_BJAZ_TRV_LOADER_DATA_MV'). Expected RECORD_SOURCE: OPUS_BJAZ_TRV_LOADER_DATA_MV. DBT_RUN_TS present (load_after_run_ts checked).</w:t>
+        <w:t xml:space="preserve">satellite SAT_RISK_PERSON_INSURED; rows scoped to RECORD_SOURCE in ('OPUS_BJAZ_TRV_LOADER_DATA'). Expected RECORD_SOURCE: OPUS_BJAZ_TRV_LOADER_DATA. DBT_RUN_TS present (load_after_run_ts checked).</w:t>
       </w:r>
     </w:p>
     <w:p>
@@ -24089,9 +24266,9 @@
               <w:br/>
               <w:t xml:space="preserve">       count_if(LOAD_DATETIME &gt; DBT_RUN_TS) as load_after_run_ts,</w:t>
               <w:br/>
-              <w:t xml:space="preserve">       count_if(not (RECORD_SOURCE in ('OPUS_BJAZ_TRV_LOADER_DATA_MV'))) as unexpected_record_source,</w:t>
-              <w:br/>
-              <w:t xml:space="preserve">       array_slice(array_agg(distinct iff(not (RECORD_SOURCE in ('OPUS_BJAZ_TRV_LOADER_DATA_MV')), RECORD_SOURCE, null)), 0, 5) as unexpected_examples,</w:t>
+              <w:t xml:space="preserve">       count_if(not (RECORD_SOURCE in ('OPUS_BJAZ_TRV_LOADER_DATA'))) as unexpected_record_source,</w:t>
+              <w:br/>
+              <w:t xml:space="preserve">       array_slice(array_agg(distinct iff(not (RECORD_SOURCE in ('OPUS_BJAZ_TRV_LOADER_DATA')), RECORD_SOURCE, null)), 0, 5) as unexpected_examples,</w:t>
               <w:br/>
               <w:t xml:space="preserve">       iff(null_load_datetime = 0 and null_record_source = 0 and coalesce(null_dbt_run_ts, 0) = 0</w:t>
               <w:br/>
@@ -24101,7 +24278,7 @@
               <w:br/>
               <w:t xml:space="preserve">  from BAGIC_PREPROD_CURATED_DB.BGIL_DATA_MODEL.SAT_RISK_PERSON_INSURED</w:t>
               <w:br/>
-              <w:t xml:space="preserve"> where RECORD_SOURCE in ('OPUS_BJAZ_TRV_LOADER_DATA_MV');</w:t>
+              <w:t xml:space="preserve"> where RECORD_SOURCE in ('OPUS_BJAZ_TRV_LOADER_DATA');</w:t>
             </w:r>
           </w:p>
         </w:tc>
@@ -24162,6 +24339,9 @@
       <w:r>
         <w:t xml:space="preserve">60. OPUS — SATELLITE  SAT_RISK_PERSON_TRAVEL</w:t>
       </w:r>
+      <w:r>
+        <w:t xml:space="preserve">  [M3]</w:t>
+      </w:r>
     </w:p>
     <w:tbl>
       <w:tblPr>
@@ -24352,7 +24532,7 @@
         <w:t xml:space="preserve">Note: </w:t>
       </w:r>
       <w:r>
-        <w:t xml:space="preserve">satellite SAT_RISK_PERSON_TRAVEL; rows scoped to RECORD_SOURCE in ('OPUS_BJAZ_TRV_LOADER_DATA_MV', 'OPUS_BJAZ_TRV_LOADER_LOG_TABLE_MV'). Expected RECORD_SOURCE: OPUS_BJAZ_TRV_LOADER_DATA_MV, OPUS_BJAZ_TRV_LOADER_LOG_TABLE_MV. DBT_RUN_TS present (load_after_run_ts checked).</w:t>
+        <w:t xml:space="preserve">satellite SAT_RISK_PERSON_TRAVEL; rows scoped to RECORD_SOURCE in ('OPUS_BJAZ_TRV_LOADER_DATA', 'OPUS_BJAZ_TRV_LOADER_LOG_TABLE'). Expected RECORD_SOURCE: OPUS_BJAZ_TRV_LOADER_DATA, OPUS_BJAZ_TRV_LOADER_LOG_TABLE. DBT_RUN_TS present (load_after_run_ts checked).</w:t>
       </w:r>
     </w:p>
     <w:p>
@@ -24399,9 +24579,9 @@
               <w:br/>
               <w:t xml:space="preserve">       count_if(LOAD_DATETIME &gt; DBT_RUN_TS) as load_after_run_ts,</w:t>
               <w:br/>
-              <w:t xml:space="preserve">       count_if(not (RECORD_SOURCE in ('OPUS_BJAZ_TRV_LOADER_DATA_MV', 'OPUS_BJAZ_TRV_LOADER_LOG_TABLE_MV'))) as unexpected_record_source,</w:t>
-              <w:br/>
-              <w:t xml:space="preserve">       array_slice(array_agg(distinct iff(not (RECORD_SOURCE in ('OPUS_BJAZ_TRV_LOADER_DATA_MV', 'OPUS_BJAZ_TRV_LOADER_LOG_TABLE_MV')), RECORD_SOURCE, null)), 0, 5) as unexpected_examples,</w:t>
+              <w:t xml:space="preserve">       count_if(not (RECORD_SOURCE in ('OPUS_BJAZ_TRV_LOADER_DATA', 'OPUS_BJAZ_TRV_LOADER_LOG_TABLE'))) as unexpected_record_source,</w:t>
+              <w:br/>
+              <w:t xml:space="preserve">       array_slice(array_agg(distinct iff(not (RECORD_SOURCE in ('OPUS_BJAZ_TRV_LOADER_DATA', 'OPUS_BJAZ_TRV_LOADER_LOG_TABLE')), RECORD_SOURCE, null)), 0, 5) as unexpected_examples,</w:t>
               <w:br/>
               <w:t xml:space="preserve">       iff(null_load_datetime = 0 and null_record_source = 0 and coalesce(null_dbt_run_ts, 0) = 0</w:t>
               <w:br/>
@@ -24411,7 +24591,7 @@
               <w:br/>
               <w:t xml:space="preserve">  from BAGIC_PREPROD_CURATED_DB.BGIL_DATA_MODEL.SAT_RISK_PERSON_TRAVEL</w:t>
               <w:br/>
-              <w:t xml:space="preserve"> where RECORD_SOURCE in ('OPUS_BJAZ_TRV_LOADER_DATA_MV', 'OPUS_BJAZ_TRV_LOADER_LOG_TABLE_MV');</w:t>
+              <w:t xml:space="preserve"> where RECORD_SOURCE in ('OPUS_BJAZ_TRV_LOADER_DATA', 'OPUS_BJAZ_TRV_LOADER_LOG_TABLE');</w:t>
             </w:r>
           </w:p>
         </w:tc>

--- a/BGIL_DBT/validation/travel/DM-T/DM-T1_OPUS.docx
+++ b/BGIL_DBT/validation/travel/DM-T/DM-T1_OPUS.docx
@@ -4010,9 +4010,6 @@
       <w:r>
         <w:t xml:space="preserve">1. OPUS — Summary: every OPUS hub, link and satellite in one query</w:t>
       </w:r>
-      <w:r>
-        <w:t xml:space="preserve">  [M1]</w:t>
-      </w:r>
     </w:p>
     <w:tbl>
       <w:tblPr>
@@ -6185,9 +6182,6 @@
       <w:r>
         <w:t xml:space="preserve">2. OPUS — HUB  HUB_AGREEMENT</w:t>
       </w:r>
-      <w:r>
-        <w:t xml:space="preserve">  [M1]</w:t>
-      </w:r>
     </w:p>
     <w:tbl>
       <w:tblPr>
@@ -6498,9 +6492,6 @@
       <w:r>
         <w:t xml:space="preserve">3. OPUS — HUB  HUB_ASSESSMENT</w:t>
       </w:r>
-      <w:r>
-        <w:t xml:space="preserve">  [M1]</w:t>
-      </w:r>
     </w:p>
     <w:tbl>
       <w:tblPr>
@@ -6811,9 +6802,6 @@
       <w:r>
         <w:t xml:space="preserve">4. OPUS — HUB  HUB_COVERAGE</w:t>
       </w:r>
-      <w:r>
-        <w:t xml:space="preserve">  [M1]</w:t>
-      </w:r>
     </w:p>
     <w:tbl>
       <w:tblPr>
@@ -7124,9 +7112,6 @@
       <w:r>
         <w:t xml:space="preserve">5. OPUS — HUB  HUB_DISTRIBUTION_CHANNEL</w:t>
       </w:r>
-      <w:r>
-        <w:t xml:space="preserve">  [M1]</w:t>
-      </w:r>
     </w:p>
     <w:tbl>
       <w:tblPr>
@@ -7437,9 +7422,6 @@
       <w:r>
         <w:t xml:space="preserve">6. OPUS — HUB  HUB_FINANCIAL_ACCOUNT</w:t>
       </w:r>
-      <w:r>
-        <w:t xml:space="preserve">  [M1]</w:t>
-      </w:r>
     </w:p>
     <w:tbl>
       <w:tblPr>
@@ -7750,9 +7732,6 @@
       <w:r>
         <w:t xml:space="preserve">7. OPUS — HUB  HUB_FINANCIAL_TRANSACTION</w:t>
       </w:r>
-      <w:r>
-        <w:t xml:space="preserve">  [M1]</w:t>
-      </w:r>
     </w:p>
     <w:tbl>
       <w:tblPr>
@@ -8063,9 +8042,6 @@
       <w:r>
         <w:t xml:space="preserve">8. OPUS — HUB  HUB_LOCATION</w:t>
       </w:r>
-      <w:r>
-        <w:t xml:space="preserve">  [M1]</w:t>
-      </w:r>
     </w:p>
     <w:tbl>
       <w:tblPr>
@@ -8376,9 +8352,6 @@
       <w:r>
         <w:t xml:space="preserve">9. OPUS — HUB  HUB_ORG_UNIT</w:t>
       </w:r>
-      <w:r>
-        <w:t xml:space="preserve">  [M1]</w:t>
-      </w:r>
     </w:p>
     <w:tbl>
       <w:tblPr>
@@ -8689,9 +8662,6 @@
       <w:r>
         <w:t xml:space="preserve">10. OPUS — HUB  HUB_PARTY</w:t>
       </w:r>
-      <w:r>
-        <w:t xml:space="preserve">  [M1]</w:t>
-      </w:r>
     </w:p>
     <w:tbl>
       <w:tblPr>
@@ -9002,9 +8972,6 @@
       <w:r>
         <w:t xml:space="preserve">11. OPUS — HUB  HUB_POLICY</w:t>
       </w:r>
-      <w:r>
-        <w:t xml:space="preserve">  [M1]</w:t>
-      </w:r>
     </w:p>
     <w:tbl>
       <w:tblPr>
@@ -9315,9 +9282,6 @@
       <w:r>
         <w:t xml:space="preserve">12. OPUS — HUB  HUB_PRODUCT</w:t>
       </w:r>
-      <w:r>
-        <w:t xml:space="preserve">  [M1]</w:t>
-      </w:r>
     </w:p>
     <w:tbl>
       <w:tblPr>
@@ -9628,9 +9592,6 @@
       <w:r>
         <w:t xml:space="preserve">13. OPUS — HUB  HUB_PROPOSAL</w:t>
       </w:r>
-      <w:r>
-        <w:t xml:space="preserve">  [M1]</w:t>
-      </w:r>
     </w:p>
     <w:tbl>
       <w:tblPr>
@@ -9941,9 +9902,6 @@
       <w:r>
         <w:t xml:space="preserve">14. OPUS — HUB  HUB_QUOTE</w:t>
       </w:r>
-      <w:r>
-        <w:t xml:space="preserve">  [M1]</w:t>
-      </w:r>
     </w:p>
     <w:tbl>
       <w:tblPr>
@@ -10254,9 +10212,6 @@
       <w:r>
         <w:t xml:space="preserve">15. OPUS — HUB  HUB_RISK_OBJECT</w:t>
       </w:r>
-      <w:r>
-        <w:t xml:space="preserve">  [M1]</w:t>
-      </w:r>
     </w:p>
     <w:tbl>
       <w:tblPr>
@@ -10567,9 +10522,6 @@
       <w:r>
         <w:t xml:space="preserve">16. OPUS — SATELLITE  SAT_AUG_COMMON_COMMUNICATION_PREFERENCE</w:t>
       </w:r>
-      <w:r>
-        <w:t xml:space="preserve">  [M1]</w:t>
-      </w:r>
     </w:p>
     <w:tbl>
       <w:tblPr>
@@ -10880,9 +10832,6 @@
       <w:r>
         <w:t xml:space="preserve">17. OPUS — SATELLITE  SAT_AUG_COVERAGE_DEFINITION</w:t>
       </w:r>
-      <w:r>
-        <w:t xml:space="preserve">  [M1]</w:t>
-      </w:r>
     </w:p>
     <w:tbl>
       <w:tblPr>
@@ -11193,9 +11142,6 @@
       <w:r>
         <w:t xml:space="preserve">18. OPUS — SATELLITE  SAT_AUG_COVERAGE_LIMITS</w:t>
       </w:r>
-      <w:r>
-        <w:t xml:space="preserve">  [M1]</w:t>
-      </w:r>
     </w:p>
     <w:tbl>
       <w:tblPr>
@@ -11506,9 +11452,6 @@
       <w:r>
         <w:t xml:space="preserve">19. OPUS — SATELLITE  SAT_AUG_COVERAGE_RATING</w:t>
       </w:r>
-      <w:r>
-        <w:t xml:space="preserve">  [M1]</w:t>
-      </w:r>
     </w:p>
     <w:tbl>
       <w:tblPr>
@@ -11819,9 +11762,6 @@
       <w:r>
         <w:t xml:space="preserve">20. OPUS — SATELLITE  SAT_AUG_FINTXN_PREMIUM</w:t>
       </w:r>
-      <w:r>
-        <w:t xml:space="preserve">  [M1]</w:t>
-      </w:r>
     </w:p>
     <w:tbl>
       <w:tblPr>
@@ -12132,9 +12072,6 @@
       <w:r>
         <w:t xml:space="preserve">21. OPUS — SATELLITE  SAT_AUG_LNK_PARTY_ROLE_CORE</w:t>
       </w:r>
-      <w:r>
-        <w:t xml:space="preserve">  [M2]</w:t>
-      </w:r>
     </w:p>
     <w:tbl>
       <w:tblPr>
@@ -12445,9 +12382,6 @@
       <w:r>
         <w:t xml:space="preserve">22. OPUS — SATELLITE  SAT_AUG_LNK_ROLE_CUSTOMER</w:t>
       </w:r>
-      <w:r>
-        <w:t xml:space="preserve">  [M2]</w:t>
-      </w:r>
     </w:p>
     <w:tbl>
       <w:tblPr>
@@ -12758,9 +12692,6 @@
       <w:r>
         <w:t xml:space="preserve">23. OPUS — SATELLITE  SAT_AUG_PARTY_BANKING</w:t>
       </w:r>
-      <w:r>
-        <w:t xml:space="preserve">  [M2]</w:t>
-      </w:r>
     </w:p>
     <w:tbl>
       <w:tblPr>
@@ -13071,9 +13002,6 @@
       <w:r>
         <w:t xml:space="preserve">24. OPUS — SATELLITE  SAT_AUG_PARTY_EMPLOYMENT</w:t>
       </w:r>
-      <w:r>
-        <w:t xml:space="preserve">  [M2]</w:t>
-      </w:r>
     </w:p>
     <w:tbl>
       <w:tblPr>
@@ -13384,9 +13312,6 @@
       <w:r>
         <w:t xml:space="preserve">25. OPUS — SATELLITE  SAT_AUG_PRODUCT_TERMS</w:t>
       </w:r>
-      <w:r>
-        <w:t xml:space="preserve">  [M2]</w:t>
-      </w:r>
     </w:p>
     <w:tbl>
       <w:tblPr>
@@ -13697,9 +13622,6 @@
       <w:r>
         <w:t xml:space="preserve">26. OPUS — SATELLITE  SAT_AUG_RISK_PERSON_INSURED</w:t>
       </w:r>
-      <w:r>
-        <w:t xml:space="preserve">  [M2]</w:t>
-      </w:r>
     </w:p>
     <w:tbl>
       <w:tblPr>
@@ -14010,9 +13932,6 @@
       <w:r>
         <w:t xml:space="preserve">27. OPUS — SATELLITE  SAT_AUG_RISK_PERSON_TRAVEL</w:t>
       </w:r>
-      <w:r>
-        <w:t xml:space="preserve">  [M2]</w:t>
-      </w:r>
     </w:p>
     <w:tbl>
       <w:tblPr>
@@ -14323,9 +14242,6 @@
       <w:r>
         <w:t xml:space="preserve">28. OPUS — SATELLITE  SAT_COMMON_ADDRESS</w:t>
       </w:r>
-      <w:r>
-        <w:t xml:space="preserve">  [M2]</w:t>
-      </w:r>
     </w:p>
     <w:tbl>
       <w:tblPr>
@@ -14636,9 +14552,6 @@
       <w:r>
         <w:t xml:space="preserve">29. OPUS — SATELLITE  SAT_COMMON_CLASSIFICATION</w:t>
       </w:r>
-      <w:r>
-        <w:t xml:space="preserve">  [M2]</w:t>
-      </w:r>
     </w:p>
     <w:tbl>
       <w:tblPr>
@@ -14949,9 +14862,6 @@
       <w:r>
         <w:t xml:space="preserve">30. OPUS — SATELLITE  SAT_COMMON_CONTACT</w:t>
       </w:r>
-      <w:r>
-        <w:t xml:space="preserve">  [M2]</w:t>
-      </w:r>
     </w:p>
     <w:tbl>
       <w:tblPr>
@@ -15262,9 +15172,6 @@
       <w:r>
         <w:t xml:space="preserve">31. OPUS — SATELLITE  SAT_COVERAGE_CONDITIONS</w:t>
       </w:r>
-      <w:r>
-        <w:t xml:space="preserve">  [M2]</w:t>
-      </w:r>
     </w:p>
     <w:tbl>
       <w:tblPr>
@@ -15575,9 +15482,6 @@
       <w:r>
         <w:t xml:space="preserve">32. OPUS — SATELLITE  SAT_COVERAGE_DEFINITION</w:t>
       </w:r>
-      <w:r>
-        <w:t xml:space="preserve">  [M2]</w:t>
-      </w:r>
     </w:p>
     <w:tbl>
       <w:tblPr>
@@ -15888,9 +15792,6 @@
       <w:r>
         <w:t xml:space="preserve">33. OPUS — SATELLITE  SAT_COVERAGE_LIMITS</w:t>
       </w:r>
-      <w:r>
-        <w:t xml:space="preserve">  [M2]</w:t>
-      </w:r>
     </w:p>
     <w:tbl>
       <w:tblPr>
@@ -16201,9 +16102,6 @@
       <w:r>
         <w:t xml:space="preserve">34. OPUS — SATELLITE  SAT_FINTXN_COMMISSION</w:t>
       </w:r>
-      <w:r>
-        <w:t xml:space="preserve">  [M2]</w:t>
-      </w:r>
     </w:p>
     <w:tbl>
       <w:tblPr>
@@ -16514,9 +16412,6 @@
       <w:r>
         <w:t xml:space="preserve">35. OPUS — SATELLITE  SAT_FINTXN_HEADER</w:t>
       </w:r>
-      <w:r>
-        <w:t xml:space="preserve">  [M2]</w:t>
-      </w:r>
     </w:p>
     <w:tbl>
       <w:tblPr>
@@ -16827,9 +16722,6 @@
       <w:r>
         <w:t xml:space="preserve">36. OPUS — SATELLITE  SAT_FINTXN_PREMIUM</w:t>
       </w:r>
-      <w:r>
-        <w:t xml:space="preserve">  [M2]</w:t>
-      </w:r>
     </w:p>
     <w:tbl>
       <w:tblPr>
@@ -17140,9 +17032,6 @@
       <w:r>
         <w:t xml:space="preserve">37. OPUS — SATELLITE  SAT_FINTXN_TAX</w:t>
       </w:r>
-      <w:r>
-        <w:t xml:space="preserve">  [M2]</w:t>
-      </w:r>
     </w:p>
     <w:tbl>
       <w:tblPr>
@@ -17453,9 +17342,6 @@
       <w:r>
         <w:t xml:space="preserve">38. OPUS — SATELLITE  SAT_FIN_CHARGE_RATE</w:t>
       </w:r>
-      <w:r>
-        <w:t xml:space="preserve">  [M2]</w:t>
-      </w:r>
     </w:p>
     <w:tbl>
       <w:tblPr>
@@ -17766,9 +17652,6 @@
       <w:r>
         <w:t xml:space="preserve">39. OPUS — SATELLITE  SAT_FIN_RECEIPT</w:t>
       </w:r>
-      <w:r>
-        <w:t xml:space="preserve">  [M2]</w:t>
-      </w:r>
     </w:p>
     <w:tbl>
       <w:tblPr>
@@ -18079,9 +17962,6 @@
       <w:r>
         <w:t xml:space="preserve">40. OPUS — SATELLITE  SAT_LNK_ROLE_NOMINEE_BENEFICIARY</w:t>
       </w:r>
-      <w:r>
-        <w:t xml:space="preserve">  [M2]</w:t>
-      </w:r>
     </w:p>
     <w:tbl>
       <w:tblPr>
@@ -18392,9 +18272,6 @@
       <w:r>
         <w:t xml:space="preserve">41. OPUS — SATELLITE  SAT_ORG_UNIT_DEFINITION</w:t>
       </w:r>
-      <w:r>
-        <w:t xml:space="preserve">  [M3]</w:t>
-      </w:r>
     </w:p>
     <w:tbl>
       <w:tblPr>
@@ -18705,9 +18582,6 @@
       <w:r>
         <w:t xml:space="preserve">42. OPUS — SATELLITE  SAT_PARTY_EMPLOYMENT</w:t>
       </w:r>
-      <w:r>
-        <w:t xml:space="preserve">  [M3]</w:t>
-      </w:r>
     </w:p>
     <w:tbl>
       <w:tblPr>
@@ -19018,9 +18892,6 @@
       <w:r>
         <w:t xml:space="preserve">43. OPUS — SATELLITE  SAT_PARTY_HEALTH_PROFILE</w:t>
       </w:r>
-      <w:r>
-        <w:t xml:space="preserve">  [M3]</w:t>
-      </w:r>
     </w:p>
     <w:tbl>
       <w:tblPr>
@@ -19331,9 +19202,6 @@
       <w:r>
         <w:t xml:space="preserve">44. OPUS — SATELLITE  SAT_PARTY_IDENTIFICATION</w:t>
       </w:r>
-      <w:r>
-        <w:t xml:space="preserve">  [M3]</w:t>
-      </w:r>
     </w:p>
     <w:tbl>
       <w:tblPr>
@@ -19644,9 +19512,6 @@
       <w:r>
         <w:t xml:space="preserve">45. OPUS — SATELLITE  SAT_PARTY_IDENTITY</w:t>
       </w:r>
-      <w:r>
-        <w:t xml:space="preserve">  [M3]</w:t>
-      </w:r>
     </w:p>
     <w:tbl>
       <w:tblPr>
@@ -19957,9 +19822,6 @@
       <w:r>
         <w:t xml:space="preserve">46. OPUS — SATELLITE  SAT_PARTY_INDIVIDUAL_DEMOGRAPHICS</w:t>
       </w:r>
-      <w:r>
-        <w:t xml:space="preserve">  [M3]</w:t>
-      </w:r>
     </w:p>
     <w:tbl>
       <w:tblPr>
@@ -20270,9 +20132,6 @@
       <w:r>
         <w:t xml:space="preserve">47. OPUS — SATELLITE  SAT_POLICY_CLASSIFICATION</w:t>
       </w:r>
-      <w:r>
-        <w:t xml:space="preserve">  [M3]</w:t>
-      </w:r>
     </w:p>
     <w:tbl>
       <w:tblPr>
@@ -20583,9 +20442,6 @@
       <w:r>
         <w:t xml:space="preserve">48. OPUS — SATELLITE  SAT_POLICY_HEADER</w:t>
       </w:r>
-      <w:r>
-        <w:t xml:space="preserve">  [M3]</w:t>
-      </w:r>
     </w:p>
     <w:tbl>
       <w:tblPr>
@@ -20896,9 +20752,6 @@
       <w:r>
         <w:t xml:space="preserve">49. OPUS — SATELLITE  SAT_POLICY_TERMS</w:t>
       </w:r>
-      <w:r>
-        <w:t xml:space="preserve">  [M3]</w:t>
-      </w:r>
     </w:p>
     <w:tbl>
       <w:tblPr>
@@ -21209,9 +21062,6 @@
       <w:r>
         <w:t xml:space="preserve">50. OPUS — SATELLITE  SAT_PRODUCT_DEFINITION</w:t>
       </w:r>
-      <w:r>
-        <w:t xml:space="preserve">  [M3]</w:t>
-      </w:r>
     </w:p>
     <w:tbl>
       <w:tblPr>
@@ -21522,9 +21372,6 @@
       <w:r>
         <w:t xml:space="preserve">51. OPUS — SATELLITE  SAT_PRODUCT_RATING_FACTOR</w:t>
       </w:r>
-      <w:r>
-        <w:t xml:space="preserve">  [M3]</w:t>
-      </w:r>
     </w:p>
     <w:tbl>
       <w:tblPr>
@@ -21835,9 +21682,6 @@
       <w:r>
         <w:t xml:space="preserve">52. OPUS — SATELLITE  SAT_PRODUCT_RATING_STRUCTURE</w:t>
       </w:r>
-      <w:r>
-        <w:t xml:space="preserve">  [M3]</w:t>
-      </w:r>
     </w:p>
     <w:tbl>
       <w:tblPr>
@@ -22148,9 +21992,6 @@
       <w:r>
         <w:t xml:space="preserve">53. OPUS — SATELLITE  SAT_PRODUCT_TERMS</w:t>
       </w:r>
-      <w:r>
-        <w:t xml:space="preserve">  [M3]</w:t>
-      </w:r>
     </w:p>
     <w:tbl>
       <w:tblPr>
@@ -22461,9 +22302,6 @@
       <w:r>
         <w:t xml:space="preserve">54. OPUS — SATELLITE  SAT_PROPOSAL_UNDERWRITING</w:t>
       </w:r>
-      <w:r>
-        <w:t xml:space="preserve">  [M3]</w:t>
-      </w:r>
     </w:p>
     <w:tbl>
       <w:tblPr>
@@ -22774,9 +22612,6 @@
       <w:r>
         <w:t xml:space="preserve">55. OPUS — SATELLITE  SAT_QUOTE_HEADER</w:t>
       </w:r>
-      <w:r>
-        <w:t xml:space="preserve">  [M3]</w:t>
-      </w:r>
     </w:p>
     <w:tbl>
       <w:tblPr>
@@ -23087,9 +22922,6 @@
       <w:r>
         <w:t xml:space="preserve">56. OPUS — SATELLITE  SAT_RISK_MOTOR_DRIVER</w:t>
       </w:r>
-      <w:r>
-        <w:t xml:space="preserve">  [M3]</w:t>
-      </w:r>
     </w:p>
     <w:tbl>
       <w:tblPr>
@@ -23400,9 +23232,6 @@
       <w:r>
         <w:t xml:space="preserve">57. OPUS — SATELLITE  SAT_RISK_MOTOR_VEHICLE</w:t>
       </w:r>
-      <w:r>
-        <w:t xml:space="preserve">  [M3]</w:t>
-      </w:r>
     </w:p>
     <w:tbl>
       <w:tblPr>
@@ -23713,9 +23542,6 @@
       <w:r>
         <w:t xml:space="preserve">58. OPUS — SATELLITE  SAT_RISK_OBJECT_CORE</w:t>
       </w:r>
-      <w:r>
-        <w:t xml:space="preserve">  [M3]</w:t>
-      </w:r>
     </w:p>
     <w:tbl>
       <w:tblPr>
@@ -24026,9 +23852,6 @@
       <w:r>
         <w:t xml:space="preserve">59. OPUS — SATELLITE  SAT_RISK_PERSON_INSURED</w:t>
       </w:r>
-      <w:r>
-        <w:t xml:space="preserve">  [M3]</w:t>
-      </w:r>
     </w:p>
     <w:tbl>
       <w:tblPr>
@@ -24338,9 +24161,6 @@
       </w:pPr>
       <w:r>
         <w:t xml:space="preserve">60. OPUS — SATELLITE  SAT_RISK_PERSON_TRAVEL</w:t>
-      </w:r>
-      <w:r>
-        <w:t xml:space="preserve">  [M3]</w:t>
       </w:r>
     </w:p>
     <w:tbl>

--- a/BGIL_DBT/validation/travel/DM-T/DM-T1_OPUS.docx
+++ b/BGIL_DBT/validation/travel/DM-T/DM-T1_OPUS.docx
@@ -540,7 +540,7 @@
           </w:tcPr>
           <w:p>
             <w:r>
-              <w:t xml:space="preserve">Summary: every OPUS hub, link and satellite in one query</w:t>
+              <w:t xml:space="preserve">Summary: every OPUS hub, link and satellite in one query  [M1]</w:t>
             </w:r>
           </w:p>
         </w:tc>
@@ -598,7 +598,7 @@
           </w:tcPr>
           <w:p>
             <w:r>
-              <w:t xml:space="preserve">HUB  HUB_AGREEMENT</w:t>
+              <w:t xml:space="preserve">HUB  HUB_AGREEMENT  [M1]</w:t>
             </w:r>
           </w:p>
         </w:tc>
@@ -656,7 +656,7 @@
           </w:tcPr>
           <w:p>
             <w:r>
-              <w:t xml:space="preserve">HUB  HUB_ASSESSMENT</w:t>
+              <w:t xml:space="preserve">HUB  HUB_ASSESSMENT  [M1]</w:t>
             </w:r>
           </w:p>
         </w:tc>
@@ -714,7 +714,7 @@
           </w:tcPr>
           <w:p>
             <w:r>
-              <w:t xml:space="preserve">HUB  HUB_COVERAGE</w:t>
+              <w:t xml:space="preserve">HUB  HUB_COVERAGE  [M1]</w:t>
             </w:r>
           </w:p>
         </w:tc>
@@ -772,7 +772,7 @@
           </w:tcPr>
           <w:p>
             <w:r>
-              <w:t xml:space="preserve">HUB  HUB_DISTRIBUTION_CHANNEL</w:t>
+              <w:t xml:space="preserve">HUB  HUB_DISTRIBUTION_CHANNEL  [M1]</w:t>
             </w:r>
           </w:p>
         </w:tc>
@@ -830,7 +830,7 @@
           </w:tcPr>
           <w:p>
             <w:r>
-              <w:t xml:space="preserve">HUB  HUB_FINANCIAL_ACCOUNT</w:t>
+              <w:t xml:space="preserve">HUB  HUB_FINANCIAL_ACCOUNT  [M1]</w:t>
             </w:r>
           </w:p>
         </w:tc>
@@ -888,7 +888,7 @@
           </w:tcPr>
           <w:p>
             <w:r>
-              <w:t xml:space="preserve">HUB  HUB_FINANCIAL_TRANSACTION</w:t>
+              <w:t xml:space="preserve">HUB  HUB_FINANCIAL_TRANSACTION  [M1]</w:t>
             </w:r>
           </w:p>
         </w:tc>
@@ -946,7 +946,7 @@
           </w:tcPr>
           <w:p>
             <w:r>
-              <w:t xml:space="preserve">HUB  HUB_LOCATION</w:t>
+              <w:t xml:space="preserve">HUB  HUB_LOCATION  [M1]</w:t>
             </w:r>
           </w:p>
         </w:tc>
@@ -1004,7 +1004,7 @@
           </w:tcPr>
           <w:p>
             <w:r>
-              <w:t xml:space="preserve">HUB  HUB_ORG_UNIT</w:t>
+              <w:t xml:space="preserve">HUB  HUB_ORG_UNIT  [M1]</w:t>
             </w:r>
           </w:p>
         </w:tc>
@@ -1062,7 +1062,7 @@
           </w:tcPr>
           <w:p>
             <w:r>
-              <w:t xml:space="preserve">HUB  HUB_PARTY</w:t>
+              <w:t xml:space="preserve">HUB  HUB_PARTY  [M1]</w:t>
             </w:r>
           </w:p>
         </w:tc>
@@ -1120,7 +1120,7 @@
           </w:tcPr>
           <w:p>
             <w:r>
-              <w:t xml:space="preserve">HUB  HUB_POLICY</w:t>
+              <w:t xml:space="preserve">HUB  HUB_POLICY  [M1]</w:t>
             </w:r>
           </w:p>
         </w:tc>
@@ -1178,7 +1178,7 @@
           </w:tcPr>
           <w:p>
             <w:r>
-              <w:t xml:space="preserve">HUB  HUB_PRODUCT</w:t>
+              <w:t xml:space="preserve">HUB  HUB_PRODUCT  [M1]</w:t>
             </w:r>
           </w:p>
         </w:tc>
@@ -1236,7 +1236,7 @@
           </w:tcPr>
           <w:p>
             <w:r>
-              <w:t xml:space="preserve">HUB  HUB_PROPOSAL</w:t>
+              <w:t xml:space="preserve">HUB  HUB_PROPOSAL  [M1]</w:t>
             </w:r>
           </w:p>
         </w:tc>
@@ -1294,7 +1294,7 @@
           </w:tcPr>
           <w:p>
             <w:r>
-              <w:t xml:space="preserve">HUB  HUB_QUOTE</w:t>
+              <w:t xml:space="preserve">HUB  HUB_QUOTE  [M1]</w:t>
             </w:r>
           </w:p>
         </w:tc>
@@ -1352,7 +1352,7 @@
           </w:tcPr>
           <w:p>
             <w:r>
-              <w:t xml:space="preserve">HUB  HUB_RISK_OBJECT</w:t>
+              <w:t xml:space="preserve">HUB  HUB_RISK_OBJECT  [M1]</w:t>
             </w:r>
           </w:p>
         </w:tc>
@@ -1410,7 +1410,7 @@
           </w:tcPr>
           <w:p>
             <w:r>
-              <w:t xml:space="preserve">SATELLITE  SAT_AUG_COMMON_COMMUNICATION_PREFERENCE</w:t>
+              <w:t xml:space="preserve">SATELLITE  SAT_AUG_COMMON_COMMUNICATION_PREFERENCE  [M1]</w:t>
             </w:r>
           </w:p>
         </w:tc>
@@ -1468,7 +1468,7 @@
           </w:tcPr>
           <w:p>
             <w:r>
-              <w:t xml:space="preserve">SATELLITE  SAT_AUG_COVERAGE_DEFINITION</w:t>
+              <w:t xml:space="preserve">SATELLITE  SAT_AUG_COVERAGE_DEFINITION  [M1]</w:t>
             </w:r>
           </w:p>
         </w:tc>
@@ -1526,7 +1526,7 @@
           </w:tcPr>
           <w:p>
             <w:r>
-              <w:t xml:space="preserve">SATELLITE  SAT_AUG_COVERAGE_LIMITS</w:t>
+              <w:t xml:space="preserve">SATELLITE  SAT_AUG_COVERAGE_LIMITS  [M1]</w:t>
             </w:r>
           </w:p>
         </w:tc>
@@ -1584,7 +1584,7 @@
           </w:tcPr>
           <w:p>
             <w:r>
-              <w:t xml:space="preserve">SATELLITE  SAT_AUG_COVERAGE_RATING</w:t>
+              <w:t xml:space="preserve">SATELLITE  SAT_AUG_COVERAGE_RATING  [M1]</w:t>
             </w:r>
           </w:p>
         </w:tc>
@@ -1642,7 +1642,7 @@
           </w:tcPr>
           <w:p>
             <w:r>
-              <w:t xml:space="preserve">SATELLITE  SAT_AUG_FINTXN_PREMIUM</w:t>
+              <w:t xml:space="preserve">SATELLITE  SAT_AUG_FINTXN_PREMIUM  [M1]</w:t>
             </w:r>
           </w:p>
         </w:tc>
@@ -1700,7 +1700,7 @@
           </w:tcPr>
           <w:p>
             <w:r>
-              <w:t xml:space="preserve">SATELLITE  SAT_AUG_LNK_PARTY_ROLE_CORE</w:t>
+              <w:t xml:space="preserve">SATELLITE  SAT_AUG_LNK_PARTY_ROLE_CORE  [M2]</w:t>
             </w:r>
           </w:p>
         </w:tc>
@@ -1758,7 +1758,7 @@
           </w:tcPr>
           <w:p>
             <w:r>
-              <w:t xml:space="preserve">SATELLITE  SAT_AUG_LNK_ROLE_CUSTOMER</w:t>
+              <w:t xml:space="preserve">SATELLITE  SAT_AUG_LNK_ROLE_CUSTOMER  [M2]</w:t>
             </w:r>
           </w:p>
         </w:tc>
@@ -1816,7 +1816,7 @@
           </w:tcPr>
           <w:p>
             <w:r>
-              <w:t xml:space="preserve">SATELLITE  SAT_AUG_PARTY_BANKING</w:t>
+              <w:t xml:space="preserve">SATELLITE  SAT_AUG_PARTY_BANKING  [M2]</w:t>
             </w:r>
           </w:p>
         </w:tc>
@@ -1874,7 +1874,7 @@
           </w:tcPr>
           <w:p>
             <w:r>
-              <w:t xml:space="preserve">SATELLITE  SAT_AUG_PARTY_EMPLOYMENT</w:t>
+              <w:t xml:space="preserve">SATELLITE  SAT_AUG_PARTY_EMPLOYMENT  [M2]</w:t>
             </w:r>
           </w:p>
         </w:tc>
@@ -1932,7 +1932,7 @@
           </w:tcPr>
           <w:p>
             <w:r>
-              <w:t xml:space="preserve">SATELLITE  SAT_AUG_PRODUCT_TERMS</w:t>
+              <w:t xml:space="preserve">SATELLITE  SAT_AUG_PRODUCT_TERMS  [M2]</w:t>
             </w:r>
           </w:p>
         </w:tc>
@@ -1990,7 +1990,7 @@
           </w:tcPr>
           <w:p>
             <w:r>
-              <w:t xml:space="preserve">SATELLITE  SAT_AUG_RISK_PERSON_INSURED</w:t>
+              <w:t xml:space="preserve">SATELLITE  SAT_AUG_RISK_PERSON_INSURED  [M2]</w:t>
             </w:r>
           </w:p>
         </w:tc>
@@ -2048,7 +2048,7 @@
           </w:tcPr>
           <w:p>
             <w:r>
-              <w:t xml:space="preserve">SATELLITE  SAT_AUG_RISK_PERSON_TRAVEL</w:t>
+              <w:t xml:space="preserve">SATELLITE  SAT_AUG_RISK_PERSON_TRAVEL  [M2]</w:t>
             </w:r>
           </w:p>
         </w:tc>
@@ -2106,7 +2106,7 @@
           </w:tcPr>
           <w:p>
             <w:r>
-              <w:t xml:space="preserve">SATELLITE  SAT_COMMON_ADDRESS</w:t>
+              <w:t xml:space="preserve">SATELLITE  SAT_COMMON_ADDRESS  [M2]</w:t>
             </w:r>
           </w:p>
         </w:tc>
@@ -2164,7 +2164,7 @@
           </w:tcPr>
           <w:p>
             <w:r>
-              <w:t xml:space="preserve">SATELLITE  SAT_COMMON_CLASSIFICATION</w:t>
+              <w:t xml:space="preserve">SATELLITE  SAT_COMMON_CLASSIFICATION  [M2]</w:t>
             </w:r>
           </w:p>
         </w:tc>
@@ -2222,7 +2222,7 @@
           </w:tcPr>
           <w:p>
             <w:r>
-              <w:t xml:space="preserve">SATELLITE  SAT_COMMON_CONTACT</w:t>
+              <w:t xml:space="preserve">SATELLITE  SAT_COMMON_CONTACT  [M2]</w:t>
             </w:r>
           </w:p>
         </w:tc>
@@ -2280,7 +2280,7 @@
           </w:tcPr>
           <w:p>
             <w:r>
-              <w:t xml:space="preserve">SATELLITE  SAT_COVERAGE_CONDITIONS</w:t>
+              <w:t xml:space="preserve">SATELLITE  SAT_COVERAGE_CONDITIONS  [M2]</w:t>
             </w:r>
           </w:p>
         </w:tc>
@@ -2338,7 +2338,7 @@
           </w:tcPr>
           <w:p>
             <w:r>
-              <w:t xml:space="preserve">SATELLITE  SAT_COVERAGE_DEFINITION</w:t>
+              <w:t xml:space="preserve">SATELLITE  SAT_COVERAGE_DEFINITION  [M2]</w:t>
             </w:r>
           </w:p>
         </w:tc>
@@ -2396,7 +2396,7 @@
           </w:tcPr>
           <w:p>
             <w:r>
-              <w:t xml:space="preserve">SATELLITE  SAT_COVERAGE_LIMITS</w:t>
+              <w:t xml:space="preserve">SATELLITE  SAT_COVERAGE_LIMITS  [M2]</w:t>
             </w:r>
           </w:p>
         </w:tc>
@@ -2454,7 +2454,7 @@
           </w:tcPr>
           <w:p>
             <w:r>
-              <w:t xml:space="preserve">SATELLITE  SAT_FINTXN_COMMISSION</w:t>
+              <w:t xml:space="preserve">SATELLITE  SAT_FINTXN_COMMISSION  [M2]</w:t>
             </w:r>
           </w:p>
         </w:tc>
@@ -2512,7 +2512,7 @@
           </w:tcPr>
           <w:p>
             <w:r>
-              <w:t xml:space="preserve">SATELLITE  SAT_FINTXN_HEADER</w:t>
+              <w:t xml:space="preserve">SATELLITE  SAT_FINTXN_HEADER  [M2]</w:t>
             </w:r>
           </w:p>
         </w:tc>
@@ -2570,7 +2570,7 @@
           </w:tcPr>
           <w:p>
             <w:r>
-              <w:t xml:space="preserve">SATELLITE  SAT_FINTXN_PREMIUM</w:t>
+              <w:t xml:space="preserve">SATELLITE  SAT_FINTXN_PREMIUM  [M2]</w:t>
             </w:r>
           </w:p>
         </w:tc>
@@ -2628,7 +2628,7 @@
           </w:tcPr>
           <w:p>
             <w:r>
-              <w:t xml:space="preserve">SATELLITE  SAT_FINTXN_TAX</w:t>
+              <w:t xml:space="preserve">SATELLITE  SAT_FINTXN_TAX  [M2]</w:t>
             </w:r>
           </w:p>
         </w:tc>
@@ -2686,7 +2686,7 @@
           </w:tcPr>
           <w:p>
             <w:r>
-              <w:t xml:space="preserve">SATELLITE  SAT_FIN_CHARGE_RATE</w:t>
+              <w:t xml:space="preserve">SATELLITE  SAT_FIN_CHARGE_RATE  [M2]</w:t>
             </w:r>
           </w:p>
         </w:tc>
@@ -2744,7 +2744,7 @@
           </w:tcPr>
           <w:p>
             <w:r>
-              <w:t xml:space="preserve">SATELLITE  SAT_FIN_RECEIPT</w:t>
+              <w:t xml:space="preserve">SATELLITE  SAT_FIN_RECEIPT  [M2]</w:t>
             </w:r>
           </w:p>
         </w:tc>
@@ -2802,7 +2802,7 @@
           </w:tcPr>
           <w:p>
             <w:r>
-              <w:t xml:space="preserve">SATELLITE  SAT_LNK_ROLE_NOMINEE_BENEFICIARY</w:t>
+              <w:t xml:space="preserve">SATELLITE  SAT_LNK_ROLE_NOMINEE_BENEFICIARY  [M2]</w:t>
             </w:r>
           </w:p>
         </w:tc>
@@ -2860,7 +2860,7 @@
           </w:tcPr>
           <w:p>
             <w:r>
-              <w:t xml:space="preserve">SATELLITE  SAT_ORG_UNIT_DEFINITION</w:t>
+              <w:t xml:space="preserve">SATELLITE  SAT_ORG_UNIT_DEFINITION  [M3]</w:t>
             </w:r>
           </w:p>
         </w:tc>
@@ -2918,7 +2918,7 @@
           </w:tcPr>
           <w:p>
             <w:r>
-              <w:t xml:space="preserve">SATELLITE  SAT_PARTY_EMPLOYMENT</w:t>
+              <w:t xml:space="preserve">SATELLITE  SAT_PARTY_EMPLOYMENT  [M3]</w:t>
             </w:r>
           </w:p>
         </w:tc>
@@ -2976,7 +2976,7 @@
           </w:tcPr>
           <w:p>
             <w:r>
-              <w:t xml:space="preserve">SATELLITE  SAT_PARTY_HEALTH_PROFILE</w:t>
+              <w:t xml:space="preserve">SATELLITE  SAT_PARTY_HEALTH_PROFILE  [M3]</w:t>
             </w:r>
           </w:p>
         </w:tc>
@@ -3034,7 +3034,7 @@
           </w:tcPr>
           <w:p>
             <w:r>
-              <w:t xml:space="preserve">SATELLITE  SAT_PARTY_IDENTIFICATION</w:t>
+              <w:t xml:space="preserve">SATELLITE  SAT_PARTY_IDENTIFICATION  [M3]</w:t>
             </w:r>
           </w:p>
         </w:tc>
@@ -3092,7 +3092,7 @@
           </w:tcPr>
           <w:p>
             <w:r>
-              <w:t xml:space="preserve">SATELLITE  SAT_PARTY_IDENTITY</w:t>
+              <w:t xml:space="preserve">SATELLITE  SAT_PARTY_IDENTITY  [M3]</w:t>
             </w:r>
           </w:p>
         </w:tc>
@@ -3150,7 +3150,7 @@
           </w:tcPr>
           <w:p>
             <w:r>
-              <w:t xml:space="preserve">SATELLITE  SAT_PARTY_INDIVIDUAL_DEMOGRAPHICS</w:t>
+              <w:t xml:space="preserve">SATELLITE  SAT_PARTY_INDIVIDUAL_DEMOGRAPHICS  [M3]</w:t>
             </w:r>
           </w:p>
         </w:tc>
@@ -3208,7 +3208,7 @@
           </w:tcPr>
           <w:p>
             <w:r>
-              <w:t xml:space="preserve">SATELLITE  SAT_POLICY_CLASSIFICATION</w:t>
+              <w:t xml:space="preserve">SATELLITE  SAT_POLICY_CLASSIFICATION  [M3]</w:t>
             </w:r>
           </w:p>
         </w:tc>
@@ -3266,7 +3266,7 @@
           </w:tcPr>
           <w:p>
             <w:r>
-              <w:t xml:space="preserve">SATELLITE  SAT_POLICY_HEADER</w:t>
+              <w:t xml:space="preserve">SATELLITE  SAT_POLICY_HEADER  [M3]</w:t>
             </w:r>
           </w:p>
         </w:tc>
@@ -3324,7 +3324,7 @@
           </w:tcPr>
           <w:p>
             <w:r>
-              <w:t xml:space="preserve">SATELLITE  SAT_POLICY_TERMS</w:t>
+              <w:t xml:space="preserve">SATELLITE  SAT_POLICY_TERMS  [M3]</w:t>
             </w:r>
           </w:p>
         </w:tc>
@@ -3382,7 +3382,7 @@
           </w:tcPr>
           <w:p>
             <w:r>
-              <w:t xml:space="preserve">SATELLITE  SAT_PRODUCT_DEFINITION</w:t>
+              <w:t xml:space="preserve">SATELLITE  SAT_PRODUCT_DEFINITION  [M3]</w:t>
             </w:r>
           </w:p>
         </w:tc>
@@ -3440,7 +3440,7 @@
           </w:tcPr>
           <w:p>
             <w:r>
-              <w:t xml:space="preserve">SATELLITE  SAT_PRODUCT_RATING_FACTOR</w:t>
+              <w:t xml:space="preserve">SATELLITE  SAT_PRODUCT_RATING_FACTOR  [M3]</w:t>
             </w:r>
           </w:p>
         </w:tc>
@@ -3498,7 +3498,7 @@
           </w:tcPr>
           <w:p>
             <w:r>
-              <w:t xml:space="preserve">SATELLITE  SAT_PRODUCT_RATING_STRUCTURE</w:t>
+              <w:t xml:space="preserve">SATELLITE  SAT_PRODUCT_RATING_STRUCTURE  [M3]</w:t>
             </w:r>
           </w:p>
         </w:tc>
@@ -3556,7 +3556,7 @@
           </w:tcPr>
           <w:p>
             <w:r>
-              <w:t xml:space="preserve">SATELLITE  SAT_PRODUCT_TERMS</w:t>
+              <w:t xml:space="preserve">SATELLITE  SAT_PRODUCT_TERMS  [M3]</w:t>
             </w:r>
           </w:p>
         </w:tc>
@@ -3614,7 +3614,7 @@
           </w:tcPr>
           <w:p>
             <w:r>
-              <w:t xml:space="preserve">SATELLITE  SAT_PROPOSAL_UNDERWRITING</w:t>
+              <w:t xml:space="preserve">SATELLITE  SAT_PROPOSAL_UNDERWRITING  [M3]</w:t>
             </w:r>
           </w:p>
         </w:tc>
@@ -3672,7 +3672,7 @@
           </w:tcPr>
           <w:p>
             <w:r>
-              <w:t xml:space="preserve">SATELLITE  SAT_QUOTE_HEADER</w:t>
+              <w:t xml:space="preserve">SATELLITE  SAT_QUOTE_HEADER  [M3]</w:t>
             </w:r>
           </w:p>
         </w:tc>
@@ -3730,7 +3730,7 @@
           </w:tcPr>
           <w:p>
             <w:r>
-              <w:t xml:space="preserve">SATELLITE  SAT_RISK_MOTOR_DRIVER</w:t>
+              <w:t xml:space="preserve">SATELLITE  SAT_RISK_MOTOR_DRIVER  [M3]</w:t>
             </w:r>
           </w:p>
         </w:tc>
@@ -3788,7 +3788,7 @@
           </w:tcPr>
           <w:p>
             <w:r>
-              <w:t xml:space="preserve">SATELLITE  SAT_RISK_MOTOR_VEHICLE</w:t>
+              <w:t xml:space="preserve">SATELLITE  SAT_RISK_MOTOR_VEHICLE  [M3]</w:t>
             </w:r>
           </w:p>
         </w:tc>
@@ -3846,7 +3846,7 @@
           </w:tcPr>
           <w:p>
             <w:r>
-              <w:t xml:space="preserve">SATELLITE  SAT_RISK_OBJECT_CORE</w:t>
+              <w:t xml:space="preserve">SATELLITE  SAT_RISK_OBJECT_CORE  [M3]</w:t>
             </w:r>
           </w:p>
         </w:tc>
@@ -3904,7 +3904,7 @@
           </w:tcPr>
           <w:p>
             <w:r>
-              <w:t xml:space="preserve">SATELLITE  SAT_RISK_PERSON_INSURED</w:t>
+              <w:t xml:space="preserve">SATELLITE  SAT_RISK_PERSON_INSURED  [M3]</w:t>
             </w:r>
           </w:p>
         </w:tc>
@@ -3962,7 +3962,7 @@
           </w:tcPr>
           <w:p>
             <w:r>
-              <w:t xml:space="preserve">SATELLITE  SAT_RISK_PERSON_TRAVEL</w:t>
+              <w:t xml:space="preserve">SATELLITE  SAT_RISK_PERSON_TRAVEL  [M3]</w:t>
             </w:r>
           </w:p>
         </w:tc>
@@ -4009,6 +4009,12 @@
       </w:pPr>
       <w:r>
         <w:t xml:space="preserve">1. OPUS — Summary: every OPUS hub, link and satellite in one query</w:t>
+      </w:r>
+      <w:r>
+        <w:t xml:space="preserve">  [M1]</w:t>
+      </w:r>
+      <w:r>
+        <w:t xml:space="preserve">  [M1]</w:t>
       </w:r>
     </w:p>
     <w:tbl>
@@ -6182,6 +6188,12 @@
       <w:r>
         <w:t xml:space="preserve">2. OPUS — HUB  HUB_AGREEMENT</w:t>
       </w:r>
+      <w:r>
+        <w:t xml:space="preserve">  [M1]</w:t>
+      </w:r>
+      <w:r>
+        <w:t xml:space="preserve">  [M1]</w:t>
+      </w:r>
     </w:p>
     <w:tbl>
       <w:tblPr>
@@ -6492,6 +6504,12 @@
       <w:r>
         <w:t xml:space="preserve">3. OPUS — HUB  HUB_ASSESSMENT</w:t>
       </w:r>
+      <w:r>
+        <w:t xml:space="preserve">  [M1]</w:t>
+      </w:r>
+      <w:r>
+        <w:t xml:space="preserve">  [M1]</w:t>
+      </w:r>
     </w:p>
     <w:tbl>
       <w:tblPr>
@@ -6802,6 +6820,12 @@
       <w:r>
         <w:t xml:space="preserve">4. OPUS — HUB  HUB_COVERAGE</w:t>
       </w:r>
+      <w:r>
+        <w:t xml:space="preserve">  [M1]</w:t>
+      </w:r>
+      <w:r>
+        <w:t xml:space="preserve">  [M1]</w:t>
+      </w:r>
     </w:p>
     <w:tbl>
       <w:tblPr>
@@ -7112,6 +7136,12 @@
       <w:r>
         <w:t xml:space="preserve">5. OPUS — HUB  HUB_DISTRIBUTION_CHANNEL</w:t>
       </w:r>
+      <w:r>
+        <w:t xml:space="preserve">  [M1]</w:t>
+      </w:r>
+      <w:r>
+        <w:t xml:space="preserve">  [M1]</w:t>
+      </w:r>
     </w:p>
     <w:tbl>
       <w:tblPr>
@@ -7422,6 +7452,12 @@
       <w:r>
         <w:t xml:space="preserve">6. OPUS — HUB  HUB_FINANCIAL_ACCOUNT</w:t>
       </w:r>
+      <w:r>
+        <w:t xml:space="preserve">  [M1]</w:t>
+      </w:r>
+      <w:r>
+        <w:t xml:space="preserve">  [M1]</w:t>
+      </w:r>
     </w:p>
     <w:tbl>
       <w:tblPr>
@@ -7732,6 +7768,12 @@
       <w:r>
         <w:t xml:space="preserve">7. OPUS — HUB  HUB_FINANCIAL_TRANSACTION</w:t>
       </w:r>
+      <w:r>
+        <w:t xml:space="preserve">  [M1]</w:t>
+      </w:r>
+      <w:r>
+        <w:t xml:space="preserve">  [M1]</w:t>
+      </w:r>
     </w:p>
     <w:tbl>
       <w:tblPr>
@@ -8042,6 +8084,12 @@
       <w:r>
         <w:t xml:space="preserve">8. OPUS — HUB  HUB_LOCATION</w:t>
       </w:r>
+      <w:r>
+        <w:t xml:space="preserve">  [M1]</w:t>
+      </w:r>
+      <w:r>
+        <w:t xml:space="preserve">  [M1]</w:t>
+      </w:r>
     </w:p>
     <w:tbl>
       <w:tblPr>
@@ -8352,6 +8400,12 @@
       <w:r>
         <w:t xml:space="preserve">9. OPUS — HUB  HUB_ORG_UNIT</w:t>
       </w:r>
+      <w:r>
+        <w:t xml:space="preserve">  [M1]</w:t>
+      </w:r>
+      <w:r>
+        <w:t xml:space="preserve">  [M1]</w:t>
+      </w:r>
     </w:p>
     <w:tbl>
       <w:tblPr>
@@ -8662,6 +8716,12 @@
       <w:r>
         <w:t xml:space="preserve">10. OPUS — HUB  HUB_PARTY</w:t>
       </w:r>
+      <w:r>
+        <w:t xml:space="preserve">  [M1]</w:t>
+      </w:r>
+      <w:r>
+        <w:t xml:space="preserve">  [M1]</w:t>
+      </w:r>
     </w:p>
     <w:tbl>
       <w:tblPr>
@@ -8972,6 +9032,12 @@
       <w:r>
         <w:t xml:space="preserve">11. OPUS — HUB  HUB_POLICY</w:t>
       </w:r>
+      <w:r>
+        <w:t xml:space="preserve">  [M1]</w:t>
+      </w:r>
+      <w:r>
+        <w:t xml:space="preserve">  [M1]</w:t>
+      </w:r>
     </w:p>
     <w:tbl>
       <w:tblPr>
@@ -9282,6 +9348,12 @@
       <w:r>
         <w:t xml:space="preserve">12. OPUS — HUB  HUB_PRODUCT</w:t>
       </w:r>
+      <w:r>
+        <w:t xml:space="preserve">  [M1]</w:t>
+      </w:r>
+      <w:r>
+        <w:t xml:space="preserve">  [M1]</w:t>
+      </w:r>
     </w:p>
     <w:tbl>
       <w:tblPr>
@@ -9592,6 +9664,12 @@
       <w:r>
         <w:t xml:space="preserve">13. OPUS — HUB  HUB_PROPOSAL</w:t>
       </w:r>
+      <w:r>
+        <w:t xml:space="preserve">  [M1]</w:t>
+      </w:r>
+      <w:r>
+        <w:t xml:space="preserve">  [M1]</w:t>
+      </w:r>
     </w:p>
     <w:tbl>
       <w:tblPr>
@@ -9902,6 +9980,12 @@
       <w:r>
         <w:t xml:space="preserve">14. OPUS — HUB  HUB_QUOTE</w:t>
       </w:r>
+      <w:r>
+        <w:t xml:space="preserve">  [M1]</w:t>
+      </w:r>
+      <w:r>
+        <w:t xml:space="preserve">  [M1]</w:t>
+      </w:r>
     </w:p>
     <w:tbl>
       <w:tblPr>
@@ -10212,6 +10296,12 @@
       <w:r>
         <w:t xml:space="preserve">15. OPUS — HUB  HUB_RISK_OBJECT</w:t>
       </w:r>
+      <w:r>
+        <w:t xml:space="preserve">  [M1]</w:t>
+      </w:r>
+      <w:r>
+        <w:t xml:space="preserve">  [M1]</w:t>
+      </w:r>
     </w:p>
     <w:tbl>
       <w:tblPr>
@@ -10522,6 +10612,12 @@
       <w:r>
         <w:t xml:space="preserve">16. OPUS — SATELLITE  SAT_AUG_COMMON_COMMUNICATION_PREFERENCE</w:t>
       </w:r>
+      <w:r>
+        <w:t xml:space="preserve">  [M1]</w:t>
+      </w:r>
+      <w:r>
+        <w:t xml:space="preserve">  [M1]</w:t>
+      </w:r>
     </w:p>
     <w:tbl>
       <w:tblPr>
@@ -10832,6 +10928,12 @@
       <w:r>
         <w:t xml:space="preserve">17. OPUS — SATELLITE  SAT_AUG_COVERAGE_DEFINITION</w:t>
       </w:r>
+      <w:r>
+        <w:t xml:space="preserve">  [M1]</w:t>
+      </w:r>
+      <w:r>
+        <w:t xml:space="preserve">  [M1]</w:t>
+      </w:r>
     </w:p>
     <w:tbl>
       <w:tblPr>
@@ -11142,6 +11244,12 @@
       <w:r>
         <w:t xml:space="preserve">18. OPUS — SATELLITE  SAT_AUG_COVERAGE_LIMITS</w:t>
       </w:r>
+      <w:r>
+        <w:t xml:space="preserve">  [M1]</w:t>
+      </w:r>
+      <w:r>
+        <w:t xml:space="preserve">  [M1]</w:t>
+      </w:r>
     </w:p>
     <w:tbl>
       <w:tblPr>
@@ -11452,6 +11560,12 @@
       <w:r>
         <w:t xml:space="preserve">19. OPUS — SATELLITE  SAT_AUG_COVERAGE_RATING</w:t>
       </w:r>
+      <w:r>
+        <w:t xml:space="preserve">  [M1]</w:t>
+      </w:r>
+      <w:r>
+        <w:t xml:space="preserve">  [M1]</w:t>
+      </w:r>
     </w:p>
     <w:tbl>
       <w:tblPr>
@@ -11762,6 +11876,12 @@
       <w:r>
         <w:t xml:space="preserve">20. OPUS — SATELLITE  SAT_AUG_FINTXN_PREMIUM</w:t>
       </w:r>
+      <w:r>
+        <w:t xml:space="preserve">  [M1]</w:t>
+      </w:r>
+      <w:r>
+        <w:t xml:space="preserve">  [M1]</w:t>
+      </w:r>
     </w:p>
     <w:tbl>
       <w:tblPr>
@@ -12072,6 +12192,12 @@
       <w:r>
         <w:t xml:space="preserve">21. OPUS — SATELLITE  SAT_AUG_LNK_PARTY_ROLE_CORE</w:t>
       </w:r>
+      <w:r>
+        <w:t xml:space="preserve">  [M2]</w:t>
+      </w:r>
+      <w:r>
+        <w:t xml:space="preserve">  [M2]</w:t>
+      </w:r>
     </w:p>
     <w:tbl>
       <w:tblPr>
@@ -12382,6 +12508,12 @@
       <w:r>
         <w:t xml:space="preserve">22. OPUS — SATELLITE  SAT_AUG_LNK_ROLE_CUSTOMER</w:t>
       </w:r>
+      <w:r>
+        <w:t xml:space="preserve">  [M2]</w:t>
+      </w:r>
+      <w:r>
+        <w:t xml:space="preserve">  [M2]</w:t>
+      </w:r>
     </w:p>
     <w:tbl>
       <w:tblPr>
@@ -12692,6 +12824,12 @@
       <w:r>
         <w:t xml:space="preserve">23. OPUS — SATELLITE  SAT_AUG_PARTY_BANKING</w:t>
       </w:r>
+      <w:r>
+        <w:t xml:space="preserve">  [M2]</w:t>
+      </w:r>
+      <w:r>
+        <w:t xml:space="preserve">  [M2]</w:t>
+      </w:r>
     </w:p>
     <w:tbl>
       <w:tblPr>
@@ -13002,6 +13140,12 @@
       <w:r>
         <w:t xml:space="preserve">24. OPUS — SATELLITE  SAT_AUG_PARTY_EMPLOYMENT</w:t>
       </w:r>
+      <w:r>
+        <w:t xml:space="preserve">  [M2]</w:t>
+      </w:r>
+      <w:r>
+        <w:t xml:space="preserve">  [M2]</w:t>
+      </w:r>
     </w:p>
     <w:tbl>
       <w:tblPr>
@@ -13312,6 +13456,12 @@
       <w:r>
         <w:t xml:space="preserve">25. OPUS — SATELLITE  SAT_AUG_PRODUCT_TERMS</w:t>
       </w:r>
+      <w:r>
+        <w:t xml:space="preserve">  [M2]</w:t>
+      </w:r>
+      <w:r>
+        <w:t xml:space="preserve">  [M2]</w:t>
+      </w:r>
     </w:p>
     <w:tbl>
       <w:tblPr>
@@ -13622,6 +13772,12 @@
       <w:r>
         <w:t xml:space="preserve">26. OPUS — SATELLITE  SAT_AUG_RISK_PERSON_INSURED</w:t>
       </w:r>
+      <w:r>
+        <w:t xml:space="preserve">  [M2]</w:t>
+      </w:r>
+      <w:r>
+        <w:t xml:space="preserve">  [M2]</w:t>
+      </w:r>
     </w:p>
     <w:tbl>
       <w:tblPr>
@@ -13932,6 +14088,12 @@
       <w:r>
         <w:t xml:space="preserve">27. OPUS — SATELLITE  SAT_AUG_RISK_PERSON_TRAVEL</w:t>
       </w:r>
+      <w:r>
+        <w:t xml:space="preserve">  [M2]</w:t>
+      </w:r>
+      <w:r>
+        <w:t xml:space="preserve">  [M2]</w:t>
+      </w:r>
     </w:p>
     <w:tbl>
       <w:tblPr>
@@ -14242,6 +14404,12 @@
       <w:r>
         <w:t xml:space="preserve">28. OPUS — SATELLITE  SAT_COMMON_ADDRESS</w:t>
       </w:r>
+      <w:r>
+        <w:t xml:space="preserve">  [M2]</w:t>
+      </w:r>
+      <w:r>
+        <w:t xml:space="preserve">  [M2]</w:t>
+      </w:r>
     </w:p>
     <w:tbl>
       <w:tblPr>
@@ -14552,6 +14720,12 @@
       <w:r>
         <w:t xml:space="preserve">29. OPUS — SATELLITE  SAT_COMMON_CLASSIFICATION</w:t>
       </w:r>
+      <w:r>
+        <w:t xml:space="preserve">  [M2]</w:t>
+      </w:r>
+      <w:r>
+        <w:t xml:space="preserve">  [M2]</w:t>
+      </w:r>
     </w:p>
     <w:tbl>
       <w:tblPr>
@@ -14862,6 +15036,12 @@
       <w:r>
         <w:t xml:space="preserve">30. OPUS — SATELLITE  SAT_COMMON_CONTACT</w:t>
       </w:r>
+      <w:r>
+        <w:t xml:space="preserve">  [M2]</w:t>
+      </w:r>
+      <w:r>
+        <w:t xml:space="preserve">  [M2]</w:t>
+      </w:r>
     </w:p>
     <w:tbl>
       <w:tblPr>
@@ -15172,6 +15352,12 @@
       <w:r>
         <w:t xml:space="preserve">31. OPUS — SATELLITE  SAT_COVERAGE_CONDITIONS</w:t>
       </w:r>
+      <w:r>
+        <w:t xml:space="preserve">  [M2]</w:t>
+      </w:r>
+      <w:r>
+        <w:t xml:space="preserve">  [M2]</w:t>
+      </w:r>
     </w:p>
     <w:tbl>
       <w:tblPr>
@@ -15482,6 +15668,12 @@
       <w:r>
         <w:t xml:space="preserve">32. OPUS — SATELLITE  SAT_COVERAGE_DEFINITION</w:t>
       </w:r>
+      <w:r>
+        <w:t xml:space="preserve">  [M2]</w:t>
+      </w:r>
+      <w:r>
+        <w:t xml:space="preserve">  [M2]</w:t>
+      </w:r>
     </w:p>
     <w:tbl>
       <w:tblPr>
@@ -15792,6 +15984,12 @@
       <w:r>
         <w:t xml:space="preserve">33. OPUS — SATELLITE  SAT_COVERAGE_LIMITS</w:t>
       </w:r>
+      <w:r>
+        <w:t xml:space="preserve">  [M2]</w:t>
+      </w:r>
+      <w:r>
+        <w:t xml:space="preserve">  [M2]</w:t>
+      </w:r>
     </w:p>
     <w:tbl>
       <w:tblPr>
@@ -16102,6 +16300,12 @@
       <w:r>
         <w:t xml:space="preserve">34. OPUS — SATELLITE  SAT_FINTXN_COMMISSION</w:t>
       </w:r>
+      <w:r>
+        <w:t xml:space="preserve">  [M2]</w:t>
+      </w:r>
+      <w:r>
+        <w:t xml:space="preserve">  [M2]</w:t>
+      </w:r>
     </w:p>
     <w:tbl>
       <w:tblPr>
@@ -16412,6 +16616,12 @@
       <w:r>
         <w:t xml:space="preserve">35. OPUS — SATELLITE  SAT_FINTXN_HEADER</w:t>
       </w:r>
+      <w:r>
+        <w:t xml:space="preserve">  [M2]</w:t>
+      </w:r>
+      <w:r>
+        <w:t xml:space="preserve">  [M2]</w:t>
+      </w:r>
     </w:p>
     <w:tbl>
       <w:tblPr>
@@ -16722,6 +16932,12 @@
       <w:r>
         <w:t xml:space="preserve">36. OPUS — SATELLITE  SAT_FINTXN_PREMIUM</w:t>
       </w:r>
+      <w:r>
+        <w:t xml:space="preserve">  [M2]</w:t>
+      </w:r>
+      <w:r>
+        <w:t xml:space="preserve">  [M2]</w:t>
+      </w:r>
     </w:p>
     <w:tbl>
       <w:tblPr>
@@ -17032,6 +17248,12 @@
       <w:r>
         <w:t xml:space="preserve">37. OPUS — SATELLITE  SAT_FINTXN_TAX</w:t>
       </w:r>
+      <w:r>
+        <w:t xml:space="preserve">  [M2]</w:t>
+      </w:r>
+      <w:r>
+        <w:t xml:space="preserve">  [M2]</w:t>
+      </w:r>
     </w:p>
     <w:tbl>
       <w:tblPr>
@@ -17342,6 +17564,12 @@
       <w:r>
         <w:t xml:space="preserve">38. OPUS — SATELLITE  SAT_FIN_CHARGE_RATE</w:t>
       </w:r>
+      <w:r>
+        <w:t xml:space="preserve">  [M2]</w:t>
+      </w:r>
+      <w:r>
+        <w:t xml:space="preserve">  [M2]</w:t>
+      </w:r>
     </w:p>
     <w:tbl>
       <w:tblPr>
@@ -17652,6 +17880,12 @@
       <w:r>
         <w:t xml:space="preserve">39. OPUS — SATELLITE  SAT_FIN_RECEIPT</w:t>
       </w:r>
+      <w:r>
+        <w:t xml:space="preserve">  [M2]</w:t>
+      </w:r>
+      <w:r>
+        <w:t xml:space="preserve">  [M2]</w:t>
+      </w:r>
     </w:p>
     <w:tbl>
       <w:tblPr>
@@ -17962,6 +18196,12 @@
       <w:r>
         <w:t xml:space="preserve">40. OPUS — SATELLITE  SAT_LNK_ROLE_NOMINEE_BENEFICIARY</w:t>
       </w:r>
+      <w:r>
+        <w:t xml:space="preserve">  [M2]</w:t>
+      </w:r>
+      <w:r>
+        <w:t xml:space="preserve">  [M2]</w:t>
+      </w:r>
     </w:p>
     <w:tbl>
       <w:tblPr>
@@ -18272,6 +18512,12 @@
       <w:r>
         <w:t xml:space="preserve">41. OPUS — SATELLITE  SAT_ORG_UNIT_DEFINITION</w:t>
       </w:r>
+      <w:r>
+        <w:t xml:space="preserve">  [M3]</w:t>
+      </w:r>
+      <w:r>
+        <w:t xml:space="preserve">  [M3]</w:t>
+      </w:r>
     </w:p>
     <w:tbl>
       <w:tblPr>
@@ -18582,6 +18828,12 @@
       <w:r>
         <w:t xml:space="preserve">42. OPUS — SATELLITE  SAT_PARTY_EMPLOYMENT</w:t>
       </w:r>
+      <w:r>
+        <w:t xml:space="preserve">  [M3]</w:t>
+      </w:r>
+      <w:r>
+        <w:t xml:space="preserve">  [M3]</w:t>
+      </w:r>
     </w:p>
     <w:tbl>
       <w:tblPr>
@@ -18892,6 +19144,12 @@
       <w:r>
         <w:t xml:space="preserve">43. OPUS — SATELLITE  SAT_PARTY_HEALTH_PROFILE</w:t>
       </w:r>
+      <w:r>
+        <w:t xml:space="preserve">  [M3]</w:t>
+      </w:r>
+      <w:r>
+        <w:t xml:space="preserve">  [M3]</w:t>
+      </w:r>
     </w:p>
     <w:tbl>
       <w:tblPr>
@@ -19202,6 +19460,12 @@
       <w:r>
         <w:t xml:space="preserve">44. OPUS — SATELLITE  SAT_PARTY_IDENTIFICATION</w:t>
       </w:r>
+      <w:r>
+        <w:t xml:space="preserve">  [M3]</w:t>
+      </w:r>
+      <w:r>
+        <w:t xml:space="preserve">  [M3]</w:t>
+      </w:r>
     </w:p>
     <w:tbl>
       <w:tblPr>
@@ -19512,6 +19776,12 @@
       <w:r>
         <w:t xml:space="preserve">45. OPUS — SATELLITE  SAT_PARTY_IDENTITY</w:t>
       </w:r>
+      <w:r>
+        <w:t xml:space="preserve">  [M3]</w:t>
+      </w:r>
+      <w:r>
+        <w:t xml:space="preserve">  [M3]</w:t>
+      </w:r>
     </w:p>
     <w:tbl>
       <w:tblPr>
@@ -19822,6 +20092,12 @@
       <w:r>
         <w:t xml:space="preserve">46. OPUS — SATELLITE  SAT_PARTY_INDIVIDUAL_DEMOGRAPHICS</w:t>
       </w:r>
+      <w:r>
+        <w:t xml:space="preserve">  [M3]</w:t>
+      </w:r>
+      <w:r>
+        <w:t xml:space="preserve">  [M3]</w:t>
+      </w:r>
     </w:p>
     <w:tbl>
       <w:tblPr>
@@ -20132,6 +20408,12 @@
       <w:r>
         <w:t xml:space="preserve">47. OPUS — SATELLITE  SAT_POLICY_CLASSIFICATION</w:t>
       </w:r>
+      <w:r>
+        <w:t xml:space="preserve">  [M3]</w:t>
+      </w:r>
+      <w:r>
+        <w:t xml:space="preserve">  [M3]</w:t>
+      </w:r>
     </w:p>
     <w:tbl>
       <w:tblPr>
@@ -20442,6 +20724,12 @@
       <w:r>
         <w:t xml:space="preserve">48. OPUS — SATELLITE  SAT_POLICY_HEADER</w:t>
       </w:r>
+      <w:r>
+        <w:t xml:space="preserve">  [M3]</w:t>
+      </w:r>
+      <w:r>
+        <w:t xml:space="preserve">  [M3]</w:t>
+      </w:r>
     </w:p>
     <w:tbl>
       <w:tblPr>
@@ -20752,6 +21040,12 @@
       <w:r>
         <w:t xml:space="preserve">49. OPUS — SATELLITE  SAT_POLICY_TERMS</w:t>
       </w:r>
+      <w:r>
+        <w:t xml:space="preserve">  [M3]</w:t>
+      </w:r>
+      <w:r>
+        <w:t xml:space="preserve">  [M3]</w:t>
+      </w:r>
     </w:p>
     <w:tbl>
       <w:tblPr>
@@ -21062,6 +21356,12 @@
       <w:r>
         <w:t xml:space="preserve">50. OPUS — SATELLITE  SAT_PRODUCT_DEFINITION</w:t>
       </w:r>
+      <w:r>
+        <w:t xml:space="preserve">  [M3]</w:t>
+      </w:r>
+      <w:r>
+        <w:t xml:space="preserve">  [M3]</w:t>
+      </w:r>
     </w:p>
     <w:tbl>
       <w:tblPr>
@@ -21372,6 +21672,12 @@
       <w:r>
         <w:t xml:space="preserve">51. OPUS — SATELLITE  SAT_PRODUCT_RATING_FACTOR</w:t>
       </w:r>
+      <w:r>
+        <w:t xml:space="preserve">  [M3]</w:t>
+      </w:r>
+      <w:r>
+        <w:t xml:space="preserve">  [M3]</w:t>
+      </w:r>
     </w:p>
     <w:tbl>
       <w:tblPr>
@@ -21682,6 +21988,12 @@
       <w:r>
         <w:t xml:space="preserve">52. OPUS — SATELLITE  SAT_PRODUCT_RATING_STRUCTURE</w:t>
       </w:r>
+      <w:r>
+        <w:t xml:space="preserve">  [M3]</w:t>
+      </w:r>
+      <w:r>
+        <w:t xml:space="preserve">  [M3]</w:t>
+      </w:r>
     </w:p>
     <w:tbl>
       <w:tblPr>
@@ -21992,6 +22304,12 @@
       <w:r>
         <w:t xml:space="preserve">53. OPUS — SATELLITE  SAT_PRODUCT_TERMS</w:t>
       </w:r>
+      <w:r>
+        <w:t xml:space="preserve">  [M3]</w:t>
+      </w:r>
+      <w:r>
+        <w:t xml:space="preserve">  [M3]</w:t>
+      </w:r>
     </w:p>
     <w:tbl>
       <w:tblPr>
@@ -22302,6 +22620,12 @@
       <w:r>
         <w:t xml:space="preserve">54. OPUS — SATELLITE  SAT_PROPOSAL_UNDERWRITING</w:t>
       </w:r>
+      <w:r>
+        <w:t xml:space="preserve">  [M3]</w:t>
+      </w:r>
+      <w:r>
+        <w:t xml:space="preserve">  [M3]</w:t>
+      </w:r>
     </w:p>
     <w:tbl>
       <w:tblPr>
@@ -22612,6 +22936,12 @@
       <w:r>
         <w:t xml:space="preserve">55. OPUS — SATELLITE  SAT_QUOTE_HEADER</w:t>
       </w:r>
+      <w:r>
+        <w:t xml:space="preserve">  [M3]</w:t>
+      </w:r>
+      <w:r>
+        <w:t xml:space="preserve">  [M3]</w:t>
+      </w:r>
     </w:p>
     <w:tbl>
       <w:tblPr>
@@ -22922,6 +23252,12 @@
       <w:r>
         <w:t xml:space="preserve">56. OPUS — SATELLITE  SAT_RISK_MOTOR_DRIVER</w:t>
       </w:r>
+      <w:r>
+        <w:t xml:space="preserve">  [M3]</w:t>
+      </w:r>
+      <w:r>
+        <w:t xml:space="preserve">  [M3]</w:t>
+      </w:r>
     </w:p>
     <w:tbl>
       <w:tblPr>
@@ -23232,6 +23568,12 @@
       <w:r>
         <w:t xml:space="preserve">57. OPUS — SATELLITE  SAT_RISK_MOTOR_VEHICLE</w:t>
       </w:r>
+      <w:r>
+        <w:t xml:space="preserve">  [M3]</w:t>
+      </w:r>
+      <w:r>
+        <w:t xml:space="preserve">  [M3]</w:t>
+      </w:r>
     </w:p>
     <w:tbl>
       <w:tblPr>
@@ -23542,6 +23884,12 @@
       <w:r>
         <w:t xml:space="preserve">58. OPUS — SATELLITE  SAT_RISK_OBJECT_CORE</w:t>
       </w:r>
+      <w:r>
+        <w:t xml:space="preserve">  [M3]</w:t>
+      </w:r>
+      <w:r>
+        <w:t xml:space="preserve">  [M3]</w:t>
+      </w:r>
     </w:p>
     <w:tbl>
       <w:tblPr>
@@ -23852,6 +24200,12 @@
       <w:r>
         <w:t xml:space="preserve">59. OPUS — SATELLITE  SAT_RISK_PERSON_INSURED</w:t>
       </w:r>
+      <w:r>
+        <w:t xml:space="preserve">  [M3]</w:t>
+      </w:r>
+      <w:r>
+        <w:t xml:space="preserve">  [M3]</w:t>
+      </w:r>
     </w:p>
     <w:tbl>
       <w:tblPr>
@@ -24161,6 +24515,12 @@
       </w:pPr>
       <w:r>
         <w:t xml:space="preserve">60. OPUS — SATELLITE  SAT_RISK_PERSON_TRAVEL</w:t>
+      </w:r>
+      <w:r>
+        <w:t xml:space="preserve">  [M3]</w:t>
+      </w:r>
+      <w:r>
+        <w:t xml:space="preserve">  [M3]</w:t>
       </w:r>
     </w:p>
     <w:tbl>
